--- a/docs/content/t_tests_2/t_tests_2_lecture.docx
+++ b/docs/content/t_tests_2/t_tests_2_lecture.docx
@@ -31,7 +31,7 @@
         <w:pStyle w:val="Date"/>
       </w:pPr>
       <w:r>
-        <w:t xml:space="preserve">2026-09-04</w:t>
+        <w:t xml:space="preserve">2026-09-08</w:t>
       </w:r>
     </w:p>
     <w:bookmarkStart w:id="12" w:name="where-we-left-off-lecture-09-t-tests-i"/>

--- a/docs/content/t_tests_2/t_tests_2_lecture.docx
+++ b/docs/content/t_tests_2/t_tests_2_lecture.docx
@@ -218,7 +218,7 @@
         <w:t xml:space="preserve"> </w:t>
       </w:r>
       <w:r>
-        <w:t xml:space="preserve">— histogram + Shapiro-Wilk, both sides roughly bell-shaped for n = 10</w:t>
+        <w:t xml:space="preserve">— histogram + Shapiro-Wilk, roughly bell-shaped for ~25 per group</w:t>
       </w:r>
     </w:p>
     <w:p>
@@ -652,7 +652,7 @@
               <w:spacing w:after="16"/>
             </w:pPr>
             <w:r>
-              <w:t xml:space="preserve">By the end you will have a complete, reportable t-test result and a publication-style figure to go with it.</w:t>
+              <w:t xml:space="preserve">By the end you will have a complete, reportable t-test result and a publication-style figure to go with it — whatever the test says.</w:t>
             </w:r>
           </w:p>
           <w:p/>
@@ -831,13 +831,13 @@
           <w:b/>
           <w:bCs/>
         </w:rPr>
-        <w:t xml:space="preserve">activity worksheet</w:t>
-      </w:r>
-      <w:r>
-        <w:t xml:space="preserve"> </w:t>
-      </w:r>
-      <w:r>
-        <w:t xml:space="preserve">and type the code yourself.</w:t>
+        <w:t xml:space="preserve">activity</w:t>
+      </w:r>
+      <w:r>
+        <w:t xml:space="preserve"> </w:t>
+      </w:r>
+      <w:r>
+        <w:t xml:space="preserve">and type the code yourself into your R script.</w:t>
       </w:r>
     </w:p>
     <w:p>
@@ -1151,6 +1151,27 @@
         <w:rPr>
           <w:rStyle w:val="NormalTok"/>
         </w:rPr>
+        <w:t xml:space="preserve">(janitor) </w:t>
+      </w:r>
+      <w:r>
+        <w:rPr>
+          <w:rStyle w:val="CommentTok"/>
+        </w:rPr>
+        <w:t xml:space="preserve"># clean_names()</w:t>
+      </w:r>
+      <w:r>
+        <w:br/>
+      </w:r>
+      <w:r>
+        <w:rPr>
+          <w:rStyle w:val="FunctionTok"/>
+        </w:rPr>
+        <w:t xml:space="preserve">library</w:t>
+      </w:r>
+      <w:r>
+        <w:rPr>
+          <w:rStyle w:val="NormalTok"/>
+        </w:rPr>
         <w:t xml:space="preserve">(car) </w:t>
       </w:r>
       <w:r>
@@ -1177,7 +1198,7 @@
         <w:rPr>
           <w:rStyle w:val="NormalTok"/>
         </w:rPr>
-        <w:t xml:space="preserve">tree_df </w:t>
+        <w:t xml:space="preserve">leaf_df </w:t>
       </w:r>
       <w:r>
         <w:rPr>
@@ -1207,13 +1228,40 @@
         <w:rPr>
           <w:rStyle w:val="StringTok"/>
         </w:rPr>
-        <w:t xml:space="preserve">"data/2026_06_25_tree_experiment_raw_data.xlsx"</w:t>
-      </w:r>
-      <w:r>
-        <w:rPr>
-          <w:rStyle w:val="NormalTok"/>
-        </w:rPr>
-        <w:t xml:space="preserve">)</w:t>
+        <w:t xml:space="preserve">"data/2026_09_03_data_sci_leaf_area.xlsx"</w:t>
+      </w:r>
+      <w:r>
+        <w:rPr>
+          <w:rStyle w:val="NormalTok"/>
+        </w:rPr>
+        <w:t xml:space="preserve">) </w:t>
+      </w:r>
+      <w:r>
+        <w:rPr>
+          <w:rStyle w:val="SpecialCharTok"/>
+        </w:rPr>
+        <w:t xml:space="preserve">%&gt;%</w:t>
+      </w:r>
+      <w:r>
+        <w:br/>
+      </w:r>
+      <w:r>
+        <w:rPr>
+          <w:rStyle w:val="NormalTok"/>
+        </w:rPr>
+        <w:t xml:space="preserve">  </w:t>
+      </w:r>
+      <w:r>
+        <w:rPr>
+          <w:rStyle w:val="FunctionTok"/>
+        </w:rPr>
+        <w:t xml:space="preserve">clean_names</w:t>
+      </w:r>
+      <w:r>
+        <w:rPr>
+          <w:rStyle w:val="NormalTok"/>
+        </w:rPr>
+        <w:t xml:space="preserve">()</w:t>
       </w:r>
     </w:p>
     <w:bookmarkEnd w:id="21"/>
@@ -1255,7 +1303,7 @@
         <w:rPr>
           <w:rStyle w:val="NormalTok"/>
         </w:rPr>
-        <w:t xml:space="preserve"> tree_df </w:t>
+        <w:t xml:space="preserve"> leaf_df </w:t>
       </w:r>
       <w:r>
         <w:rPr>
@@ -1282,7 +1330,7 @@
         <w:rPr>
           <w:rStyle w:val="NormalTok"/>
         </w:rPr>
-        <w:t xml:space="preserve">(side) </w:t>
+        <w:t xml:space="preserve">(shade) </w:t>
       </w:r>
       <w:r>
         <w:rPr>
@@ -1360,7 +1408,7 @@
         <w:rPr>
           <w:rStyle w:val="NormalTok"/>
         </w:rPr>
-        <w:t xml:space="preserve">(weight_g)),</w:t>
+        <w:t xml:space="preserve">(mass_g)),</w:t>
       </w:r>
       <w:r>
         <w:br/>
@@ -1375,7 +1423,7 @@
         <w:rPr>
           <w:rStyle w:val="AttributeTok"/>
         </w:rPr>
-        <w:t xml:space="preserve">mean_wt =</w:t>
+        <w:t xml:space="preserve">mean_mass =</w:t>
       </w:r>
       <w:r>
         <w:rPr>
@@ -1405,7 +1453,7 @@
         <w:rPr>
           <w:rStyle w:val="NormalTok"/>
         </w:rPr>
-        <w:t xml:space="preserve">(weight_g, </w:t>
+        <w:t xml:space="preserve">(mass_g, </w:t>
       </w:r>
       <w:r>
         <w:rPr>
@@ -1435,7 +1483,7 @@
         <w:rPr>
           <w:rStyle w:val="DecValTok"/>
         </w:rPr>
-        <w:t xml:space="preserve">2</w:t>
+        <w:t xml:space="preserve">3</w:t>
       </w:r>
       <w:r>
         <w:rPr>
@@ -1456,7 +1504,7 @@
         <w:rPr>
           <w:rStyle w:val="AttributeTok"/>
         </w:rPr>
-        <w:t xml:space="preserve">sd_wt =</w:t>
+        <w:t xml:space="preserve">sd_mass =</w:t>
       </w:r>
       <w:r>
         <w:rPr>
@@ -1486,7 +1534,7 @@
         <w:rPr>
           <w:rStyle w:val="NormalTok"/>
         </w:rPr>
-        <w:t xml:space="preserve">(weight_g, </w:t>
+        <w:t xml:space="preserve">(mass_g, </w:t>
       </w:r>
       <w:r>
         <w:rPr>
@@ -1516,7 +1564,7 @@
         <w:rPr>
           <w:rStyle w:val="DecValTok"/>
         </w:rPr>
-        <w:t xml:space="preserve">2</w:t>
+        <w:t xml:space="preserve">3</w:t>
       </w:r>
       <w:r>
         <w:rPr>
@@ -1537,7 +1585,7 @@
         <w:rPr>
           <w:rStyle w:val="AttributeTok"/>
         </w:rPr>
-        <w:t xml:space="preserve">se_wt =</w:t>
+        <w:t xml:space="preserve">se_mass =</w:t>
       </w:r>
       <w:r>
         <w:rPr>
@@ -1555,7 +1603,7 @@
         <w:rPr>
           <w:rStyle w:val="NormalTok"/>
         </w:rPr>
-        <w:t xml:space="preserve">(sd_wt </w:t>
+        <w:t xml:space="preserve">(sd_mass </w:t>
       </w:r>
       <w:r>
         <w:rPr>
@@ -1585,7 +1633,7 @@
         <w:rPr>
           <w:rStyle w:val="DecValTok"/>
         </w:rPr>
-        <w:t xml:space="preserve">2</w:t>
+        <w:t xml:space="preserve">3</w:t>
       </w:r>
       <w:r>
         <w:rPr>
@@ -1629,7 +1677,7 @@
         <w:rPr>
           <w:rStyle w:val="VerbatimChar"/>
         </w:rPr>
-        <w:t xml:space="preserve">  side      n mean_wt sd_wt se_wt</w:t>
+        <w:t xml:space="preserve">  shade     n mean_mass sd_mass se_mass</w:t>
       </w:r>
       <w:r>
         <w:br/>
@@ -1638,7 +1686,7 @@
         <w:rPr>
           <w:rStyle w:val="VerbatimChar"/>
         </w:rPr>
-        <w:t xml:space="preserve">  &lt;chr&gt; &lt;int&gt;   &lt;dbl&gt; &lt;dbl&gt; &lt;dbl&gt;</w:t>
+        <w:t xml:space="preserve">  &lt;chr&gt; &lt;int&gt;     &lt;dbl&gt;   &lt;dbl&gt;   &lt;dbl&gt;</w:t>
       </w:r>
       <w:r>
         <w:br/>
@@ -1647,7 +1695,7 @@
         <w:rPr>
           <w:rStyle w:val="VerbatimChar"/>
         </w:rPr>
-        <w:t xml:space="preserve">1 shady    10     7.8  1.03  0.33</w:t>
+        <w:t xml:space="preserve">1 shady    28     0.523   0.148   0.028</w:t>
       </w:r>
       <w:r>
         <w:br/>
@@ -1656,7 +1704,7 @@
         <w:rPr>
           <w:rStyle w:val="VerbatimChar"/>
         </w:rPr>
-        <w:t xml:space="preserve">2 sunny    10     3.8  0.79  0.25</w:t>
+        <w:t xml:space="preserve">2 sunny    25     0.505   0.21    0.042</w:t>
       </w:r>
     </w:p>
     <w:p>
@@ -1673,7 +1721,7 @@
         <w:rPr>
           <w:rStyle w:val="NormalTok"/>
         </w:rPr>
-        <w:t xml:space="preserve">(weight_g </w:t>
+        <w:t xml:space="preserve">(mass_g </w:t>
       </w:r>
       <w:r>
         <w:rPr>
@@ -1685,7 +1733,7 @@
         <w:rPr>
           <w:rStyle w:val="NormalTok"/>
         </w:rPr>
-        <w:t xml:space="preserve"> side, </w:t>
+        <w:t xml:space="preserve"> shade, </w:t>
       </w:r>
       <w:r>
         <w:rPr>
@@ -1697,7 +1745,7 @@
         <w:rPr>
           <w:rStyle w:val="NormalTok"/>
         </w:rPr>
-        <w:t xml:space="preserve"> tree_df)</w:t>
+        <w:t xml:space="preserve"> leaf_df)</w:t>
       </w:r>
     </w:p>
     <w:p>
@@ -1717,7 +1765,7 @@
         <w:rPr>
           <w:rStyle w:val="VerbatimChar"/>
         </w:rPr>
-        <w:t xml:space="preserve">      Df F value Pr(&gt;F)</w:t>
+        <w:t xml:space="preserve">      Df F value  Pr(&gt;F)  </w:t>
       </w:r>
       <w:r>
         <w:br/>
@@ -1726,7 +1774,7 @@
         <w:rPr>
           <w:rStyle w:val="VerbatimChar"/>
         </w:rPr>
-        <w:t xml:space="preserve">group  1     0.6 0.4486</w:t>
+        <w:t xml:space="preserve">group  1  2.9667 0.09105 .</w:t>
       </w:r>
       <w:r>
         <w:br/>
@@ -1735,7 +1783,25 @@
         <w:rPr>
           <w:rStyle w:val="VerbatimChar"/>
         </w:rPr>
-        <w:t xml:space="preserve">      18               </w:t>
+        <w:t xml:space="preserve">      51                  </w:t>
+      </w:r>
+      <w:r>
+        <w:br/>
+      </w:r>
+      <w:r>
+        <w:rPr>
+          <w:rStyle w:val="VerbatimChar"/>
+        </w:rPr>
+        <w:t xml:space="preserve">---</w:t>
+      </w:r>
+      <w:r>
+        <w:br/>
+      </w:r>
+      <w:r>
+        <w:rPr>
+          <w:rStyle w:val="VerbatimChar"/>
+        </w:rPr>
+        <w:t xml:space="preserve">Signif. codes:  0 '***' 0.001 '**' 0.01 '*' 0.05 '.' 0.1 ' ' 1</w:t>
       </w:r>
     </w:p>
     <w:p>
@@ -1918,7 +1984,7 @@
               <w:spacing w:before="16" w:after="16"/>
             </w:pPr>
             <w:r>
-              <w:t xml:space="preserve">If your Worksheet 09 numbers don’t match exactly, that’s fine — small rounding differences don’t change the conclusion.</w:t>
+              <w:t xml:space="preserve">If your Activity 09 numbers don’t match exactly, that’s fine — small rounding differences don’t change the conclusion.</w:t>
             </w:r>
           </w:p>
           <w:p/>
@@ -2197,7 +2263,7 @@
         <w:rPr>
           <w:rStyle w:val="NormalTok"/>
         </w:rPr>
-        <w:t xml:space="preserve">  weight_g </w:t>
+        <w:t xml:space="preserve">  mass_g </w:t>
       </w:r>
       <w:r>
         <w:rPr>
@@ -2209,7 +2275,7 @@
         <w:rPr>
           <w:rStyle w:val="NormalTok"/>
         </w:rPr>
-        <w:t xml:space="preserve"> side, </w:t>
+        <w:t xml:space="preserve"> shade, </w:t>
       </w:r>
       <w:r>
         <w:rPr>
@@ -2236,7 +2302,7 @@
         <w:rPr>
           <w:rStyle w:val="NormalTok"/>
         </w:rPr>
-        <w:t xml:space="preserve"> tree_df,</w:t>
+        <w:t xml:space="preserve"> leaf_df,</w:t>
       </w:r>
       <w:r>
         <w:br/>
@@ -2361,7 +2427,7 @@
         <w:rPr>
           <w:rStyle w:val="VerbatimChar"/>
         </w:rPr>
-        <w:t xml:space="preserve">data:  weight_g by side</w:t>
+        <w:t xml:space="preserve">data:  mass_g by shade</w:t>
       </w:r>
       <w:r>
         <w:br/>
@@ -2370,7 +2436,7 @@
         <w:rPr>
           <w:rStyle w:val="VerbatimChar"/>
         </w:rPr>
-        <w:t xml:space="preserve">t = 9.7333, df = 16.834, p-value = 2.514e-08</w:t>
+        <w:t xml:space="preserve">t = 0.35579, df = 42.527, p-value = 0.7238</w:t>
       </w:r>
       <w:r>
         <w:br/>
@@ -2397,7 +2463,7 @@
         <w:rPr>
           <w:rStyle w:val="VerbatimChar"/>
         </w:rPr>
-        <w:t xml:space="preserve"> 3.132297 4.867703</w:t>
+        <w:t xml:space="preserve"> -0.08392774  0.11987117</w:t>
       </w:r>
       <w:r>
         <w:br/>
@@ -2424,7 +2490,7 @@
         <w:rPr>
           <w:rStyle w:val="VerbatimChar"/>
         </w:rPr>
-        <w:t xml:space="preserve">                7.8                 3.8 </w:t>
+        <w:t xml:space="preserve">          0.5230357           0.5050640 </w:t>
       </w:r>
     </w:p>
     <w:p>
@@ -2447,8 +2513,8 @@
         <w:tblLook w:firstRow="1" w:lastRow="0" w:firstColumn="0" w:lastColumn="0" w:noHBand="0" w:noVBand="0" w:val="0020"/>
       </w:tblPr>
       <w:tblGrid>
-        <w:gridCol w:w="3103"/>
-        <w:gridCol w:w="4816"/>
+        <w:gridCol w:w="3022"/>
+        <w:gridCol w:w="4897"/>
       </w:tblGrid>
       <w:tr>
         <w:trPr>
@@ -2488,7 +2554,7 @@
               <w:rPr>
                 <w:rStyle w:val="VerbatimChar"/>
               </w:rPr>
-              <w:t xml:space="preserve">weight_g ~ side</w:t>
+              <w:t xml:space="preserve">mass_g ~ shade</w:t>
             </w:r>
           </w:p>
         </w:tc>
@@ -2508,7 +2574,7 @@
               <w:rPr>
                 <w:rStyle w:val="VerbatimChar"/>
               </w:rPr>
-              <w:t xml:space="preserve">weight_g</w:t>
+              <w:t xml:space="preserve">mass_g</w:t>
             </w:r>
             <w:r>
               <w:t xml:space="preserve"> </w:t>
@@ -2523,7 +2589,7 @@
               <w:rPr>
                 <w:rStyle w:val="VerbatimChar"/>
               </w:rPr>
-              <w:t xml:space="preserve">side</w:t>
+              <w:t xml:space="preserve">shade</w:t>
             </w:r>
           </w:p>
         </w:tc>
@@ -2722,7 +2788,7 @@
         <w:rPr>
           <w:rStyle w:val="VerbatimChar"/>
         </w:rPr>
-        <w:t xml:space="preserve">t-statistic  : 9.733 </w:t>
+        <w:t xml:space="preserve">t-statistic  : 0.356 </w:t>
       </w:r>
     </w:p>
     <w:p>
@@ -2822,7 +2888,7 @@
         <w:rPr>
           <w:rStyle w:val="VerbatimChar"/>
         </w:rPr>
-        <w:t xml:space="preserve">df (Welch)   : 16.83 </w:t>
+        <w:t xml:space="preserve">df (Welch)   : 42.53 </w:t>
       </w:r>
     </w:p>
     <w:p>
@@ -2922,7 +2988,7 @@
         <w:rPr>
           <w:rStyle w:val="VerbatimChar"/>
         </w:rPr>
-        <w:t xml:space="preserve">p-value      : 2.51e-08 </w:t>
+        <w:t xml:space="preserve">p-value      : 0.724 </w:t>
       </w:r>
     </w:p>
     <w:p>
@@ -3011,12 +3077,90 @@
         <w:rPr>
           <w:rStyle w:val="DecValTok"/>
         </w:rPr>
+        <w:t xml:space="preserve">3</w:t>
+      </w:r>
+      <w:r>
+        <w:rPr>
+          <w:rStyle w:val="NormalTok"/>
+        </w:rPr>
+        <w:t xml:space="preserve">),</w:t>
+      </w:r>
+      <w:r>
+        <w:br/>
+      </w:r>
+      <w:r>
+        <w:rPr>
+          <w:rStyle w:val="NormalTok"/>
+        </w:rPr>
+        <w:t xml:space="preserve">  </w:t>
+      </w:r>
+      <w:r>
+        <w:rPr>
+          <w:rStyle w:val="StringTok"/>
+        </w:rPr>
+        <w:t xml:space="preserve">"to"</w:t>
+      </w:r>
+      <w:r>
+        <w:rPr>
+          <w:rStyle w:val="NormalTok"/>
+        </w:rPr>
+        <w:t xml:space="preserve">,</w:t>
+      </w:r>
+      <w:r>
+        <w:br/>
+      </w:r>
+      <w:r>
+        <w:rPr>
+          <w:rStyle w:val="NormalTok"/>
+        </w:rPr>
+        <w:t xml:space="preserve">  </w:t>
+      </w:r>
+      <w:r>
+        <w:rPr>
+          <w:rStyle w:val="FunctionTok"/>
+        </w:rPr>
+        <w:t xml:space="preserve">round</w:t>
+      </w:r>
+      <w:r>
+        <w:rPr>
+          <w:rStyle w:val="NormalTok"/>
+        </w:rPr>
+        <w:t xml:space="preserve">(leaf_ttest_model</w:t>
+      </w:r>
+      <w:r>
+        <w:rPr>
+          <w:rStyle w:val="SpecialCharTok"/>
+        </w:rPr>
+        <w:t xml:space="preserve">$</w:t>
+      </w:r>
+      <w:r>
+        <w:rPr>
+          <w:rStyle w:val="NormalTok"/>
+        </w:rPr>
+        <w:t xml:space="preserve">conf.int[</w:t>
+      </w:r>
+      <w:r>
+        <w:rPr>
+          <w:rStyle w:val="DecValTok"/>
+        </w:rPr>
         <w:t xml:space="preserve">2</w:t>
       </w:r>
       <w:r>
         <w:rPr>
           <w:rStyle w:val="NormalTok"/>
         </w:rPr>
+        <w:t xml:space="preserve">], </w:t>
+      </w:r>
+      <w:r>
+        <w:rPr>
+          <w:rStyle w:val="DecValTok"/>
+        </w:rPr>
+        <w:t xml:space="preserve">3</w:t>
+      </w:r>
+      <w:r>
+        <w:rPr>
+          <w:rStyle w:val="NormalTok"/>
+        </w:rPr>
         <w:t xml:space="preserve">),</w:t>
       </w:r>
       <w:r>
@@ -3032,27 +3176,73 @@
         <w:rPr>
           <w:rStyle w:val="StringTok"/>
         </w:rPr>
-        <w:t xml:space="preserve">"to"</w:t>
-      </w:r>
-      <w:r>
-        <w:rPr>
-          <w:rStyle w:val="NormalTok"/>
-        </w:rPr>
-        <w:t xml:space="preserve">,</w:t>
-      </w:r>
-      <w:r>
-        <w:br/>
-      </w:r>
-      <w:r>
-        <w:rPr>
-          <w:rStyle w:val="NormalTok"/>
-        </w:rPr>
-        <w:t xml:space="preserve">  </w:t>
-      </w:r>
+        <w:t xml:space="preserve">"g</w:t>
+      </w:r>
+      <w:r>
+        <w:rPr>
+          <w:rStyle w:val="SpecialCharTok"/>
+        </w:rPr>
+        <w:t xml:space="preserve">\n</w:t>
+      </w:r>
+      <w:r>
+        <w:rPr>
+          <w:rStyle w:val="StringTok"/>
+        </w:rPr>
+        <w:t xml:space="preserve">"</w:t>
+      </w:r>
+      <w:r>
+        <w:br/>
+      </w:r>
+      <w:r>
+        <w:rPr>
+          <w:rStyle w:val="NormalTok"/>
+        </w:rPr>
+        <w:t xml:space="preserve">)</w:t>
+      </w:r>
+    </w:p>
+    <w:p>
+      <w:pPr>
+        <w:pStyle w:val="SourceCode"/>
+      </w:pPr>
+      <w:r>
+        <w:rPr>
+          <w:rStyle w:val="VerbatimChar"/>
+        </w:rPr>
+        <w:t xml:space="preserve">95% CI       : -0.084 to 0.12 g</w:t>
+      </w:r>
+    </w:p>
+    <w:p>
+      <w:pPr>
+        <w:pStyle w:val="SourceCode"/>
+      </w:pPr>
       <w:r>
         <w:rPr>
           <w:rStyle w:val="FunctionTok"/>
         </w:rPr>
+        <w:t xml:space="preserve">cat</w:t>
+      </w:r>
+      <w:r>
+        <w:rPr>
+          <w:rStyle w:val="NormalTok"/>
+        </w:rPr>
+        <w:t xml:space="preserve">(</w:t>
+      </w:r>
+      <w:r>
+        <w:rPr>
+          <w:rStyle w:val="StringTok"/>
+        </w:rPr>
+        <w:t xml:space="preserve">"Mean shady   :"</w:t>
+      </w:r>
+      <w:r>
+        <w:rPr>
+          <w:rStyle w:val="NormalTok"/>
+        </w:rPr>
+        <w:t xml:space="preserve">, </w:t>
+      </w:r>
+      <w:r>
+        <w:rPr>
+          <w:rStyle w:val="FunctionTok"/>
+        </w:rPr>
         <w:t xml:space="preserve">round</w:t>
       </w:r>
       <w:r>
@@ -3071,12 +3261,124 @@
         <w:rPr>
           <w:rStyle w:val="NormalTok"/>
         </w:rPr>
-        <w:t xml:space="preserve">conf.int[</w:t>
+        <w:t xml:space="preserve">estimate[</w:t>
       </w:r>
       <w:r>
         <w:rPr>
           <w:rStyle w:val="DecValTok"/>
         </w:rPr>
+        <w:t xml:space="preserve">1</w:t>
+      </w:r>
+      <w:r>
+        <w:rPr>
+          <w:rStyle w:val="NormalTok"/>
+        </w:rPr>
+        <w:t xml:space="preserve">], </w:t>
+      </w:r>
+      <w:r>
+        <w:rPr>
+          <w:rStyle w:val="DecValTok"/>
+        </w:rPr>
+        <w:t xml:space="preserve">3</w:t>
+      </w:r>
+      <w:r>
+        <w:rPr>
+          <w:rStyle w:val="NormalTok"/>
+        </w:rPr>
+        <w:t xml:space="preserve">), </w:t>
+      </w:r>
+      <w:r>
+        <w:rPr>
+          <w:rStyle w:val="StringTok"/>
+        </w:rPr>
+        <w:t xml:space="preserve">"g</w:t>
+      </w:r>
+      <w:r>
+        <w:rPr>
+          <w:rStyle w:val="SpecialCharTok"/>
+        </w:rPr>
+        <w:t xml:space="preserve">\n</w:t>
+      </w:r>
+      <w:r>
+        <w:rPr>
+          <w:rStyle w:val="StringTok"/>
+        </w:rPr>
+        <w:t xml:space="preserve">"</w:t>
+      </w:r>
+      <w:r>
+        <w:rPr>
+          <w:rStyle w:val="NormalTok"/>
+        </w:rPr>
+        <w:t xml:space="preserve">)</w:t>
+      </w:r>
+    </w:p>
+    <w:p>
+      <w:pPr>
+        <w:pStyle w:val="SourceCode"/>
+      </w:pPr>
+      <w:r>
+        <w:rPr>
+          <w:rStyle w:val="VerbatimChar"/>
+        </w:rPr>
+        <w:t xml:space="preserve">Mean shady   : 0.523 g</w:t>
+      </w:r>
+    </w:p>
+    <w:p>
+      <w:pPr>
+        <w:pStyle w:val="SourceCode"/>
+      </w:pPr>
+      <w:r>
+        <w:rPr>
+          <w:rStyle w:val="FunctionTok"/>
+        </w:rPr>
+        <w:t xml:space="preserve">cat</w:t>
+      </w:r>
+      <w:r>
+        <w:rPr>
+          <w:rStyle w:val="NormalTok"/>
+        </w:rPr>
+        <w:t xml:space="preserve">(</w:t>
+      </w:r>
+      <w:r>
+        <w:rPr>
+          <w:rStyle w:val="StringTok"/>
+        </w:rPr>
+        <w:t xml:space="preserve">"Mean sunny   :"</w:t>
+      </w:r>
+      <w:r>
+        <w:rPr>
+          <w:rStyle w:val="NormalTok"/>
+        </w:rPr>
+        <w:t xml:space="preserve">, </w:t>
+      </w:r>
+      <w:r>
+        <w:rPr>
+          <w:rStyle w:val="FunctionTok"/>
+        </w:rPr>
+        <w:t xml:space="preserve">round</w:t>
+      </w:r>
+      <w:r>
+        <w:rPr>
+          <w:rStyle w:val="NormalTok"/>
+        </w:rPr>
+        <w:t xml:space="preserve">(leaf_ttest_model</w:t>
+      </w:r>
+      <w:r>
+        <w:rPr>
+          <w:rStyle w:val="SpecialCharTok"/>
+        </w:rPr>
+        <w:t xml:space="preserve">$</w:t>
+      </w:r>
+      <w:r>
+        <w:rPr>
+          <w:rStyle w:val="NormalTok"/>
+        </w:rPr>
+        <w:t xml:space="preserve">estimate[</w:t>
+      </w:r>
+      <w:r>
+        <w:rPr>
+          <w:rStyle w:val="DecValTok"/>
+        </w:rPr>
         <w:t xml:space="preserve">2</w:t>
       </w:r>
       <w:r>
@@ -3089,22 +3391,13 @@
         <w:rPr>
           <w:rStyle w:val="DecValTok"/>
         </w:rPr>
-        <w:t xml:space="preserve">2</w:t>
-      </w:r>
-      <w:r>
-        <w:rPr>
-          <w:rStyle w:val="NormalTok"/>
-        </w:rPr>
-        <w:t xml:space="preserve">),</w:t>
-      </w:r>
-      <w:r>
-        <w:br/>
-      </w:r>
-      <w:r>
-        <w:rPr>
-          <w:rStyle w:val="NormalTok"/>
-        </w:rPr>
-        <w:t xml:space="preserve">  </w:t>
+        <w:t xml:space="preserve">3</w:t>
+      </w:r>
+      <w:r>
+        <w:rPr>
+          <w:rStyle w:val="NormalTok"/>
+        </w:rPr>
+        <w:t xml:space="preserve">), </w:t>
       </w:r>
       <w:r>
         <w:rPr>
@@ -3125,9 +3418,6 @@
         <w:t xml:space="preserve">"</w:t>
       </w:r>
       <w:r>
-        <w:br/>
-      </w:r>
-      <w:r>
         <w:rPr>
           <w:rStyle w:val="NormalTok"/>
         </w:rPr>
@@ -3142,231 +3432,7 @@
         <w:rPr>
           <w:rStyle w:val="VerbatimChar"/>
         </w:rPr>
-        <w:t xml:space="preserve">95% CI       : 3.13 to 4.87 g</w:t>
-      </w:r>
-    </w:p>
-    <w:p>
-      <w:pPr>
-        <w:pStyle w:val="SourceCode"/>
-      </w:pPr>
-      <w:r>
-        <w:rPr>
-          <w:rStyle w:val="FunctionTok"/>
-        </w:rPr>
-        <w:t xml:space="preserve">cat</w:t>
-      </w:r>
-      <w:r>
-        <w:rPr>
-          <w:rStyle w:val="NormalTok"/>
-        </w:rPr>
-        <w:t xml:space="preserve">(</w:t>
-      </w:r>
-      <w:r>
-        <w:rPr>
-          <w:rStyle w:val="StringTok"/>
-        </w:rPr>
-        <w:t xml:space="preserve">"Mean shady   :"</w:t>
-      </w:r>
-      <w:r>
-        <w:rPr>
-          <w:rStyle w:val="NormalTok"/>
-        </w:rPr>
-        <w:t xml:space="preserve">, </w:t>
-      </w:r>
-      <w:r>
-        <w:rPr>
-          <w:rStyle w:val="FunctionTok"/>
-        </w:rPr>
-        <w:t xml:space="preserve">round</w:t>
-      </w:r>
-      <w:r>
-        <w:rPr>
-          <w:rStyle w:val="NormalTok"/>
-        </w:rPr>
-        <w:t xml:space="preserve">(leaf_ttest_model</w:t>
-      </w:r>
-      <w:r>
-        <w:rPr>
-          <w:rStyle w:val="SpecialCharTok"/>
-        </w:rPr>
-        <w:t xml:space="preserve">$</w:t>
-      </w:r>
-      <w:r>
-        <w:rPr>
-          <w:rStyle w:val="NormalTok"/>
-        </w:rPr>
-        <w:t xml:space="preserve">estimate[</w:t>
-      </w:r>
-      <w:r>
-        <w:rPr>
-          <w:rStyle w:val="DecValTok"/>
-        </w:rPr>
-        <w:t xml:space="preserve">1</w:t>
-      </w:r>
-      <w:r>
-        <w:rPr>
-          <w:rStyle w:val="NormalTok"/>
-        </w:rPr>
-        <w:t xml:space="preserve">], </w:t>
-      </w:r>
-      <w:r>
-        <w:rPr>
-          <w:rStyle w:val="DecValTok"/>
-        </w:rPr>
-        <w:t xml:space="preserve">2</w:t>
-      </w:r>
-      <w:r>
-        <w:rPr>
-          <w:rStyle w:val="NormalTok"/>
-        </w:rPr>
-        <w:t xml:space="preserve">), </w:t>
-      </w:r>
-      <w:r>
-        <w:rPr>
-          <w:rStyle w:val="StringTok"/>
-        </w:rPr>
-        <w:t xml:space="preserve">"g</w:t>
-      </w:r>
-      <w:r>
-        <w:rPr>
-          <w:rStyle w:val="SpecialCharTok"/>
-        </w:rPr>
-        <w:t xml:space="preserve">\n</w:t>
-      </w:r>
-      <w:r>
-        <w:rPr>
-          <w:rStyle w:val="StringTok"/>
-        </w:rPr>
-        <w:t xml:space="preserve">"</w:t>
-      </w:r>
-      <w:r>
-        <w:rPr>
-          <w:rStyle w:val="NormalTok"/>
-        </w:rPr>
-        <w:t xml:space="preserve">)</w:t>
-      </w:r>
-    </w:p>
-    <w:p>
-      <w:pPr>
-        <w:pStyle w:val="SourceCode"/>
-      </w:pPr>
-      <w:r>
-        <w:rPr>
-          <w:rStyle w:val="VerbatimChar"/>
-        </w:rPr>
-        <w:t xml:space="preserve">Mean shady   : 7.8 g</w:t>
-      </w:r>
-    </w:p>
-    <w:p>
-      <w:pPr>
-        <w:pStyle w:val="SourceCode"/>
-      </w:pPr>
-      <w:r>
-        <w:rPr>
-          <w:rStyle w:val="FunctionTok"/>
-        </w:rPr>
-        <w:t xml:space="preserve">cat</w:t>
-      </w:r>
-      <w:r>
-        <w:rPr>
-          <w:rStyle w:val="NormalTok"/>
-        </w:rPr>
-        <w:t xml:space="preserve">(</w:t>
-      </w:r>
-      <w:r>
-        <w:rPr>
-          <w:rStyle w:val="StringTok"/>
-        </w:rPr>
-        <w:t xml:space="preserve">"Mean sunny   :"</w:t>
-      </w:r>
-      <w:r>
-        <w:rPr>
-          <w:rStyle w:val="NormalTok"/>
-        </w:rPr>
-        <w:t xml:space="preserve">, </w:t>
-      </w:r>
-      <w:r>
-        <w:rPr>
-          <w:rStyle w:val="FunctionTok"/>
-        </w:rPr>
-        <w:t xml:space="preserve">round</w:t>
-      </w:r>
-      <w:r>
-        <w:rPr>
-          <w:rStyle w:val="NormalTok"/>
-        </w:rPr>
-        <w:t xml:space="preserve">(leaf_ttest_model</w:t>
-      </w:r>
-      <w:r>
-        <w:rPr>
-          <w:rStyle w:val="SpecialCharTok"/>
-        </w:rPr>
-        <w:t xml:space="preserve">$</w:t>
-      </w:r>
-      <w:r>
-        <w:rPr>
-          <w:rStyle w:val="NormalTok"/>
-        </w:rPr>
-        <w:t xml:space="preserve">estimate[</w:t>
-      </w:r>
-      <w:r>
-        <w:rPr>
-          <w:rStyle w:val="DecValTok"/>
-        </w:rPr>
-        <w:t xml:space="preserve">2</w:t>
-      </w:r>
-      <w:r>
-        <w:rPr>
-          <w:rStyle w:val="NormalTok"/>
-        </w:rPr>
-        <w:t xml:space="preserve">], </w:t>
-      </w:r>
-      <w:r>
-        <w:rPr>
-          <w:rStyle w:val="DecValTok"/>
-        </w:rPr>
-        <w:t xml:space="preserve">2</w:t>
-      </w:r>
-      <w:r>
-        <w:rPr>
-          <w:rStyle w:val="NormalTok"/>
-        </w:rPr>
-        <w:t xml:space="preserve">), </w:t>
-      </w:r>
-      <w:r>
-        <w:rPr>
-          <w:rStyle w:val="StringTok"/>
-        </w:rPr>
-        <w:t xml:space="preserve">"g</w:t>
-      </w:r>
-      <w:r>
-        <w:rPr>
-          <w:rStyle w:val="SpecialCharTok"/>
-        </w:rPr>
-        <w:t xml:space="preserve">\n</w:t>
-      </w:r>
-      <w:r>
-        <w:rPr>
-          <w:rStyle w:val="StringTok"/>
-        </w:rPr>
-        <w:t xml:space="preserve">"</w:t>
-      </w:r>
-      <w:r>
-        <w:rPr>
-          <w:rStyle w:val="NormalTok"/>
-        </w:rPr>
-        <w:t xml:space="preserve">)</w:t>
-      </w:r>
-    </w:p>
-    <w:p>
-      <w:pPr>
-        <w:pStyle w:val="SourceCode"/>
-      </w:pPr>
-      <w:r>
-        <w:rPr>
-          <w:rStyle w:val="VerbatimChar"/>
-        </w:rPr>
-        <w:t xml:space="preserve">Mean sunny   : 3.8 g</w:t>
+        <w:t xml:space="preserve">Mean sunny   : 0.505 g</w:t>
       </w:r>
     </w:p>
     <w:p>
@@ -3560,7 +3626,7 @@
         <w:pStyle w:val="BodyText"/>
       </w:pPr>
       <w:r>
-        <w:t xml:space="preserve">The</w:t>
+        <w:t xml:space="preserve">If the</w:t>
       </w:r>
       <w:r>
         <w:t xml:space="preserve"> </w:t>
@@ -3570,13 +3636,38 @@
           <w:b/>
           <w:bCs/>
         </w:rPr>
-        <w:t xml:space="preserve">95% CI</w:t>
-      </w:r>
-      <w:r>
-        <w:t xml:space="preserve"> </w:t>
-      </w:r>
-      <w:r>
-        <w:t xml:space="preserve">is the range we could expect to see if we repeated this study many times.</w:t>
+        <w:t xml:space="preserve">95% CI includes zero</w:t>
+      </w:r>
+      <w:r>
+        <w:t xml:space="preserve">,</w:t>
+      </w:r>
+      <w:r>
+        <w:t xml:space="preserve"> </w:t>
+      </w:r>
+      <w:r>
+        <w:t xml:space="preserve">“no difference”</w:t>
+      </w:r>
+      <w:r>
+        <w:t xml:space="preserve"> </w:t>
+      </w:r>
+      <w:r>
+        <w:t xml:space="preserve">is one of the plausible values — consistent with a</w:t>
+      </w:r>
+      <w:r>
+        <w:t xml:space="preserve"> </w:t>
+      </w:r>
+      <w:r>
+        <w:rPr>
+          <w:i/>
+          <w:iCs/>
+        </w:rPr>
+        <w:t xml:space="preserve">p</w:t>
+      </w:r>
+      <w:r>
+        <w:t xml:space="preserve"> </w:t>
+      </w:r>
+      <w:r>
+        <w:t xml:space="preserve">above 0.05.</w:t>
       </w:r>
     </w:p>
     <w:bookmarkEnd w:id="29"/>
@@ -3870,7 +3961,7 @@
         <w:rPr>
           <w:rStyle w:val="StringTok"/>
         </w:rPr>
-        <w:t xml:space="preserve">"Conclusion: leaf weight differs between sides.</w:t>
+        <w:t xml:space="preserve">"Conclusion: mean leaf mass differs between sides.</w:t>
       </w:r>
       <w:r>
         <w:rPr>
@@ -4074,7 +4165,7 @@
         <w:rPr>
           <w:rStyle w:val="StringTok"/>
         </w:rPr>
-        <w:t xml:space="preserve">"Conclusion: insufficient evidence of a difference.</w:t>
+        <w:t xml:space="preserve">"Conclusion: no evidence that mean leaf mass differs between sides.</w:t>
       </w:r>
       <w:r>
         <w:rPr>
@@ -4112,7 +4203,7 @@
         <w:rPr>
           <w:rStyle w:val="VerbatimChar"/>
         </w:rPr>
-        <w:t xml:space="preserve">p = 2.51e-08 &lt; α = 0.05 </w:t>
+        <w:t xml:space="preserve">p = 0.724 &gt;= α = 0.05 </w:t>
       </w:r>
       <w:r>
         <w:br/>
@@ -4121,7 +4212,7 @@
         <w:rPr>
           <w:rStyle w:val="VerbatimChar"/>
         </w:rPr>
-        <w:t xml:space="preserve">Decision: REJECT H₀</w:t>
+        <w:t xml:space="preserve">Decision: FAIL TO REJECT H₀</w:t>
       </w:r>
       <w:r>
         <w:br/>
@@ -4130,7 +4221,7 @@
         <w:rPr>
           <w:rStyle w:val="VerbatimChar"/>
         </w:rPr>
-        <w:t xml:space="preserve">Conclusion: leaf weight differs between sides.</w:t>
+        <w:t xml:space="preserve">Conclusion: no evidence that mean leaf mass differs between sides.</w:t>
       </w:r>
     </w:p>
     <w:tbl>
@@ -4246,7 +4337,7 @@
                 <w:b/>
                 <w:bCs/>
               </w:rPr>
-              <w:t xml:space="preserve">What a small p-value means:</w:t>
+              <w:t xml:space="preserve">What the p-value means:</w:t>
             </w:r>
           </w:p>
           <w:p>
@@ -4254,7 +4345,7 @@
               <w:pStyle w:val="BodyText"/>
             </w:pPr>
             <w:r>
-              <w:t xml:space="preserve">If H₀ were true (no real difference), we would get a t-statistic this large or larger less than</w:t>
+              <w:t xml:space="preserve">If H₀ were true (no real difference), we would get a t-statistic at least this large</w:t>
             </w:r>
             <w:r>
               <w:t xml:space="preserve"> </w:t>
@@ -4312,7 +4403,7 @@
               <w:t xml:space="preserve"> </w:t>
             </w:r>
             <w:r>
-              <w:t xml:space="preserve">&lt; α, we reject H₀.</w:t>
+              <w:t xml:space="preserve">&lt; α, we reject H₀; otherwise we fail to reject it.</w:t>
             </w:r>
           </w:p>
           <w:p/>
@@ -4328,7 +4419,35 @@
           <w:b/>
           <w:bCs/>
         </w:rPr>
-        <w:t xml:space="preserve">What a small p-value does NOT mean:</w:t>
+        <w:t xml:space="preserve">What</w:t>
+      </w:r>
+      <w:r>
+        <w:rPr>
+          <w:b/>
+          <w:bCs/>
+        </w:rPr>
+        <w:t xml:space="preserve"> </w:t>
+      </w:r>
+      <w:r>
+        <w:rPr>
+          <w:b/>
+          <w:bCs/>
+        </w:rPr>
+        <w:t xml:space="preserve">“fail to reject”</w:t>
+      </w:r>
+      <w:r>
+        <w:rPr>
+          <w:b/>
+          <w:bCs/>
+        </w:rPr>
+        <w:t xml:space="preserve"> </w:t>
+      </w:r>
+      <w:r>
+        <w:rPr>
+          <w:b/>
+          <w:bCs/>
+        </w:rPr>
+        <w:t xml:space="preserve">does NOT mean:</w:t>
       </w:r>
     </w:p>
     <w:p>
@@ -4340,7 +4459,23 @@
         </w:numPr>
       </w:pPr>
       <w:r>
-        <w:t xml:space="preserve">It is not the probability that H₀ is true</w:t>
+        <w:t xml:space="preserve">It is</w:t>
+      </w:r>
+      <w:r>
+        <w:t xml:space="preserve"> </w:t>
+      </w:r>
+      <w:r>
+        <w:rPr>
+          <w:b/>
+          <w:bCs/>
+        </w:rPr>
+        <w:t xml:space="preserve">not</w:t>
+      </w:r>
+      <w:r>
+        <w:t xml:space="preserve"> </w:t>
+      </w:r>
+      <w:r>
+        <w:t xml:space="preserve">proof that H₀ is true</w:t>
       </w:r>
     </w:p>
     <w:p>
@@ -4352,7 +4487,7 @@
         </w:numPr>
       </w:pPr>
       <w:r>
-        <w:t xml:space="preserve">Statistical significance ≠ biological importance</w:t>
+        <w:t xml:space="preserve">It means this sample did not provide enough evidence of a difference</w:t>
       </w:r>
     </w:p>
     <w:p>
@@ -4364,7 +4499,7 @@
         </w:numPr>
       </w:pPr>
       <w:r>
-        <w:t xml:space="preserve">Report the effect size (difference in means) alongside</w:t>
+        <w:t xml:space="preserve">Report the effect size (difference in means) and CI alongside</w:t>
       </w:r>
       <w:r>
         <w:t xml:space="preserve"> </w:t>
@@ -4492,7 +4627,7 @@
         <w:rPr>
           <w:rStyle w:val="NormalTok"/>
         </w:rPr>
-        <w:t xml:space="preserve"> tree_df </w:t>
+        <w:t xml:space="preserve"> leaf_df </w:t>
       </w:r>
       <w:r>
         <w:rPr>
@@ -4543,7 +4678,7 @@
         <w:rPr>
           <w:rStyle w:val="NormalTok"/>
         </w:rPr>
-        <w:t xml:space="preserve"> side, </w:t>
+        <w:t xml:space="preserve"> shade, </w:t>
       </w:r>
       <w:r>
         <w:rPr>
@@ -4555,7 +4690,7 @@
         <w:rPr>
           <w:rStyle w:val="NormalTok"/>
         </w:rPr>
-        <w:t xml:space="preserve"> weight_g, </w:t>
+        <w:t xml:space="preserve"> mass_g, </w:t>
       </w:r>
       <w:r>
         <w:rPr>
@@ -4567,7 +4702,7 @@
         <w:rPr>
           <w:rStyle w:val="NormalTok"/>
         </w:rPr>
-        <w:t xml:space="preserve"> side)) </w:t>
+        <w:t xml:space="preserve"> shade)) </w:t>
       </w:r>
       <w:r>
         <w:rPr>
@@ -4873,7 +5008,7 @@
         <w:rPr>
           <w:rStyle w:val="StringTok"/>
         </w:rPr>
-        <w:t xml:space="preserve">"Leaf Weight by Tree Side"</w:t>
+        <w:t xml:space="preserve">"Leaf Mass by Shade"</w:t>
       </w:r>
       <w:r>
         <w:rPr>
@@ -5080,7 +5215,7 @@
         <w:rPr>
           <w:rStyle w:val="StringTok"/>
         </w:rPr>
-        <w:t xml:space="preserve">"Side of Tree"</w:t>
+        <w:t xml:space="preserve">"Shade"</w:t>
       </w:r>
       <w:r>
         <w:rPr>
@@ -5113,7 +5248,7 @@
         <w:rPr>
           <w:rStyle w:val="StringTok"/>
         </w:rPr>
-        <w:t xml:space="preserve">"Leaf Weight (g)"</w:t>
+        <w:t xml:space="preserve">"Leaf Mass (g)"</w:t>
       </w:r>
       <w:r>
         <w:br/>
@@ -5450,16 +5585,16 @@
         <w:rPr>
           <w:rStyle w:val="CommentTok"/>
         </w:rPr>
-        <w:t xml:space="preserve"># Compute reporting values from the model object -------</w:t>
-      </w:r>
-      <w:r>
-        <w:br/>
-      </w:r>
-      <w:r>
-        <w:rPr>
-          <w:rStyle w:val="NormalTok"/>
-        </w:rPr>
-        <w:t xml:space="preserve">t_val </w:t>
+        <w:t xml:space="preserve"># Build the results sentence from the model object -----</w:t>
+      </w:r>
+      <w:r>
+        <w:br/>
+      </w:r>
+      <w:r>
+        <w:rPr>
+          <w:rStyle w:val="NormalTok"/>
+        </w:rPr>
+        <w:t xml:space="preserve">t_val  </w:t>
       </w:r>
       <w:r>
         <w:rPr>
@@ -5631,6 +5766,219 @@
       </w:r>
       <w:r>
         <w:rPr>
+          <w:rStyle w:val="NormalTok"/>
+        </w:rPr>
+        <w:t xml:space="preserve">heavier </w:t>
+      </w:r>
+      <w:r>
+        <w:rPr>
+          <w:rStyle w:val="OtherTok"/>
+        </w:rPr>
+        <w:t xml:space="preserve">&lt;-</w:t>
+      </w:r>
+      <w:r>
+        <w:rPr>
+          <w:rStyle w:val="NormalTok"/>
+        </w:rPr>
+        <w:t xml:space="preserve"> </w:t>
+      </w:r>
+      <w:r>
+        <w:rPr>
+          <w:rStyle w:val="ControlFlowTok"/>
+        </w:rPr>
+        <w:t xml:space="preserve">if</w:t>
+      </w:r>
+      <w:r>
+        <w:rPr>
+          <w:rStyle w:val="NormalTok"/>
+        </w:rPr>
+        <w:t xml:space="preserve"> (leaf_ttest_model</w:t>
+      </w:r>
+      <w:r>
+        <w:rPr>
+          <w:rStyle w:val="SpecialCharTok"/>
+        </w:rPr>
+        <w:t xml:space="preserve">$</w:t>
+      </w:r>
+      <w:r>
+        <w:rPr>
+          <w:rStyle w:val="NormalTok"/>
+        </w:rPr>
+        <w:t xml:space="preserve">estimate[</w:t>
+      </w:r>
+      <w:r>
+        <w:rPr>
+          <w:rStyle w:val="DecValTok"/>
+        </w:rPr>
+        <w:t xml:space="preserve">1</w:t>
+      </w:r>
+      <w:r>
+        <w:rPr>
+          <w:rStyle w:val="NormalTok"/>
+        </w:rPr>
+        <w:t xml:space="preserve">] </w:t>
+      </w:r>
+      <w:r>
+        <w:rPr>
+          <w:rStyle w:val="SpecialCharTok"/>
+        </w:rPr>
+        <w:t xml:space="preserve">&gt;</w:t>
+      </w:r>
+      <w:r>
+        <w:rPr>
+          <w:rStyle w:val="NormalTok"/>
+        </w:rPr>
+        <w:t xml:space="preserve"> leaf_ttest_model</w:t>
+      </w:r>
+      <w:r>
+        <w:rPr>
+          <w:rStyle w:val="SpecialCharTok"/>
+        </w:rPr>
+        <w:t xml:space="preserve">$</w:t>
+      </w:r>
+      <w:r>
+        <w:rPr>
+          <w:rStyle w:val="NormalTok"/>
+        </w:rPr>
+        <w:t xml:space="preserve">estimate[</w:t>
+      </w:r>
+      <w:r>
+        <w:rPr>
+          <w:rStyle w:val="DecValTok"/>
+        </w:rPr>
+        <w:t xml:space="preserve">2</w:t>
+      </w:r>
+      <w:r>
+        <w:rPr>
+          <w:rStyle w:val="NormalTok"/>
+        </w:rPr>
+        <w:t xml:space="preserve">]) </w:t>
+      </w:r>
+      <w:r>
+        <w:rPr>
+          <w:rStyle w:val="StringTok"/>
+        </w:rPr>
+        <w:t xml:space="preserve">"shady"</w:t>
+      </w:r>
+      <w:r>
+        <w:rPr>
+          <w:rStyle w:val="NormalTok"/>
+        </w:rPr>
+        <w:t xml:space="preserve"> </w:t>
+      </w:r>
+      <w:r>
+        <w:rPr>
+          <w:rStyle w:val="ControlFlowTok"/>
+        </w:rPr>
+        <w:t xml:space="preserve">else</w:t>
+      </w:r>
+      <w:r>
+        <w:rPr>
+          <w:rStyle w:val="NormalTok"/>
+        </w:rPr>
+        <w:t xml:space="preserve"> </w:t>
+      </w:r>
+      <w:r>
+        <w:rPr>
+          <w:rStyle w:val="StringTok"/>
+        </w:rPr>
+        <w:t xml:space="preserve">"sunny"</w:t>
+      </w:r>
+      <w:r>
+        <w:br/>
+      </w:r>
+      <w:r>
+        <w:rPr>
+          <w:rStyle w:val="NormalTok"/>
+        </w:rPr>
+        <w:t xml:space="preserve">lighter </w:t>
+      </w:r>
+      <w:r>
+        <w:rPr>
+          <w:rStyle w:val="OtherTok"/>
+        </w:rPr>
+        <w:t xml:space="preserve">&lt;-</w:t>
+      </w:r>
+      <w:r>
+        <w:rPr>
+          <w:rStyle w:val="NormalTok"/>
+        </w:rPr>
+        <w:t xml:space="preserve"> </w:t>
+      </w:r>
+      <w:r>
+        <w:rPr>
+          <w:rStyle w:val="ControlFlowTok"/>
+        </w:rPr>
+        <w:t xml:space="preserve">if</w:t>
+      </w:r>
+      <w:r>
+        <w:rPr>
+          <w:rStyle w:val="NormalTok"/>
+        </w:rPr>
+        <w:t xml:space="preserve"> (heavier </w:t>
+      </w:r>
+      <w:r>
+        <w:rPr>
+          <w:rStyle w:val="SpecialCharTok"/>
+        </w:rPr>
+        <w:t xml:space="preserve">==</w:t>
+      </w:r>
+      <w:r>
+        <w:rPr>
+          <w:rStyle w:val="NormalTok"/>
+        </w:rPr>
+        <w:t xml:space="preserve"> </w:t>
+      </w:r>
+      <w:r>
+        <w:rPr>
+          <w:rStyle w:val="StringTok"/>
+        </w:rPr>
+        <w:t xml:space="preserve">"shady"</w:t>
+      </w:r>
+      <w:r>
+        <w:rPr>
+          <w:rStyle w:val="NormalTok"/>
+        </w:rPr>
+        <w:t xml:space="preserve">) </w:t>
+      </w:r>
+      <w:r>
+        <w:rPr>
+          <w:rStyle w:val="StringTok"/>
+        </w:rPr>
+        <w:t xml:space="preserve">"sunny"</w:t>
+      </w:r>
+      <w:r>
+        <w:rPr>
+          <w:rStyle w:val="NormalTok"/>
+        </w:rPr>
+        <w:t xml:space="preserve"> </w:t>
+      </w:r>
+      <w:r>
+        <w:rPr>
+          <w:rStyle w:val="ControlFlowTok"/>
+        </w:rPr>
+        <w:t xml:space="preserve">else</w:t>
+      </w:r>
+      <w:r>
+        <w:rPr>
+          <w:rStyle w:val="NormalTok"/>
+        </w:rPr>
+        <w:t xml:space="preserve"> </w:t>
+      </w:r>
+      <w:r>
+        <w:rPr>
+          <w:rStyle w:val="StringTok"/>
+        </w:rPr>
+        <w:t xml:space="preserve">"shady"</w:t>
+      </w:r>
+      <w:r>
+        <w:br/>
+      </w:r>
+      <w:r>
+        <w:br/>
+      </w:r>
+      <w:r>
+        <w:rPr>
           <w:rStyle w:val="FunctionTok"/>
         </w:rPr>
         <w:t xml:space="preserve">cat</w:t>
@@ -5683,6 +6031,63 @@
       </w:pPr>
       <w:r>
         <w:rPr>
+          <w:rStyle w:val="ControlFlowTok"/>
+        </w:rPr>
+        <w:t xml:space="preserve">if</w:t>
+      </w:r>
+      <w:r>
+        <w:rPr>
+          <w:rStyle w:val="NormalTok"/>
+        </w:rPr>
+        <w:t xml:space="preserve"> (leaf_ttest_model</w:t>
+      </w:r>
+      <w:r>
+        <w:rPr>
+          <w:rStyle w:val="SpecialCharTok"/>
+        </w:rPr>
+        <w:t xml:space="preserve">$</w:t>
+      </w:r>
+      <w:r>
+        <w:rPr>
+          <w:rStyle w:val="NormalTok"/>
+        </w:rPr>
+        <w:t xml:space="preserve">p.value </w:t>
+      </w:r>
+      <w:r>
+        <w:rPr>
+          <w:rStyle w:val="SpecialCharTok"/>
+        </w:rPr>
+        <w:t xml:space="preserve">&lt;</w:t>
+      </w:r>
+      <w:r>
+        <w:rPr>
+          <w:rStyle w:val="NormalTok"/>
+        </w:rPr>
+        <w:t xml:space="preserve"> </w:t>
+      </w:r>
+      <w:r>
+        <w:rPr>
+          <w:rStyle w:val="FloatTok"/>
+        </w:rPr>
+        <w:t xml:space="preserve">0.05</w:t>
+      </w:r>
+      <w:r>
+        <w:rPr>
+          <w:rStyle w:val="NormalTok"/>
+        </w:rPr>
+        <w:t xml:space="preserve">) {</w:t>
+      </w:r>
+      <w:r>
+        <w:br/>
+      </w:r>
+      <w:r>
+        <w:rPr>
+          <w:rStyle w:val="NormalTok"/>
+        </w:rPr>
+        <w:t xml:space="preserve">  </w:t>
+      </w:r>
+      <w:r>
+        <w:rPr>
           <w:rStyle w:val="FunctionTok"/>
         </w:rPr>
         <w:t xml:space="preserve">cat</w:t>
@@ -5691,13 +6096,124 @@
         <w:rPr>
           <w:rStyle w:val="NormalTok"/>
         </w:rPr>
+        <w:t xml:space="preserve">(heavier, </w:t>
+      </w:r>
+      <w:r>
+        <w:rPr>
+          <w:rStyle w:val="StringTok"/>
+        </w:rPr>
+        <w:t xml:space="preserve">"-side leaves were significantly heavier than "</w:t>
+      </w:r>
+      <w:r>
+        <w:rPr>
+          <w:rStyle w:val="NormalTok"/>
+        </w:rPr>
+        <w:t xml:space="preserve">,</w:t>
+      </w:r>
+      <w:r>
+        <w:br/>
+      </w:r>
+      <w:r>
+        <w:rPr>
+          <w:rStyle w:val="NormalTok"/>
+        </w:rPr>
+        <w:t xml:space="preserve">      lighter, </w:t>
+      </w:r>
+      <w:r>
+        <w:rPr>
+          <w:rStyle w:val="StringTok"/>
+        </w:rPr>
+        <w:t xml:space="preserve">"-side leaves</w:t>
+      </w:r>
+      <w:r>
+        <w:rPr>
+          <w:rStyle w:val="SpecialCharTok"/>
+        </w:rPr>
+        <w:t xml:space="preserve">\n</w:t>
+      </w:r>
+      <w:r>
+        <w:rPr>
+          <w:rStyle w:val="StringTok"/>
+        </w:rPr>
+        <w:t xml:space="preserve">"</w:t>
+      </w:r>
+      <w:r>
+        <w:rPr>
+          <w:rStyle w:val="NormalTok"/>
+        </w:rPr>
+        <w:t xml:space="preserve">, </w:t>
+      </w:r>
+      <w:r>
+        <w:rPr>
+          <w:rStyle w:val="AttributeTok"/>
+        </w:rPr>
+        <w:t xml:space="preserve">sep =</w:t>
+      </w:r>
+      <w:r>
+        <w:rPr>
+          <w:rStyle w:val="NormalTok"/>
+        </w:rPr>
+        <w:t xml:space="preserve"> </w:t>
+      </w:r>
+      <w:r>
+        <w:rPr>
+          <w:rStyle w:val="StringTok"/>
+        </w:rPr>
+        <w:t xml:space="preserve">""</w:t>
+      </w:r>
+      <w:r>
+        <w:rPr>
+          <w:rStyle w:val="NormalTok"/>
+        </w:rPr>
+        <w:t xml:space="preserve">)</w:t>
+      </w:r>
+      <w:r>
+        <w:br/>
+      </w:r>
+      <w:r>
+        <w:rPr>
+          <w:rStyle w:val="NormalTok"/>
+        </w:rPr>
+        <w:t xml:space="preserve">} </w:t>
+      </w:r>
+      <w:r>
+        <w:rPr>
+          <w:rStyle w:val="ControlFlowTok"/>
+        </w:rPr>
+        <w:t xml:space="preserve">else</w:t>
+      </w:r>
+      <w:r>
+        <w:rPr>
+          <w:rStyle w:val="NormalTok"/>
+        </w:rPr>
+        <w:t xml:space="preserve"> {</w:t>
+      </w:r>
+      <w:r>
+        <w:br/>
+      </w:r>
+      <w:r>
+        <w:rPr>
+          <w:rStyle w:val="NormalTok"/>
+        </w:rPr>
+        <w:t xml:space="preserve">  </w:t>
+      </w:r>
+      <w:r>
+        <w:rPr>
+          <w:rStyle w:val="FunctionTok"/>
+        </w:rPr>
+        <w:t xml:space="preserve">cat</w:t>
+      </w:r>
+      <w:r>
+        <w:rPr>
+          <w:rStyle w:val="NormalTok"/>
+        </w:rPr>
         <w:t xml:space="preserve">(</w:t>
       </w:r>
       <w:r>
         <w:rPr>
           <w:rStyle w:val="StringTok"/>
         </w:rPr>
-        <w:t xml:space="preserve">"Shady-side leaves were significantly heavier than</w:t>
+        <w:t xml:space="preserve">"Mean leaf mass did not differ significantly between sides</w:t>
       </w:r>
       <w:r>
         <w:rPr>
@@ -5717,6 +6233,15 @@
         </w:rPr>
         <w:t xml:space="preserve">)</w:t>
       </w:r>
+      <w:r>
+        <w:br/>
+      </w:r>
+      <w:r>
+        <w:rPr>
+          <w:rStyle w:val="NormalTok"/>
+        </w:rPr>
+        <w:t xml:space="preserve">}</w:t>
+      </w:r>
     </w:p>
     <w:p>
       <w:pPr>
@@ -5726,7 +6251,7 @@
         <w:rPr>
           <w:rStyle w:val="VerbatimChar"/>
         </w:rPr>
-        <w:t xml:space="preserve">Shady-side leaves were significantly heavier than</w:t>
+        <w:t xml:space="preserve">Mean leaf mass did not differ significantly between sides</w:t>
       </w:r>
     </w:p>
     <w:p>
@@ -5746,6 +6271,118 @@
         <w:t xml:space="preserve">(</w:t>
       </w:r>
       <w:r>
+        <w:rPr>
+          <w:rStyle w:val="StringTok"/>
+        </w:rPr>
+        <w:t xml:space="preserve">"(Welch's t-test: t("</w:t>
+      </w:r>
+      <w:r>
+        <w:rPr>
+          <w:rStyle w:val="NormalTok"/>
+        </w:rPr>
+        <w:t xml:space="preserve">, df_val, </w:t>
+      </w:r>
+      <w:r>
+        <w:rPr>
+          <w:rStyle w:val="StringTok"/>
+        </w:rPr>
+        <w:t xml:space="preserve">") = "</w:t>
+      </w:r>
+      <w:r>
+        <w:rPr>
+          <w:rStyle w:val="NormalTok"/>
+        </w:rPr>
+        <w:t xml:space="preserve">, t_val, </w:t>
+      </w:r>
+      <w:r>
+        <w:rPr>
+          <w:rStyle w:val="StringTok"/>
+        </w:rPr>
+        <w:t xml:space="preserve">", p = "</w:t>
+      </w:r>
+      <w:r>
+        <w:rPr>
+          <w:rStyle w:val="NormalTok"/>
+        </w:rPr>
+        <w:t xml:space="preserve">, p_val2, </w:t>
+      </w:r>
+      <w:r>
+        <w:rPr>
+          <w:rStyle w:val="StringTok"/>
+        </w:rPr>
+        <w:t xml:space="preserve">").</w:t>
+      </w:r>
+      <w:r>
+        <w:rPr>
+          <w:rStyle w:val="SpecialCharTok"/>
+        </w:rPr>
+        <w:t xml:space="preserve">\n</w:t>
+      </w:r>
+      <w:r>
+        <w:rPr>
+          <w:rStyle w:val="StringTok"/>
+        </w:rPr>
+        <w:t xml:space="preserve">"</w:t>
+      </w:r>
+      <w:r>
+        <w:rPr>
+          <w:rStyle w:val="NormalTok"/>
+        </w:rPr>
+        <w:t xml:space="preserve">, </w:t>
+      </w:r>
+      <w:r>
+        <w:rPr>
+          <w:rStyle w:val="AttributeTok"/>
+        </w:rPr>
+        <w:t xml:space="preserve">sep =</w:t>
+      </w:r>
+      <w:r>
+        <w:rPr>
+          <w:rStyle w:val="NormalTok"/>
+        </w:rPr>
+        <w:t xml:space="preserve"> </w:t>
+      </w:r>
+      <w:r>
+        <w:rPr>
+          <w:rStyle w:val="StringTok"/>
+        </w:rPr>
+        <w:t xml:space="preserve">""</w:t>
+      </w:r>
+      <w:r>
+        <w:rPr>
+          <w:rStyle w:val="NormalTok"/>
+        </w:rPr>
+        <w:t xml:space="preserve">)</w:t>
+      </w:r>
+    </w:p>
+    <w:p>
+      <w:pPr>
+        <w:pStyle w:val="SourceCode"/>
+      </w:pPr>
+      <w:r>
+        <w:rPr>
+          <w:rStyle w:val="VerbatimChar"/>
+        </w:rPr>
+        <w:t xml:space="preserve">(Welch's t-test: t(42.5) = 0.36, p = 0.72).</w:t>
+      </w:r>
+    </w:p>
+    <w:p>
+      <w:pPr>
+        <w:pStyle w:val="SourceCode"/>
+      </w:pPr>
+      <w:r>
+        <w:rPr>
+          <w:rStyle w:val="FunctionTok"/>
+        </w:rPr>
+        <w:t xml:space="preserve">cat</w:t>
+      </w:r>
+      <w:r>
+        <w:rPr>
+          <w:rStyle w:val="NormalTok"/>
+        </w:rPr>
+        <w:t xml:space="preserve">(</w:t>
+      </w:r>
+      <w:r>
         <w:br/>
       </w:r>
       <w:r>
@@ -5758,7 +6395,7 @@
         <w:rPr>
           <w:rStyle w:val="StringTok"/>
         </w:rPr>
-        <w:t xml:space="preserve">"sunny-side leaves (Welch's t-test: t("</w:t>
+        <w:t xml:space="preserve">"Mean ± SE: shady ="</w:t>
       </w:r>
       <w:r>
         <w:rPr>
@@ -5773,22 +6410,70 @@
         <w:rPr>
           <w:rStyle w:val="NormalTok"/>
         </w:rPr>
-        <w:t xml:space="preserve">  df_val,</w:t>
-      </w:r>
-      <w:r>
-        <w:br/>
-      </w:r>
-      <w:r>
-        <w:rPr>
-          <w:rStyle w:val="NormalTok"/>
-        </w:rPr>
         <w:t xml:space="preserve">  </w:t>
       </w:r>
       <w:r>
         <w:rPr>
+          <w:rStyle w:val="FunctionTok"/>
+        </w:rPr>
+        <w:t xml:space="preserve">round</w:t>
+      </w:r>
+      <w:r>
+        <w:rPr>
+          <w:rStyle w:val="NormalTok"/>
+        </w:rPr>
+        <w:t xml:space="preserve">(leaf_ttest_model</w:t>
+      </w:r>
+      <w:r>
+        <w:rPr>
+          <w:rStyle w:val="SpecialCharTok"/>
+        </w:rPr>
+        <w:t xml:space="preserve">$</w:t>
+      </w:r>
+      <w:r>
+        <w:rPr>
+          <w:rStyle w:val="NormalTok"/>
+        </w:rPr>
+        <w:t xml:space="preserve">estimate[</w:t>
+      </w:r>
+      <w:r>
+        <w:rPr>
+          <w:rStyle w:val="DecValTok"/>
+        </w:rPr>
+        <w:t xml:space="preserve">1</w:t>
+      </w:r>
+      <w:r>
+        <w:rPr>
+          <w:rStyle w:val="NormalTok"/>
+        </w:rPr>
+        <w:t xml:space="preserve">], </w:t>
+      </w:r>
+      <w:r>
+        <w:rPr>
+          <w:rStyle w:val="DecValTok"/>
+        </w:rPr>
+        <w:t xml:space="preserve">3</w:t>
+      </w:r>
+      <w:r>
+        <w:rPr>
+          <w:rStyle w:val="NormalTok"/>
+        </w:rPr>
+        <w:t xml:space="preserve">),</w:t>
+      </w:r>
+      <w:r>
+        <w:br/>
+      </w:r>
+      <w:r>
+        <w:rPr>
+          <w:rStyle w:val="NormalTok"/>
+        </w:rPr>
+        <w:t xml:space="preserve">  </w:t>
+      </w:r>
+      <w:r>
+        <w:rPr>
           <w:rStyle w:val="StringTok"/>
         </w:rPr>
-        <w:t xml:space="preserve">") ="</w:t>
+        <w:t xml:space="preserve">"±"</w:t>
       </w:r>
       <w:r>
         <w:rPr>
@@ -5803,22 +6488,94 @@
         <w:rPr>
           <w:rStyle w:val="NormalTok"/>
         </w:rPr>
-        <w:t xml:space="preserve">  t_val,</w:t>
-      </w:r>
-      <w:r>
-        <w:br/>
-      </w:r>
-      <w:r>
-        <w:rPr>
-          <w:rStyle w:val="NormalTok"/>
-        </w:rPr>
         <w:t xml:space="preserve">  </w:t>
       </w:r>
       <w:r>
         <w:rPr>
+          <w:rStyle w:val="FunctionTok"/>
+        </w:rPr>
+        <w:t xml:space="preserve">round</w:t>
+      </w:r>
+      <w:r>
+        <w:rPr>
+          <w:rStyle w:val="NormalTok"/>
+        </w:rPr>
+        <w:t xml:space="preserve">(recap_df</w:t>
+      </w:r>
+      <w:r>
+        <w:rPr>
+          <w:rStyle w:val="SpecialCharTok"/>
+        </w:rPr>
+        <w:t xml:space="preserve">$</w:t>
+      </w:r>
+      <w:r>
+        <w:rPr>
+          <w:rStyle w:val="NormalTok"/>
+        </w:rPr>
+        <w:t xml:space="preserve">se_mass[recap_df</w:t>
+      </w:r>
+      <w:r>
+        <w:rPr>
+          <w:rStyle w:val="SpecialCharTok"/>
+        </w:rPr>
+        <w:t xml:space="preserve">$</w:t>
+      </w:r>
+      <w:r>
+        <w:rPr>
+          <w:rStyle w:val="NormalTok"/>
+        </w:rPr>
+        <w:t xml:space="preserve">shade </w:t>
+      </w:r>
+      <w:r>
+        <w:rPr>
+          <w:rStyle w:val="SpecialCharTok"/>
+        </w:rPr>
+        <w:t xml:space="preserve">==</w:t>
+      </w:r>
+      <w:r>
+        <w:rPr>
+          <w:rStyle w:val="NormalTok"/>
+        </w:rPr>
+        <w:t xml:space="preserve"> </w:t>
+      </w:r>
+      <w:r>
+        <w:rPr>
           <w:rStyle w:val="StringTok"/>
         </w:rPr>
-        <w:t xml:space="preserve">", p ="</w:t>
+        <w:t xml:space="preserve">"shady"</w:t>
+      </w:r>
+      <w:r>
+        <w:rPr>
+          <w:rStyle w:val="NormalTok"/>
+        </w:rPr>
+        <w:t xml:space="preserve">], </w:t>
+      </w:r>
+      <w:r>
+        <w:rPr>
+          <w:rStyle w:val="DecValTok"/>
+        </w:rPr>
+        <w:t xml:space="preserve">3</w:t>
+      </w:r>
+      <w:r>
+        <w:rPr>
+          <w:rStyle w:val="NormalTok"/>
+        </w:rPr>
+        <w:t xml:space="preserve">),</w:t>
+      </w:r>
+      <w:r>
+        <w:br/>
+      </w:r>
+      <w:r>
+        <w:rPr>
+          <w:rStyle w:val="NormalTok"/>
+        </w:rPr>
+        <w:t xml:space="preserve">  </w:t>
+      </w:r>
+      <w:r>
+        <w:rPr>
+          <w:rStyle w:val="StringTok"/>
+        </w:rPr>
+        <w:t xml:space="preserve">"g,  sunny ="</w:t>
       </w:r>
       <w:r>
         <w:rPr>
@@ -5833,27 +6590,177 @@
         <w:rPr>
           <w:rStyle w:val="NormalTok"/>
         </w:rPr>
-        <w:t xml:space="preserve">  p_val2,</w:t>
-      </w:r>
-      <w:r>
-        <w:br/>
-      </w:r>
-      <w:r>
-        <w:rPr>
-          <w:rStyle w:val="NormalTok"/>
-        </w:rPr>
         <w:t xml:space="preserve">  </w:t>
       </w:r>
       <w:r>
         <w:rPr>
+          <w:rStyle w:val="FunctionTok"/>
+        </w:rPr>
+        <w:t xml:space="preserve">round</w:t>
+      </w:r>
+      <w:r>
+        <w:rPr>
+          <w:rStyle w:val="NormalTok"/>
+        </w:rPr>
+        <w:t xml:space="preserve">(leaf_ttest_model</w:t>
+      </w:r>
+      <w:r>
+        <w:rPr>
+          <w:rStyle w:val="SpecialCharTok"/>
+        </w:rPr>
+        <w:t xml:space="preserve">$</w:t>
+      </w:r>
+      <w:r>
+        <w:rPr>
+          <w:rStyle w:val="NormalTok"/>
+        </w:rPr>
+        <w:t xml:space="preserve">estimate[</w:t>
+      </w:r>
+      <w:r>
+        <w:rPr>
+          <w:rStyle w:val="DecValTok"/>
+        </w:rPr>
+        <w:t xml:space="preserve">2</w:t>
+      </w:r>
+      <w:r>
+        <w:rPr>
+          <w:rStyle w:val="NormalTok"/>
+        </w:rPr>
+        <w:t xml:space="preserve">], </w:t>
+      </w:r>
+      <w:r>
+        <w:rPr>
+          <w:rStyle w:val="DecValTok"/>
+        </w:rPr>
+        <w:t xml:space="preserve">3</w:t>
+      </w:r>
+      <w:r>
+        <w:rPr>
+          <w:rStyle w:val="NormalTok"/>
+        </w:rPr>
+        <w:t xml:space="preserve">),</w:t>
+      </w:r>
+      <w:r>
+        <w:br/>
+      </w:r>
+      <w:r>
+        <w:rPr>
+          <w:rStyle w:val="NormalTok"/>
+        </w:rPr>
+        <w:t xml:space="preserve">  </w:t>
+      </w:r>
+      <w:r>
+        <w:rPr>
           <w:rStyle w:val="StringTok"/>
         </w:rPr>
-        <w:t xml:space="preserve">").</w:t>
+        <w:t xml:space="preserve">"±"</w:t>
+      </w:r>
+      <w:r>
+        <w:rPr>
+          <w:rStyle w:val="NormalTok"/>
+        </w:rPr>
+        <w:t xml:space="preserve">,</w:t>
+      </w:r>
+      <w:r>
+        <w:br/>
+      </w:r>
+      <w:r>
+        <w:rPr>
+          <w:rStyle w:val="NormalTok"/>
+        </w:rPr>
+        <w:t xml:space="preserve">  </w:t>
+      </w:r>
+      <w:r>
+        <w:rPr>
+          <w:rStyle w:val="FunctionTok"/>
+        </w:rPr>
+        <w:t xml:space="preserve">round</w:t>
+      </w:r>
+      <w:r>
+        <w:rPr>
+          <w:rStyle w:val="NormalTok"/>
+        </w:rPr>
+        <w:t xml:space="preserve">(recap_df</w:t>
       </w:r>
       <w:r>
         <w:rPr>
           <w:rStyle w:val="SpecialCharTok"/>
         </w:rPr>
+        <w:t xml:space="preserve">$</w:t>
+      </w:r>
+      <w:r>
+        <w:rPr>
+          <w:rStyle w:val="NormalTok"/>
+        </w:rPr>
+        <w:t xml:space="preserve">se_mass[recap_df</w:t>
+      </w:r>
+      <w:r>
+        <w:rPr>
+          <w:rStyle w:val="SpecialCharTok"/>
+        </w:rPr>
+        <w:t xml:space="preserve">$</w:t>
+      </w:r>
+      <w:r>
+        <w:rPr>
+          <w:rStyle w:val="NormalTok"/>
+        </w:rPr>
+        <w:t xml:space="preserve">shade </w:t>
+      </w:r>
+      <w:r>
+        <w:rPr>
+          <w:rStyle w:val="SpecialCharTok"/>
+        </w:rPr>
+        <w:t xml:space="preserve">==</w:t>
+      </w:r>
+      <w:r>
+        <w:rPr>
+          <w:rStyle w:val="NormalTok"/>
+        </w:rPr>
+        <w:t xml:space="preserve"> </w:t>
+      </w:r>
+      <w:r>
+        <w:rPr>
+          <w:rStyle w:val="StringTok"/>
+        </w:rPr>
+        <w:t xml:space="preserve">"sunny"</w:t>
+      </w:r>
+      <w:r>
+        <w:rPr>
+          <w:rStyle w:val="NormalTok"/>
+        </w:rPr>
+        <w:t xml:space="preserve">], </w:t>
+      </w:r>
+      <w:r>
+        <w:rPr>
+          <w:rStyle w:val="DecValTok"/>
+        </w:rPr>
+        <w:t xml:space="preserve">3</w:t>
+      </w:r>
+      <w:r>
+        <w:rPr>
+          <w:rStyle w:val="NormalTok"/>
+        </w:rPr>
+        <w:t xml:space="preserve">),</w:t>
+      </w:r>
+      <w:r>
+        <w:br/>
+      </w:r>
+      <w:r>
+        <w:rPr>
+          <w:rStyle w:val="NormalTok"/>
+        </w:rPr>
+        <w:t xml:space="preserve">  </w:t>
+      </w:r>
+      <w:r>
+        <w:rPr>
+          <w:rStyle w:val="StringTok"/>
+        </w:rPr>
+        <w:t xml:space="preserve">"g.</w:t>
+      </w:r>
+      <w:r>
+        <w:rPr>
+          <w:rStyle w:val="SpecialCharTok"/>
+        </w:rPr>
         <w:t xml:space="preserve">\n</w:t>
       </w:r>
       <w:r>
@@ -5880,495 +6787,7 @@
         <w:rPr>
           <w:rStyle w:val="VerbatimChar"/>
         </w:rPr>
-        <w:t xml:space="preserve">sunny-side leaves (Welch's t-test: t( 16.8 ) = 9.73 , p = 2.5e-08 ).</w:t>
-      </w:r>
-    </w:p>
-    <w:p>
-      <w:pPr>
-        <w:pStyle w:val="SourceCode"/>
-      </w:pPr>
-      <w:r>
-        <w:rPr>
-          <w:rStyle w:val="FunctionTok"/>
-        </w:rPr>
-        <w:t xml:space="preserve">cat</w:t>
-      </w:r>
-      <w:r>
-        <w:rPr>
-          <w:rStyle w:val="NormalTok"/>
-        </w:rPr>
-        <w:t xml:space="preserve">(</w:t>
-      </w:r>
-      <w:r>
-        <w:br/>
-      </w:r>
-      <w:r>
-        <w:rPr>
-          <w:rStyle w:val="NormalTok"/>
-        </w:rPr>
-        <w:t xml:space="preserve">  </w:t>
-      </w:r>
-      <w:r>
-        <w:rPr>
-          <w:rStyle w:val="StringTok"/>
-        </w:rPr>
-        <w:t xml:space="preserve">"Mean ± SE: shady ="</w:t>
-      </w:r>
-      <w:r>
-        <w:rPr>
-          <w:rStyle w:val="NormalTok"/>
-        </w:rPr>
-        <w:t xml:space="preserve">,</w:t>
-      </w:r>
-      <w:r>
-        <w:br/>
-      </w:r>
-      <w:r>
-        <w:rPr>
-          <w:rStyle w:val="NormalTok"/>
-        </w:rPr>
-        <w:t xml:space="preserve">  </w:t>
-      </w:r>
-      <w:r>
-        <w:rPr>
-          <w:rStyle w:val="FunctionTok"/>
-        </w:rPr>
-        <w:t xml:space="preserve">round</w:t>
-      </w:r>
-      <w:r>
-        <w:rPr>
-          <w:rStyle w:val="NormalTok"/>
-        </w:rPr>
-        <w:t xml:space="preserve">(leaf_ttest_model</w:t>
-      </w:r>
-      <w:r>
-        <w:rPr>
-          <w:rStyle w:val="SpecialCharTok"/>
-        </w:rPr>
-        <w:t xml:space="preserve">$</w:t>
-      </w:r>
-      <w:r>
-        <w:rPr>
-          <w:rStyle w:val="NormalTok"/>
-        </w:rPr>
-        <w:t xml:space="preserve">estimate[</w:t>
-      </w:r>
-      <w:r>
-        <w:rPr>
-          <w:rStyle w:val="DecValTok"/>
-        </w:rPr>
-        <w:t xml:space="preserve">1</w:t>
-      </w:r>
-      <w:r>
-        <w:rPr>
-          <w:rStyle w:val="NormalTok"/>
-        </w:rPr>
-        <w:t xml:space="preserve">], </w:t>
-      </w:r>
-      <w:r>
-        <w:rPr>
-          <w:rStyle w:val="DecValTok"/>
-        </w:rPr>
-        <w:t xml:space="preserve">2</w:t>
-      </w:r>
-      <w:r>
-        <w:rPr>
-          <w:rStyle w:val="NormalTok"/>
-        </w:rPr>
-        <w:t xml:space="preserve">),</w:t>
-      </w:r>
-      <w:r>
-        <w:br/>
-      </w:r>
-      <w:r>
-        <w:rPr>
-          <w:rStyle w:val="NormalTok"/>
-        </w:rPr>
-        <w:t xml:space="preserve">  </w:t>
-      </w:r>
-      <w:r>
-        <w:rPr>
-          <w:rStyle w:val="StringTok"/>
-        </w:rPr>
-        <w:t xml:space="preserve">"±"</w:t>
-      </w:r>
-      <w:r>
-        <w:rPr>
-          <w:rStyle w:val="NormalTok"/>
-        </w:rPr>
-        <w:t xml:space="preserve">,</w:t>
-      </w:r>
-      <w:r>
-        <w:br/>
-      </w:r>
-      <w:r>
-        <w:rPr>
-          <w:rStyle w:val="NormalTok"/>
-        </w:rPr>
-        <w:t xml:space="preserve">  </w:t>
-      </w:r>
-      <w:r>
-        <w:rPr>
-          <w:rStyle w:val="FunctionTok"/>
-        </w:rPr>
-        <w:t xml:space="preserve">round</w:t>
-      </w:r>
-      <w:r>
-        <w:rPr>
-          <w:rStyle w:val="NormalTok"/>
-        </w:rPr>
-        <w:t xml:space="preserve">(recap_df</w:t>
-      </w:r>
-      <w:r>
-        <w:rPr>
-          <w:rStyle w:val="SpecialCharTok"/>
-        </w:rPr>
-        <w:t xml:space="preserve">$</w:t>
-      </w:r>
-      <w:r>
-        <w:rPr>
-          <w:rStyle w:val="NormalTok"/>
-        </w:rPr>
-        <w:t xml:space="preserve">se_wt[recap_df</w:t>
-      </w:r>
-      <w:r>
-        <w:rPr>
-          <w:rStyle w:val="SpecialCharTok"/>
-        </w:rPr>
-        <w:t xml:space="preserve">$</w:t>
-      </w:r>
-      <w:r>
-        <w:rPr>
-          <w:rStyle w:val="NormalTok"/>
-        </w:rPr>
-        <w:t xml:space="preserve">side </w:t>
-      </w:r>
-      <w:r>
-        <w:rPr>
-          <w:rStyle w:val="SpecialCharTok"/>
-        </w:rPr>
-        <w:t xml:space="preserve">==</w:t>
-      </w:r>
-      <w:r>
-        <w:rPr>
-          <w:rStyle w:val="NormalTok"/>
-        </w:rPr>
-        <w:t xml:space="preserve"> </w:t>
-      </w:r>
-      <w:r>
-        <w:rPr>
-          <w:rStyle w:val="StringTok"/>
-        </w:rPr>
-        <w:t xml:space="preserve">"shady"</w:t>
-      </w:r>
-      <w:r>
-        <w:rPr>
-          <w:rStyle w:val="NormalTok"/>
-        </w:rPr>
-        <w:t xml:space="preserve">], </w:t>
-      </w:r>
-      <w:r>
-        <w:rPr>
-          <w:rStyle w:val="DecValTok"/>
-        </w:rPr>
-        <w:t xml:space="preserve">2</w:t>
-      </w:r>
-      <w:r>
-        <w:rPr>
-          <w:rStyle w:val="NormalTok"/>
-        </w:rPr>
-        <w:t xml:space="preserve">),</w:t>
-      </w:r>
-      <w:r>
-        <w:br/>
-      </w:r>
-      <w:r>
-        <w:rPr>
-          <w:rStyle w:val="NormalTok"/>
-        </w:rPr>
-        <w:t xml:space="preserve">  </w:t>
-      </w:r>
-      <w:r>
-        <w:rPr>
-          <w:rStyle w:val="StringTok"/>
-        </w:rPr>
-        <w:t xml:space="preserve">"g,</w:t>
-      </w:r>
-      <w:r>
-        <w:rPr>
-          <w:rStyle w:val="SpecialCharTok"/>
-        </w:rPr>
-        <w:t xml:space="preserve">\n</w:t>
-      </w:r>
-      <w:r>
-        <w:rPr>
-          <w:rStyle w:val="StringTok"/>
-        </w:rPr>
-        <w:t xml:space="preserve">"</w:t>
-      </w:r>
-      <w:r>
-        <w:br/>
-      </w:r>
-      <w:r>
-        <w:rPr>
-          <w:rStyle w:val="NormalTok"/>
-        </w:rPr>
-        <w:t xml:space="preserve">)</w:t>
-      </w:r>
-    </w:p>
-    <w:p>
-      <w:pPr>
-        <w:pStyle w:val="SourceCode"/>
-      </w:pPr>
-      <w:r>
-        <w:rPr>
-          <w:rStyle w:val="VerbatimChar"/>
-        </w:rPr>
-        <w:t xml:space="preserve">Mean ± SE: shady = 7.8 ± 0.33 g,</w:t>
-      </w:r>
-    </w:p>
-    <w:p>
-      <w:pPr>
-        <w:pStyle w:val="SourceCode"/>
-      </w:pPr>
-      <w:r>
-        <w:rPr>
-          <w:rStyle w:val="FunctionTok"/>
-        </w:rPr>
-        <w:t xml:space="preserve">cat</w:t>
-      </w:r>
-      <w:r>
-        <w:rPr>
-          <w:rStyle w:val="NormalTok"/>
-        </w:rPr>
-        <w:t xml:space="preserve">(</w:t>
-      </w:r>
-      <w:r>
-        <w:br/>
-      </w:r>
-      <w:r>
-        <w:rPr>
-          <w:rStyle w:val="NormalTok"/>
-        </w:rPr>
-        <w:t xml:space="preserve">  </w:t>
-      </w:r>
-      <w:r>
-        <w:rPr>
-          <w:rStyle w:val="StringTok"/>
-        </w:rPr>
-        <w:t xml:space="preserve">"           sunny ="</w:t>
-      </w:r>
-      <w:r>
-        <w:rPr>
-          <w:rStyle w:val="NormalTok"/>
-        </w:rPr>
-        <w:t xml:space="preserve">,</w:t>
-      </w:r>
-      <w:r>
-        <w:br/>
-      </w:r>
-      <w:r>
-        <w:rPr>
-          <w:rStyle w:val="NormalTok"/>
-        </w:rPr>
-        <w:t xml:space="preserve">  </w:t>
-      </w:r>
-      <w:r>
-        <w:rPr>
-          <w:rStyle w:val="FunctionTok"/>
-        </w:rPr>
-        <w:t xml:space="preserve">round</w:t>
-      </w:r>
-      <w:r>
-        <w:rPr>
-          <w:rStyle w:val="NormalTok"/>
-        </w:rPr>
-        <w:t xml:space="preserve">(leaf_ttest_model</w:t>
-      </w:r>
-      <w:r>
-        <w:rPr>
-          <w:rStyle w:val="SpecialCharTok"/>
-        </w:rPr>
-        <w:t xml:space="preserve">$</w:t>
-      </w:r>
-      <w:r>
-        <w:rPr>
-          <w:rStyle w:val="NormalTok"/>
-        </w:rPr>
-        <w:t xml:space="preserve">estimate[</w:t>
-      </w:r>
-      <w:r>
-        <w:rPr>
-          <w:rStyle w:val="DecValTok"/>
-        </w:rPr>
-        <w:t xml:space="preserve">2</w:t>
-      </w:r>
-      <w:r>
-        <w:rPr>
-          <w:rStyle w:val="NormalTok"/>
-        </w:rPr>
-        <w:t xml:space="preserve">], </w:t>
-      </w:r>
-      <w:r>
-        <w:rPr>
-          <w:rStyle w:val="DecValTok"/>
-        </w:rPr>
-        <w:t xml:space="preserve">2</w:t>
-      </w:r>
-      <w:r>
-        <w:rPr>
-          <w:rStyle w:val="NormalTok"/>
-        </w:rPr>
-        <w:t xml:space="preserve">),</w:t>
-      </w:r>
-      <w:r>
-        <w:br/>
-      </w:r>
-      <w:r>
-        <w:rPr>
-          <w:rStyle w:val="NormalTok"/>
-        </w:rPr>
-        <w:t xml:space="preserve">  </w:t>
-      </w:r>
-      <w:r>
-        <w:rPr>
-          <w:rStyle w:val="StringTok"/>
-        </w:rPr>
-        <w:t xml:space="preserve">"±"</w:t>
-      </w:r>
-      <w:r>
-        <w:rPr>
-          <w:rStyle w:val="NormalTok"/>
-        </w:rPr>
-        <w:t xml:space="preserve">,</w:t>
-      </w:r>
-      <w:r>
-        <w:br/>
-      </w:r>
-      <w:r>
-        <w:rPr>
-          <w:rStyle w:val="NormalTok"/>
-        </w:rPr>
-        <w:t xml:space="preserve">  </w:t>
-      </w:r>
-      <w:r>
-        <w:rPr>
-          <w:rStyle w:val="FunctionTok"/>
-        </w:rPr>
-        <w:t xml:space="preserve">round</w:t>
-      </w:r>
-      <w:r>
-        <w:rPr>
-          <w:rStyle w:val="NormalTok"/>
-        </w:rPr>
-        <w:t xml:space="preserve">(recap_df</w:t>
-      </w:r>
-      <w:r>
-        <w:rPr>
-          <w:rStyle w:val="SpecialCharTok"/>
-        </w:rPr>
-        <w:t xml:space="preserve">$</w:t>
-      </w:r>
-      <w:r>
-        <w:rPr>
-          <w:rStyle w:val="NormalTok"/>
-        </w:rPr>
-        <w:t xml:space="preserve">se_wt[recap_df</w:t>
-      </w:r>
-      <w:r>
-        <w:rPr>
-          <w:rStyle w:val="SpecialCharTok"/>
-        </w:rPr>
-        <w:t xml:space="preserve">$</w:t>
-      </w:r>
-      <w:r>
-        <w:rPr>
-          <w:rStyle w:val="NormalTok"/>
-        </w:rPr>
-        <w:t xml:space="preserve">side </w:t>
-      </w:r>
-      <w:r>
-        <w:rPr>
-          <w:rStyle w:val="SpecialCharTok"/>
-        </w:rPr>
-        <w:t xml:space="preserve">==</w:t>
-      </w:r>
-      <w:r>
-        <w:rPr>
-          <w:rStyle w:val="NormalTok"/>
-        </w:rPr>
-        <w:t xml:space="preserve"> </w:t>
-      </w:r>
-      <w:r>
-        <w:rPr>
-          <w:rStyle w:val="StringTok"/>
-        </w:rPr>
-        <w:t xml:space="preserve">"sunny"</w:t>
-      </w:r>
-      <w:r>
-        <w:rPr>
-          <w:rStyle w:val="NormalTok"/>
-        </w:rPr>
-        <w:t xml:space="preserve">], </w:t>
-      </w:r>
-      <w:r>
-        <w:rPr>
-          <w:rStyle w:val="DecValTok"/>
-        </w:rPr>
-        <w:t xml:space="preserve">2</w:t>
-      </w:r>
-      <w:r>
-        <w:rPr>
-          <w:rStyle w:val="NormalTok"/>
-        </w:rPr>
-        <w:t xml:space="preserve">),</w:t>
-      </w:r>
-      <w:r>
-        <w:br/>
-      </w:r>
-      <w:r>
-        <w:rPr>
-          <w:rStyle w:val="NormalTok"/>
-        </w:rPr>
-        <w:t xml:space="preserve">  </w:t>
-      </w:r>
-      <w:r>
-        <w:rPr>
-          <w:rStyle w:val="StringTok"/>
-        </w:rPr>
-        <w:t xml:space="preserve">"g.</w:t>
-      </w:r>
-      <w:r>
-        <w:rPr>
-          <w:rStyle w:val="SpecialCharTok"/>
-        </w:rPr>
-        <w:t xml:space="preserve">\n</w:t>
-      </w:r>
-      <w:r>
-        <w:rPr>
-          <w:rStyle w:val="StringTok"/>
-        </w:rPr>
-        <w:t xml:space="preserve">"</w:t>
-      </w:r>
-      <w:r>
-        <w:br/>
-      </w:r>
-      <w:r>
-        <w:rPr>
-          <w:rStyle w:val="NormalTok"/>
-        </w:rPr>
-        <w:t xml:space="preserve">)</w:t>
-      </w:r>
-    </w:p>
-    <w:p>
-      <w:pPr>
-        <w:pStyle w:val="SourceCode"/>
-      </w:pPr>
-      <w:r>
-        <w:rPr>
-          <w:rStyle w:val="VerbatimChar"/>
-        </w:rPr>
-        <w:t xml:space="preserve">           sunny = 3.8 ± 0.25 g.</w:t>
+        <w:t xml:space="preserve">Mean ± SE: shady = 0.523 ± 0.028 g,  sunny = 0.505 ± 0.042 g.</w:t>
       </w:r>
     </w:p>
     <w:p>
@@ -6465,30 +6884,54 @@
         </w:numPr>
       </w:pPr>
       <w:r>
-        <w:t xml:space="preserve">Group means ± SE</w:t>
-      </w:r>
-    </w:p>
-    <w:p>
-      <w:pPr>
-        <w:pStyle w:val="Compact"/>
-        <w:numPr>
-          <w:ilvl w:val="0"/>
-          <w:numId w:val="1009"/>
-        </w:numPr>
-      </w:pPr>
-      <w:r>
-        <w:t xml:space="preserve">Units</w:t>
+        <w:t xml:space="preserve">Group means ± SE with units</w:t>
       </w:r>
     </w:p>
     <w:p>
       <w:pPr>
         <w:pStyle w:val="FirstParagraph"/>
       </w:pPr>
+      <w:r>
+        <w:t xml:space="preserve">A</w:t>
+      </w:r>
+      <w:r>
+        <w:t xml:space="preserve"> </w:t>
+      </w:r>
       <w:r>
         <w:rPr>
           <w:b/>
           <w:bCs/>
         </w:rPr>
+        <w:t xml:space="preserve">non-significant</w:t>
+      </w:r>
+      <w:r>
+        <w:t xml:space="preserve"> </w:t>
+      </w:r>
+      <w:r>
+        <w:t xml:space="preserve">result is still a result — report it plainly (</w:t>
+      </w:r>
+      <w:r>
+        <w:t xml:space="preserve">“did not differ significantly”</w:t>
+      </w:r>
+      <w:r>
+        <w:t xml:space="preserve">), never as</w:t>
+      </w:r>
+      <w:r>
+        <w:t xml:space="preserve"> </w:t>
+      </w:r>
+      <w:r>
+        <w:t xml:space="preserve">“proved there is no difference.”</w:t>
+      </w:r>
+    </w:p>
+    <w:p>
+      <w:pPr>
+        <w:pStyle w:val="BodyText"/>
+      </w:pPr>
+      <w:r>
+        <w:rPr>
+          <w:b/>
+          <w:bCs/>
+        </w:rPr>
         <w:t xml:space="preserve">Never report</w:t>
       </w:r>
       <w:r>
@@ -6564,7 +7007,7 @@
         <w:rPr>
           <w:rStyle w:val="StringTok"/>
         </w:rPr>
-        <w:t xml:space="preserve">"figures/leaf_weight_boxplot_ttest.png"</w:t>
+        <w:t xml:space="preserve">"figures/leaf_mass_boxplot_ttest.png"</w:t>
       </w:r>
       <w:r>
         <w:rPr>
@@ -6999,6 +7442,24 @@
       </w:r>
       <w:r>
         <w:t xml:space="preserve">, means ± SE, units</w:t>
+      </w:r>
+    </w:p>
+    <w:p>
+      <w:pPr>
+        <w:pStyle w:val="Compact"/>
+        <w:numPr>
+          <w:ilvl w:val="0"/>
+          <w:numId w:val="1010"/>
+        </w:numPr>
+      </w:pPr>
+      <w:r>
+        <w:t xml:space="preserve">A non-significant result is reported plainly — not as proof of</w:t>
+      </w:r>
+      <w:r>
+        <w:t xml:space="preserve"> </w:t>
+      </w:r>
+      <w:r>
+        <w:t xml:space="preserve">“no difference”</w:t>
       </w:r>
     </w:p>
     <w:p>

--- a/docs/content/t_tests_2/t_tests_2_lecture.docx
+++ b/docs/content/t_tests_2/t_tests_2_lecture.docx
@@ -31,7 +31,7 @@
         <w:pStyle w:val="Date"/>
       </w:pPr>
       <w:r>
-        <w:t xml:space="preserve">2026-09-08</w:t>
+        <w:t xml:space="preserve">2026-09-10</w:t>
       </w:r>
     </w:p>
     <w:bookmarkStart w:id="12" w:name="where-we-left-off-lecture-09-t-tests-i"/>

--- a/docs/content/t_tests_2/t_tests_2_lecture.docx
+++ b/docs/content/t_tests_2/t_tests_2_lecture.docx
@@ -31,7 +31,7 @@
         <w:pStyle w:val="Date"/>
       </w:pPr>
       <w:r>
-        <w:t xml:space="preserve">2026-09-10</w:t>
+        <w:t xml:space="preserve">2026-09-14</w:t>
       </w:r>
     </w:p>
     <w:bookmarkStart w:id="12" w:name="where-we-left-off-lecture-09-t-tests-i"/>

--- a/docs/content/t_tests_2/t_tests_2_lecture.docx
+++ b/docs/content/t_tests_2/t_tests_2_lecture.docx
@@ -8987,7 +8987,6 @@
         <w:bottom w:color="FF0000" w:space="1" w:sz="8" w:val="single"/>
         <w:right w:color="FF0000" w:space="4" w:sz="8" w:val="single"/>
       </w:pBdr>
-      <w:shd w:color="auto" w:fill="auto" w:val="pct15"/>
       <w:spacing w:after="120" w:before="120"/>
       <w:ind w:left="432" w:right="432"/>
     </w:pPr>
@@ -9008,7 +9007,6 @@
         <w:bottom w:color="auto" w:space="1" w:sz="8" w:val="single"/>
         <w:right w:color="auto" w:space="4" w:sz="8" w:val="single"/>
       </w:pBdr>
-      <w:shd w:color="auto" w:fill="auto" w:val="pct15"/>
       <w:spacing w:after="240" w:before="240"/>
       <w:ind w:left="432" w:right="432"/>
     </w:pPr>
@@ -9023,7 +9021,6 @@
     <w:qFormat/>
     <w:rsid w:val="00771E03"/>
     <w:pPr>
-      <w:shd w:color="auto" w:fill="auto" w:val="pct15"/>
       <w:spacing w:after="240" w:before="240"/>
       <w:ind w:left="432" w:right="432"/>
     </w:pPr>

--- a/docs/content/t_tests_2/t_tests_2_lecture.docx
+++ b/docs/content/t_tests_2/t_tests_2_lecture.docx
@@ -31,7 +31,7 @@
         <w:pStyle w:val="Date"/>
       </w:pPr>
       <w:r>
-        <w:t xml:space="preserve">2026-09-14</w:t>
+        <w:t xml:space="preserve">2026-09-21</w:t>
       </w:r>
     </w:p>
     <w:bookmarkStart w:id="12" w:name="where-we-left-off-lecture-09-t-tests-i"/>

--- a/docs/content/t_tests_2/t_tests_2_lecture.docx
+++ b/docs/content/t_tests_2/t_tests_2_lecture.docx
@@ -31,7 +31,7 @@
         <w:pStyle w:val="Date"/>
       </w:pPr>
       <w:r>
-        <w:t xml:space="preserve">2026-09-21</w:t>
+        <w:t xml:space="preserve">2026-09-22</w:t>
       </w:r>
     </w:p>
     <w:bookmarkStart w:id="12" w:name="where-we-left-off-lecture-09-t-tests-i"/>

--- a/docs/content/t_tests_2/t_tests_2_lecture.docx
+++ b/docs/content/t_tests_2/t_tests_2_lecture.docx
@@ -31,7 +31,7 @@
         <w:pStyle w:val="Date"/>
       </w:pPr>
       <w:r>
-        <w:t xml:space="preserve">2026-09-22</w:t>
+        <w:t xml:space="preserve">2026-09-23</w:t>
       </w:r>
     </w:p>
     <w:bookmarkStart w:id="12" w:name="where-we-left-off-lecture-09-t-tests-i"/>

--- a/docs/content/t_tests_2/t_tests_2_lecture.docx
+++ b/docs/content/t_tests_2/t_tests_2_lecture.docx
@@ -9070,6 +9070,252 @@
       <w:spacing w:after="100"/>
     </w:pPr>
   </w:style>
+  <w:style w:styleId="BodyText" w:type="paragraph">
+    <w:name w:val="Body Text"/>
+    <w:basedOn w:val="Normal"/>
+    <w:link w:val="BodyTextChar"/>
+    <w:qFormat/>
+    <w:pPr>
+      <w:spacing w:after="180" w:before="180"/>
+    </w:pPr>
+  </w:style>
+  <w:style w:customStyle="1" w:styleId="FirstParagraph" w:type="paragraph">
+    <w:name w:val="First Paragraph"/>
+    <w:basedOn w:val="BodyText"/>
+    <w:next w:val="BodyText"/>
+    <w:qFormat/>
+  </w:style>
+  <w:style w:customStyle="1" w:styleId="Compact" w:type="paragraph">
+    <w:name w:val="Compact"/>
+    <w:basedOn w:val="BodyText"/>
+    <w:qFormat/>
+    <w:pPr>
+      <w:spacing w:after="36" w:before="36"/>
+    </w:pPr>
+  </w:style>
+  <w:style w:customStyle="1" w:styleId="Author" w:type="paragraph">
+    <w:name w:val="Author"/>
+    <w:basedOn w:val="Title"/>
+    <w:next w:val="BodyText"/>
+    <w:qFormat/>
+    <w:pPr>
+      <w:keepNext/>
+      <w:keepLines/>
+    </w:pPr>
+    <w:rPr>
+      <w:sz w:val="24"/>
+      <w:szCs w:val="24"/>
+    </w:rPr>
+  </w:style>
+  <w:style w:styleId="Date" w:type="paragraph">
+    <w:name w:val="Date"/>
+    <w:basedOn w:val="Title"/>
+    <w:next w:val="BodyText"/>
+    <w:qFormat/>
+    <w:pPr>
+      <w:keepNext/>
+      <w:keepLines/>
+    </w:pPr>
+    <w:rPr>
+      <w:sz w:val="24"/>
+      <w:szCs w:val="24"/>
+    </w:rPr>
+  </w:style>
+  <w:style w:customStyle="1" w:styleId="AbstractTitle" w:type="paragraph">
+    <w:name w:val="Abstract Title"/>
+    <w:basedOn w:val="Normal"/>
+    <w:next w:val="Abstract"/>
+    <w:qFormat/>
+    <w:pPr>
+      <w:keepNext/>
+      <w:keepLines/>
+      <w:spacing w:after="0" w:before="300"/>
+      <w:jc w:val="center"/>
+    </w:pPr>
+    <w:rPr>
+      <w:b/>
+      <w:sz w:val="20"/>
+      <w:szCs w:val="20"/>
+    </w:rPr>
+  </w:style>
+  <w:style w:customStyle="1" w:styleId="Abstract" w:type="paragraph">
+    <w:name w:val="Abstract"/>
+    <w:basedOn w:val="Normal"/>
+    <w:next w:val="BodyText"/>
+    <w:qFormat/>
+    <w:pPr>
+      <w:keepNext/>
+      <w:keepLines/>
+      <w:spacing w:after="300" w:before="100"/>
+    </w:pPr>
+    <w:rPr>
+      <w:sz w:val="20"/>
+      <w:szCs w:val="20"/>
+    </w:rPr>
+  </w:style>
+  <w:style w:styleId="Bibliography" w:type="paragraph">
+    <w:name w:val="Bibliography"/>
+    <w:basedOn w:val="Normal"/>
+    <w:next w:val="Bibliography"/>
+    <w:qFormat/>
+    <w:pPr/>
+    <w:rPr/>
+  </w:style>
+  <w:style w:styleId="BlockText" w:type="paragraph">
+    <w:name w:val="Block Text"/>
+    <w:basedOn w:val="BodyText"/>
+    <w:next w:val="BodyText"/>
+    <w:uiPriority w:val="9"/>
+    <w:unhideWhenUsed/>
+    <w:qFormat/>
+    <w:pPr>
+      <w:spacing w:after="100" w:before="100"/>
+      <w:ind w:firstLine="0" w:left="480" w:right="480"/>
+    </w:pPr>
+  </w:style>
+  <w:style w:styleId="FootnoteText" w:type="paragraph">
+    <w:name w:val="Footnote Text"/>
+    <w:basedOn w:val="Normal"/>
+    <w:next w:val="FootnoteText"/>
+    <w:uiPriority w:val="9"/>
+    <w:unhideWhenUsed/>
+    <w:qFormat/>
+  </w:style>
+  <w:style w:styleId="FootnoteBlockText" w:type="paragraph">
+    <w:name w:val="Footnote Block Text"/>
+    <w:basedOn w:val="FootnoteText"/>
+    <w:next w:val="FootnoteText"/>
+    <w:uiPriority w:val="9"/>
+    <w:unhideWhenUsed/>
+    <w:qFormat/>
+    <w:pPr>
+      <w:spacing w:after="100" w:before="100"/>
+      <w:ind w:firstLine="0" w:left="480" w:right="480"/>
+    </w:pPr>
+  </w:style>
+  <w:style w:styleId="Table" w:type="table">
+    <w:name w:val="Table"/>
+    <w:basedOn w:val="TableNormal"/>
+    <w:semiHidden/>
+    <w:unhideWhenUsed/>
+    <w:qFormat/>
+    <w:tblPr>
+      <w:tblInd w:type="dxa" w:w="0"/>
+      <w:tblCellMar>
+        <w:top w:type="dxa" w:w="0"/>
+        <w:left w:type="dxa" w:w="108"/>
+        <w:bottom w:type="dxa" w:w="0"/>
+        <w:right w:type="dxa" w:w="108"/>
+      </w:tblCellMar>
+    </w:tblPr>
+    <w:tblStylePr w:type="firstRow">
+      <w:tcPr>
+        <w:tcBorders>
+          <w:bottom w:val="single"/>
+        </w:tcBorders>
+        <w:vAlign w:val="bottom"/>
+      </w:tcPr>
+    </w:tblStylePr>
+  </w:style>
+  <w:style w:customStyle="1" w:styleId="DefinitionTerm" w:type="paragraph">
+    <w:name w:val="Definition Term"/>
+    <w:basedOn w:val="Normal"/>
+    <w:next w:val="Definition"/>
+    <w:pPr>
+      <w:keepNext/>
+      <w:keepLines/>
+      <w:spacing w:after="0"/>
+    </w:pPr>
+    <w:rPr>
+      <w:b/>
+    </w:rPr>
+  </w:style>
+  <w:style w:customStyle="1" w:styleId="Definition" w:type="paragraph">
+    <w:name w:val="Definition"/>
+    <w:basedOn w:val="Normal"/>
+  </w:style>
+  <w:style w:styleId="Caption" w:type="paragraph">
+    <w:name w:val="Caption"/>
+    <w:basedOn w:val="Normal"/>
+    <w:link w:val="BodyTextChar"/>
+    <w:pPr>
+      <w:spacing w:after="120" w:before="0"/>
+    </w:pPr>
+    <w:rPr>
+      <w:i/>
+    </w:rPr>
+  </w:style>
+  <w:style w:customStyle="1" w:styleId="TableCaption" w:type="paragraph">
+    <w:name w:val="Table Caption"/>
+    <w:basedOn w:val="Caption"/>
+    <w:pPr>
+      <w:keepNext/>
+    </w:pPr>
+  </w:style>
+  <w:style w:customStyle="1" w:styleId="ImageCaption" w:type="paragraph">
+    <w:name w:val="Image Caption"/>
+    <w:basedOn w:val="Caption"/>
+  </w:style>
+  <w:style w:customStyle="1" w:styleId="Figure" w:type="paragraph">
+    <w:name w:val="Figure"/>
+    <w:basedOn w:val="Normal"/>
+  </w:style>
+  <w:style w:customStyle="1" w:styleId="CaptionedFigure" w:type="paragraph">
+    <w:name w:val="Captioned Figure"/>
+    <w:basedOn w:val="Figure"/>
+    <w:pPr>
+      <w:keepNext/>
+    </w:pPr>
+  </w:style>
+  <w:style w:customStyle="1" w:styleId="BodyTextChar" w:type="character">
+    <w:name w:val="Body Text Char"/>
+    <w:basedOn w:val="DefaultParagraphFont"/>
+    <w:link w:val="BodyText"/>
+  </w:style>
+  <w:style w:customStyle="1" w:styleId="VerbatimChar" w:type="character">
+    <w:name w:val="Verbatim Char"/>
+    <w:basedOn w:val="BodyTextChar"/>
+    <w:rPr>
+      <w:rFonts w:ascii="Consolas" w:hAnsi="Consolas"/>
+      <w:sz w:val="22"/>
+    </w:rPr>
+  </w:style>
+  <w:style w:customStyle="1" w:styleId="SectionNumber" w:type="character">
+    <w:name w:val="Section Number"/>
+    <w:basedOn w:val="BodyTextChar"/>
+  </w:style>
+  <w:style w:styleId="FootnoteReference" w:type="character">
+    <w:name w:val="Footnote Reference"/>
+    <w:basedOn w:val="BodyTextChar"/>
+    <w:rPr>
+      <w:vertAlign w:val="superscript"/>
+    </w:rPr>
+  </w:style>
+  <w:style w:styleId="Hyperlink" w:type="character">
+    <w:name w:val="Hyperlink"/>
+    <w:basedOn w:val="BodyTextChar"/>
+    <w:rPr>
+      <w:color w:themeColor="accent1" w:val="4F81BD"/>
+    </w:rPr>
+  </w:style>
+  <w:style w:styleId="TOCHeading" w:type="paragraph">
+    <w:name w:val="TOC Heading"/>
+    <w:basedOn w:val="Heading1"/>
+    <w:next w:val="BodyText"/>
+    <w:uiPriority w:val="39"/>
+    <w:unhideWhenUsed/>
+    <w:qFormat/>
+    <w:pPr>
+      <w:spacing w:before="240" w:line="259" w:lineRule="auto"/>
+      <w:outlineLvl w:val="9"/>
+    </w:pPr>
+    <w:rPr>
+      <w:rFonts w:asciiTheme="majorHAnsi" w:cstheme="majorBidi" w:eastAsiaTheme="majorEastAsia" w:hAnsiTheme="majorHAnsi"/>
+      <w:b w:val="0"/>
+      <w:bCs w:val="0"/>
+      <w:color w:themeColor="accent1" w:themeShade="BF" w:val="365F91"/>
+    </w:rPr>
+  </w:style>
   <w:style w:type="character" w:customStyle="1" w:styleId="KeywordTok">
     <w:name w:val="KeywordTok"/>
     <w:basedOn w:val="VerbatimChar"/>

--- a/docs/content/t_tests_2/t_tests_2_lecture.docx
+++ b/docs/content/t_tests_2/t_tests_2_lecture.docx
@@ -7687,7 +7687,7 @@
     <w:bookmarkEnd w:id="47"/>
     <w:sectPr>
       <w:pgSz w:h="15840" w:w="12240"/>
-      <w:pgMar w:bottom="1440" w:footer="720" w:gutter="0" w:header="720" w:left="1440" w:right="1440" w:top="1440"/>
+      <w:pgMar w:bottom="720" w:footer="432" w:gutter="0" w:header="432" w:left="720" w:right="1008" w:top="720"/>
       <w:cols w:space="720"/>
       <w:docGrid w:linePitch="360"/>
     </w:sectPr>
@@ -8069,7 +8069,11 @@
         <w14:ligatures w14:val="standardContextual"/>
       </w:rPr>
     </w:rPrDefault>
-    <w:pPrDefault/>
+    <w:pPrDefault>
+      <w:pPr>
+        <w:spacing w:after="0" w:before="0" w:line="240" w:lineRule="auto"/>
+      </w:pPr>
+    </w:pPrDefault>
   </w:docDefaults>
   <w:latentStyles w:count="376" w:defLockedState="0" w:defQFormat="0" w:defSemiHidden="0" w:defUIPriority="99" w:defUnhideWhenUsed="0">
     <w:lsdException w:name="Normal" w:qFormat="1" w:uiPriority="0"/>
@@ -8869,7 +8873,7 @@
     <w:qFormat/>
     <w:rsid w:val="00AF5CF1"/>
     <w:pPr>
-      <w:spacing w:after="160" w:before="160"/>
+      <w:spacing w:after="0" w:before="0"/>
       <w:jc w:val="center"/>
     </w:pPr>
     <w:rPr>
@@ -8987,7 +8991,7 @@
         <w:bottom w:color="FF0000" w:space="1" w:sz="8" w:val="single"/>
         <w:right w:color="FF0000" w:space="4" w:sz="8" w:val="single"/>
       </w:pBdr>
-      <w:spacing w:after="120" w:before="120"/>
+      <w:spacing w:after="40" w:before="40"/>
       <w:ind w:left="432" w:right="432"/>
     </w:pPr>
     <w:rPr>
@@ -9007,7 +9011,7 @@
         <w:bottom w:color="auto" w:space="1" w:sz="8" w:val="single"/>
         <w:right w:color="auto" w:space="4" w:sz="8" w:val="single"/>
       </w:pBdr>
-      <w:spacing w:after="240" w:before="240"/>
+      <w:spacing w:after="40" w:before="40"/>
       <w:ind w:left="432" w:right="432"/>
     </w:pPr>
     <w:rPr>
@@ -9021,7 +9025,7 @@
     <w:qFormat/>
     <w:rsid w:val="00771E03"/>
     <w:pPr>
-      <w:spacing w:after="240" w:before="240"/>
+      <w:spacing w:after="40" w:before="40"/>
       <w:ind w:left="432" w:right="432"/>
     </w:pPr>
     <w:rPr>
@@ -9067,7 +9071,7 @@
     <w:unhideWhenUsed/>
     <w:rsid w:val="00322D32"/>
     <w:pPr>
-      <w:spacing w:after="100"/>
+      <w:spacing w:after="0" w:before="0"/>
     </w:pPr>
   </w:style>
   <w:style w:styleId="BodyText" w:type="paragraph">
@@ -9076,7 +9080,7 @@
     <w:link w:val="BodyTextChar"/>
     <w:qFormat/>
     <w:pPr>
-      <w:spacing w:after="180" w:before="180"/>
+      <w:spacing w:after="0" w:before="0"/>
     </w:pPr>
   </w:style>
   <w:style w:customStyle="1" w:styleId="FirstParagraph" w:type="paragraph">
@@ -9084,13 +9088,16 @@
     <w:basedOn w:val="BodyText"/>
     <w:next w:val="BodyText"/>
     <w:qFormat/>
+    <w:pPr>
+      <w:spacing w:after="0" w:before="0"/>
+    </w:pPr>
   </w:style>
   <w:style w:customStyle="1" w:styleId="Compact" w:type="paragraph">
     <w:name w:val="Compact"/>
     <w:basedOn w:val="BodyText"/>
     <w:qFormat/>
     <w:pPr>
-      <w:spacing w:after="36" w:before="36"/>
+      <w:spacing w:after="0" w:before="0"/>
     </w:pPr>
   </w:style>
   <w:style w:customStyle="1" w:styleId="Author" w:type="paragraph">
@@ -9169,7 +9176,7 @@
     <w:unhideWhenUsed/>
     <w:qFormat/>
     <w:pPr>
-      <w:spacing w:after="100" w:before="100"/>
+      <w:spacing w:after="0" w:before="0"/>
       <w:ind w:firstLine="0" w:left="480" w:right="480"/>
     </w:pPr>
   </w:style>
@@ -9239,7 +9246,7 @@
     <w:basedOn w:val="Normal"/>
     <w:link w:val="BodyTextChar"/>
     <w:pPr>
-      <w:spacing w:after="120" w:before="0"/>
+      <w:spacing w:after="0" w:before="0"/>
     </w:pPr>
     <w:rPr>
       <w:i/>
@@ -9249,21 +9256,29 @@
     <w:name w:val="Table Caption"/>
     <w:basedOn w:val="Caption"/>
     <w:pPr>
+      <w:spacing w:after="0" w:before="0"/>
       <w:keepNext/>
     </w:pPr>
   </w:style>
   <w:style w:customStyle="1" w:styleId="ImageCaption" w:type="paragraph">
     <w:name w:val="Image Caption"/>
     <w:basedOn w:val="Caption"/>
+    <w:pPr>
+      <w:spacing w:after="0" w:before="0"/>
+    </w:pPr>
   </w:style>
   <w:style w:customStyle="1" w:styleId="Figure" w:type="paragraph">
     <w:name w:val="Figure"/>
     <w:basedOn w:val="Normal"/>
+    <w:pPr>
+      <w:spacing w:after="0" w:before="0"/>
+    </w:pPr>
   </w:style>
   <w:style w:customStyle="1" w:styleId="CaptionedFigure" w:type="paragraph">
     <w:name w:val="Captioned Figure"/>
     <w:basedOn w:val="Figure"/>
     <w:pPr>
+      <w:spacing w:after="0" w:before="0"/>
       <w:keepNext/>
     </w:pPr>
   </w:style>
@@ -9276,8 +9291,8 @@
     <w:name w:val="Verbatim Char"/>
     <w:basedOn w:val="BodyTextChar"/>
     <w:rPr>
-      <w:rFonts w:ascii="Consolas" w:hAnsi="Consolas"/>
-      <w:sz w:val="22"/>
+      <w:rFonts w:ascii="Courier New" w:cs="Courier New" w:hAnsi="Courier New"/>
+      <w:sz w:val="20"/>
     </w:rPr>
   </w:style>
   <w:style w:customStyle="1" w:styleId="SectionNumber" w:type="character">

--- a/docs/content/t_tests_2/t_tests_2_lecture.docx
+++ b/docs/content/t_tests_2/t_tests_2_lecture.docx
@@ -1207,10 +1207,13 @@
         <w:t xml:space="preserve">&lt;-</w:t>
       </w:r>
       <w:r>
-        <w:rPr>
-          <w:rStyle w:val="NormalTok"/>
-        </w:rPr>
-        <w:t xml:space="preserve"> </w:t>
+        <w:br/>
+      </w:r>
+      <w:r>
+        <w:rPr>
+          <w:rStyle w:val="NormalTok"/>
+        </w:rPr>
+        <w:t xml:space="preserve">  </w:t>
       </w:r>
       <w:r>
         <w:rPr>
@@ -3285,7 +3288,16 @@
         <w:rPr>
           <w:rStyle w:val="NormalTok"/>
         </w:rPr>
-        <w:t xml:space="preserve">), </w:t>
+        <w:t xml:space="preserve">),</w:t>
+      </w:r>
+      <w:r>
+        <w:br/>
+      </w:r>
+      <w:r>
+        <w:rPr>
+          <w:rStyle w:val="NormalTok"/>
+        </w:rPr>
+        <w:t xml:space="preserve">    </w:t>
       </w:r>
       <w:r>
         <w:rPr>
@@ -3397,7 +3409,16 @@
         <w:rPr>
           <w:rStyle w:val="NormalTok"/>
         </w:rPr>
-        <w:t xml:space="preserve">), </w:t>
+        <w:t xml:space="preserve">),</w:t>
+      </w:r>
+      <w:r>
+        <w:br/>
+      </w:r>
+      <w:r>
+        <w:rPr>
+          <w:rStyle w:val="NormalTok"/>
+        </w:rPr>
+        <w:t xml:space="preserve">    </w:t>
       </w:r>
       <w:r>
         <w:rPr>
@@ -4165,7 +4186,28 @@
         <w:rPr>
           <w:rStyle w:val="StringTok"/>
         </w:rPr>
-        <w:t xml:space="preserve">"Conclusion: no evidence that mean leaf mass differs between sides.</w:t>
+        <w:t xml:space="preserve">"Conclusion: no evidence that mean leaf mass differs"</w:t>
+      </w:r>
+      <w:r>
+        <w:rPr>
+          <w:rStyle w:val="NormalTok"/>
+        </w:rPr>
+        <w:t xml:space="preserve">,</w:t>
+      </w:r>
+      <w:r>
+        <w:br/>
+      </w:r>
+      <w:r>
+        <w:rPr>
+          <w:rStyle w:val="NormalTok"/>
+        </w:rPr>
+        <w:t xml:space="preserve">      </w:t>
+      </w:r>
+      <w:r>
+        <w:rPr>
+          <w:rStyle w:val="StringTok"/>
+        </w:rPr>
+        <w:t xml:space="preserve">"between sides.</w:t>
       </w:r>
       <w:r>
         <w:rPr>
@@ -5825,10 +5867,13 @@
         <w:t xml:space="preserve">&gt;</w:t>
       </w:r>
       <w:r>
-        <w:rPr>
-          <w:rStyle w:val="NormalTok"/>
-        </w:rPr>
-        <w:t xml:space="preserve"> leaf_ttest_model</w:t>
+        <w:br/>
+      </w:r>
+      <w:r>
+        <w:rPr>
+          <w:rStyle w:val="NormalTok"/>
+        </w:rPr>
+        <w:t xml:space="preserve">               leaf_ttest_model</w:t>
       </w:r>
       <w:r>
         <w:rPr>
@@ -6213,7 +6258,28 @@
         <w:rPr>
           <w:rStyle w:val="StringTok"/>
         </w:rPr>
-        <w:t xml:space="preserve">"Mean leaf mass did not differ significantly between sides</w:t>
+        <w:t xml:space="preserve">"Mean leaf mass did not differ significantly"</w:t>
+      </w:r>
+      <w:r>
+        <w:rPr>
+          <w:rStyle w:val="NormalTok"/>
+        </w:rPr>
+        <w:t xml:space="preserve">,</w:t>
+      </w:r>
+      <w:r>
+        <w:br/>
+      </w:r>
+      <w:r>
+        <w:rPr>
+          <w:rStyle w:val="NormalTok"/>
+        </w:rPr>
+        <w:t xml:space="preserve">      </w:t>
+      </w:r>
+      <w:r>
+        <w:rPr>
+          <w:rStyle w:val="StringTok"/>
+        </w:rPr>
+        <w:t xml:space="preserve">"between sides</w:t>
       </w:r>
       <w:r>
         <w:rPr>
@@ -6304,7 +6370,16 @@
         <w:rPr>
           <w:rStyle w:val="NormalTok"/>
         </w:rPr>
-        <w:t xml:space="preserve">, p_val2, </w:t>
+        <w:t xml:space="preserve">,</w:t>
+      </w:r>
+      <w:r>
+        <w:br/>
+      </w:r>
+      <w:r>
+        <w:rPr>
+          <w:rStyle w:val="NormalTok"/>
+        </w:rPr>
+        <w:t xml:space="preserve">    p_val2, </w:t>
       </w:r>
       <w:r>
         <w:rPr>

--- a/docs/content/t_tests_2/t_tests_2_lecture.docx
+++ b/docs/content/t_tests_2/t_tests_2_lecture.docx
@@ -31,7 +31,7 @@
         <w:pStyle w:val="Date"/>
       </w:pPr>
       <w:r>
-        <w:t xml:space="preserve">2026-09-23</w:t>
+        <w:t xml:space="preserve">2026-09-24</w:t>
       </w:r>
     </w:p>
     <w:bookmarkStart w:id="12" w:name="where-we-left-off-lecture-09-t-tests-i"/>

--- a/docs/content/t_tests_2/t_tests_2_lecture.docx
+++ b/docs/content/t_tests_2/t_tests_2_lecture.docx
@@ -31,7 +31,7 @@
         <w:pStyle w:val="Date"/>
       </w:pPr>
       <w:r>
-        <w:t xml:space="preserve">2026-09-29</w:t>
+        <w:t xml:space="preserve">2026-10-01</w:t>
       </w:r>
     </w:p>
     <w:bookmarkStart w:id="12" w:name="where-we-left-off-lecture-09-t-tests-i"/>
@@ -196,6 +196,18 @@
       </w:r>
       <w:r>
         <w:t xml:space="preserve">leaves</w:t>
+      </w:r>
+    </w:p>
+    <w:p>
+      <w:pPr>
+        <w:pStyle w:val="FirstParagraph"/>
+      </w:pPr>
+      <w:r>
+        <w:rPr>
+          <w:b/>
+          <w:bCs/>
+        </w:rPr>
+        <w:t xml:space="preserve">Today we go back and ask a harder question: did we even have 53 leaves’ worth of information?</w:t>
       </w:r>
     </w:p>
     <w:tbl>
@@ -228,7 +240,7 @@
           </w:tcPr>
           <w:p>
             <w:pPr>
-              <w:pStyle w:val="FirstParagraph"/>
+              <w:pStyle w:val="BodyText"/>
             </w:pPr>
             <w:pPr>
               <w:spacing w:before="0" w:after="0"/>
@@ -423,7 +435,7 @@
         </w:numPr>
       </w:pPr>
       <w:r>
-        <w:t xml:space="preserve">Spot</w:t>
+        <w:t xml:space="preserve">Run a</w:t>
       </w:r>
       <w:r>
         <w:t xml:space="preserve"> </w:t>
@@ -433,13 +445,29 @@
           <w:b/>
           <w:bCs/>
         </w:rPr>
-        <w:t xml:space="preserve">pseudoreplication</w:t>
-      </w:r>
-      <w:r>
-        <w:t xml:space="preserve"> </w:t>
-      </w:r>
-      <w:r>
-        <w:t xml:space="preserve">and fix it by averaging</w:t>
+        <w:t xml:space="preserve">two-sample</w:t>
+      </w:r>
+      <w:r>
+        <w:t xml:space="preserve"> </w:t>
+      </w:r>
+      <w:r>
+        <w:t xml:space="preserve">and a</w:t>
+      </w:r>
+      <w:r>
+        <w:t xml:space="preserve"> </w:t>
+      </w:r>
+      <w:r>
+        <w:rPr>
+          <w:b/>
+          <w:bCs/>
+        </w:rPr>
+        <w:t xml:space="preserve">paired</w:t>
+      </w:r>
+      <w:r>
+        <w:t xml:space="preserve"> </w:t>
+      </w:r>
+      <w:r>
+        <w:t xml:space="preserve">t-test on our leaf data</w:t>
       </w:r>
     </w:p>
     <w:p>
@@ -451,14 +479,23 @@
         </w:numPr>
       </w:pPr>
       <w:r>
+        <w:t xml:space="preserve">Spot</w:t>
+      </w:r>
+      <w:r>
+        <w:t xml:space="preserve"> </w:t>
+      </w:r>
+      <w:r>
         <w:rPr>
           <w:b/>
           <w:bCs/>
         </w:rPr>
-        <w:t xml:space="preserve">Check the assumptions</w:t>
-      </w:r>
-      <w:r>
-        <w:t xml:space="preserve">, then run a</w:t>
+        <w:t xml:space="preserve">pseudoreplication</w:t>
+      </w:r>
+      <w:r>
+        <w:t xml:space="preserve"> </w:t>
+      </w:r>
+      <w:r>
+        <w:t xml:space="preserve">— and fix it with</w:t>
       </w:r>
       <w:r>
         <w:t xml:space="preserve"> </w:t>
@@ -468,29 +505,49 @@
           <w:b/>
           <w:bCs/>
         </w:rPr>
-        <w:t xml:space="preserve">two-sample</w:t>
-      </w:r>
-      <w:r>
-        <w:t xml:space="preserve"> </w:t>
-      </w:r>
-      <w:r>
-        <w:t xml:space="preserve">and a</w:t>
-      </w:r>
-      <w:r>
-        <w:t xml:space="preserve"> </w:t>
+        <w:t xml:space="preserve">one</w:t>
       </w:r>
       <w:r>
         <w:rPr>
           <w:b/>
           <w:bCs/>
         </w:rPr>
-        <w:t xml:space="preserve">paired</w:t>
-      </w:r>
-      <w:r>
-        <w:t xml:space="preserve"> </w:t>
-      </w:r>
-      <w:r>
-        <w:t xml:space="preserve">t-test on the same data</w:t>
+        <w:t xml:space="preserve"> </w:t>
+      </w:r>
+      <w:r>
+        <w:rPr>
+          <w:rStyle w:val="VerbatimChar"/>
+          <w:b/>
+          <w:bCs/>
+        </w:rPr>
+        <w:t xml:space="preserve">summarize()</w:t>
+      </w:r>
+      <w:r>
+        <w:rPr>
+          <w:b/>
+          <w:bCs/>
+        </w:rPr>
+        <w:t xml:space="preserve"> </w:t>
+      </w:r>
+      <w:r>
+        <w:rPr>
+          <w:b/>
+          <w:bCs/>
+        </w:rPr>
+        <w:t xml:space="preserve">at the top</w:t>
+      </w:r>
+      <w:r>
+        <w:t xml:space="preserve">, then</w:t>
+      </w:r>
+      <w:r>
+        <w:t xml:space="preserve"> </w:t>
+      </w:r>
+      <w:r>
+        <w:rPr>
+          <w:b/>
+          <w:bCs/>
+        </w:rPr>
+        <w:t xml:space="preserve">rerun the same code</w:t>
       </w:r>
     </w:p>
     <w:p>
@@ -502,17 +559,7 @@
         </w:numPr>
       </w:pPr>
       <w:r>
-        <w:t xml:space="preserve">See</w:t>
-      </w:r>
-      <w:r>
-        <w:t xml:space="preserve"> </w:t>
-      </w:r>
-      <w:r>
-        <w:rPr>
-          <w:b/>
-          <w:bCs/>
-        </w:rPr>
-        <w:t xml:space="preserve">why pairing adds power</w:t>
+        <w:t xml:space="preserve">See how much the answer moves when you do</w:t>
       </w:r>
     </w:p>
     <w:p>
@@ -528,13 +575,10 @@
           <w:b/>
           <w:bCs/>
         </w:rPr>
-        <w:t xml:space="preserve">Plot</w:t>
-      </w:r>
-      <w:r>
-        <w:t xml:space="preserve"> </w:t>
-      </w:r>
-      <w:r>
-        <w:t xml:space="preserve">a paired result</w:t>
+        <w:t xml:space="preserve">Check the assumptions</w:t>
+      </w:r>
+      <w:r>
+        <w:t xml:space="preserve">, then test the sugar maples the same way</w:t>
       </w:r>
     </w:p>
     <w:p>
@@ -546,6 +590,50 @@
         </w:numPr>
       </w:pPr>
       <w:r>
+        <w:t xml:space="preserve">See</w:t>
+      </w:r>
+      <w:r>
+        <w:t xml:space="preserve"> </w:t>
+      </w:r>
+      <w:r>
+        <w:rPr>
+          <w:b/>
+          <w:bCs/>
+        </w:rPr>
+        <w:t xml:space="preserve">why pairing adds power</w:t>
+      </w:r>
+    </w:p>
+    <w:p>
+      <w:pPr>
+        <w:pStyle w:val="Compact"/>
+        <w:numPr>
+          <w:ilvl w:val="0"/>
+          <w:numId w:val="1002"/>
+        </w:numPr>
+      </w:pPr>
+      <w:r>
+        <w:rPr>
+          <w:b/>
+          <w:bCs/>
+        </w:rPr>
+        <w:t xml:space="preserve">Plot</w:t>
+      </w:r>
+      <w:r>
+        <w:t xml:space="preserve"> </w:t>
+      </w:r>
+      <w:r>
+        <w:t xml:space="preserve">a paired result</w:t>
+      </w:r>
+    </w:p>
+    <w:p>
+      <w:pPr>
+        <w:pStyle w:val="Compact"/>
+        <w:numPr>
+          <w:ilvl w:val="0"/>
+          <w:numId w:val="1002"/>
+        </w:numPr>
+      </w:pPr>
+      <w:r>
         <w:t xml:space="preserve">Know the</w:t>
       </w:r>
       <w:r>
@@ -625,13 +713,13 @@
         <w:rPr>
           <w:rStyle w:val="VerbatimChar"/>
         </w:rPr>
-        <w:t xml:space="preserve">scales::pvalue()</w:t>
-      </w:r>
-      <w:r>
-        <w:t xml:space="preserve"> </w:t>
-      </w:r>
-      <w:r>
-        <w:t xml:space="preserve">— tidy p-values for plots</w:t>
+        <w:t xml:space="preserve">row_number()</w:t>
+      </w:r>
+      <w:r>
+        <w:t xml:space="preserve"> </w:t>
+      </w:r>
+      <w:r>
+        <w:t xml:space="preserve">— numbering rows within a group</w:t>
       </w:r>
     </w:p>
     <w:p>
@@ -646,6 +734,27 @@
         <w:rPr>
           <w:rStyle w:val="VerbatimChar"/>
         </w:rPr>
+        <w:t xml:space="preserve">scales::pvalue()</w:t>
+      </w:r>
+      <w:r>
+        <w:t xml:space="preserve"> </w:t>
+      </w:r>
+      <w:r>
+        <w:t xml:space="preserve">— tidy p-values for plots</w:t>
+      </w:r>
+    </w:p>
+    <w:p>
+      <w:pPr>
+        <w:pStyle w:val="Compact"/>
+        <w:numPr>
+          <w:ilvl w:val="0"/>
+          <w:numId w:val="1003"/>
+        </w:numPr>
+      </w:pPr>
+      <w:r>
+        <w:rPr>
+          <w:rStyle w:val="VerbatimChar"/>
+        </w:rPr>
         <w:t xml:space="preserve">wilcox.test()</w:t>
       </w:r>
       <w:r>
@@ -981,13 +1090,13 @@
       </w:r>
     </w:p>
     <w:bookmarkEnd w:id="14"/>
-    <w:bookmarkStart w:id="15" w:name="chunk-1-of-3-read-decide-report"/>
+    <w:bookmarkStart w:id="15" w:name="chunk-1-of-2-the-t-test-code"/>
     <w:p>
       <w:pPr>
         <w:pStyle w:val="Heading1"/>
       </w:pPr>
       <w:r>
-        <w:t xml:space="preserve">🧩 Chunk 1 of 3 · Read, Decide, Report</w:t>
+        <w:t xml:space="preserve">🧩 Chunk 1 of 2 · The t-Test Code</w:t>
       </w:r>
     </w:p>
     <w:p>
@@ -1005,7 +1114,7 @@
         <w:t xml:space="preserve"> </w:t>
       </w:r>
       <w:r>
-        <w:t xml:space="preserve">every line of the</w:t>
+        <w:t xml:space="preserve">the</w:t>
       </w:r>
       <w:r>
         <w:t xml:space="preserve"> </w:t>
@@ -1020,19 +1129,90 @@
         <w:t xml:space="preserve"> </w:t>
       </w:r>
       <w:r>
-        <w:t xml:space="preserve">output, the reject / fail-to-reject decision, and a results sentence — on the leaf data from last time.</w:t>
-      </w:r>
-    </w:p>
-    <w:p>
-      <w:pPr>
-        <w:pStyle w:val="BodyText"/>
-      </w:pPr>
+        <w:t xml:space="preserve">code on the leaf data from last time — every line of the output, the decision, and a results sentence. Then we run the</w:t>
+      </w:r>
+      <w:r>
+        <w:t xml:space="preserve"> </w:t>
+      </w:r>
       <w:r>
         <w:rPr>
           <w:b/>
           <w:bCs/>
         </w:rPr>
-        <w:t xml:space="preserve">🛑 After this chunk: Activity Parts 1–2.</w:t>
+        <w:t xml:space="preserve">paired</w:t>
+      </w:r>
+      <w:r>
+        <w:t xml:space="preserve"> </w:t>
+      </w:r>
+      <w:r>
+        <w:t xml:space="preserve">test on the same leaves, discover the data are</w:t>
+      </w:r>
+      <w:r>
+        <w:t xml:space="preserve"> </w:t>
+      </w:r>
+      <w:r>
+        <w:rPr>
+          <w:b/>
+          <w:bCs/>
+        </w:rPr>
+        <w:t xml:space="preserve">pseudoreplicated</w:t>
+      </w:r>
+      <w:r>
+        <w:t xml:space="preserve">, fix it with</w:t>
+      </w:r>
+      <w:r>
+        <w:t xml:space="preserve"> </w:t>
+      </w:r>
+      <w:r>
+        <w:rPr>
+          <w:b/>
+          <w:bCs/>
+        </w:rPr>
+        <w:t xml:space="preserve">one</w:t>
+      </w:r>
+      <w:r>
+        <w:rPr>
+          <w:b/>
+          <w:bCs/>
+        </w:rPr>
+        <w:t xml:space="preserve"> </w:t>
+      </w:r>
+      <w:r>
+        <w:rPr>
+          <w:rStyle w:val="VerbatimChar"/>
+          <w:b/>
+          <w:bCs/>
+        </w:rPr>
+        <w:t xml:space="preserve">summarize()</w:t>
+      </w:r>
+      <w:r>
+        <w:rPr>
+          <w:b/>
+          <w:bCs/>
+        </w:rPr>
+        <w:t xml:space="preserve"> </w:t>
+      </w:r>
+      <w:r>
+        <w:rPr>
+          <w:b/>
+          <w:bCs/>
+        </w:rPr>
+        <w:t xml:space="preserve">at the top</w:t>
+      </w:r>
+      <w:r>
+        <w:t xml:space="preserve">, and rerun the exact same code.</w:t>
+      </w:r>
+    </w:p>
+    <w:p>
+      <w:pPr>
+        <w:pStyle w:val="BodyText"/>
+      </w:pPr>
+      <w:r>
+        <w:rPr>
+          <w:b/>
+          <w:bCs/>
+        </w:rPr>
+        <w:t xml:space="preserve">🛑 After this chunk: Activity Parts 1–6.</w:t>
       </w:r>
     </w:p>
     <w:bookmarkEnd w:id="15"/>
@@ -1901,7 +2081,7 @@
               <w:spacing w:after="16"/>
             </w:pPr>
             <w:r>
-              <w:t xml:space="preserve">Keep that second possibility in mind — it is the whole story of Chunk 2.</w:t>
+              <w:t xml:space="preserve">Keep that second possibility in mind — it is the whole story of the next few slides.</w:t>
             </w:r>
           </w:p>
           <w:p/>
@@ -2259,99 +2439,13 @@
       </w:r>
     </w:p>
     <w:bookmarkEnd w:id="21"/>
-    <w:bookmarkStart w:id="22" w:name="activity-10-parts-12-now"/>
+    <w:bookmarkStart w:id="22" w:name="wait-where-did-these-leaves-come-from"/>
     <w:p>
       <w:pPr>
         <w:pStyle w:val="Heading1"/>
       </w:pPr>
       <w:r>
-        <w:t xml:space="preserve">→ ACTIVITY 10 Parts 1–2 now</w:t>
-      </w:r>
-    </w:p>
-    <w:p>
-      <w:pPr>
-        <w:pStyle w:val="FirstParagraph"/>
-      </w:pPr>
-      <w:r>
-        <w:rPr>
-          <w:b/>
-          <w:bCs/>
-        </w:rPr>
-        <w:t xml:space="preserve">🛑 Do Activity Parts 1–2 now</w:t>
-      </w:r>
-    </w:p>
-    <w:p>
-      <w:pPr>
-        <w:pStyle w:val="BodyText"/>
-      </w:pPr>
-      <w:r>
-        <w:t xml:space="preserve">Run the leaf t-test, decode each line, state your decision, and write the results sentence.</w:t>
-      </w:r>
-    </w:p>
-    <w:bookmarkEnd w:id="22"/>
-    <w:bookmarkStart w:id="23" w:name="chunk-2-of-3-sugar-maple-check-then-test"/>
-    <w:p>
-      <w:pPr>
-        <w:pStyle w:val="Heading1"/>
-      </w:pPr>
-      <w:r>
-        <w:t xml:space="preserve">🧩 Chunk 2 of 3 · Sugar Maple: Check, Then Test</w:t>
-      </w:r>
-    </w:p>
-    <w:p>
-      <w:pPr>
-        <w:pStyle w:val="FirstParagraph"/>
-      </w:pPr>
-      <w:r>
-        <w:rPr>
-          <w:b/>
-          <w:bCs/>
-        </w:rPr>
-        <w:t xml:space="preserve">We will cover:</w:t>
-      </w:r>
-      <w:r>
-        <w:t xml:space="preserve"> </w:t>
-      </w:r>
-      <w:r>
-        <w:t xml:space="preserve">the sugar maple design, pseudoreplication, checking assumptions</w:t>
-      </w:r>
-      <w:r>
-        <w:t xml:space="preserve"> </w:t>
-      </w:r>
-      <w:r>
-        <w:rPr>
-          <w:b/>
-          <w:bCs/>
-        </w:rPr>
-        <w:t xml:space="preserve">before</w:t>
-      </w:r>
-      <w:r>
-        <w:t xml:space="preserve"> </w:t>
-      </w:r>
-      <w:r>
-        <w:t xml:space="preserve">each test, the two-sample t-test, and the paired t-test.</w:t>
-      </w:r>
-    </w:p>
-    <w:p>
-      <w:pPr>
-        <w:pStyle w:val="BodyText"/>
-      </w:pPr>
-      <w:r>
-        <w:rPr>
-          <w:b/>
-          <w:bCs/>
-        </w:rPr>
-        <w:t xml:space="preserve">🛑 After this chunk: Activity Parts 3–6.</w:t>
-      </w:r>
-    </w:p>
-    <w:bookmarkEnd w:id="23"/>
-    <w:bookmarkStart w:id="24" w:name="the-sugar-maple-design"/>
-    <w:p>
-      <w:pPr>
-        <w:pStyle w:val="Heading1"/>
-      </w:pPr>
-      <w:r>
-        <w:t xml:space="preserve">The Sugar Maple Design</w:t>
+        <w:t xml:space="preserve">Wait — Where Did These Leaves Come From?</w:t>
       </w:r>
     </w:p>
     <w:p>
@@ -2362,16 +2456,16 @@
         <w:rPr>
           <w:rStyle w:val="CommentTok"/>
         </w:rPr>
-        <w:t xml:space="preserve"># How many leaves from each tree and side? --------------</w:t>
-      </w:r>
-      <w:r>
-        <w:br/>
-      </w:r>
-      <w:r>
-        <w:rPr>
-          <w:rStyle w:val="NormalTok"/>
-        </w:rPr>
-        <w:t xml:space="preserve">maple_df </w:t>
+        <w:t xml:space="preserve"># How many leaves did each team turn in? ----------------</w:t>
+      </w:r>
+      <w:r>
+        <w:br/>
+      </w:r>
+      <w:r>
+        <w:rPr>
+          <w:rStyle w:val="NormalTok"/>
+        </w:rPr>
+        <w:t xml:space="preserve">leaf_df </w:t>
       </w:r>
       <w:r>
         <w:rPr>
@@ -2398,7 +2492,7 @@
         <w:rPr>
           <w:rStyle w:val="NormalTok"/>
         </w:rPr>
-        <w:t xml:space="preserve">(tree, side) </w:t>
+        <w:t xml:space="preserve">(teams, shade) </w:t>
       </w:r>
       <w:r>
         <w:rPr>
@@ -2419,7 +2513,7 @@
         <w:rPr>
           <w:rStyle w:val="FunctionTok"/>
         </w:rPr>
-        <w:t xml:space="preserve">head</w:t>
+        <w:t xml:space="preserve">pivot_wider</w:t>
       </w:r>
       <w:r>
         <w:rPr>
@@ -2429,15 +2523,36 @@
       </w:r>
       <w:r>
         <w:rPr>
-          <w:rStyle w:val="DecValTok"/>
-        </w:rPr>
-        <w:t xml:space="preserve">6</w:t>
-      </w:r>
-      <w:r>
-        <w:rPr>
-          <w:rStyle w:val="NormalTok"/>
-        </w:rPr>
-        <w:t xml:space="preserve">)</w:t>
+          <w:rStyle w:val="AttributeTok"/>
+        </w:rPr>
+        <w:t xml:space="preserve">names_from =</w:t>
+      </w:r>
+      <w:r>
+        <w:rPr>
+          <w:rStyle w:val="NormalTok"/>
+        </w:rPr>
+        <w:t xml:space="preserve"> shade,</w:t>
+      </w:r>
+      <w:r>
+        <w:br/>
+      </w:r>
+      <w:r>
+        <w:rPr>
+          <w:rStyle w:val="NormalTok"/>
+        </w:rPr>
+        <w:t xml:space="preserve">              </w:t>
+      </w:r>
+      <w:r>
+        <w:rPr>
+          <w:rStyle w:val="AttributeTok"/>
+        </w:rPr>
+        <w:t xml:space="preserve">values_from =</w:t>
+      </w:r>
+      <w:r>
+        <w:rPr>
+          <w:rStyle w:val="NormalTok"/>
+        </w:rPr>
+        <w:t xml:space="preserve"> n)</w:t>
       </w:r>
     </w:p>
     <w:p>
@@ -2448,79 +2563,70 @@
         <w:rPr>
           <w:rStyle w:val="VerbatimChar"/>
         </w:rPr>
-        <w:t xml:space="preserve"># A tibble: 6 × 3</w:t>
-      </w:r>
-      <w:r>
-        <w:br/>
-      </w:r>
-      <w:r>
-        <w:rPr>
-          <w:rStyle w:val="VerbatimChar"/>
-        </w:rPr>
-        <w:t xml:space="preserve">   tree side      n</w:t>
-      </w:r>
-      <w:r>
-        <w:br/>
-      </w:r>
-      <w:r>
-        <w:rPr>
-          <w:rStyle w:val="VerbatimChar"/>
-        </w:rPr>
-        <w:t xml:space="preserve">  &lt;dbl&gt; &lt;chr&gt; &lt;int&gt;</w:t>
-      </w:r>
-      <w:r>
-        <w:br/>
-      </w:r>
-      <w:r>
-        <w:rPr>
-          <w:rStyle w:val="VerbatimChar"/>
-        </w:rPr>
-        <w:t xml:space="preserve">1     1 shady     2</w:t>
-      </w:r>
-      <w:r>
-        <w:br/>
-      </w:r>
-      <w:r>
-        <w:rPr>
-          <w:rStyle w:val="VerbatimChar"/>
-        </w:rPr>
-        <w:t xml:space="preserve">2     1 sunny     2</w:t>
-      </w:r>
-      <w:r>
-        <w:br/>
-      </w:r>
-      <w:r>
-        <w:rPr>
-          <w:rStyle w:val="VerbatimChar"/>
-        </w:rPr>
-        <w:t xml:space="preserve">3     2 shady     2</w:t>
-      </w:r>
-      <w:r>
-        <w:br/>
-      </w:r>
-      <w:r>
-        <w:rPr>
-          <w:rStyle w:val="VerbatimChar"/>
-        </w:rPr>
-        <w:t xml:space="preserve">4     2 sunny     2</w:t>
-      </w:r>
-      <w:r>
-        <w:br/>
-      </w:r>
-      <w:r>
-        <w:rPr>
-          <w:rStyle w:val="VerbatimChar"/>
-        </w:rPr>
-        <w:t xml:space="preserve">5     3 shady     2</w:t>
-      </w:r>
-      <w:r>
-        <w:br/>
-      </w:r>
-      <w:r>
-        <w:rPr>
-          <w:rStyle w:val="VerbatimChar"/>
-        </w:rPr>
-        <w:t xml:space="preserve">6     3 sunny     2</w:t>
+        <w:t xml:space="preserve"># A tibble: 5 × 3</w:t>
+      </w:r>
+      <w:r>
+        <w:br/>
+      </w:r>
+      <w:r>
+        <w:rPr>
+          <w:rStyle w:val="VerbatimChar"/>
+        </w:rPr>
+        <w:t xml:space="preserve">  teams              shady sunny</w:t>
+      </w:r>
+      <w:r>
+        <w:br/>
+      </w:r>
+      <w:r>
+        <w:rPr>
+          <w:rStyle w:val="VerbatimChar"/>
+        </w:rPr>
+        <w:t xml:space="preserve">  &lt;chr&gt;              &lt;int&gt; &lt;int&gt;</w:t>
+      </w:r>
+      <w:r>
+        <w:br/>
+      </w:r>
+      <w:r>
+        <w:rPr>
+          <w:rStyle w:val="VerbatimChar"/>
+        </w:rPr>
+        <w:t xml:space="preserve">1 12345                  6     6</w:t>
+      </w:r>
+      <w:r>
+        <w:br/>
+      </w:r>
+      <w:r>
+        <w:rPr>
+          <w:rStyle w:val="VerbatimChar"/>
+        </w:rPr>
+        <w:t xml:space="preserve">2 Oscar_Karl             6     6</w:t>
+      </w:r>
+      <w:r>
+        <w:br/>
+      </w:r>
+      <w:r>
+        <w:rPr>
+          <w:rStyle w:val="VerbatimChar"/>
+        </w:rPr>
+        <w:t xml:space="preserve">3 fighting_mongooses     6     6</w:t>
+      </w:r>
+      <w:r>
+        <w:br/>
+      </w:r>
+      <w:r>
+        <w:rPr>
+          <w:rStyle w:val="VerbatimChar"/>
+        </w:rPr>
+        <w:t xml:space="preserve">4 leaf_oglers            6     4</w:t>
+      </w:r>
+      <w:r>
+        <w:br/>
+      </w:r>
+      <w:r>
+        <w:rPr>
+          <w:rStyle w:val="VerbatimChar"/>
+        </w:rPr>
+        <w:t xml:space="preserve">5 still_loading          4     3</w:t>
       </w:r>
     </w:p>
     <w:p>
@@ -2536,7 +2642,10 @@
           <w:b/>
           <w:bCs/>
         </w:rPr>
-        <w:t xml:space="preserve">8 trees</w:t>
+        <w:t xml:space="preserve">5 teams</w:t>
+      </w:r>
+      <w:r>
+        <w:t xml:space="preserve">, not 53 independent leaves</w:t>
       </w:r>
     </w:p>
     <w:p>
@@ -2548,7 +2657,7 @@
         </w:numPr>
       </w:pPr>
       <w:r>
-        <w:t xml:space="preserve">From</w:t>
+        <w:t xml:space="preserve">Each team went to</w:t>
       </w:r>
       <w:r>
         <w:t xml:space="preserve"> </w:t>
@@ -2558,10 +2667,13 @@
           <w:b/>
           <w:bCs/>
         </w:rPr>
-        <w:t xml:space="preserve">each tree</w:t>
-      </w:r>
-      <w:r>
-        <w:t xml:space="preserve">: 2 leaves from the</w:t>
+        <w:t xml:space="preserve">one tree</w:t>
+      </w:r>
+      <w:r>
+        <w:t xml:space="preserve"> </w:t>
+      </w:r>
+      <w:r>
+        <w:t xml:space="preserve">and picked leaves off the</w:t>
       </w:r>
       <w:r>
         <w:t xml:space="preserve"> </w:t>
@@ -2577,7 +2689,7 @@
         <w:t xml:space="preserve"> </w:t>
       </w:r>
       <w:r>
-        <w:t xml:space="preserve">side and 2 from the</w:t>
+        <w:t xml:space="preserve">side and the</w:t>
       </w:r>
       <w:r>
         <w:t xml:space="preserve"> </w:t>
@@ -2593,7 +2705,7 @@
         <w:t xml:space="preserve"> </w:t>
       </w:r>
       <w:r>
-        <w:t xml:space="preserve">side</w:t>
+        <w:t xml:space="preserve">side of that tree</w:t>
       </w:r>
     </w:p>
     <w:p>
@@ -2605,15 +2717,23 @@
         </w:numPr>
       </w:pPr>
       <w:r>
-        <w:t xml:space="preserve">32 leaves in total</w:t>
-      </w:r>
-    </w:p>
-    <w:p>
-      <w:pPr>
-        <w:pStyle w:val="FirstParagraph"/>
-      </w:pPr>
-      <w:r>
-        <w:t xml:space="preserve">In class we test</w:t>
+        <w:t xml:space="preserve">So every team contributes a sunny</w:t>
+      </w:r>
+      <w:r>
+        <w:t xml:space="preserve"> </w:t>
+      </w:r>
+      <w:r>
+        <w:rPr>
+          <w:i/>
+          <w:iCs/>
+        </w:rPr>
+        <w:t xml:space="preserve">and</w:t>
+      </w:r>
+      <w:r>
+        <w:t xml:space="preserve"> </w:t>
+      </w:r>
+      <w:r>
+        <w:t xml:space="preserve">a shady value — the two sides are</w:t>
       </w:r>
       <w:r>
         <w:t xml:space="preserve"> </w:t>
@@ -2623,71 +2743,38 @@
           <w:b/>
           <w:bCs/>
         </w:rPr>
-        <w:t xml:space="preserve">leaf area</w:t>
-      </w:r>
-      <w:r>
-        <w:t xml:space="preserve"> </w:t>
-      </w:r>
-      <w:r>
-        <w:t xml:space="preserve">(</w:t>
-      </w:r>
-      <w:r>
-        <w:rPr>
-          <w:rStyle w:val="VerbatimChar"/>
-        </w:rPr>
-        <w:t xml:space="preserve">total_area_cm2</w:t>
-      </w:r>
-      <w:r>
-        <w:t xml:space="preserve">). Your hand-in does the same for</w:t>
-      </w:r>
-      <w:r>
-        <w:t xml:space="preserve"> </w:t>
-      </w:r>
+        <w:t xml:space="preserve">matched within a team</w:t>
+      </w:r>
+    </w:p>
+    <w:p>
+      <w:pPr>
+        <w:pStyle w:val="FirstParagraph"/>
+      </w:pPr>
       <w:r>
         <w:rPr>
           <w:b/>
           <w:bCs/>
         </w:rPr>
-        <w:t xml:space="preserve">leaf mass</w:t>
-      </w:r>
-      <w:r>
-        <w:t xml:space="preserve">.</w:t>
-      </w:r>
-    </w:p>
-    <w:p>
-      <w:pPr>
-        <w:pStyle w:val="BodyText"/>
-      </w:pPr>
+        <w:t xml:space="preserve">Two consequences.</w:t>
+      </w:r>
+      <w:r>
+        <w:t xml:space="preserve"> </w:t>
+      </w:r>
+      <w:r>
+        <w:t xml:space="preserve">The data are</w:t>
+      </w:r>
+      <w:r>
+        <w:t xml:space="preserve"> </w:t>
+      </w:r>
       <w:r>
         <w:rPr>
           <w:b/>
           <w:bCs/>
         </w:rPr>
-        <w:t xml:space="preserve">Two things about this design matter.</w:t>
-      </w:r>
-      <w:r>
-        <w:t xml:space="preserve"> </w:t>
-      </w:r>
-      <w:r>
-        <w:t xml:space="preserve">One is a problem; the other is an opportunity.</w:t>
-      </w:r>
-    </w:p>
-    <w:bookmarkEnd w:id="24"/>
-    <w:bookmarkStart w:id="27" w:name="problem-pseudoreplication"/>
-    <w:p>
-      <w:pPr>
-        <w:pStyle w:val="Heading1"/>
-      </w:pPr>
-      <w:r>
-        <w:t xml:space="preserve">Problem: Pseudoreplication</w:t>
-      </w:r>
-    </w:p>
-    <w:p>
-      <w:pPr>
-        <w:pStyle w:val="FirstParagraph"/>
-      </w:pPr>
-      <w:r>
-        <w:t xml:space="preserve">The 2 leaves from the sunny side of tree 3 share the same tree, soil, water, and light. They are</w:t>
+        <w:t xml:space="preserve">paired</w:t>
+      </w:r>
+      <w:r>
+        <w:t xml:space="preserve">, and they are</w:t>
       </w:r>
       <w:r>
         <w:t xml:space="preserve"> </w:t>
@@ -2697,21 +2784,28 @@
           <w:b/>
           <w:bCs/>
         </w:rPr>
-        <w:t xml:space="preserve">not independent</w:t>
-      </w:r>
-      <w:r>
-        <w:t xml:space="preserve"> </w:t>
-      </w:r>
-      <w:r>
-        <w:t xml:space="preserve">— they are closer to one measurement taken twice.</w:t>
-      </w:r>
-    </w:p>
-    <w:p>
-      <w:pPr>
-        <w:pStyle w:val="BodyText"/>
-      </w:pPr>
-      <w:r>
-        <w:t xml:space="preserve">Treating all 32 leaves as independent is</w:t>
+        <w:t xml:space="preserve">pseudoreplicated</w:t>
+      </w:r>
+      <w:r>
+        <w:t xml:space="preserve">. Let’s take them one at a time.</w:t>
+      </w:r>
+    </w:p>
+    <w:bookmarkEnd w:id="22"/>
+    <w:bookmarkStart w:id="25" w:name="the-pairing-hiding-in-the-leaf-data"/>
+    <w:p>
+      <w:pPr>
+        <w:pStyle w:val="Heading1"/>
+      </w:pPr>
+      <w:r>
+        <w:t xml:space="preserve">The Pairing Hiding in the Leaf Data</w:t>
+      </w:r>
+    </w:p>
+    <w:p>
+      <w:pPr>
+        <w:pStyle w:val="FirstParagraph"/>
+      </w:pPr>
+      <w:r>
+        <w:t xml:space="preserve">A paired test needs the two groups</w:t>
       </w:r>
       <w:r>
         <w:t xml:space="preserve"> </w:t>
@@ -2721,31 +2815,456 @@
           <w:b/>
           <w:bCs/>
         </w:rPr>
-        <w:t xml:space="preserve">pseudoreplication</w:t>
-      </w:r>
-      <w:r>
-        <w:t xml:space="preserve"> </w:t>
-      </w:r>
-      <w:r>
-        <w:t xml:space="preserve">— it pretends we have more information than we do.</w:t>
-      </w:r>
-    </w:p>
-    <w:p>
-      <w:pPr>
-        <w:pStyle w:val="BodyText"/>
-      </w:pPr>
+        <w:t xml:space="preserve">side by side in one row</w:t>
+      </w:r>
+      <w:r>
+        <w:t xml:space="preserve">, so we reshape:</w:t>
+      </w:r>
+    </w:p>
+    <w:p>
+      <w:pPr>
+        <w:pStyle w:val="SourceCode"/>
+      </w:pPr>
+      <w:r>
+        <w:rPr>
+          <w:rStyle w:val="CommentTok"/>
+        </w:rPr>
+        <w:t xml:space="preserve"># Number the leaves within each team and side ----------</w:t>
+      </w:r>
+      <w:r>
+        <w:br/>
+      </w:r>
+      <w:r>
+        <w:rPr>
+          <w:rStyle w:val="NormalTok"/>
+        </w:rPr>
+        <w:t xml:space="preserve">leaf_wide_df </w:t>
+      </w:r>
+      <w:r>
+        <w:rPr>
+          <w:rStyle w:val="OtherTok"/>
+        </w:rPr>
+        <w:t xml:space="preserve">&lt;-</w:t>
+      </w:r>
+      <w:r>
+        <w:rPr>
+          <w:rStyle w:val="NormalTok"/>
+        </w:rPr>
+        <w:t xml:space="preserve"> leaf_df </w:t>
+      </w:r>
+      <w:r>
+        <w:rPr>
+          <w:rStyle w:val="SpecialCharTok"/>
+        </w:rPr>
+        <w:t xml:space="preserve">%&gt;%</w:t>
+      </w:r>
+      <w:r>
+        <w:br/>
+      </w:r>
+      <w:r>
+        <w:rPr>
+          <w:rStyle w:val="NormalTok"/>
+        </w:rPr>
+        <w:t xml:space="preserve">  </w:t>
+      </w:r>
+      <w:r>
+        <w:rPr>
+          <w:rStyle w:val="FunctionTok"/>
+        </w:rPr>
+        <w:t xml:space="preserve">group_by</w:t>
+      </w:r>
+      <w:r>
+        <w:rPr>
+          <w:rStyle w:val="NormalTok"/>
+        </w:rPr>
+        <w:t xml:space="preserve">(teams, shade) </w:t>
+      </w:r>
+      <w:r>
+        <w:rPr>
+          <w:rStyle w:val="SpecialCharTok"/>
+        </w:rPr>
+        <w:t xml:space="preserve">%&gt;%</w:t>
+      </w:r>
+      <w:r>
+        <w:br/>
+      </w:r>
+      <w:r>
+        <w:rPr>
+          <w:rStyle w:val="NormalTok"/>
+        </w:rPr>
+        <w:t xml:space="preserve">  </w:t>
+      </w:r>
+      <w:r>
+        <w:rPr>
+          <w:rStyle w:val="FunctionTok"/>
+        </w:rPr>
+        <w:t xml:space="preserve">mutate</w:t>
+      </w:r>
+      <w:r>
+        <w:rPr>
+          <w:rStyle w:val="NormalTok"/>
+        </w:rPr>
+        <w:t xml:space="preserve">(</w:t>
+      </w:r>
+      <w:r>
+        <w:rPr>
+          <w:rStyle w:val="AttributeTok"/>
+        </w:rPr>
+        <w:t xml:space="preserve">leaf_n =</w:t>
+      </w:r>
+      <w:r>
+        <w:rPr>
+          <w:rStyle w:val="NormalTok"/>
+        </w:rPr>
+        <w:t xml:space="preserve"> </w:t>
+      </w:r>
+      <w:r>
+        <w:rPr>
+          <w:rStyle w:val="FunctionTok"/>
+        </w:rPr>
+        <w:t xml:space="preserve">row_number</w:t>
+      </w:r>
+      <w:r>
+        <w:rPr>
+          <w:rStyle w:val="NormalTok"/>
+        </w:rPr>
+        <w:t xml:space="preserve">()) </w:t>
+      </w:r>
+      <w:r>
+        <w:rPr>
+          <w:rStyle w:val="SpecialCharTok"/>
+        </w:rPr>
+        <w:t xml:space="preserve">%&gt;%</w:t>
+      </w:r>
+      <w:r>
+        <w:br/>
+      </w:r>
+      <w:r>
+        <w:rPr>
+          <w:rStyle w:val="NormalTok"/>
+        </w:rPr>
+        <w:t xml:space="preserve">  </w:t>
+      </w:r>
+      <w:r>
+        <w:rPr>
+          <w:rStyle w:val="FunctionTok"/>
+        </w:rPr>
+        <w:t xml:space="preserve">ungroup</w:t>
+      </w:r>
+      <w:r>
+        <w:rPr>
+          <w:rStyle w:val="NormalTok"/>
+        </w:rPr>
+        <w:t xml:space="preserve">() </w:t>
+      </w:r>
+      <w:r>
+        <w:rPr>
+          <w:rStyle w:val="SpecialCharTok"/>
+        </w:rPr>
+        <w:t xml:space="preserve">%&gt;%</w:t>
+      </w:r>
+      <w:r>
+        <w:br/>
+      </w:r>
+      <w:r>
+        <w:rPr>
+          <w:rStyle w:val="NormalTok"/>
+        </w:rPr>
+        <w:t xml:space="preserve">  </w:t>
+      </w:r>
+      <w:r>
+        <w:rPr>
+          <w:rStyle w:val="FunctionTok"/>
+        </w:rPr>
+        <w:t xml:space="preserve">select</w:t>
+      </w:r>
+      <w:r>
+        <w:rPr>
+          <w:rStyle w:val="NormalTok"/>
+        </w:rPr>
+        <w:t xml:space="preserve">(teams, leaf_n, shade, mass_g) </w:t>
+      </w:r>
+      <w:r>
+        <w:rPr>
+          <w:rStyle w:val="SpecialCharTok"/>
+        </w:rPr>
+        <w:t xml:space="preserve">%&gt;%</w:t>
+      </w:r>
+      <w:r>
+        <w:br/>
+      </w:r>
+      <w:r>
+        <w:rPr>
+          <w:rStyle w:val="NormalTok"/>
+        </w:rPr>
+        <w:t xml:space="preserve">  </w:t>
+      </w:r>
+      <w:r>
+        <w:rPr>
+          <w:rStyle w:val="FunctionTok"/>
+        </w:rPr>
+        <w:t xml:space="preserve">pivot_wider</w:t>
+      </w:r>
+      <w:r>
+        <w:rPr>
+          <w:rStyle w:val="NormalTok"/>
+        </w:rPr>
+        <w:t xml:space="preserve">(</w:t>
+      </w:r>
+      <w:r>
+        <w:rPr>
+          <w:rStyle w:val="AttributeTok"/>
+        </w:rPr>
+        <w:t xml:space="preserve">names_from =</w:t>
+      </w:r>
+      <w:r>
+        <w:rPr>
+          <w:rStyle w:val="NormalTok"/>
+        </w:rPr>
+        <w:t xml:space="preserve"> shade,</w:t>
+      </w:r>
+      <w:r>
+        <w:br/>
+      </w:r>
+      <w:r>
+        <w:rPr>
+          <w:rStyle w:val="NormalTok"/>
+        </w:rPr>
+        <w:t xml:space="preserve">              </w:t>
+      </w:r>
+      <w:r>
+        <w:rPr>
+          <w:rStyle w:val="AttributeTok"/>
+        </w:rPr>
+        <w:t xml:space="preserve">values_from =</w:t>
+      </w:r>
+      <w:r>
+        <w:rPr>
+          <w:rStyle w:val="NormalTok"/>
+        </w:rPr>
+        <w:t xml:space="preserve"> mass_g) </w:t>
+      </w:r>
+      <w:r>
+        <w:rPr>
+          <w:rStyle w:val="SpecialCharTok"/>
+        </w:rPr>
+        <w:t xml:space="preserve">%&gt;%</w:t>
+      </w:r>
+      <w:r>
+        <w:br/>
+      </w:r>
+      <w:r>
+        <w:rPr>
+          <w:rStyle w:val="NormalTok"/>
+        </w:rPr>
+        <w:t xml:space="preserve">  </w:t>
+      </w:r>
+      <w:r>
+        <w:rPr>
+          <w:rStyle w:val="FunctionTok"/>
+        </w:rPr>
+        <w:t xml:space="preserve">mutate</w:t>
+      </w:r>
+      <w:r>
+        <w:rPr>
+          <w:rStyle w:val="NormalTok"/>
+        </w:rPr>
+        <w:t xml:space="preserve">(</w:t>
+      </w:r>
+      <w:r>
+        <w:rPr>
+          <w:rStyle w:val="AttributeTok"/>
+        </w:rPr>
+        <w:t xml:space="preserve">diff =</w:t>
+      </w:r>
+      <w:r>
+        <w:rPr>
+          <w:rStyle w:val="NormalTok"/>
+        </w:rPr>
+        <w:t xml:space="preserve"> shady </w:t>
+      </w:r>
+      <w:r>
+        <w:rPr>
+          <w:rStyle w:val="SpecialCharTok"/>
+        </w:rPr>
+        <w:t xml:space="preserve">-</w:t>
+      </w:r>
+      <w:r>
+        <w:rPr>
+          <w:rStyle w:val="NormalTok"/>
+        </w:rPr>
+        <w:t xml:space="preserve"> sunny)</w:t>
+      </w:r>
+      <w:r>
+        <w:br/>
+      </w:r>
+      <w:r>
+        <w:br/>
+      </w:r>
+      <w:r>
+        <w:rPr>
+          <w:rStyle w:val="NormalTok"/>
+        </w:rPr>
+        <w:t xml:space="preserve">leaf_wide_df </w:t>
+      </w:r>
+      <w:r>
+        <w:rPr>
+          <w:rStyle w:val="SpecialCharTok"/>
+        </w:rPr>
+        <w:t xml:space="preserve">%&gt;%</w:t>
+      </w:r>
+      <w:r>
+        <w:rPr>
+          <w:rStyle w:val="NormalTok"/>
+        </w:rPr>
+        <w:t xml:space="preserve"> </w:t>
+      </w:r>
+      <w:r>
+        <w:rPr>
+          <w:rStyle w:val="FunctionTok"/>
+        </w:rPr>
+        <w:t xml:space="preserve">head</w:t>
+      </w:r>
+      <w:r>
+        <w:rPr>
+          <w:rStyle w:val="NormalTok"/>
+        </w:rPr>
+        <w:t xml:space="preserve">(</w:t>
+      </w:r>
+      <w:r>
+        <w:rPr>
+          <w:rStyle w:val="DecValTok"/>
+        </w:rPr>
+        <w:t xml:space="preserve">4</w:t>
+      </w:r>
+      <w:r>
+        <w:rPr>
+          <w:rStyle w:val="NormalTok"/>
+        </w:rPr>
+        <w:t xml:space="preserve">)</w:t>
+      </w:r>
+    </w:p>
+    <w:p>
+      <w:pPr>
+        <w:pStyle w:val="SourceCode"/>
+      </w:pPr>
+      <w:r>
+        <w:rPr>
+          <w:rStyle w:val="VerbatimChar"/>
+        </w:rPr>
+        <w:t xml:space="preserve"># A tibble: 4 × 5</w:t>
+      </w:r>
+      <w:r>
+        <w:br/>
+      </w:r>
+      <w:r>
+        <w:rPr>
+          <w:rStyle w:val="VerbatimChar"/>
+        </w:rPr>
+        <w:t xml:space="preserve">  teams leaf_n sunny shady    diff</w:t>
+      </w:r>
+      <w:r>
+        <w:br/>
+      </w:r>
+      <w:r>
+        <w:rPr>
+          <w:rStyle w:val="VerbatimChar"/>
+        </w:rPr>
+        <w:t xml:space="preserve">  &lt;chr&gt;  &lt;int&gt; &lt;dbl&gt; &lt;dbl&gt;   &lt;dbl&gt;</w:t>
+      </w:r>
+      <w:r>
+        <w:br/>
+      </w:r>
+      <w:r>
+        <w:rPr>
+          <w:rStyle w:val="VerbatimChar"/>
+        </w:rPr>
+        <w:t xml:space="preserve">1 12345      1  0.4   0.39 -0.0100</w:t>
+      </w:r>
+      <w:r>
+        <w:br/>
+      </w:r>
+      <w:r>
+        <w:rPr>
+          <w:rStyle w:val="VerbatimChar"/>
+        </w:rPr>
+        <w:t xml:space="preserve">2 12345      2  0.48  0.45 -0.0300</w:t>
+      </w:r>
+      <w:r>
+        <w:br/>
+      </w:r>
+      <w:r>
+        <w:rPr>
+          <w:rStyle w:val="VerbatimChar"/>
+        </w:rPr>
+        <w:t xml:space="preserve">3 12345      3  0.34  0.6   0.26  </w:t>
+      </w:r>
+      <w:r>
+        <w:br/>
+      </w:r>
+      <w:r>
+        <w:rPr>
+          <w:rStyle w:val="VerbatimChar"/>
+        </w:rPr>
+        <w:t xml:space="preserve">4 12345      4  0.65  0.57 -0.0800</w:t>
+      </w:r>
+    </w:p>
+    <w:p>
+      <w:pPr>
+        <w:pStyle w:val="Compact"/>
+        <w:numPr>
+          <w:ilvl w:val="0"/>
+          <w:numId w:val="1007"/>
+        </w:numPr>
+      </w:pPr>
+      <w:r>
+        <w:rPr>
+          <w:rStyle w:val="VerbatimChar"/>
+        </w:rPr>
+        <w:t xml:space="preserve">row_number()</w:t>
+      </w:r>
+      <w:r>
+        <w:t xml:space="preserve"> </w:t>
+      </w:r>
+      <w:r>
+        <w:t xml:space="preserve">numbers the leaves</w:t>
+      </w:r>
+      <w:r>
+        <w:t xml:space="preserve"> </w:t>
+      </w:r>
       <w:r>
         <w:rPr>
           <w:b/>
           <w:bCs/>
         </w:rPr>
-        <w:t xml:space="preserve">Fix:</w:t>
-      </w:r>
-      <w:r>
-        <w:t xml:space="preserve"> </w:t>
-      </w:r>
-      <w:r>
-        <w:t xml:space="preserve">average the leaves so each</w:t>
+        <w:t xml:space="preserve">1, 2, 3…</w:t>
+      </w:r>
+      <w:r>
+        <w:t xml:space="preserve"> </w:t>
+      </w:r>
+      <w:r>
+        <w:t xml:space="preserve">inside each team and side</w:t>
+      </w:r>
+    </w:p>
+    <w:p>
+      <w:pPr>
+        <w:pStyle w:val="Compact"/>
+        <w:numPr>
+          <w:ilvl w:val="0"/>
+          <w:numId w:val="1007"/>
+        </w:numPr>
+      </w:pPr>
+      <w:r>
+        <w:rPr>
+          <w:rStyle w:val="VerbatimChar"/>
+        </w:rPr>
+        <w:t xml:space="preserve">pivot_wider()</w:t>
+      </w:r>
+      <w:r>
+        <w:t xml:space="preserve"> </w:t>
+      </w:r>
+      <w:r>
+        <w:t xml:space="preserve">then puts the shady and sunny leaf with the same number in the</w:t>
       </w:r>
       <w:r>
         <w:t xml:space="preserve"> </w:t>
@@ -2755,13 +3274,191 @@
           <w:b/>
           <w:bCs/>
         </w:rPr>
-        <w:t xml:space="preserve">tree × side</w:t>
-      </w:r>
-      <w:r>
-        <w:t xml:space="preserve"> </w:t>
-      </w:r>
-      <w:r>
-        <w:t xml:space="preserve">is one value.</w:t>
+        <w:t xml:space="preserve">same row</w:t>
+      </w:r>
+    </w:p>
+    <w:p>
+      <w:pPr>
+        <w:pStyle w:val="Compact"/>
+        <w:numPr>
+          <w:ilvl w:val="0"/>
+          <w:numId w:val="1007"/>
+        </w:numPr>
+      </w:pPr>
+      <w:r>
+        <w:rPr>
+          <w:rStyle w:val="VerbatimChar"/>
+        </w:rPr>
+        <w:t xml:space="preserve">diff</w:t>
+      </w:r>
+      <w:r>
+        <w:t xml:space="preserve"> </w:t>
+      </w:r>
+      <w:r>
+        <w:t xml:space="preserve">is the shady − sunny gap for that row</w:t>
+      </w:r>
+    </w:p>
+    <w:tbl>
+      <w:tblPr>
+        <w:tblStyle w:val="Table"/>
+        <w:tblLook w:firstRow="0" w:lastRow="0" w:firstColumn="0" w:lastColumn="0" w:noHBand="0" w:noVBand="0" w:val="0000"/>
+        <w:tblBorders>
+          <w:top w:val="single" w:sz="4" w:space="0" w:color="CC1914"/>
+          <w:left w:val="single" w:sz="24" w:space="0" w:color="CC1914"/>
+          <w:bottom w:val="single" w:sz="4" w:space="0" w:color="CC1914"/>
+          <w:right w:val="single" w:sz="4" w:space="0" w:color="CC1914"/>
+        </w:tblBorders>
+        <w:tblCellMar>
+          <w:left w:w="144" w:type="dxa"/>
+          <w:right w:w="144" w:type="dxa"/>
+        </w:tblCellMar>
+        <w:tblLook w:firstRow="0" w:lastRow="0" w:firstColumn="0" w:lastColumn="0" w:noHBand="0" w:noVBand="0" w:val="0000"/>
+      </w:tblPr>
+      <w:tr>
+        <w:trPr>
+          <w:cantSplit/>
+        </w:trPr>
+        <w:tc>
+          <w:tcPr>
+            <w:shd w:color="auto" w:fill="f7dddc" w:val="clear"/>
+            <w:tcMar>
+              <w:top w:w="92" w:type="dxa"/>
+              <w:bottom w:w="92" w:type="dxa"/>
+            </w:tcMar>
+          </w:tcPr>
+          <w:p>
+            <w:pPr>
+              <w:pStyle w:val="FirstParagraph"/>
+            </w:pPr>
+            <w:pPr>
+              <w:spacing w:before="0" w:after="0"/>
+              <w:textAlignment w:val="center"/>
+            </w:pPr>
+            <w:r>
+              <w:drawing>
+                <wp:inline>
+                  <wp:extent cx="152400" cy="152400"/>
+                  <wp:effectExtent b="0" l="0" r="0" t="0"/>
+                  <wp:docPr descr="" title="" id="23" name="Picture"/>
+                  <a:graphic>
+                    <a:graphicData uri="http://schemas.openxmlformats.org/drawingml/2006/picture">
+                      <pic:pic>
+                        <pic:nvPicPr>
+                          <pic:cNvPr descr="/Applications/Positron.app/Contents/Resources/app/quarto/share/formats/docx/important.png" id="24" name="Picture"/>
+                          <pic:cNvPicPr>
+                            <a:picLocks noChangeArrowheads="1" noChangeAspect="1"/>
+                          </pic:cNvPicPr>
+                        </pic:nvPicPr>
+                        <pic:blipFill>
+                          <a:blip r:embed="rId17"/>
+                          <a:stretch>
+                            <a:fillRect/>
+                          </a:stretch>
+                        </pic:blipFill>
+                        <pic:spPr bwMode="auto">
+                          <a:xfrm>
+                            <a:off x="0" y="0"/>
+                            <a:ext cx="152400" cy="152400"/>
+                          </a:xfrm>
+                          <a:prstGeom prst="rect">
+                            <a:avLst/>
+                          </a:prstGeom>
+                          <a:noFill/>
+                          <a:ln w="9525">
+                            <a:noFill/>
+                            <a:headEnd/>
+                            <a:tailEnd/>
+                          </a:ln>
+                        </pic:spPr>
+                      </pic:pic>
+                    </a:graphicData>
+                  </a:graphic>
+                </wp:inline>
+              </w:drawing>
+            </w:r>
+            <w:r>
+              <w:t xml:space="preserve"> </w:t>
+            </w:r>
+            <w:r>
+              <w:t xml:space="preserve"> </w:t>
+            </w:r>
+            <w:r>
+              <w:t xml:space="preserve">Important</w:t>
+            </w:r>
+          </w:p>
+        </w:tc>
+      </w:tr>
+      <w:tr>
+        <w:trPr>
+          <w:cantSplit/>
+        </w:trPr>
+        <w:tc>
+          <w:tcPr>
+            <w:tcMar>
+              <w:top w:w="108" w:type="dxa"/>
+              <w:bottom w:w="108" w:type="dxa"/>
+            </w:tcMar>
+          </w:tcPr>
+          <w:p>
+            <w:pPr>
+              <w:pStyle w:val="BodyText"/>
+            </w:pPr>
+            <w:pPr>
+              <w:spacing w:before="16"/>
+            </w:pPr>
+            <w:r>
+              <w:rPr>
+                <w:b/>
+                <w:bCs/>
+              </w:rPr>
+              <w:t xml:space="preserve">Look at what we just did.</w:t>
+            </w:r>
+            <w:r>
+              <w:t xml:space="preserve"> </w:t>
+            </w:r>
+            <w:r>
+              <w:t xml:space="preserve">We paired shady leaf #1 with sunny leaf #1 because they happen to share a number. There is</w:t>
+            </w:r>
+            <w:r>
+              <w:t xml:space="preserve"> </w:t>
+            </w:r>
+            <w:r>
+              <w:rPr>
+                <w:b/>
+                <w:bCs/>
+              </w:rPr>
+              <w:t xml:space="preserve">no reason</w:t>
+            </w:r>
+            <w:r>
+              <w:t xml:space="preserve"> </w:t>
+            </w:r>
+            <w:r>
+              <w:t xml:space="preserve">those two leaves belong together — they’re just two leaves off the same tree.</w:t>
+            </w:r>
+          </w:p>
+          <w:p>
+            <w:pPr>
+              <w:pStyle w:val="BodyText"/>
+            </w:pPr>
+            <w:pPr>
+              <w:spacing w:after="16"/>
+            </w:pPr>
+            <w:r>
+              <w:t xml:space="preserve">Hold that thought.</w:t>
+            </w:r>
+          </w:p>
+          <w:p/>
+        </w:tc>
+      </w:tr>
+    </w:tbl>
+    <w:bookmarkEnd w:id="25"/>
+    <w:bookmarkStart w:id="26" w:name="paired-t-test-on-every-leaf"/>
+    <w:p>
+      <w:pPr>
+        <w:pStyle w:val="Heading1"/>
+      </w:pPr>
+      <w:r>
+        <w:t xml:space="preserve">Paired t-Test on Every Leaf</w:t>
       </w:r>
     </w:p>
     <w:p>
@@ -2772,16 +3469,16 @@
         <w:rPr>
           <w:rStyle w:val="CommentTok"/>
         </w:rPr>
-        <w:t xml:space="preserve"># Average the 2 leaves per tree and side ---------------</w:t>
-      </w:r>
-      <w:r>
-        <w:br/>
-      </w:r>
-      <w:r>
-        <w:rPr>
-          <w:rStyle w:val="NormalTok"/>
-        </w:rPr>
-        <w:t xml:space="preserve">maple_tree_df </w:t>
+        <w:t xml:space="preserve"># Paired t-test on all the leaves ----------------------</w:t>
+      </w:r>
+      <w:r>
+        <w:br/>
+      </w:r>
+      <w:r>
+        <w:rPr>
+          <w:rStyle w:val="NormalTok"/>
+        </w:rPr>
+        <w:t xml:space="preserve">leaf_paired_model </w:t>
       </w:r>
       <w:r>
         <w:rPr>
@@ -2793,12 +3490,1011 @@
         <w:rPr>
           <w:rStyle w:val="NormalTok"/>
         </w:rPr>
-        <w:t xml:space="preserve"> maple_df </w:t>
+        <w:t xml:space="preserve"> </w:t>
+      </w:r>
+      <w:r>
+        <w:rPr>
+          <w:rStyle w:val="FunctionTok"/>
+        </w:rPr>
+        <w:t xml:space="preserve">t.test</w:t>
+      </w:r>
+      <w:r>
+        <w:rPr>
+          <w:rStyle w:val="NormalTok"/>
+        </w:rPr>
+        <w:t xml:space="preserve">(leaf_wide_df</w:t>
       </w:r>
       <w:r>
         <w:rPr>
           <w:rStyle w:val="SpecialCharTok"/>
         </w:rPr>
+        <w:t xml:space="preserve">$</w:t>
+      </w:r>
+      <w:r>
+        <w:rPr>
+          <w:rStyle w:val="NormalTok"/>
+        </w:rPr>
+        <w:t xml:space="preserve">shady,</w:t>
+      </w:r>
+      <w:r>
+        <w:br/>
+      </w:r>
+      <w:r>
+        <w:rPr>
+          <w:rStyle w:val="NormalTok"/>
+        </w:rPr>
+        <w:t xml:space="preserve">                            leaf_wide_df</w:t>
+      </w:r>
+      <w:r>
+        <w:rPr>
+          <w:rStyle w:val="SpecialCharTok"/>
+        </w:rPr>
+        <w:t xml:space="preserve">$</w:t>
+      </w:r>
+      <w:r>
+        <w:rPr>
+          <w:rStyle w:val="NormalTok"/>
+        </w:rPr>
+        <w:t xml:space="preserve">sunny,</w:t>
+      </w:r>
+      <w:r>
+        <w:br/>
+      </w:r>
+      <w:r>
+        <w:rPr>
+          <w:rStyle w:val="NormalTok"/>
+        </w:rPr>
+        <w:t xml:space="preserve">                            </w:t>
+      </w:r>
+      <w:r>
+        <w:rPr>
+          <w:rStyle w:val="AttributeTok"/>
+        </w:rPr>
+        <w:t xml:space="preserve">paired =</w:t>
+      </w:r>
+      <w:r>
+        <w:rPr>
+          <w:rStyle w:val="NormalTok"/>
+        </w:rPr>
+        <w:t xml:space="preserve"> </w:t>
+      </w:r>
+      <w:r>
+        <w:rPr>
+          <w:rStyle w:val="ConstantTok"/>
+        </w:rPr>
+        <w:t xml:space="preserve">TRUE</w:t>
+      </w:r>
+      <w:r>
+        <w:rPr>
+          <w:rStyle w:val="NormalTok"/>
+        </w:rPr>
+        <w:t xml:space="preserve">)</w:t>
+      </w:r>
+      <w:r>
+        <w:br/>
+      </w:r>
+      <w:r>
+        <w:rPr>
+          <w:rStyle w:val="NormalTok"/>
+        </w:rPr>
+        <w:t xml:space="preserve">leaf_paired_model</w:t>
+      </w:r>
+    </w:p>
+    <w:p>
+      <w:pPr>
+        <w:pStyle w:val="SourceCode"/>
+      </w:pPr>
+      <w:r>
+        <w:br/>
+      </w:r>
+      <w:r>
+        <w:rPr>
+          <w:rStyle w:val="VerbatimChar"/>
+        </w:rPr>
+        <w:t xml:space="preserve">    Paired t-test</w:t>
+      </w:r>
+      <w:r>
+        <w:br/>
+      </w:r>
+      <w:r>
+        <w:br/>
+      </w:r>
+      <w:r>
+        <w:rPr>
+          <w:rStyle w:val="VerbatimChar"/>
+        </w:rPr>
+        <w:t xml:space="preserve">data:  leaf_wide_df$shady and leaf_wide_df$sunny</w:t>
+      </w:r>
+      <w:r>
+        <w:br/>
+      </w:r>
+      <w:r>
+        <w:rPr>
+          <w:rStyle w:val="VerbatimChar"/>
+        </w:rPr>
+        <w:t xml:space="preserve">t = 0.58003, df = 24, p-value = 0.5673</w:t>
+      </w:r>
+      <w:r>
+        <w:br/>
+      </w:r>
+      <w:r>
+        <w:rPr>
+          <w:rStyle w:val="VerbatimChar"/>
+        </w:rPr>
+        <w:t xml:space="preserve">alternative hypothesis: true mean difference is not equal to 0</w:t>
+      </w:r>
+      <w:r>
+        <w:br/>
+      </w:r>
+      <w:r>
+        <w:rPr>
+          <w:rStyle w:val="VerbatimChar"/>
+        </w:rPr>
+        <w:t xml:space="preserve">95 percent confidence interval:</w:t>
+      </w:r>
+      <w:r>
+        <w:br/>
+      </w:r>
+      <w:r>
+        <w:rPr>
+          <w:rStyle w:val="VerbatimChar"/>
+        </w:rPr>
+        <w:t xml:space="preserve"> -0.05746912  0.10239712</w:t>
+      </w:r>
+      <w:r>
+        <w:br/>
+      </w:r>
+      <w:r>
+        <w:rPr>
+          <w:rStyle w:val="VerbatimChar"/>
+        </w:rPr>
+        <w:t xml:space="preserve">sample estimates:</w:t>
+      </w:r>
+      <w:r>
+        <w:br/>
+      </w:r>
+      <w:r>
+        <w:rPr>
+          <w:rStyle w:val="VerbatimChar"/>
+        </w:rPr>
+        <w:t xml:space="preserve">mean difference </w:t>
+      </w:r>
+      <w:r>
+        <w:br/>
+      </w:r>
+      <w:r>
+        <w:rPr>
+          <w:rStyle w:val="VerbatimChar"/>
+        </w:rPr>
+        <w:t xml:space="preserve">       0.022464 </w:t>
+      </w:r>
+    </w:p>
+    <w:p>
+      <w:pPr>
+        <w:pStyle w:val="FirstParagraph"/>
+      </w:pPr>
+      <w:r>
+        <w:rPr>
+          <w:b/>
+          <w:bCs/>
+        </w:rPr>
+        <w:t xml:space="preserve">R ran it without complaint.</w:t>
+      </w:r>
+    </w:p>
+    <w:p>
+      <w:pPr>
+        <w:pStyle w:val="Compact"/>
+        <w:numPr>
+          <w:ilvl w:val="0"/>
+          <w:numId w:val="1008"/>
+        </w:numPr>
+      </w:pPr>
+      <w:r>
+        <w:t xml:space="preserve">It got</w:t>
+      </w:r>
+      <w:r>
+        <w:t xml:space="preserve"> </w:t>
+      </w:r>
+      <w:r>
+        <w:rPr>
+          <w:i/>
+          <w:iCs/>
+        </w:rPr>
+        <w:t xml:space="preserve">p</w:t>
+      </w:r>
+      <w:r>
+        <w:t xml:space="preserve"> </w:t>
+      </w:r>
+      <w:r>
+        <w:t xml:space="preserve">= 0.57 — no difference</w:t>
+      </w:r>
+    </w:p>
+    <w:p>
+      <w:pPr>
+        <w:pStyle w:val="Compact"/>
+        <w:numPr>
+          <w:ilvl w:val="0"/>
+          <w:numId w:val="1008"/>
+        </w:numPr>
+      </w:pPr>
+      <w:r>
+        <w:rPr>
+          <w:rStyle w:val="VerbatimChar"/>
+        </w:rPr>
+        <w:t xml:space="preserve">df</w:t>
+      </w:r>
+      <w:r>
+        <w:t xml:space="preserve"> </w:t>
+      </w:r>
+      <w:r>
+        <w:t xml:space="preserve">= 24, so it thinks it has</w:t>
+      </w:r>
+      <w:r>
+        <w:t xml:space="preserve"> </w:t>
+      </w:r>
+      <w:r>
+        <w:rPr>
+          <w:b/>
+          <w:bCs/>
+        </w:rPr>
+        <w:t xml:space="preserve">25 pairs</w:t>
+      </w:r>
+      <w:r>
+        <w:t xml:space="preserve"> </w:t>
+      </w:r>
+      <w:r>
+        <w:t xml:space="preserve">of information</w:t>
+      </w:r>
+    </w:p>
+    <w:p>
+      <w:pPr>
+        <w:pStyle w:val="BlockText"/>
+      </w:pPr>
+      <w:r>
+        <w:t xml:space="preserve">⚠️</w:t>
+      </w:r>
+      <w:r>
+        <w:t xml:space="preserve"> </w:t>
+      </w:r>
+      <w:r>
+        <w:rPr>
+          <w:b/>
+          <w:bCs/>
+        </w:rPr>
+        <w:t xml:space="preserve">Watch out!</w:t>
+      </w:r>
+      <w:r>
+        <w:t xml:space="preserve"> </w:t>
+      </w:r>
+      <w:r>
+        <w:t xml:space="preserve">Two teams turned in</w:t>
+      </w:r>
+      <w:r>
+        <w:t xml:space="preserve"> </w:t>
+      </w:r>
+      <w:r>
+        <w:rPr>
+          <w:b/>
+          <w:bCs/>
+        </w:rPr>
+        <w:t xml:space="preserve">uneven</w:t>
+      </w:r>
+      <w:r>
+        <w:t xml:space="preserve"> </w:t>
+      </w:r>
+      <w:r>
+        <w:t xml:space="preserve">numbers of leaves (4 shady / 3 sunny). Those leftover leaves had no partner to pair with, so</w:t>
+      </w:r>
+      <w:r>
+        <w:t xml:space="preserve"> </w:t>
+      </w:r>
+      <w:r>
+        <w:rPr>
+          <w:rStyle w:val="VerbatimChar"/>
+        </w:rPr>
+        <w:t xml:space="preserve">t.test()</w:t>
+      </w:r>
+      <w:r>
+        <w:t xml:space="preserve"> </w:t>
+      </w:r>
+      <w:r>
+        <w:rPr>
+          <w:b/>
+          <w:bCs/>
+        </w:rPr>
+        <w:t xml:space="preserve">silently dropped 3 of them</w:t>
+      </w:r>
+      <w:r>
+        <w:t xml:space="preserve">. It never warns you.</w:t>
+      </w:r>
+    </w:p>
+    <w:p>
+      <w:pPr>
+        <w:pStyle w:val="FirstParagraph"/>
+      </w:pPr>
+      <w:r>
+        <w:rPr>
+          <w:b/>
+          <w:bCs/>
+        </w:rPr>
+        <w:t xml:space="preserve">R will answer any question you ask it — including a meaningless one.</w:t>
+      </w:r>
+      <w:r>
+        <w:t xml:space="preserve"> </w:t>
+      </w:r>
+      <w:r>
+        <w:t xml:space="preserve">Our job is to ask the right one.</w:t>
+      </w:r>
+    </w:p>
+    <w:bookmarkEnd w:id="26"/>
+    <w:bookmarkStart w:id="29" w:name="problem-pseudoreplication"/>
+    <w:p>
+      <w:pPr>
+        <w:pStyle w:val="Heading1"/>
+      </w:pPr>
+      <w:r>
+        <w:t xml:space="preserve">Problem: Pseudoreplication</w:t>
+      </w:r>
+    </w:p>
+    <w:p>
+      <w:pPr>
+        <w:pStyle w:val="FirstParagraph"/>
+      </w:pPr>
+      <w:r>
+        <w:t xml:space="preserve">The 6 shady leaves from team</w:t>
+      </w:r>
+      <w:r>
+        <w:t xml:space="preserve"> </w:t>
+      </w:r>
+      <w:r>
+        <w:rPr>
+          <w:rStyle w:val="VerbatimChar"/>
+        </w:rPr>
+        <w:t xml:space="preserve">Oscar_Karl</w:t>
+      </w:r>
+      <w:r>
+        <w:t xml:space="preserve"> </w:t>
+      </w:r>
+      <w:r>
+        <w:t xml:space="preserve">all came off</w:t>
+      </w:r>
+      <w:r>
+        <w:t xml:space="preserve"> </w:t>
+      </w:r>
+      <w:r>
+        <w:rPr>
+          <w:b/>
+          <w:bCs/>
+        </w:rPr>
+        <w:t xml:space="preserve">one tree</w:t>
+      </w:r>
+      <w:r>
+        <w:t xml:space="preserve">. They share that tree’s soil, water, light, age, and genetics. They are</w:t>
+      </w:r>
+      <w:r>
+        <w:t xml:space="preserve"> </w:t>
+      </w:r>
+      <w:r>
+        <w:rPr>
+          <w:b/>
+          <w:bCs/>
+        </w:rPr>
+        <w:t xml:space="preserve">not independent</w:t>
+      </w:r>
+      <w:r>
+        <w:t xml:space="preserve"> </w:t>
+      </w:r>
+      <w:r>
+        <w:t xml:space="preserve">— they are closer to</w:t>
+      </w:r>
+      <w:r>
+        <w:t xml:space="preserve"> </w:t>
+      </w:r>
+      <w:r>
+        <w:rPr>
+          <w:b/>
+          <w:bCs/>
+        </w:rPr>
+        <w:t xml:space="preserve">one measurement taken six times</w:t>
+      </w:r>
+      <w:r>
+        <w:t xml:space="preserve">.</w:t>
+      </w:r>
+    </w:p>
+    <w:p>
+      <w:pPr>
+        <w:pStyle w:val="BodyText"/>
+      </w:pPr>
+      <w:r>
+        <w:t xml:space="preserve">Treating all 53 leaves as independent is</w:t>
+      </w:r>
+      <w:r>
+        <w:t xml:space="preserve"> </w:t>
+      </w:r>
+      <w:r>
+        <w:rPr>
+          <w:b/>
+          <w:bCs/>
+        </w:rPr>
+        <w:t xml:space="preserve">pseudoreplication</w:t>
+      </w:r>
+      <w:r>
+        <w:t xml:space="preserve">: it pretends we have far more information than we collected.</w:t>
+      </w:r>
+    </w:p>
+    <w:p>
+      <w:pPr>
+        <w:pStyle w:val="BodyText"/>
+      </w:pPr>
+      <w:r>
+        <w:rPr>
+          <w:b/>
+          <w:bCs/>
+        </w:rPr>
+        <w:t xml:space="preserve">Count the real replicates.</w:t>
+      </w:r>
+      <w:r>
+        <w:t xml:space="preserve"> </w:t>
+      </w:r>
+      <w:r>
+        <w:t xml:space="preserve">We did not sample 53 trees. We sampled</w:t>
+      </w:r>
+      <w:r>
+        <w:t xml:space="preserve"> </w:t>
+      </w:r>
+      <w:r>
+        <w:rPr>
+          <w:b/>
+          <w:bCs/>
+        </w:rPr>
+        <w:t xml:space="preserve">5</w:t>
+      </w:r>
+      <w:r>
+        <w:t xml:space="preserve">.</w:t>
+      </w:r>
+    </w:p>
+    <w:tbl>
+      <w:tblPr>
+        <w:tblStyle w:val="Table"/>
+        <w:tblW w:type="pct" w:w="5000"/>
+        <w:tblLayout w:type="fixed"/>
+        <w:tblLook w:firstRow="1" w:lastRow="0" w:firstColumn="0" w:lastColumn="0" w:noHBand="0" w:noVBand="0" w:val="0020"/>
+      </w:tblPr>
+      <w:tblGrid>
+        <w:gridCol w:w="2217"/>
+        <w:gridCol w:w="2851"/>
+        <w:gridCol w:w="2851"/>
+      </w:tblGrid>
+      <w:tr>
+        <w:trPr>
+          <w:tblHeader w:val="on"/>
+        </w:trPr>
+        <w:tc>
+          <w:tcPr/>
+          <w:p>
+            <w:pPr>
+              <w:pStyle w:val="Compact"/>
+            </w:pPr>
+          </w:p>
+        </w:tc>
+        <w:tc>
+          <w:tcPr/>
+          <w:p>
+            <w:pPr>
+              <w:pStyle w:val="Compact"/>
+            </w:pPr>
+            <w:r>
+              <w:t xml:space="preserve">What the test used</w:t>
+            </w:r>
+          </w:p>
+        </w:tc>
+        <w:tc>
+          <w:tcPr/>
+          <w:p>
+            <w:pPr>
+              <w:pStyle w:val="Compact"/>
+            </w:pPr>
+            <w:r>
+              <w:t xml:space="preserve">What we actually have</w:t>
+            </w:r>
+          </w:p>
+        </w:tc>
+      </w:tr>
+      <w:tr>
+        <w:tc>
+          <w:tcPr/>
+          <w:p>
+            <w:pPr>
+              <w:pStyle w:val="Compact"/>
+            </w:pPr>
+            <w:r>
+              <w:t xml:space="preserve">Two-sample</w:t>
+            </w:r>
+          </w:p>
+        </w:tc>
+        <w:tc>
+          <w:tcPr/>
+          <w:p>
+            <w:pPr>
+              <w:pStyle w:val="Compact"/>
+            </w:pPr>
+            <w:r>
+              <w:t xml:space="preserve">28 + 25 leaves, df = 42.5</w:t>
+            </w:r>
+          </w:p>
+        </w:tc>
+        <w:tc>
+          <w:tcPr/>
+          <w:p>
+            <w:pPr>
+              <w:pStyle w:val="Compact"/>
+            </w:pPr>
+            <w:r>
+              <w:t xml:space="preserve">5 + 5 teams</w:t>
+            </w:r>
+          </w:p>
+        </w:tc>
+      </w:tr>
+      <w:tr>
+        <w:tc>
+          <w:tcPr/>
+          <w:p>
+            <w:pPr>
+              <w:pStyle w:val="Compact"/>
+            </w:pPr>
+            <w:r>
+              <w:t xml:space="preserve">Paired</w:t>
+            </w:r>
+          </w:p>
+        </w:tc>
+        <w:tc>
+          <w:tcPr/>
+          <w:p>
+            <w:pPr>
+              <w:pStyle w:val="Compact"/>
+            </w:pPr>
+            <w:r>
+              <w:t xml:space="preserve">25</w:t>
+            </w:r>
+            <w:r>
+              <w:t xml:space="preserve"> </w:t>
+            </w:r>
+            <w:r>
+              <w:t xml:space="preserve">“pairs”</w:t>
+            </w:r>
+            <w:r>
+              <w:t xml:space="preserve">, df = 24</w:t>
+            </w:r>
+          </w:p>
+        </w:tc>
+        <w:tc>
+          <w:tcPr/>
+          <w:p>
+            <w:pPr>
+              <w:pStyle w:val="Compact"/>
+            </w:pPr>
+            <w:r>
+              <w:t xml:space="preserve">5 pairs</w:t>
+            </w:r>
+          </w:p>
+        </w:tc>
+      </w:tr>
+    </w:tbl>
+    <w:tbl>
+      <w:tblPr>
+        <w:tblStyle w:val="Table"/>
+        <w:tblLook w:firstRow="0" w:lastRow="0" w:firstColumn="0" w:lastColumn="0" w:noHBand="0" w:noVBand="0" w:val="0000"/>
+        <w:tblBorders>
+          <w:top w:val="single" w:sz="4" w:space="0" w:color="CC1914"/>
+          <w:left w:val="single" w:sz="24" w:space="0" w:color="CC1914"/>
+          <w:bottom w:val="single" w:sz="4" w:space="0" w:color="CC1914"/>
+          <w:right w:val="single" w:sz="4" w:space="0" w:color="CC1914"/>
+        </w:tblBorders>
+        <w:tblCellMar>
+          <w:left w:w="144" w:type="dxa"/>
+          <w:right w:w="144" w:type="dxa"/>
+        </w:tblCellMar>
+        <w:tblLook w:firstRow="0" w:lastRow="0" w:firstColumn="0" w:lastColumn="0" w:noHBand="0" w:noVBand="0" w:val="0000"/>
+      </w:tblPr>
+      <w:tr>
+        <w:trPr>
+          <w:cantSplit/>
+        </w:trPr>
+        <w:tc>
+          <w:tcPr>
+            <w:shd w:color="auto" w:fill="f7dddc" w:val="clear"/>
+            <w:tcMar>
+              <w:top w:w="92" w:type="dxa"/>
+              <w:bottom w:w="92" w:type="dxa"/>
+            </w:tcMar>
+          </w:tcPr>
+          <w:p>
+            <w:pPr>
+              <w:pStyle w:val="BodyText"/>
+            </w:pPr>
+            <w:pPr>
+              <w:spacing w:before="0" w:after="0"/>
+              <w:textAlignment w:val="center"/>
+            </w:pPr>
+            <w:r>
+              <w:drawing>
+                <wp:inline>
+                  <wp:extent cx="152400" cy="152400"/>
+                  <wp:effectExtent b="0" l="0" r="0" t="0"/>
+                  <wp:docPr descr="" title="" id="27" name="Picture"/>
+                  <a:graphic>
+                    <a:graphicData uri="http://schemas.openxmlformats.org/drawingml/2006/picture">
+                      <pic:pic>
+                        <pic:nvPicPr>
+                          <pic:cNvPr descr="/Applications/Positron.app/Contents/Resources/app/quarto/share/formats/docx/important.png" id="28" name="Picture"/>
+                          <pic:cNvPicPr>
+                            <a:picLocks noChangeArrowheads="1" noChangeAspect="1"/>
+                          </pic:cNvPicPr>
+                        </pic:nvPicPr>
+                        <pic:blipFill>
+                          <a:blip r:embed="rId17"/>
+                          <a:stretch>
+                            <a:fillRect/>
+                          </a:stretch>
+                        </pic:blipFill>
+                        <pic:spPr bwMode="auto">
+                          <a:xfrm>
+                            <a:off x="0" y="0"/>
+                            <a:ext cx="152400" cy="152400"/>
+                          </a:xfrm>
+                          <a:prstGeom prst="rect">
+                            <a:avLst/>
+                          </a:prstGeom>
+                          <a:noFill/>
+                          <a:ln w="9525">
+                            <a:noFill/>
+                            <a:headEnd/>
+                            <a:tailEnd/>
+                          </a:ln>
+                        </pic:spPr>
+                      </pic:pic>
+                    </a:graphicData>
+                  </a:graphic>
+                </wp:inline>
+              </w:drawing>
+            </w:r>
+            <w:r>
+              <w:t xml:space="preserve"> </w:t>
+            </w:r>
+            <w:r>
+              <w:t xml:space="preserve"> </w:t>
+            </w:r>
+            <w:r>
+              <w:t xml:space="preserve">Important</w:t>
+            </w:r>
+          </w:p>
+        </w:tc>
+      </w:tr>
+      <w:tr>
+        <w:trPr>
+          <w:cantSplit/>
+        </w:trPr>
+        <w:tc>
+          <w:tcPr>
+            <w:tcMar>
+              <w:top w:w="108" w:type="dxa"/>
+              <w:bottom w:w="108" w:type="dxa"/>
+            </w:tcMar>
+          </w:tcPr>
+          <w:p>
+            <w:pPr>
+              <w:pStyle w:val="BodyText"/>
+            </w:pPr>
+            <w:pPr>
+              <w:spacing w:before="16"/>
+            </w:pPr>
+            <w:r>
+              <w:rPr>
+                <w:b/>
+                <w:bCs/>
+              </w:rPr>
+              <w:t xml:space="preserve">Why this is serious.</w:t>
+            </w:r>
+            <w:r>
+              <w:t xml:space="preserve"> </w:t>
+            </w:r>
+            <w:r>
+              <w:rPr>
+                <w:rStyle w:val="VerbatimChar"/>
+              </w:rPr>
+              <w:t xml:space="preserve">df</w:t>
+            </w:r>
+            <w:r>
+              <w:t xml:space="preserve"> </w:t>
+            </w:r>
+            <w:r>
+              <w:t xml:space="preserve">drives the</w:t>
+            </w:r>
+            <w:r>
+              <w:t xml:space="preserve"> </w:t>
+            </w:r>
+            <w:r>
+              <w:rPr>
+                <w:i/>
+                <w:iCs/>
+              </w:rPr>
+              <w:t xml:space="preserve">p</w:t>
+            </w:r>
+            <w:r>
+              <w:t xml:space="preserve">-value. Inflate your</w:t>
+            </w:r>
+            <w:r>
+              <w:t xml:space="preserve"> </w:t>
+            </w:r>
+            <w:r>
+              <w:rPr>
+                <w:rStyle w:val="VerbatimChar"/>
+              </w:rPr>
+              <w:t xml:space="preserve">df</w:t>
+            </w:r>
+            <w:r>
+              <w:t xml:space="preserve"> </w:t>
+            </w:r>
+            <w:r>
+              <w:t xml:space="preserve">and every</w:t>
+            </w:r>
+            <w:r>
+              <w:t xml:space="preserve"> </w:t>
+            </w:r>
+            <w:r>
+              <w:rPr>
+                <w:i/>
+                <w:iCs/>
+              </w:rPr>
+              <w:t xml:space="preserve">p</w:t>
+            </w:r>
+            <w:r>
+              <w:t xml:space="preserve">-value you report is too small — you will claim differences that your data cannot support.</w:t>
+            </w:r>
+          </w:p>
+          <w:p>
+            <w:pPr>
+              <w:pStyle w:val="BodyText"/>
+            </w:pPr>
+            <w:pPr>
+              <w:spacing w:after="16"/>
+            </w:pPr>
+            <w:r>
+              <w:t xml:space="preserve">Here both tests said</w:t>
+            </w:r>
+            <w:r>
+              <w:t xml:space="preserve"> </w:t>
+            </w:r>
+            <w:r>
+              <w:t xml:space="preserve">“no difference,”</w:t>
+            </w:r>
+            <w:r>
+              <w:t xml:space="preserve"> </w:t>
+            </w:r>
+            <w:r>
+              <w:t xml:space="preserve">so nothing went wrong</w:t>
+            </w:r>
+            <w:r>
+              <w:t xml:space="preserve"> </w:t>
+            </w:r>
+            <w:r>
+              <w:rPr>
+                <w:i/>
+                <w:iCs/>
+              </w:rPr>
+              <w:t xml:space="preserve">this time</w:t>
+            </w:r>
+            <w:r>
+              <w:t xml:space="preserve">. That is luck, not method.</w:t>
+            </w:r>
+          </w:p>
+          <w:p/>
+        </w:tc>
+      </w:tr>
+    </w:tbl>
+    <w:p>
+      <w:pPr>
+        <w:pStyle w:val="BodyText"/>
+      </w:pPr>
+      <w:r>
+        <w:rPr>
+          <w:b/>
+          <w:bCs/>
+        </w:rPr>
+        <w:t xml:space="preserve">The fix is one line</w:t>
+      </w:r>
+      <w:r>
+        <w:t xml:space="preserve">, and it is a line you already know:</w:t>
+      </w:r>
+      <w:r>
+        <w:t xml:space="preserve"> </w:t>
+      </w:r>
+      <w:r>
+        <w:rPr>
+          <w:rStyle w:val="VerbatimChar"/>
+        </w:rPr>
+        <w:t xml:space="preserve">group_by()</w:t>
+      </w:r>
+      <w:r>
+        <w:t xml:space="preserve"> </w:t>
+      </w:r>
+      <w:r>
+        <w:t xml:space="preserve">+</w:t>
+      </w:r>
+      <w:r>
+        <w:t xml:space="preserve"> </w:t>
+      </w:r>
+      <w:r>
+        <w:rPr>
+          <w:rStyle w:val="VerbatimChar"/>
+        </w:rPr>
+        <w:t xml:space="preserve">summarize()</w:t>
+      </w:r>
+      <w:r>
+        <w:t xml:space="preserve">.</w:t>
+      </w:r>
+    </w:p>
+    <w:bookmarkEnd w:id="29"/>
+    <w:bookmarkStart w:id="32" w:name="the-fix-one-summarize-at-the-top"/>
+    <w:p>
+      <w:pPr>
+        <w:pStyle w:val="Heading1"/>
+      </w:pPr>
+      <w:r>
+        <w:t xml:space="preserve">The Fix: One</w:t>
+      </w:r>
+      <w:r>
+        <w:t xml:space="preserve"> </w:t>
+      </w:r>
+      <w:r>
+        <w:rPr>
+          <w:rStyle w:val="VerbatimChar"/>
+        </w:rPr>
+        <w:t xml:space="preserve">summarize()</w:t>
+      </w:r>
+      <w:r>
+        <w:t xml:space="preserve"> </w:t>
+      </w:r>
+      <w:r>
+        <w:t xml:space="preserve">at the Top</w:t>
+      </w:r>
+    </w:p>
+    <w:p>
+      <w:pPr>
+        <w:pStyle w:val="FirstParagraph"/>
+      </w:pPr>
+      <w:r>
+        <w:t xml:space="preserve">Go back to where you</w:t>
+      </w:r>
+      <w:r>
+        <w:t xml:space="preserve"> </w:t>
+      </w:r>
+      <w:r>
+        <w:rPr>
+          <w:b/>
+          <w:bCs/>
+        </w:rPr>
+        <w:t xml:space="preserve">loaded</w:t>
+      </w:r>
+      <w:r>
+        <w:t xml:space="preserve"> </w:t>
+      </w:r>
+      <w:r>
+        <w:t xml:space="preserve">the data and add the averaging step to the end of the chain. Keep the</w:t>
+      </w:r>
+      <w:r>
+        <w:t xml:space="preserve"> </w:t>
+      </w:r>
+      <w:r>
+        <w:rPr>
+          <w:b/>
+          <w:bCs/>
+        </w:rPr>
+        <w:t xml:space="preserve">same name</w:t>
+      </w:r>
+      <w:r>
+        <w:t xml:space="preserve">,</w:t>
+      </w:r>
+      <w:r>
+        <w:t xml:space="preserve"> </w:t>
+      </w:r>
+      <w:r>
+        <w:rPr>
+          <w:rStyle w:val="VerbatimChar"/>
+        </w:rPr>
+        <w:t xml:space="preserve">leaf_df</w:t>
+      </w:r>
+      <w:r>
+        <w:t xml:space="preserve">, and the</w:t>
+      </w:r>
+      <w:r>
+        <w:t xml:space="preserve"> </w:t>
+      </w:r>
+      <w:r>
+        <w:rPr>
+          <w:b/>
+          <w:bCs/>
+        </w:rPr>
+        <w:t xml:space="preserve">same column name</w:t>
+      </w:r>
+      <w:r>
+        <w:t xml:space="preserve">,</w:t>
+      </w:r>
+      <w:r>
+        <w:t xml:space="preserve"> </w:t>
+      </w:r>
+      <w:r>
+        <w:rPr>
+          <w:rStyle w:val="VerbatimChar"/>
+        </w:rPr>
+        <w:t xml:space="preserve">mass_g</w:t>
+      </w:r>
+      <w:r>
+        <w:t xml:space="preserve">:</w:t>
+      </w:r>
+    </w:p>
+    <w:p>
+      <w:pPr>
+        <w:pStyle w:val="SourceCode"/>
+      </w:pPr>
+      <w:r>
+        <w:rPr>
+          <w:rStyle w:val="CommentTok"/>
+        </w:rPr>
+        <w:t xml:space="preserve"># Load the leaf data and average each team's side ------</w:t>
+      </w:r>
+      <w:r>
+        <w:br/>
+      </w:r>
+      <w:r>
+        <w:rPr>
+          <w:rStyle w:val="NormalTok"/>
+        </w:rPr>
+        <w:t xml:space="preserve">leaf_df </w:t>
+      </w:r>
+      <w:r>
+        <w:rPr>
+          <w:rStyle w:val="OtherTok"/>
+        </w:rPr>
+        <w:t xml:space="preserve">&lt;-</w:t>
+      </w:r>
+      <w:r>
+        <w:br/>
+      </w:r>
+      <w:r>
+        <w:rPr>
+          <w:rStyle w:val="NormalTok"/>
+        </w:rPr>
+        <w:t xml:space="preserve">  </w:t>
+      </w:r>
+      <w:r>
+        <w:rPr>
+          <w:rStyle w:val="FunctionTok"/>
+        </w:rPr>
+        <w:t xml:space="preserve">read_excel</w:t>
+      </w:r>
+      <w:r>
+        <w:rPr>
+          <w:rStyle w:val="NormalTok"/>
+        </w:rPr>
+        <w:t xml:space="preserve">(</w:t>
+      </w:r>
+      <w:r>
+        <w:rPr>
+          <w:rStyle w:val="StringTok"/>
+        </w:rPr>
+        <w:t xml:space="preserve">"data/2026_09_03_data_sci_leaf_area.xlsx"</w:t>
+      </w:r>
+      <w:r>
+        <w:rPr>
+          <w:rStyle w:val="NormalTok"/>
+        </w:rPr>
+        <w:t xml:space="preserve">) </w:t>
+      </w:r>
+      <w:r>
+        <w:rPr>
+          <w:rStyle w:val="SpecialCharTok"/>
+        </w:rPr>
         <w:t xml:space="preserve">%&gt;%</w:t>
       </w:r>
       <w:r>
@@ -2814,13 +4510,40 @@
         <w:rPr>
           <w:rStyle w:val="FunctionTok"/>
         </w:rPr>
+        <w:t xml:space="preserve">clean_names</w:t>
+      </w:r>
+      <w:r>
+        <w:rPr>
+          <w:rStyle w:val="NormalTok"/>
+        </w:rPr>
+        <w:t xml:space="preserve">() </w:t>
+      </w:r>
+      <w:r>
+        <w:rPr>
+          <w:rStyle w:val="SpecialCharTok"/>
+        </w:rPr>
+        <w:t xml:space="preserve">%&gt;%</w:t>
+      </w:r>
+      <w:r>
+        <w:br/>
+      </w:r>
+      <w:r>
+        <w:rPr>
+          <w:rStyle w:val="NormalTok"/>
+        </w:rPr>
+        <w:t xml:space="preserve">  </w:t>
+      </w:r>
+      <w:r>
+        <w:rPr>
+          <w:rStyle w:val="FunctionTok"/>
+        </w:rPr>
         <w:t xml:space="preserve">group_by</w:t>
       </w:r>
       <w:r>
         <w:rPr>
           <w:rStyle w:val="NormalTok"/>
         </w:rPr>
-        <w:t xml:space="preserve">(tree, side) </w:t>
+        <w:t xml:space="preserve">(teams, shade) </w:t>
       </w:r>
       <w:r>
         <w:rPr>
@@ -2853,7 +4576,7 @@
         <w:rPr>
           <w:rStyle w:val="AttributeTok"/>
         </w:rPr>
-        <w:t xml:space="preserve">area =</w:t>
+        <w:t xml:space="preserve">mass_g =</w:t>
       </w:r>
       <w:r>
         <w:rPr>
@@ -2871,7 +4594,7 @@
         <w:rPr>
           <w:rStyle w:val="NormalTok"/>
         </w:rPr>
-        <w:t xml:space="preserve">(total_area_cm2),</w:t>
+        <w:t xml:space="preserve">(mass_g),</w:t>
       </w:r>
       <w:r>
         <w:br/>
@@ -2910,46 +4633,13 @@
         <w:br/>
       </w:r>
       <w:r>
-        <w:rPr>
-          <w:rStyle w:val="NormalTok"/>
-        </w:rPr>
-        <w:t xml:space="preserve">maple_tree_df </w:t>
-      </w:r>
-      <w:r>
-        <w:rPr>
-          <w:rStyle w:val="SpecialCharTok"/>
-        </w:rPr>
-        <w:t xml:space="preserve">%&gt;%</w:t>
-      </w:r>
-      <w:r>
-        <w:rPr>
-          <w:rStyle w:val="NormalTok"/>
-        </w:rPr>
-        <w:t xml:space="preserve"> </w:t>
-      </w:r>
-      <w:r>
-        <w:rPr>
-          <w:rStyle w:val="FunctionTok"/>
-        </w:rPr>
-        <w:t xml:space="preserve">head</w:t>
-      </w:r>
-      <w:r>
-        <w:rPr>
-          <w:rStyle w:val="NormalTok"/>
-        </w:rPr>
-        <w:t xml:space="preserve">(</w:t>
-      </w:r>
-      <w:r>
-        <w:rPr>
-          <w:rStyle w:val="DecValTok"/>
-        </w:rPr>
-        <w:t xml:space="preserve">4</w:t>
-      </w:r>
-      <w:r>
-        <w:rPr>
-          <w:rStyle w:val="NormalTok"/>
-        </w:rPr>
-        <w:t xml:space="preserve">)</w:t>
+        <w:br/>
+      </w:r>
+      <w:r>
+        <w:rPr>
+          <w:rStyle w:val="NormalTok"/>
+        </w:rPr>
+        <w:t xml:space="preserve">leaf_df</w:t>
       </w:r>
     </w:p>
     <w:p>
@@ -2960,61 +4650,200 @@
         <w:rPr>
           <w:rStyle w:val="VerbatimChar"/>
         </w:rPr>
-        <w:t xml:space="preserve"># A tibble: 4 × 3</w:t>
-      </w:r>
-      <w:r>
-        <w:br/>
-      </w:r>
-      <w:r>
-        <w:rPr>
-          <w:rStyle w:val="VerbatimChar"/>
-        </w:rPr>
-        <w:t xml:space="preserve">   tree side   area</w:t>
-      </w:r>
-      <w:r>
-        <w:br/>
-      </w:r>
-      <w:r>
-        <w:rPr>
-          <w:rStyle w:val="VerbatimChar"/>
-        </w:rPr>
-        <w:t xml:space="preserve">  &lt;dbl&gt; &lt;chr&gt; &lt;dbl&gt;</w:t>
-      </w:r>
-      <w:r>
-        <w:br/>
-      </w:r>
-      <w:r>
-        <w:rPr>
-          <w:rStyle w:val="VerbatimChar"/>
-        </w:rPr>
-        <w:t xml:space="preserve">1     1 shady  136.</w:t>
-      </w:r>
-      <w:r>
-        <w:br/>
-      </w:r>
-      <w:r>
-        <w:rPr>
-          <w:rStyle w:val="VerbatimChar"/>
-        </w:rPr>
-        <w:t xml:space="preserve">2     1 sunny  106.</w:t>
-      </w:r>
-      <w:r>
-        <w:br/>
-      </w:r>
-      <w:r>
-        <w:rPr>
-          <w:rStyle w:val="VerbatimChar"/>
-        </w:rPr>
-        <w:t xml:space="preserve">3     2 shady  200.</w:t>
-      </w:r>
-      <w:r>
-        <w:br/>
-      </w:r>
-      <w:r>
-        <w:rPr>
-          <w:rStyle w:val="VerbatimChar"/>
-        </w:rPr>
-        <w:t xml:space="preserve">4     2 sunny  159.</w:t>
+        <w:t xml:space="preserve"># A tibble: 10 × 3</w:t>
+      </w:r>
+      <w:r>
+        <w:br/>
+      </w:r>
+      <w:r>
+        <w:rPr>
+          <w:rStyle w:val="VerbatimChar"/>
+        </w:rPr>
+        <w:t xml:space="preserve">   teams              shade mass_g</w:t>
+      </w:r>
+      <w:r>
+        <w:br/>
+      </w:r>
+      <w:r>
+        <w:rPr>
+          <w:rStyle w:val="VerbatimChar"/>
+        </w:rPr>
+        <w:t xml:space="preserve">   &lt;chr&gt;              &lt;chr&gt;  &lt;dbl&gt;</w:t>
+      </w:r>
+      <w:r>
+        <w:br/>
+      </w:r>
+      <w:r>
+        <w:rPr>
+          <w:rStyle w:val="VerbatimChar"/>
+        </w:rPr>
+        <w:t xml:space="preserve"> 1 12345              shady  0.448</w:t>
+      </w:r>
+      <w:r>
+        <w:br/>
+      </w:r>
+      <w:r>
+        <w:rPr>
+          <w:rStyle w:val="VerbatimChar"/>
+        </w:rPr>
+        <w:t xml:space="preserve"> 2 12345              sunny  0.428</w:t>
+      </w:r>
+      <w:r>
+        <w:br/>
+      </w:r>
+      <w:r>
+        <w:rPr>
+          <w:rStyle w:val="VerbatimChar"/>
+        </w:rPr>
+        <w:t xml:space="preserve"> 3 Oscar_Karl         shady  0.400</w:t>
+      </w:r>
+      <w:r>
+        <w:br/>
+      </w:r>
+      <w:r>
+        <w:rPr>
+          <w:rStyle w:val="VerbatimChar"/>
+        </w:rPr>
+        <w:t xml:space="preserve"> 4 Oscar_Karl         sunny  0.339</w:t>
+      </w:r>
+      <w:r>
+        <w:br/>
+      </w:r>
+      <w:r>
+        <w:rPr>
+          <w:rStyle w:val="VerbatimChar"/>
+        </w:rPr>
+        <w:t xml:space="preserve"> 5 fighting_mongooses shady  0.653</w:t>
+      </w:r>
+      <w:r>
+        <w:br/>
+      </w:r>
+      <w:r>
+        <w:rPr>
+          <w:rStyle w:val="VerbatimChar"/>
+        </w:rPr>
+        <w:t xml:space="preserve"> 6 fighting_mongooses sunny  0.544</w:t>
+      </w:r>
+      <w:r>
+        <w:br/>
+      </w:r>
+      <w:r>
+        <w:rPr>
+          <w:rStyle w:val="VerbatimChar"/>
+        </w:rPr>
+        <w:t xml:space="preserve"> 7 leaf_oglers        shady  0.588</w:t>
+      </w:r>
+      <w:r>
+        <w:br/>
+      </w:r>
+      <w:r>
+        <w:rPr>
+          <w:rStyle w:val="VerbatimChar"/>
+        </w:rPr>
+        <w:t xml:space="preserve"> 8 leaf_oglers        sunny  0.599</w:t>
+      </w:r>
+      <w:r>
+        <w:br/>
+      </w:r>
+      <w:r>
+        <w:rPr>
+          <w:rStyle w:val="VerbatimChar"/>
+        </w:rPr>
+        <w:t xml:space="preserve"> 9 still_loading      shady  0.526</w:t>
+      </w:r>
+      <w:r>
+        <w:br/>
+      </w:r>
+      <w:r>
+        <w:rPr>
+          <w:rStyle w:val="VerbatimChar"/>
+        </w:rPr>
+        <w:t xml:space="preserve">10 still_loading      sunny  0.789</w:t>
+      </w:r>
+    </w:p>
+    <w:p>
+      <w:pPr>
+        <w:pStyle w:val="FirstParagraph"/>
+      </w:pPr>
+      <w:r>
+        <w:rPr>
+          <w:b/>
+          <w:bCs/>
+        </w:rPr>
+        <w:t xml:space="preserve">One value per team per side. 10 rows — 5 teams × 2 sides.</w:t>
+      </w:r>
+    </w:p>
+    <w:p>
+      <w:pPr>
+        <w:pStyle w:val="Compact"/>
+        <w:numPr>
+          <w:ilvl w:val="0"/>
+          <w:numId w:val="1009"/>
+        </w:numPr>
+      </w:pPr>
+      <w:r>
+        <w:rPr>
+          <w:rStyle w:val="VerbatimChar"/>
+        </w:rPr>
+        <w:t xml:space="preserve">group_by(teams, shade)</w:t>
+      </w:r>
+      <w:r>
+        <w:t xml:space="preserve"> </w:t>
+      </w:r>
+      <w:r>
+        <w:t xml:space="preserve">— two grouping columns, the pattern from Summary Statistics</w:t>
+      </w:r>
+    </w:p>
+    <w:p>
+      <w:pPr>
+        <w:pStyle w:val="Compact"/>
+        <w:numPr>
+          <w:ilvl w:val="0"/>
+          <w:numId w:val="1009"/>
+        </w:numPr>
+      </w:pPr>
+      <w:r>
+        <w:rPr>
+          <w:rStyle w:val="VerbatimChar"/>
+        </w:rPr>
+        <w:t xml:space="preserve">mass_g = mean(mass_g)</w:t>
+      </w:r>
+      <w:r>
+        <w:t xml:space="preserve"> </w:t>
+      </w:r>
+      <w:r>
+        <w:t xml:space="preserve">— reusing the name means</w:t>
+      </w:r>
+      <w:r>
+        <w:t xml:space="preserve"> </w:t>
+      </w:r>
+      <w:r>
+        <w:rPr>
+          <w:b/>
+          <w:bCs/>
+        </w:rPr>
+        <w:t xml:space="preserve">every line of code below keeps working</w:t>
+      </w:r>
+    </w:p>
+    <w:p>
+      <w:pPr>
+        <w:pStyle w:val="Compact"/>
+        <w:numPr>
+          <w:ilvl w:val="0"/>
+          <w:numId w:val="1009"/>
+        </w:numPr>
+      </w:pPr>
+      <w:r>
+        <w:rPr>
+          <w:rStyle w:val="VerbatimChar"/>
+        </w:rPr>
+        <w:t xml:space="preserve">.groups = "drop"</w:t>
+      </w:r>
+      <w:r>
+        <w:t xml:space="preserve"> </w:t>
+      </w:r>
+      <w:r>
+        <w:t xml:space="preserve">tidies up afterwards</w:t>
       </w:r>
     </w:p>
     <w:tbl>
@@ -3058,12 +4887,12 @@
                 <wp:inline>
                   <wp:extent cx="152400" cy="152400"/>
                   <wp:effectExtent b="0" l="0" r="0" t="0"/>
-                  <wp:docPr descr="" title="" id="25" name="Picture"/>
+                  <wp:docPr descr="" title="" id="30" name="Picture"/>
                   <a:graphic>
                     <a:graphicData uri="http://schemas.openxmlformats.org/drawingml/2006/picture">
                       <pic:pic>
                         <pic:nvPicPr>
-                          <pic:cNvPr descr="/Applications/Positron.app/Contents/Resources/app/quarto/share/formats/docx/note.png" id="26" name="Picture"/>
+                          <pic:cNvPr descr="/Applications/Positron.app/Contents/Resources/app/quarto/share/formats/docx/note.png" id="31" name="Picture"/>
                           <pic:cNvPicPr>
                             <a:picLocks noChangeArrowheads="1" noChangeAspect="1"/>
                           </pic:cNvPicPr>
@@ -3123,22 +4952,20 @@
               <w:pStyle w:val="BodyText"/>
             </w:pPr>
             <w:pPr>
-              <w:spacing w:before="16"/>
+              <w:spacing w:before="16" w:after="16"/>
             </w:pPr>
             <w:r>
               <w:rPr>
                 <w:b/>
                 <w:bCs/>
               </w:rPr>
-              <w:t xml:space="preserve">✅ How many data points do we really have?</w:t>
-            </w:r>
-          </w:p>
-          <w:p>
-            <w:pPr>
-              <w:pStyle w:val="BodyText"/>
-            </w:pPr>
-            <w:r>
-              <w:t xml:space="preserve">Not 32 leaves.</w:t>
+              <w:t xml:space="preserve">✅ This is how real analysis works.</w:t>
+            </w:r>
+            <w:r>
+              <w:t xml:space="preserve"> </w:t>
+            </w:r>
+            <w:r>
+              <w:t xml:space="preserve">You don’t write a new script. You go back to the top, fix how the data are built, and</w:t>
             </w:r>
             <w:r>
               <w:t xml:space="preserve"> </w:t>
@@ -3148,95 +4975,673 @@
                 <w:b/>
                 <w:bCs/>
               </w:rPr>
-              <w:t xml:space="preserve">8 trees</w:t>
-            </w:r>
-            <w:r>
-              <w:t xml:space="preserve">, each measured on two sides → 8 sunny values and 8 shady values.</w:t>
-            </w:r>
-          </w:p>
-          <w:p>
-            <w:pPr>
-              <w:pStyle w:val="BodyText"/>
-            </w:pPr>
-            <w:pPr>
-              <w:spacing w:after="16"/>
-            </w:pPr>
-            <w:r>
-              <w:rPr>
-                <w:rStyle w:val="VerbatimChar"/>
-              </w:rPr>
-              <w:t xml:space="preserve">group_by(tree, side)</w:t>
+              <w:t xml:space="preserve">rerun everything</w:t>
             </w:r>
             <w:r>
               <w:t xml:space="preserve"> </w:t>
             </w:r>
             <w:r>
-              <w:t xml:space="preserve">+</w:t>
-            </w:r>
-            <w:r>
-              <w:t xml:space="preserve"> </w:t>
-            </w:r>
-            <w:r>
-              <w:rPr>
-                <w:rStyle w:val="VerbatimChar"/>
-              </w:rPr>
-              <w:t xml:space="preserve">summarize()</w:t>
-            </w:r>
-            <w:r>
-              <w:t xml:space="preserve"> </w:t>
-            </w:r>
-            <w:r>
-              <w:t xml:space="preserve">is the pattern you already use — now with two grouping columns.</w:t>
-            </w:r>
-            <w:r>
-              <w:t xml:space="preserve"> </w:t>
-            </w:r>
-            <w:r>
-              <w:rPr>
-                <w:rStyle w:val="VerbatimChar"/>
-              </w:rPr>
-              <w:t xml:space="preserve">.groups = "drop"</w:t>
-            </w:r>
-            <w:r>
-              <w:t xml:space="preserve"> </w:t>
-            </w:r>
-            <w:r>
-              <w:t xml:space="preserve">just tidies up the result.</w:t>
+              <w:t xml:space="preserve">— because the code below never cared how many rows came in.</w:t>
             </w:r>
           </w:p>
           <w:p/>
         </w:tc>
       </w:tr>
     </w:tbl>
-    <w:bookmarkEnd w:id="27"/>
-    <w:bookmarkStart w:id="30" w:name="X8e9658cd6bfa25e5842a346109c5fc536a80a85"/>
+    <w:bookmarkEnd w:id="32"/>
+    <w:bookmarkStart w:id="33" w:name="rerun-the-same-code"/>
     <w:p>
       <w:pPr>
         <w:pStyle w:val="Heading1"/>
       </w:pPr>
       <w:r>
-        <w:t xml:space="preserve">Two-Sample Test — Check the Assumptions First</w:t>
+        <w:t xml:space="preserve">Rerun the Same Code</w:t>
+      </w:r>
+    </w:p>
+    <w:p>
+      <w:pPr>
+        <w:pStyle w:val="SourceCode"/>
+      </w:pPr>
+      <w:r>
+        <w:rPr>
+          <w:rStyle w:val="CommentTok"/>
+        </w:rPr>
+        <w:t xml:space="preserve"># Keep a copy of the pseudoreplicated results ----------</w:t>
+      </w:r>
+      <w:r>
+        <w:br/>
+      </w:r>
+      <w:r>
+        <w:rPr>
+          <w:rStyle w:val="NormalTok"/>
+        </w:rPr>
+        <w:t xml:space="preserve">pseudo_2s     </w:t>
+      </w:r>
+      <w:r>
+        <w:rPr>
+          <w:rStyle w:val="OtherTok"/>
+        </w:rPr>
+        <w:t xml:space="preserve">&lt;-</w:t>
+      </w:r>
+      <w:r>
+        <w:rPr>
+          <w:rStyle w:val="NormalTok"/>
+        </w:rPr>
+        <w:t xml:space="preserve"> leaf_model</w:t>
+      </w:r>
+      <w:r>
+        <w:br/>
+      </w:r>
+      <w:r>
+        <w:rPr>
+          <w:rStyle w:val="NormalTok"/>
+        </w:rPr>
+        <w:t xml:space="preserve">pseudo_paired </w:t>
+      </w:r>
+      <w:r>
+        <w:rPr>
+          <w:rStyle w:val="OtherTok"/>
+        </w:rPr>
+        <w:t xml:space="preserve">&lt;-</w:t>
+      </w:r>
+      <w:r>
+        <w:rPr>
+          <w:rStyle w:val="NormalTok"/>
+        </w:rPr>
+        <w:t xml:space="preserve"> leaf_paired_model</w:t>
+      </w:r>
+      <w:r>
+        <w:br/>
+      </w:r>
+      <w:r>
+        <w:br/>
+      </w:r>
+      <w:r>
+        <w:rPr>
+          <w:rStyle w:val="CommentTok"/>
+        </w:rPr>
+        <w:t xml:space="preserve"># Exactly the same two-sample code as before -----------</w:t>
+      </w:r>
+      <w:r>
+        <w:br/>
+      </w:r>
+      <w:r>
+        <w:rPr>
+          <w:rStyle w:val="NormalTok"/>
+        </w:rPr>
+        <w:t xml:space="preserve">leaf_model </w:t>
+      </w:r>
+      <w:r>
+        <w:rPr>
+          <w:rStyle w:val="OtherTok"/>
+        </w:rPr>
+        <w:t xml:space="preserve">&lt;-</w:t>
+      </w:r>
+      <w:r>
+        <w:rPr>
+          <w:rStyle w:val="NormalTok"/>
+        </w:rPr>
+        <w:t xml:space="preserve"> </w:t>
+      </w:r>
+      <w:r>
+        <w:rPr>
+          <w:rStyle w:val="FunctionTok"/>
+        </w:rPr>
+        <w:t xml:space="preserve">t.test</w:t>
+      </w:r>
+      <w:r>
+        <w:rPr>
+          <w:rStyle w:val="NormalTok"/>
+        </w:rPr>
+        <w:t xml:space="preserve">(mass_g </w:t>
+      </w:r>
+      <w:r>
+        <w:rPr>
+          <w:rStyle w:val="SpecialCharTok"/>
+        </w:rPr>
+        <w:t xml:space="preserve">~</w:t>
+      </w:r>
+      <w:r>
+        <w:rPr>
+          <w:rStyle w:val="NormalTok"/>
+        </w:rPr>
+        <w:t xml:space="preserve"> shade, </w:t>
+      </w:r>
+      <w:r>
+        <w:rPr>
+          <w:rStyle w:val="AttributeTok"/>
+        </w:rPr>
+        <w:t xml:space="preserve">data =</w:t>
+      </w:r>
+      <w:r>
+        <w:rPr>
+          <w:rStyle w:val="NormalTok"/>
+        </w:rPr>
+        <w:t xml:space="preserve"> leaf_df,</w:t>
+      </w:r>
+      <w:r>
+        <w:br/>
+      </w:r>
+      <w:r>
+        <w:rPr>
+          <w:rStyle w:val="NormalTok"/>
+        </w:rPr>
+        <w:t xml:space="preserve">                     </w:t>
+      </w:r>
+      <w:r>
+        <w:rPr>
+          <w:rStyle w:val="AttributeTok"/>
+        </w:rPr>
+        <w:t xml:space="preserve">var.equal =</w:t>
+      </w:r>
+      <w:r>
+        <w:rPr>
+          <w:rStyle w:val="NormalTok"/>
+        </w:rPr>
+        <w:t xml:space="preserve"> </w:t>
+      </w:r>
+      <w:r>
+        <w:rPr>
+          <w:rStyle w:val="ConstantTok"/>
+        </w:rPr>
+        <w:t xml:space="preserve">FALSE</w:t>
+      </w:r>
+      <w:r>
+        <w:rPr>
+          <w:rStyle w:val="NormalTok"/>
+        </w:rPr>
+        <w:t xml:space="preserve">)</w:t>
+      </w:r>
+      <w:r>
+        <w:br/>
+      </w:r>
+      <w:r>
+        <w:br/>
+      </w:r>
+      <w:r>
+        <w:rPr>
+          <w:rStyle w:val="CommentTok"/>
+        </w:rPr>
+        <w:t xml:space="preserve"># Exactly the same reshape + paired code as before -----</w:t>
+      </w:r>
+      <w:r>
+        <w:br/>
+      </w:r>
+      <w:r>
+        <w:rPr>
+          <w:rStyle w:val="NormalTok"/>
+        </w:rPr>
+        <w:t xml:space="preserve">leaf_wide_df </w:t>
+      </w:r>
+      <w:r>
+        <w:rPr>
+          <w:rStyle w:val="OtherTok"/>
+        </w:rPr>
+        <w:t xml:space="preserve">&lt;-</w:t>
+      </w:r>
+      <w:r>
+        <w:rPr>
+          <w:rStyle w:val="NormalTok"/>
+        </w:rPr>
+        <w:t xml:space="preserve"> leaf_df </w:t>
+      </w:r>
+      <w:r>
+        <w:rPr>
+          <w:rStyle w:val="SpecialCharTok"/>
+        </w:rPr>
+        <w:t xml:space="preserve">%&gt;%</w:t>
+      </w:r>
+      <w:r>
+        <w:br/>
+      </w:r>
+      <w:r>
+        <w:rPr>
+          <w:rStyle w:val="NormalTok"/>
+        </w:rPr>
+        <w:t xml:space="preserve">  </w:t>
+      </w:r>
+      <w:r>
+        <w:rPr>
+          <w:rStyle w:val="FunctionTok"/>
+        </w:rPr>
+        <w:t xml:space="preserve">group_by</w:t>
+      </w:r>
+      <w:r>
+        <w:rPr>
+          <w:rStyle w:val="NormalTok"/>
+        </w:rPr>
+        <w:t xml:space="preserve">(teams, shade) </w:t>
+      </w:r>
+      <w:r>
+        <w:rPr>
+          <w:rStyle w:val="SpecialCharTok"/>
+        </w:rPr>
+        <w:t xml:space="preserve">%&gt;%</w:t>
+      </w:r>
+      <w:r>
+        <w:br/>
+      </w:r>
+      <w:r>
+        <w:rPr>
+          <w:rStyle w:val="NormalTok"/>
+        </w:rPr>
+        <w:t xml:space="preserve">  </w:t>
+      </w:r>
+      <w:r>
+        <w:rPr>
+          <w:rStyle w:val="FunctionTok"/>
+        </w:rPr>
+        <w:t xml:space="preserve">mutate</w:t>
+      </w:r>
+      <w:r>
+        <w:rPr>
+          <w:rStyle w:val="NormalTok"/>
+        </w:rPr>
+        <w:t xml:space="preserve">(</w:t>
+      </w:r>
+      <w:r>
+        <w:rPr>
+          <w:rStyle w:val="AttributeTok"/>
+        </w:rPr>
+        <w:t xml:space="preserve">leaf_n =</w:t>
+      </w:r>
+      <w:r>
+        <w:rPr>
+          <w:rStyle w:val="NormalTok"/>
+        </w:rPr>
+        <w:t xml:space="preserve"> </w:t>
+      </w:r>
+      <w:r>
+        <w:rPr>
+          <w:rStyle w:val="FunctionTok"/>
+        </w:rPr>
+        <w:t xml:space="preserve">row_number</w:t>
+      </w:r>
+      <w:r>
+        <w:rPr>
+          <w:rStyle w:val="NormalTok"/>
+        </w:rPr>
+        <w:t xml:space="preserve">()) </w:t>
+      </w:r>
+      <w:r>
+        <w:rPr>
+          <w:rStyle w:val="SpecialCharTok"/>
+        </w:rPr>
+        <w:t xml:space="preserve">%&gt;%</w:t>
+      </w:r>
+      <w:r>
+        <w:br/>
+      </w:r>
+      <w:r>
+        <w:rPr>
+          <w:rStyle w:val="NormalTok"/>
+        </w:rPr>
+        <w:t xml:space="preserve">  </w:t>
+      </w:r>
+      <w:r>
+        <w:rPr>
+          <w:rStyle w:val="FunctionTok"/>
+        </w:rPr>
+        <w:t xml:space="preserve">ungroup</w:t>
+      </w:r>
+      <w:r>
+        <w:rPr>
+          <w:rStyle w:val="NormalTok"/>
+        </w:rPr>
+        <w:t xml:space="preserve">() </w:t>
+      </w:r>
+      <w:r>
+        <w:rPr>
+          <w:rStyle w:val="SpecialCharTok"/>
+        </w:rPr>
+        <w:t xml:space="preserve">%&gt;%</w:t>
+      </w:r>
+      <w:r>
+        <w:br/>
+      </w:r>
+      <w:r>
+        <w:rPr>
+          <w:rStyle w:val="NormalTok"/>
+        </w:rPr>
+        <w:t xml:space="preserve">  </w:t>
+      </w:r>
+      <w:r>
+        <w:rPr>
+          <w:rStyle w:val="FunctionTok"/>
+        </w:rPr>
+        <w:t xml:space="preserve">select</w:t>
+      </w:r>
+      <w:r>
+        <w:rPr>
+          <w:rStyle w:val="NormalTok"/>
+        </w:rPr>
+        <w:t xml:space="preserve">(teams, leaf_n, shade, mass_g) </w:t>
+      </w:r>
+      <w:r>
+        <w:rPr>
+          <w:rStyle w:val="SpecialCharTok"/>
+        </w:rPr>
+        <w:t xml:space="preserve">%&gt;%</w:t>
+      </w:r>
+      <w:r>
+        <w:br/>
+      </w:r>
+      <w:r>
+        <w:rPr>
+          <w:rStyle w:val="NormalTok"/>
+        </w:rPr>
+        <w:t xml:space="preserve">  </w:t>
+      </w:r>
+      <w:r>
+        <w:rPr>
+          <w:rStyle w:val="FunctionTok"/>
+        </w:rPr>
+        <w:t xml:space="preserve">pivot_wider</w:t>
+      </w:r>
+      <w:r>
+        <w:rPr>
+          <w:rStyle w:val="NormalTok"/>
+        </w:rPr>
+        <w:t xml:space="preserve">(</w:t>
+      </w:r>
+      <w:r>
+        <w:rPr>
+          <w:rStyle w:val="AttributeTok"/>
+        </w:rPr>
+        <w:t xml:space="preserve">names_from =</w:t>
+      </w:r>
+      <w:r>
+        <w:rPr>
+          <w:rStyle w:val="NormalTok"/>
+        </w:rPr>
+        <w:t xml:space="preserve"> shade,</w:t>
+      </w:r>
+      <w:r>
+        <w:br/>
+      </w:r>
+      <w:r>
+        <w:rPr>
+          <w:rStyle w:val="NormalTok"/>
+        </w:rPr>
+        <w:t xml:space="preserve">              </w:t>
+      </w:r>
+      <w:r>
+        <w:rPr>
+          <w:rStyle w:val="AttributeTok"/>
+        </w:rPr>
+        <w:t xml:space="preserve">values_from =</w:t>
+      </w:r>
+      <w:r>
+        <w:rPr>
+          <w:rStyle w:val="NormalTok"/>
+        </w:rPr>
+        <w:t xml:space="preserve"> mass_g) </w:t>
+      </w:r>
+      <w:r>
+        <w:rPr>
+          <w:rStyle w:val="SpecialCharTok"/>
+        </w:rPr>
+        <w:t xml:space="preserve">%&gt;%</w:t>
+      </w:r>
+      <w:r>
+        <w:br/>
+      </w:r>
+      <w:r>
+        <w:rPr>
+          <w:rStyle w:val="NormalTok"/>
+        </w:rPr>
+        <w:t xml:space="preserve">  </w:t>
+      </w:r>
+      <w:r>
+        <w:rPr>
+          <w:rStyle w:val="FunctionTok"/>
+        </w:rPr>
+        <w:t xml:space="preserve">mutate</w:t>
+      </w:r>
+      <w:r>
+        <w:rPr>
+          <w:rStyle w:val="NormalTok"/>
+        </w:rPr>
+        <w:t xml:space="preserve">(</w:t>
+      </w:r>
+      <w:r>
+        <w:rPr>
+          <w:rStyle w:val="AttributeTok"/>
+        </w:rPr>
+        <w:t xml:space="preserve">diff =</w:t>
+      </w:r>
+      <w:r>
+        <w:rPr>
+          <w:rStyle w:val="NormalTok"/>
+        </w:rPr>
+        <w:t xml:space="preserve"> shady </w:t>
+      </w:r>
+      <w:r>
+        <w:rPr>
+          <w:rStyle w:val="SpecialCharTok"/>
+        </w:rPr>
+        <w:t xml:space="preserve">-</w:t>
+      </w:r>
+      <w:r>
+        <w:rPr>
+          <w:rStyle w:val="NormalTok"/>
+        </w:rPr>
+        <w:t xml:space="preserve"> sunny)</w:t>
+      </w:r>
+      <w:r>
+        <w:br/>
+      </w:r>
+      <w:r>
+        <w:br/>
+      </w:r>
+      <w:r>
+        <w:rPr>
+          <w:rStyle w:val="NormalTok"/>
+        </w:rPr>
+        <w:t xml:space="preserve">leaf_paired_model </w:t>
+      </w:r>
+      <w:r>
+        <w:rPr>
+          <w:rStyle w:val="OtherTok"/>
+        </w:rPr>
+        <w:t xml:space="preserve">&lt;-</w:t>
+      </w:r>
+      <w:r>
+        <w:rPr>
+          <w:rStyle w:val="NormalTok"/>
+        </w:rPr>
+        <w:t xml:space="preserve"> </w:t>
+      </w:r>
+      <w:r>
+        <w:rPr>
+          <w:rStyle w:val="FunctionTok"/>
+        </w:rPr>
+        <w:t xml:space="preserve">t.test</w:t>
+      </w:r>
+      <w:r>
+        <w:rPr>
+          <w:rStyle w:val="NormalTok"/>
+        </w:rPr>
+        <w:t xml:space="preserve">(leaf_wide_df</w:t>
+      </w:r>
+      <w:r>
+        <w:rPr>
+          <w:rStyle w:val="SpecialCharTok"/>
+        </w:rPr>
+        <w:t xml:space="preserve">$</w:t>
+      </w:r>
+      <w:r>
+        <w:rPr>
+          <w:rStyle w:val="NormalTok"/>
+        </w:rPr>
+        <w:t xml:space="preserve">shady,</w:t>
+      </w:r>
+      <w:r>
+        <w:br/>
+      </w:r>
+      <w:r>
+        <w:rPr>
+          <w:rStyle w:val="NormalTok"/>
+        </w:rPr>
+        <w:t xml:space="preserve">                            leaf_wide_df</w:t>
+      </w:r>
+      <w:r>
+        <w:rPr>
+          <w:rStyle w:val="SpecialCharTok"/>
+        </w:rPr>
+        <w:t xml:space="preserve">$</w:t>
+      </w:r>
+      <w:r>
+        <w:rPr>
+          <w:rStyle w:val="NormalTok"/>
+        </w:rPr>
+        <w:t xml:space="preserve">sunny,</w:t>
+      </w:r>
+      <w:r>
+        <w:br/>
+      </w:r>
+      <w:r>
+        <w:rPr>
+          <w:rStyle w:val="NormalTok"/>
+        </w:rPr>
+        <w:t xml:space="preserve">                            </w:t>
+      </w:r>
+      <w:r>
+        <w:rPr>
+          <w:rStyle w:val="AttributeTok"/>
+        </w:rPr>
+        <w:t xml:space="preserve">paired =</w:t>
+      </w:r>
+      <w:r>
+        <w:rPr>
+          <w:rStyle w:val="NormalTok"/>
+        </w:rPr>
+        <w:t xml:space="preserve"> </w:t>
+      </w:r>
+      <w:r>
+        <w:rPr>
+          <w:rStyle w:val="ConstantTok"/>
+        </w:rPr>
+        <w:t xml:space="preserve">TRUE</w:t>
+      </w:r>
+      <w:r>
+        <w:rPr>
+          <w:rStyle w:val="NormalTok"/>
+        </w:rPr>
+        <w:t xml:space="preserve">)</w:t>
+      </w:r>
+      <w:r>
+        <w:br/>
+      </w:r>
+      <w:r>
+        <w:br/>
+      </w:r>
+      <w:r>
+        <w:rPr>
+          <w:rStyle w:val="NormalTok"/>
+        </w:rPr>
+        <w:t xml:space="preserve">leaf_wide_df</w:t>
+      </w:r>
+    </w:p>
+    <w:p>
+      <w:pPr>
+        <w:pStyle w:val="SourceCode"/>
+      </w:pPr>
+      <w:r>
+        <w:rPr>
+          <w:rStyle w:val="VerbatimChar"/>
+        </w:rPr>
+        <w:t xml:space="preserve"># A tibble: 5 × 5</w:t>
+      </w:r>
+      <w:r>
+        <w:br/>
+      </w:r>
+      <w:r>
+        <w:rPr>
+          <w:rStyle w:val="VerbatimChar"/>
+        </w:rPr>
+        <w:t xml:space="preserve">  teams              leaf_n shady sunny    diff</w:t>
+      </w:r>
+      <w:r>
+        <w:br/>
+      </w:r>
+      <w:r>
+        <w:rPr>
+          <w:rStyle w:val="VerbatimChar"/>
+        </w:rPr>
+        <w:t xml:space="preserve">  &lt;chr&gt;               &lt;int&gt; &lt;dbl&gt; &lt;dbl&gt;   &lt;dbl&gt;</w:t>
+      </w:r>
+      <w:r>
+        <w:br/>
+      </w:r>
+      <w:r>
+        <w:rPr>
+          <w:rStyle w:val="VerbatimChar"/>
+        </w:rPr>
+        <w:t xml:space="preserve">1 12345                   1 0.448 0.428  0.0200</w:t>
+      </w:r>
+      <w:r>
+        <w:br/>
+      </w:r>
+      <w:r>
+        <w:rPr>
+          <w:rStyle w:val="VerbatimChar"/>
+        </w:rPr>
+        <w:t xml:space="preserve">2 Oscar_Karl              1 0.400 0.339  0.0612</w:t>
+      </w:r>
+      <w:r>
+        <w:br/>
+      </w:r>
+      <w:r>
+        <w:rPr>
+          <w:rStyle w:val="VerbatimChar"/>
+        </w:rPr>
+        <w:t xml:space="preserve">3 fighting_mongooses      1 0.653 0.544  0.110 </w:t>
+      </w:r>
+      <w:r>
+        <w:br/>
+      </w:r>
+      <w:r>
+        <w:rPr>
+          <w:rStyle w:val="VerbatimChar"/>
+        </w:rPr>
+        <w:t xml:space="preserve">4 leaf_oglers             1 0.588 0.599 -0.0102</w:t>
+      </w:r>
+      <w:r>
+        <w:br/>
+      </w:r>
+      <w:r>
+        <w:rPr>
+          <w:rStyle w:val="VerbatimChar"/>
+        </w:rPr>
+        <w:t xml:space="preserve">5 still_loading           1 0.526 0.789 -0.263 </w:t>
       </w:r>
     </w:p>
     <w:p>
       <w:pPr>
         <w:pStyle w:val="FirstParagraph"/>
       </w:pPr>
-      <w:r>
-        <w:t xml:space="preserve">Last lecture you checked all 32 leaves. We now test the</w:t>
-      </w:r>
-      <w:r>
-        <w:t xml:space="preserve"> </w:t>
-      </w:r>
       <w:r>
         <w:rPr>
           <w:b/>
           <w:bCs/>
         </w:rPr>
-        <w:t xml:space="preserve">tree means</w:t>
-      </w:r>
-      <w:r>
-        <w:t xml:space="preserve">, so we check</w:t>
+        <w:t xml:space="preserve">Not one character of the test code changed.</w:t>
+      </w:r>
+      <w:r>
+        <w:t xml:space="preserve"> </w:t>
+      </w:r>
+      <w:r>
+        <w:t xml:space="preserve">We only changed what</w:t>
+      </w:r>
+      <w:r>
+        <w:t xml:space="preserve"> </w:t>
+      </w:r>
+      <w:r>
+        <w:rPr>
+          <w:rStyle w:val="VerbatimChar"/>
+        </w:rPr>
+        <w:t xml:space="preserve">leaf_df</w:t>
       </w:r>
       <w:r>
         <w:t xml:space="preserve"> </w:t>
@@ -3246,267 +5651,28 @@
           <w:i/>
           <w:iCs/>
         </w:rPr>
-        <w:t xml:space="preserve">those</w:t>
-      </w:r>
-      <w:r>
-        <w:t xml:space="preserve">:</w:t>
-      </w:r>
-    </w:p>
-    <w:p>
-      <w:pPr>
-        <w:pStyle w:val="SourceCode"/>
-      </w:pPr>
-      <w:r>
-        <w:rPr>
-          <w:rStyle w:val="CommentTok"/>
-        </w:rPr>
-        <w:t xml:space="preserve"># Normality of each side (tree means) -------------------</w:t>
-      </w:r>
-      <w:r>
-        <w:br/>
-      </w:r>
-      <w:r>
-        <w:rPr>
-          <w:rStyle w:val="NormalTok"/>
-        </w:rPr>
-        <w:t xml:space="preserve">maple_tree_df </w:t>
-      </w:r>
-      <w:r>
-        <w:rPr>
-          <w:rStyle w:val="SpecialCharTok"/>
-        </w:rPr>
-        <w:t xml:space="preserve">%&gt;%</w:t>
-      </w:r>
-      <w:r>
-        <w:br/>
-      </w:r>
-      <w:r>
-        <w:rPr>
-          <w:rStyle w:val="NormalTok"/>
-        </w:rPr>
-        <w:t xml:space="preserve">  </w:t>
-      </w:r>
-      <w:r>
-        <w:rPr>
-          <w:rStyle w:val="FunctionTok"/>
-        </w:rPr>
-        <w:t xml:space="preserve">group_by</w:t>
-      </w:r>
-      <w:r>
-        <w:rPr>
-          <w:rStyle w:val="NormalTok"/>
-        </w:rPr>
-        <w:t xml:space="preserve">(side) </w:t>
-      </w:r>
-      <w:r>
-        <w:rPr>
-          <w:rStyle w:val="SpecialCharTok"/>
-        </w:rPr>
-        <w:t xml:space="preserve">%&gt;%</w:t>
-      </w:r>
-      <w:r>
-        <w:br/>
-      </w:r>
-      <w:r>
-        <w:rPr>
-          <w:rStyle w:val="NormalTok"/>
-        </w:rPr>
-        <w:t xml:space="preserve">  </w:t>
-      </w:r>
-      <w:r>
-        <w:rPr>
-          <w:rStyle w:val="FunctionTok"/>
-        </w:rPr>
-        <w:t xml:space="preserve">summarize</w:t>
-      </w:r>
-      <w:r>
-        <w:rPr>
-          <w:rStyle w:val="NormalTok"/>
-        </w:rPr>
-        <w:t xml:space="preserve">(</w:t>
-      </w:r>
-      <w:r>
-        <w:rPr>
-          <w:rStyle w:val="AttributeTok"/>
-        </w:rPr>
-        <w:t xml:space="preserve">shapiro_p =</w:t>
-      </w:r>
-      <w:r>
-        <w:rPr>
-          <w:rStyle w:val="NormalTok"/>
-        </w:rPr>
-        <w:t xml:space="preserve"> </w:t>
-      </w:r>
-      <w:r>
-        <w:rPr>
-          <w:rStyle w:val="FunctionTok"/>
-        </w:rPr>
-        <w:t xml:space="preserve">shapiro.test</w:t>
-      </w:r>
-      <w:r>
-        <w:rPr>
-          <w:rStyle w:val="NormalTok"/>
-        </w:rPr>
-        <w:t xml:space="preserve">(area)</w:t>
-      </w:r>
-      <w:r>
-        <w:rPr>
-          <w:rStyle w:val="SpecialCharTok"/>
-        </w:rPr>
-        <w:t xml:space="preserve">$</w:t>
-      </w:r>
-      <w:r>
-        <w:rPr>
-          <w:rStyle w:val="NormalTok"/>
-        </w:rPr>
-        <w:t xml:space="preserve">p.value)</w:t>
-      </w:r>
-    </w:p>
-    <w:p>
-      <w:pPr>
-        <w:pStyle w:val="SourceCode"/>
-      </w:pPr>
-      <w:r>
-        <w:rPr>
-          <w:rStyle w:val="VerbatimChar"/>
-        </w:rPr>
-        <w:t xml:space="preserve"># A tibble: 2 × 2</w:t>
-      </w:r>
-      <w:r>
-        <w:br/>
-      </w:r>
-      <w:r>
-        <w:rPr>
-          <w:rStyle w:val="VerbatimChar"/>
-        </w:rPr>
-        <w:t xml:space="preserve">  side  shapiro_p</w:t>
-      </w:r>
-      <w:r>
-        <w:br/>
-      </w:r>
-      <w:r>
-        <w:rPr>
-          <w:rStyle w:val="VerbatimChar"/>
-        </w:rPr>
-        <w:t xml:space="preserve">  &lt;chr&gt;     &lt;dbl&gt;</w:t>
-      </w:r>
-      <w:r>
-        <w:br/>
-      </w:r>
-      <w:r>
-        <w:rPr>
-          <w:rStyle w:val="VerbatimChar"/>
-        </w:rPr>
-        <w:t xml:space="preserve">1 shady     0.338</w:t>
-      </w:r>
-      <w:r>
-        <w:br/>
-      </w:r>
-      <w:r>
-        <w:rPr>
-          <w:rStyle w:val="VerbatimChar"/>
-        </w:rPr>
-        <w:t xml:space="preserve">2 sunny     0.316</w:t>
-      </w:r>
-    </w:p>
-    <w:p>
-      <w:pPr>
-        <w:pStyle w:val="SourceCode"/>
-      </w:pPr>
-      <w:r>
-        <w:rPr>
-          <w:rStyle w:val="CommentTok"/>
-        </w:rPr>
-        <w:t xml:space="preserve"># Equal spread? -----------------------------------------</w:t>
-      </w:r>
-      <w:r>
-        <w:br/>
-      </w:r>
-      <w:r>
-        <w:rPr>
-          <w:rStyle w:val="FunctionTok"/>
-        </w:rPr>
-        <w:t xml:space="preserve">leveneTest</w:t>
-      </w:r>
-      <w:r>
-        <w:rPr>
-          <w:rStyle w:val="NormalTok"/>
-        </w:rPr>
-        <w:t xml:space="preserve">(area </w:t>
-      </w:r>
-      <w:r>
-        <w:rPr>
-          <w:rStyle w:val="SpecialCharTok"/>
-        </w:rPr>
-        <w:t xml:space="preserve">~</w:t>
-      </w:r>
-      <w:r>
-        <w:rPr>
-          <w:rStyle w:val="NormalTok"/>
-        </w:rPr>
-        <w:t xml:space="preserve"> side, </w:t>
-      </w:r>
-      <w:r>
-        <w:rPr>
-          <w:rStyle w:val="AttributeTok"/>
-        </w:rPr>
-        <w:t xml:space="preserve">data =</w:t>
-      </w:r>
-      <w:r>
-        <w:rPr>
-          <w:rStyle w:val="NormalTok"/>
-        </w:rPr>
-        <w:t xml:space="preserve"> maple_tree_df)</w:t>
-      </w:r>
-    </w:p>
-    <w:p>
-      <w:pPr>
-        <w:pStyle w:val="SourceCode"/>
-      </w:pPr>
-      <w:r>
-        <w:rPr>
-          <w:rStyle w:val="VerbatimChar"/>
-        </w:rPr>
-        <w:t xml:space="preserve">Levene's Test for Homogeneity of Variance (center = median)</w:t>
-      </w:r>
-      <w:r>
-        <w:br/>
-      </w:r>
-      <w:r>
-        <w:rPr>
-          <w:rStyle w:val="VerbatimChar"/>
-        </w:rPr>
-        <w:t xml:space="preserve">      Df F value Pr(&gt;F)</w:t>
-      </w:r>
-      <w:r>
-        <w:br/>
-      </w:r>
-      <w:r>
-        <w:rPr>
-          <w:rStyle w:val="VerbatimChar"/>
-        </w:rPr>
-        <w:t xml:space="preserve">group  1  0.4965 0.4926</w:t>
-      </w:r>
-      <w:r>
-        <w:br/>
-      </w:r>
-      <w:r>
-        <w:rPr>
-          <w:rStyle w:val="VerbatimChar"/>
-        </w:rPr>
-        <w:t xml:space="preserve">      14               </w:t>
-      </w:r>
-    </w:p>
-    <w:p>
-      <w:pPr>
-        <w:pStyle w:val="FirstParagraph"/>
-      </w:pPr>
-      <w:r>
-        <w:rPr>
-          <w:b/>
-          <w:bCs/>
-        </w:rPr>
-        <w:t xml:space="preserve">A two-sample t-test needs:</w:t>
+        <w:t xml:space="preserve">is</w:t>
+      </w:r>
+      <w:r>
+        <w:t xml:space="preserve"> </w:t>
+      </w:r>
+      <w:r>
+        <w:t xml:space="preserve">— the two</w:t>
+      </w:r>
+      <w:r>
+        <w:t xml:space="preserve"> </w:t>
+      </w:r>
+      <w:r>
+        <w:rPr>
+          <w:rStyle w:val="VerbatimChar"/>
+        </w:rPr>
+        <w:t xml:space="preserve">pseudo_</w:t>
+      </w:r>
+      <w:r>
+        <w:t xml:space="preserve"> </w:t>
+      </w:r>
+      <w:r>
+        <w:t xml:space="preserve">lines just park the old results so we can put them side by side in a moment.</w:t>
       </w:r>
     </w:p>
     <w:p>
@@ -3514,11 +5680,41 @@
         <w:pStyle w:val="Compact"/>
         <w:numPr>
           <w:ilvl w:val="0"/>
-          <w:numId w:val="1007"/>
+          <w:numId w:val="1010"/>
         </w:numPr>
       </w:pPr>
       <w:r>
-        <w:t xml:space="preserve">each group roughly</w:t>
+        <w:t xml:space="preserve">Each team now has a single row per side, so</w:t>
+      </w:r>
+      <w:r>
+        <w:t xml:space="preserve"> </w:t>
+      </w:r>
+      <w:r>
+        <w:rPr>
+          <w:rStyle w:val="VerbatimChar"/>
+        </w:rPr>
+        <w:t xml:space="preserve">row_number()</w:t>
+      </w:r>
+      <w:r>
+        <w:t xml:space="preserve"> </w:t>
+      </w:r>
+      <w:r>
+        <w:t xml:space="preserve">is just 1 everywhere and</w:t>
+      </w:r>
+      <w:r>
+        <w:t xml:space="preserve"> </w:t>
+      </w:r>
+      <w:r>
+        <w:rPr>
+          <w:rStyle w:val="VerbatimChar"/>
+        </w:rPr>
+        <w:t xml:space="preserve">pivot_wider()</w:t>
+      </w:r>
+      <w:r>
+        <w:t xml:space="preserve"> </w:t>
+      </w:r>
+      <w:r>
+        <w:t xml:space="preserve">gives</w:t>
       </w:r>
       <w:r>
         <w:t xml:space="preserve"> </w:t>
@@ -3528,29 +5724,13 @@
           <w:b/>
           <w:bCs/>
         </w:rPr>
-        <w:t xml:space="preserve">normal</w:t>
-      </w:r>
-      <w:r>
-        <w:t xml:space="preserve"> </w:t>
-      </w:r>
-      <w:r>
-        <w:t xml:space="preserve">→ Shapiro</w:t>
-      </w:r>
-      <w:r>
-        <w:t xml:space="preserve"> </w:t>
-      </w:r>
-      <w:r>
-        <w:rPr>
-          <w:i/>
-          <w:iCs/>
-        </w:rPr>
-        <w:t xml:space="preserve">p</w:t>
-      </w:r>
-      <w:r>
-        <w:t xml:space="preserve"> </w:t>
-      </w:r>
-      <w:r>
-        <w:t xml:space="preserve">&gt; 0.05 on both sides ✅</w:t>
+        <w:t xml:space="preserve">5 clean pairs</w:t>
+      </w:r>
+      <w:r>
+        <w:t xml:space="preserve"> </w:t>
+      </w:r>
+      <w:r>
+        <w:t xml:space="preserve">— one per team</w:t>
       </w:r>
     </w:p>
     <w:p>
@@ -3558,11 +5738,731 @@
         <w:pStyle w:val="Compact"/>
         <w:numPr>
           <w:ilvl w:val="0"/>
-          <w:numId w:val="1007"/>
+          <w:numId w:val="1010"/>
         </w:numPr>
       </w:pPr>
       <w:r>
-        <w:t xml:space="preserve">(equal spread — Welch’s doesn’t need it, but good to know) → Levene</w:t>
+        <w:t xml:space="preserve">Nothing gets silently dropped now</w:t>
+      </w:r>
+    </w:p>
+    <w:p>
+      <w:pPr>
+        <w:pStyle w:val="Compact"/>
+        <w:numPr>
+          <w:ilvl w:val="0"/>
+          <w:numId w:val="1010"/>
+        </w:numPr>
+      </w:pPr>
+      <w:r>
+        <w:rPr>
+          <w:rStyle w:val="VerbatimChar"/>
+        </w:rPr>
+        <w:t xml:space="preserve">diff</w:t>
+      </w:r>
+      <w:r>
+        <w:t xml:space="preserve"> </w:t>
+      </w:r>
+      <w:r>
+        <w:t xml:space="preserve">is finally a real quantity:</w:t>
+      </w:r>
+      <w:r>
+        <w:t xml:space="preserve"> </w:t>
+      </w:r>
+      <w:r>
+        <w:rPr>
+          <w:b/>
+          <w:bCs/>
+        </w:rPr>
+        <w:t xml:space="preserve">this team’s shady side minus this team’s sunny side</w:t>
+      </w:r>
+    </w:p>
+    <w:p>
+      <w:pPr>
+        <w:pStyle w:val="FirstParagraph"/>
+      </w:pPr>
+      <w:r>
+        <w:t xml:space="preserve">Look at</w:t>
+      </w:r>
+      <w:r>
+        <w:t xml:space="preserve"> </w:t>
+      </w:r>
+      <w:r>
+        <w:rPr>
+          <w:rStyle w:val="VerbatimChar"/>
+        </w:rPr>
+        <w:t xml:space="preserve">still_loading</w:t>
+      </w:r>
+      <w:r>
+        <w:t xml:space="preserve">: a difference of</w:t>
+      </w:r>
+      <w:r>
+        <w:t xml:space="preserve"> </w:t>
+      </w:r>
+      <w:r>
+        <w:rPr>
+          <w:b/>
+          <w:bCs/>
+        </w:rPr>
+        <w:t xml:space="preserve">−0.26 g</w:t>
+      </w:r>
+      <w:r>
+        <w:t xml:space="preserve">, far bigger than anyone else’s.</w:t>
+      </w:r>
+    </w:p>
+    <w:bookmarkEnd w:id="33"/>
+    <w:bookmarkStart w:id="36" w:name="same-leaves-four-answers"/>
+    <w:p>
+      <w:pPr>
+        <w:pStyle w:val="Heading1"/>
+      </w:pPr>
+      <w:r>
+        <w:t xml:space="preserve">Same Leaves, Four Answers</w:t>
+      </w:r>
+    </w:p>
+    <w:p>
+      <w:pPr>
+        <w:pStyle w:val="SourceCode"/>
+      </w:pPr>
+      <w:r>
+        <w:rPr>
+          <w:rStyle w:val="CommentTok"/>
+        </w:rPr>
+        <w:t xml:space="preserve"># Pull all four results out of the four models ---------</w:t>
+      </w:r>
+      <w:r>
+        <w:br/>
+      </w:r>
+      <w:r>
+        <w:rPr>
+          <w:rStyle w:val="FunctionTok"/>
+        </w:rPr>
+        <w:t xml:space="preserve">tibble</w:t>
+      </w:r>
+      <w:r>
+        <w:rPr>
+          <w:rStyle w:val="NormalTok"/>
+        </w:rPr>
+        <w:t xml:space="preserve">(</w:t>
+      </w:r>
+      <w:r>
+        <w:br/>
+      </w:r>
+      <w:r>
+        <w:rPr>
+          <w:rStyle w:val="NormalTok"/>
+        </w:rPr>
+        <w:t xml:space="preserve">  </w:t>
+      </w:r>
+      <w:r>
+        <w:rPr>
+          <w:rStyle w:val="AttributeTok"/>
+        </w:rPr>
+        <w:t xml:space="preserve">analysis =</w:t>
+      </w:r>
+      <w:r>
+        <w:rPr>
+          <w:rStyle w:val="NormalTok"/>
+        </w:rPr>
+        <w:t xml:space="preserve"> </w:t>
+      </w:r>
+      <w:r>
+        <w:rPr>
+          <w:rStyle w:val="FunctionTok"/>
+        </w:rPr>
+        <w:t xml:space="preserve">c</w:t>
+      </w:r>
+      <w:r>
+        <w:rPr>
+          <w:rStyle w:val="NormalTok"/>
+        </w:rPr>
+        <w:t xml:space="preserve">(</w:t>
+      </w:r>
+      <w:r>
+        <w:rPr>
+          <w:rStyle w:val="StringTok"/>
+        </w:rPr>
+        <w:t xml:space="preserve">"Two-sample, every leaf"</w:t>
+      </w:r>
+      <w:r>
+        <w:rPr>
+          <w:rStyle w:val="NormalTok"/>
+        </w:rPr>
+        <w:t xml:space="preserve">,</w:t>
+      </w:r>
+      <w:r>
+        <w:br/>
+      </w:r>
+      <w:r>
+        <w:rPr>
+          <w:rStyle w:val="NormalTok"/>
+        </w:rPr>
+        <w:t xml:space="preserve">               </w:t>
+      </w:r>
+      <w:r>
+        <w:rPr>
+          <w:rStyle w:val="StringTok"/>
+        </w:rPr>
+        <w:t xml:space="preserve">"Paired, every leaf"</w:t>
+      </w:r>
+      <w:r>
+        <w:rPr>
+          <w:rStyle w:val="NormalTok"/>
+        </w:rPr>
+        <w:t xml:space="preserve">,</w:t>
+      </w:r>
+      <w:r>
+        <w:br/>
+      </w:r>
+      <w:r>
+        <w:rPr>
+          <w:rStyle w:val="NormalTok"/>
+        </w:rPr>
+        <w:t xml:space="preserve">               </w:t>
+      </w:r>
+      <w:r>
+        <w:rPr>
+          <w:rStyle w:val="StringTok"/>
+        </w:rPr>
+        <w:t xml:space="preserve">"Two-sample, team means"</w:t>
+      </w:r>
+      <w:r>
+        <w:rPr>
+          <w:rStyle w:val="NormalTok"/>
+        </w:rPr>
+        <w:t xml:space="preserve">,</w:t>
+      </w:r>
+      <w:r>
+        <w:br/>
+      </w:r>
+      <w:r>
+        <w:rPr>
+          <w:rStyle w:val="NormalTok"/>
+        </w:rPr>
+        <w:t xml:space="preserve">               </w:t>
+      </w:r>
+      <w:r>
+        <w:rPr>
+          <w:rStyle w:val="StringTok"/>
+        </w:rPr>
+        <w:t xml:space="preserve">"Paired, team means"</w:t>
+      </w:r>
+      <w:r>
+        <w:rPr>
+          <w:rStyle w:val="NormalTok"/>
+        </w:rPr>
+        <w:t xml:space="preserve">),</w:t>
+      </w:r>
+      <w:r>
+        <w:br/>
+      </w:r>
+      <w:r>
+        <w:rPr>
+          <w:rStyle w:val="NormalTok"/>
+        </w:rPr>
+        <w:t xml:space="preserve">  </w:t>
+      </w:r>
+      <w:r>
+        <w:rPr>
+          <w:rStyle w:val="AttributeTok"/>
+        </w:rPr>
+        <w:t xml:space="preserve">t  =</w:t>
+      </w:r>
+      <w:r>
+        <w:rPr>
+          <w:rStyle w:val="NormalTok"/>
+        </w:rPr>
+        <w:t xml:space="preserve"> </w:t>
+      </w:r>
+      <w:r>
+        <w:rPr>
+          <w:rStyle w:val="FunctionTok"/>
+        </w:rPr>
+        <w:t xml:space="preserve">c</w:t>
+      </w:r>
+      <w:r>
+        <w:rPr>
+          <w:rStyle w:val="NormalTok"/>
+        </w:rPr>
+        <w:t xml:space="preserve">(pseudo_2s</w:t>
+      </w:r>
+      <w:r>
+        <w:rPr>
+          <w:rStyle w:val="SpecialCharTok"/>
+        </w:rPr>
+        <w:t xml:space="preserve">$</w:t>
+      </w:r>
+      <w:r>
+        <w:rPr>
+          <w:rStyle w:val="NormalTok"/>
+        </w:rPr>
+        <w:t xml:space="preserve">statistic, pseudo_paired</w:t>
+      </w:r>
+      <w:r>
+        <w:rPr>
+          <w:rStyle w:val="SpecialCharTok"/>
+        </w:rPr>
+        <w:t xml:space="preserve">$</w:t>
+      </w:r>
+      <w:r>
+        <w:rPr>
+          <w:rStyle w:val="NormalTok"/>
+        </w:rPr>
+        <w:t xml:space="preserve">statistic,</w:t>
+      </w:r>
+      <w:r>
+        <w:br/>
+      </w:r>
+      <w:r>
+        <w:rPr>
+          <w:rStyle w:val="NormalTok"/>
+        </w:rPr>
+        <w:t xml:space="preserve">         leaf_model</w:t>
+      </w:r>
+      <w:r>
+        <w:rPr>
+          <w:rStyle w:val="SpecialCharTok"/>
+        </w:rPr>
+        <w:t xml:space="preserve">$</w:t>
+      </w:r>
+      <w:r>
+        <w:rPr>
+          <w:rStyle w:val="NormalTok"/>
+        </w:rPr>
+        <w:t xml:space="preserve">statistic, leaf_paired_model</w:t>
+      </w:r>
+      <w:r>
+        <w:rPr>
+          <w:rStyle w:val="SpecialCharTok"/>
+        </w:rPr>
+        <w:t xml:space="preserve">$</w:t>
+      </w:r>
+      <w:r>
+        <w:rPr>
+          <w:rStyle w:val="NormalTok"/>
+        </w:rPr>
+        <w:t xml:space="preserve">statistic),</w:t>
+      </w:r>
+      <w:r>
+        <w:br/>
+      </w:r>
+      <w:r>
+        <w:rPr>
+          <w:rStyle w:val="NormalTok"/>
+        </w:rPr>
+        <w:t xml:space="preserve">  </w:t>
+      </w:r>
+      <w:r>
+        <w:rPr>
+          <w:rStyle w:val="AttributeTok"/>
+        </w:rPr>
+        <w:t xml:space="preserve">df =</w:t>
+      </w:r>
+      <w:r>
+        <w:rPr>
+          <w:rStyle w:val="NormalTok"/>
+        </w:rPr>
+        <w:t xml:space="preserve"> </w:t>
+      </w:r>
+      <w:r>
+        <w:rPr>
+          <w:rStyle w:val="FunctionTok"/>
+        </w:rPr>
+        <w:t xml:space="preserve">c</w:t>
+      </w:r>
+      <w:r>
+        <w:rPr>
+          <w:rStyle w:val="NormalTok"/>
+        </w:rPr>
+        <w:t xml:space="preserve">(pseudo_2s</w:t>
+      </w:r>
+      <w:r>
+        <w:rPr>
+          <w:rStyle w:val="SpecialCharTok"/>
+        </w:rPr>
+        <w:t xml:space="preserve">$</w:t>
+      </w:r>
+      <w:r>
+        <w:rPr>
+          <w:rStyle w:val="NormalTok"/>
+        </w:rPr>
+        <w:t xml:space="preserve">parameter, pseudo_paired</w:t>
+      </w:r>
+      <w:r>
+        <w:rPr>
+          <w:rStyle w:val="SpecialCharTok"/>
+        </w:rPr>
+        <w:t xml:space="preserve">$</w:t>
+      </w:r>
+      <w:r>
+        <w:rPr>
+          <w:rStyle w:val="NormalTok"/>
+        </w:rPr>
+        <w:t xml:space="preserve">parameter,</w:t>
+      </w:r>
+      <w:r>
+        <w:br/>
+      </w:r>
+      <w:r>
+        <w:rPr>
+          <w:rStyle w:val="NormalTok"/>
+        </w:rPr>
+        <w:t xml:space="preserve">         leaf_model</w:t>
+      </w:r>
+      <w:r>
+        <w:rPr>
+          <w:rStyle w:val="SpecialCharTok"/>
+        </w:rPr>
+        <w:t xml:space="preserve">$</w:t>
+      </w:r>
+      <w:r>
+        <w:rPr>
+          <w:rStyle w:val="NormalTok"/>
+        </w:rPr>
+        <w:t xml:space="preserve">parameter, leaf_paired_model</w:t>
+      </w:r>
+      <w:r>
+        <w:rPr>
+          <w:rStyle w:val="SpecialCharTok"/>
+        </w:rPr>
+        <w:t xml:space="preserve">$</w:t>
+      </w:r>
+      <w:r>
+        <w:rPr>
+          <w:rStyle w:val="NormalTok"/>
+        </w:rPr>
+        <w:t xml:space="preserve">parameter),</w:t>
+      </w:r>
+      <w:r>
+        <w:br/>
+      </w:r>
+      <w:r>
+        <w:rPr>
+          <w:rStyle w:val="NormalTok"/>
+        </w:rPr>
+        <w:t xml:space="preserve">  </w:t>
+      </w:r>
+      <w:r>
+        <w:rPr>
+          <w:rStyle w:val="AttributeTok"/>
+        </w:rPr>
+        <w:t xml:space="preserve">p  =</w:t>
+      </w:r>
+      <w:r>
+        <w:rPr>
+          <w:rStyle w:val="NormalTok"/>
+        </w:rPr>
+        <w:t xml:space="preserve"> </w:t>
+      </w:r>
+      <w:r>
+        <w:rPr>
+          <w:rStyle w:val="FunctionTok"/>
+        </w:rPr>
+        <w:t xml:space="preserve">c</w:t>
+      </w:r>
+      <w:r>
+        <w:rPr>
+          <w:rStyle w:val="NormalTok"/>
+        </w:rPr>
+        <w:t xml:space="preserve">(pseudo_2s</w:t>
+      </w:r>
+      <w:r>
+        <w:rPr>
+          <w:rStyle w:val="SpecialCharTok"/>
+        </w:rPr>
+        <w:t xml:space="preserve">$</w:t>
+      </w:r>
+      <w:r>
+        <w:rPr>
+          <w:rStyle w:val="NormalTok"/>
+        </w:rPr>
+        <w:t xml:space="preserve">p.value, pseudo_paired</w:t>
+      </w:r>
+      <w:r>
+        <w:rPr>
+          <w:rStyle w:val="SpecialCharTok"/>
+        </w:rPr>
+        <w:t xml:space="preserve">$</w:t>
+      </w:r>
+      <w:r>
+        <w:rPr>
+          <w:rStyle w:val="NormalTok"/>
+        </w:rPr>
+        <w:t xml:space="preserve">p.value,</w:t>
+      </w:r>
+      <w:r>
+        <w:br/>
+      </w:r>
+      <w:r>
+        <w:rPr>
+          <w:rStyle w:val="NormalTok"/>
+        </w:rPr>
+        <w:t xml:space="preserve">         leaf_model</w:t>
+      </w:r>
+      <w:r>
+        <w:rPr>
+          <w:rStyle w:val="SpecialCharTok"/>
+        </w:rPr>
+        <w:t xml:space="preserve">$</w:t>
+      </w:r>
+      <w:r>
+        <w:rPr>
+          <w:rStyle w:val="NormalTok"/>
+        </w:rPr>
+        <w:t xml:space="preserve">p.value, leaf_paired_model</w:t>
+      </w:r>
+      <w:r>
+        <w:rPr>
+          <w:rStyle w:val="SpecialCharTok"/>
+        </w:rPr>
+        <w:t xml:space="preserve">$</w:t>
+      </w:r>
+      <w:r>
+        <w:rPr>
+          <w:rStyle w:val="NormalTok"/>
+        </w:rPr>
+        <w:t xml:space="preserve">p.value)</w:t>
+      </w:r>
+      <w:r>
+        <w:br/>
+      </w:r>
+      <w:r>
+        <w:rPr>
+          <w:rStyle w:val="NormalTok"/>
+        </w:rPr>
+        <w:t xml:space="preserve">) </w:t>
+      </w:r>
+      <w:r>
+        <w:rPr>
+          <w:rStyle w:val="SpecialCharTok"/>
+        </w:rPr>
+        <w:t xml:space="preserve">%&gt;%</w:t>
+      </w:r>
+      <w:r>
+        <w:br/>
+      </w:r>
+      <w:r>
+        <w:rPr>
+          <w:rStyle w:val="NormalTok"/>
+        </w:rPr>
+        <w:t xml:space="preserve">  </w:t>
+      </w:r>
+      <w:r>
+        <w:rPr>
+          <w:rStyle w:val="FunctionTok"/>
+        </w:rPr>
+        <w:t xml:space="preserve">mutate</w:t>
+      </w:r>
+      <w:r>
+        <w:rPr>
+          <w:rStyle w:val="NormalTok"/>
+        </w:rPr>
+        <w:t xml:space="preserve">(</w:t>
+      </w:r>
+      <w:r>
+        <w:rPr>
+          <w:rStyle w:val="FunctionTok"/>
+        </w:rPr>
+        <w:t xml:space="preserve">across</w:t>
+      </w:r>
+      <w:r>
+        <w:rPr>
+          <w:rStyle w:val="NormalTok"/>
+        </w:rPr>
+        <w:t xml:space="preserve">(t</w:t>
+      </w:r>
+      <w:r>
+        <w:rPr>
+          <w:rStyle w:val="SpecialCharTok"/>
+        </w:rPr>
+        <w:t xml:space="preserve">:</w:t>
+      </w:r>
+      <w:r>
+        <w:rPr>
+          <w:rStyle w:val="NormalTok"/>
+        </w:rPr>
+        <w:t xml:space="preserve">p, \(x) </w:t>
+      </w:r>
+      <w:r>
+        <w:rPr>
+          <w:rStyle w:val="FunctionTok"/>
+        </w:rPr>
+        <w:t xml:space="preserve">round</w:t>
+      </w:r>
+      <w:r>
+        <w:rPr>
+          <w:rStyle w:val="NormalTok"/>
+        </w:rPr>
+        <w:t xml:space="preserve">(x, </w:t>
+      </w:r>
+      <w:r>
+        <w:rPr>
+          <w:rStyle w:val="DecValTok"/>
+        </w:rPr>
+        <w:t xml:space="preserve">3</w:t>
+      </w:r>
+      <w:r>
+        <w:rPr>
+          <w:rStyle w:val="NormalTok"/>
+        </w:rPr>
+        <w:t xml:space="preserve">)))</w:t>
+      </w:r>
+    </w:p>
+    <w:p>
+      <w:pPr>
+        <w:pStyle w:val="SourceCode"/>
+      </w:pPr>
+      <w:r>
+        <w:rPr>
+          <w:rStyle w:val="VerbatimChar"/>
+        </w:rPr>
+        <w:t xml:space="preserve"># A tibble: 4 × 4</w:t>
+      </w:r>
+      <w:r>
+        <w:br/>
+      </w:r>
+      <w:r>
+        <w:rPr>
+          <w:rStyle w:val="VerbatimChar"/>
+        </w:rPr>
+        <w:t xml:space="preserve">  analysis                    t    df     p</w:t>
+      </w:r>
+      <w:r>
+        <w:br/>
+      </w:r>
+      <w:r>
+        <w:rPr>
+          <w:rStyle w:val="VerbatimChar"/>
+        </w:rPr>
+        <w:t xml:space="preserve">  &lt;chr&gt;                   &lt;dbl&gt; &lt;dbl&gt; &lt;dbl&gt;</w:t>
+      </w:r>
+      <w:r>
+        <w:br/>
+      </w:r>
+      <w:r>
+        <w:rPr>
+          <w:rStyle w:val="VerbatimChar"/>
+        </w:rPr>
+        <w:t xml:space="preserve">1 Two-sample, every leaf  0.356 42.5  0.724</w:t>
+      </w:r>
+      <w:r>
+        <w:br/>
+      </w:r>
+      <w:r>
+        <w:rPr>
+          <w:rStyle w:val="VerbatimChar"/>
+        </w:rPr>
+        <w:t xml:space="preserve">2 Paired, every leaf      0.58  24    0.567</w:t>
+      </w:r>
+      <w:r>
+        <w:br/>
+      </w:r>
+      <w:r>
+        <w:rPr>
+          <w:rStyle w:val="VerbatimChar"/>
+        </w:rPr>
+        <w:t xml:space="preserve">3 Two-sample, team means -0.184  6.52 0.86 </w:t>
+      </w:r>
+      <w:r>
+        <w:br/>
+      </w:r>
+      <w:r>
+        <w:rPr>
+          <w:rStyle w:val="VerbatimChar"/>
+        </w:rPr>
+        <w:t xml:space="preserve">4 Paired, team means     -0.254  4    0.812</w:t>
+      </w:r>
+    </w:p>
+    <w:p>
+      <w:pPr>
+        <w:pStyle w:val="FirstParagraph"/>
+      </w:pPr>
+      <w:r>
+        <w:rPr>
+          <w:b/>
+          <w:bCs/>
+        </w:rPr>
+        <w:t xml:space="preserve">Two things to notice.</w:t>
+      </w:r>
+    </w:p>
+    <w:p>
+      <w:pPr>
+        <w:pStyle w:val="BodyText"/>
+      </w:pPr>
+      <w:r>
+        <w:rPr>
+          <w:b/>
+          <w:bCs/>
+        </w:rPr>
+        <w:t xml:space="preserve">1. The</w:t>
+      </w:r>
+      <w:r>
+        <w:rPr>
+          <w:b/>
+          <w:bCs/>
+        </w:rPr>
+        <w:t xml:space="preserve"> </w:t>
+      </w:r>
+      <w:r>
+        <w:rPr>
+          <w:rStyle w:val="VerbatimChar"/>
+          <w:b/>
+          <w:bCs/>
+        </w:rPr>
+        <w:t xml:space="preserve">df</w:t>
+      </w:r>
+      <w:r>
+        <w:rPr>
+          <w:b/>
+          <w:bCs/>
+        </w:rPr>
+        <w:t xml:space="preserve"> </w:t>
+      </w:r>
+      <w:r>
+        <w:rPr>
+          <w:b/>
+          <w:bCs/>
+        </w:rPr>
+        <w:t xml:space="preserve">collapse.</w:t>
+      </w:r>
+      <w:r>
+        <w:t xml:space="preserve"> </w:t>
+      </w:r>
+      <w:r>
+        <w:t xml:space="preserve">42.5 → 6.5. We did not lose data; we stopped</w:t>
+      </w:r>
+      <w:r>
+        <w:t xml:space="preserve"> </w:t>
+      </w:r>
+      <w:r>
+        <w:rPr>
+          <w:b/>
+          <w:bCs/>
+        </w:rPr>
+        <w:t xml:space="preserve">double-counting</w:t>
+      </w:r>
+      <w:r>
+        <w:t xml:space="preserve"> </w:t>
+      </w:r>
+      <w:r>
+        <w:t xml:space="preserve">it.</w:t>
+      </w:r>
+    </w:p>
+    <w:p>
+      <w:pPr>
+        <w:pStyle w:val="BodyText"/>
+      </w:pPr>
+      <w:r>
+        <w:rPr>
+          <w:b/>
+          <w:bCs/>
+        </w:rPr>
+        <w:t xml:space="preserve">2. The difference changes sign.</w:t>
+      </w:r>
+      <w:r>
+        <w:t xml:space="preserve"> </w:t>
+      </w:r>
+      <w:r>
+        <w:t xml:space="preserve">Shady leaves looked</w:t>
       </w:r>
       <w:r>
         <w:t xml:space="preserve"> </w:t>
@@ -3572,47 +6472,66 @@
           <w:i/>
           <w:iCs/>
         </w:rPr>
-        <w:t xml:space="preserve">p</w:t>
-      </w:r>
-      <w:r>
-        <w:t xml:space="preserve"> </w:t>
-      </w:r>
-      <w:r>
-        <w:t xml:space="preserve">&gt; 0.05 ✅</w:t>
-      </w:r>
-    </w:p>
-    <w:p>
-      <w:pPr>
-        <w:pStyle w:val="FirstParagraph"/>
-      </w:pPr>
+        <w:t xml:space="preserve">heavier</w:t>
+      </w:r>
+      <w:r>
+        <w:t xml:space="preserve"> </w:t>
+      </w:r>
+      <w:r>
+        <w:t xml:space="preserve">(+0.018 g) with every leaf, and</w:t>
+      </w:r>
+      <w:r>
+        <w:t xml:space="preserve"> </w:t>
+      </w:r>
+      <w:r>
+        <w:rPr>
+          <w:i/>
+          <w:iCs/>
+        </w:rPr>
+        <w:t xml:space="preserve">lighter</w:t>
+      </w:r>
+      <w:r>
+        <w:t xml:space="preserve"> </w:t>
+      </w:r>
+      <w:r>
+        <w:t xml:space="preserve">(−0.016 g) once we averaged.</w:t>
+      </w:r>
+    </w:p>
+    <w:p>
+      <w:pPr>
+        <w:pStyle w:val="BodyText"/>
+      </w:pPr>
+      <w:r>
+        <w:t xml:space="preserve">Why? Teams turned in</w:t>
+      </w:r>
+      <w:r>
+        <w:t xml:space="preserve"> </w:t>
+      </w:r>
       <w:r>
         <w:rPr>
           <w:b/>
           <w:bCs/>
         </w:rPr>
-        <w:t xml:space="preserve">Decision:</w:t>
-      </w:r>
-      <w:r>
-        <w:t xml:space="preserve"> </w:t>
-      </w:r>
-      <w:r>
-        <w:t xml:space="preserve">a two-sample t-test is OK.</w:t>
-      </w:r>
-      <w:r>
-        <w:t xml:space="preserve"> </w:t>
-      </w:r>
-      <w:r>
-        <w:rPr>
-          <w:i/>
-          <w:iCs/>
-        </w:rPr>
-        <w:t xml:space="preserve">Now</w:t>
-      </w:r>
-      <w:r>
-        <w:t xml:space="preserve"> </w:t>
-      </w:r>
-      <w:r>
-        <w:t xml:space="preserve">we run it.</w:t>
+        <w:t xml:space="preserve">uneven</w:t>
+      </w:r>
+      <w:r>
+        <w:t xml:space="preserve"> </w:t>
+      </w:r>
+      <w:r>
+        <w:t xml:space="preserve">numbers of leaves. A team with 6 shady leaves counted six times in the raw mean, a team with 4 counted four times. Averaging first gives</w:t>
+      </w:r>
+      <w:r>
+        <w:t xml:space="preserve"> </w:t>
+      </w:r>
+      <w:r>
+        <w:rPr>
+          <w:b/>
+          <w:bCs/>
+        </w:rPr>
+        <w:t xml:space="preserve">every team one equal vote</w:t>
+      </w:r>
+      <w:r>
+        <w:t xml:space="preserve">.</w:t>
       </w:r>
     </w:p>
     <w:tbl>
@@ -3656,12 +6575,12 @@
                 <wp:inline>
                   <wp:extent cx="152400" cy="152400"/>
                   <wp:effectExtent b="0" l="0" r="0" t="0"/>
-                  <wp:docPr descr="" title="" id="28" name="Picture"/>
+                  <wp:docPr descr="" title="" id="34" name="Picture"/>
                   <a:graphic>
                     <a:graphicData uri="http://schemas.openxmlformats.org/drawingml/2006/picture">
                       <pic:pic>
                         <pic:nvPicPr>
-                          <pic:cNvPr descr="/Applications/Positron.app/Contents/Resources/app/quarto/share/formats/docx/important.png" id="29" name="Picture"/>
+                          <pic:cNvPr descr="/Applications/Positron.app/Contents/Resources/app/quarto/share/formats/docx/important.png" id="35" name="Picture"/>
                           <pic:cNvPicPr>
                             <a:picLocks noChangeArrowheads="1" noChangeAspect="1"/>
                           </pic:cNvPicPr>
@@ -3728,21 +6647,1841 @@
                 <w:b/>
                 <w:bCs/>
               </w:rPr>
-              <w:t xml:space="preserve">Check → decide → test.</w:t>
-            </w:r>
-            <w:r>
+              <w:t xml:space="preserve">Pseudoreplication does not just break your</w:t>
+            </w:r>
+            <w:r>
+              <w:rPr>
+                <w:b/>
+                <w:bCs/>
+              </w:rPr>
               <w:t xml:space="preserve"> </w:t>
             </w:r>
             <w:r>
-              <w:t xml:space="preserve">Never the other way round.</w:t>
+              <w:rPr>
+                <w:b/>
+                <w:bCs/>
+                <w:i/>
+                <w:iCs/>
+              </w:rPr>
+              <w:t xml:space="preserve">p</w:t>
+            </w:r>
+            <w:r>
+              <w:rPr>
+                <w:b/>
+                <w:bCs/>
+              </w:rPr>
+              <w:t xml:space="preserve">-value — it can point the difference the wrong way.</w:t>
             </w:r>
           </w:p>
           <w:p/>
         </w:tc>
       </w:tr>
     </w:tbl>
-    <w:bookmarkEnd w:id="30"/>
-    <w:bookmarkStart w:id="36" w:name="two-sample-t-test-on-the-tree-means"/>
+    <w:bookmarkEnd w:id="36"/>
+    <w:bookmarkStart w:id="37" w:name="activity-10-parts-16-now"/>
+    <w:p>
+      <w:pPr>
+        <w:pStyle w:val="Heading1"/>
+      </w:pPr>
+      <w:r>
+        <w:t xml:space="preserve">→ ACTIVITY 10 Parts 1–6 now</w:t>
+      </w:r>
+    </w:p>
+    <w:p>
+      <w:pPr>
+        <w:pStyle w:val="FirstParagraph"/>
+      </w:pPr>
+      <w:r>
+        <w:rPr>
+          <w:b/>
+          <w:bCs/>
+        </w:rPr>
+        <w:t xml:space="preserve">🛑 Do Activity Parts 1–6 now</w:t>
+      </w:r>
+    </w:p>
+    <w:p>
+      <w:pPr>
+        <w:pStyle w:val="BodyText"/>
+      </w:pPr>
+      <w:r>
+        <w:t xml:space="preserve">Run the two-sample and paired tests on every leaf, then add the</w:t>
+      </w:r>
+      <w:r>
+        <w:t xml:space="preserve"> </w:t>
+      </w:r>
+      <w:r>
+        <w:rPr>
+          <w:rStyle w:val="VerbatimChar"/>
+        </w:rPr>
+        <w:t xml:space="preserve">summarize()</w:t>
+      </w:r>
+      <w:r>
+        <w:t xml:space="preserve"> </w:t>
+      </w:r>
+      <w:r>
+        <w:t xml:space="preserve">to the top of your data-loading chain and rerun the same code. Compare the four answers.</w:t>
+      </w:r>
+    </w:p>
+    <w:bookmarkEnd w:id="37"/>
+    <w:bookmarkStart w:id="38" w:name="chunk-2-of-2-the-maple-test"/>
+    <w:p>
+      <w:pPr>
+        <w:pStyle w:val="Heading1"/>
+      </w:pPr>
+      <w:r>
+        <w:t xml:space="preserve">🧩 Chunk 2 of 2 · The Maple Test</w:t>
+      </w:r>
+    </w:p>
+    <w:p>
+      <w:pPr>
+        <w:pStyle w:val="FirstParagraph"/>
+      </w:pPr>
+      <w:r>
+        <w:rPr>
+          <w:b/>
+          <w:bCs/>
+        </w:rPr>
+        <w:t xml:space="preserve">Same workflow, better data.</w:t>
+      </w:r>
+      <w:r>
+        <w:t xml:space="preserve"> </w:t>
+      </w:r>
+      <w:r>
+        <w:t xml:space="preserve">We apply the same</w:t>
+      </w:r>
+      <w:r>
+        <w:t xml:space="preserve"> </w:t>
+      </w:r>
+      <w:r>
+        <w:rPr>
+          <w:rStyle w:val="VerbatimChar"/>
+        </w:rPr>
+        <w:t xml:space="preserve">summarize()</w:t>
+      </w:r>
+      <w:r>
+        <w:t xml:space="preserve"> </w:t>
+      </w:r>
+      <w:r>
+        <w:t xml:space="preserve">step to the sugar maple leaves, check the assumptions, run the</w:t>
+      </w:r>
+      <w:r>
+        <w:t xml:space="preserve"> </w:t>
+      </w:r>
+      <w:r>
+        <w:rPr>
+          <w:b/>
+          <w:bCs/>
+        </w:rPr>
+        <w:t xml:space="preserve">two-sample</w:t>
+      </w:r>
+      <w:r>
+        <w:t xml:space="preserve"> </w:t>
+      </w:r>
+      <w:r>
+        <w:t xml:space="preserve">and the</w:t>
+      </w:r>
+      <w:r>
+        <w:t xml:space="preserve"> </w:t>
+      </w:r>
+      <w:r>
+        <w:rPr>
+          <w:b/>
+          <w:bCs/>
+        </w:rPr>
+        <w:t xml:space="preserve">paired</w:t>
+      </w:r>
+      <w:r>
+        <w:t xml:space="preserve"> </w:t>
+      </w:r>
+      <w:r>
+        <w:t xml:space="preserve">t-test, see</w:t>
+      </w:r>
+      <w:r>
+        <w:t xml:space="preserve"> </w:t>
+      </w:r>
+      <w:r>
+        <w:rPr>
+          <w:b/>
+          <w:bCs/>
+        </w:rPr>
+        <w:t xml:space="preserve">why pairing adds power</w:t>
+      </w:r>
+      <w:r>
+        <w:t xml:space="preserve">, plot and report the paired result, and meet the rank-based backups.</w:t>
+      </w:r>
+    </w:p>
+    <w:p>
+      <w:pPr>
+        <w:pStyle w:val="BodyText"/>
+      </w:pPr>
+      <w:r>
+        <w:rPr>
+          <w:b/>
+          <w:bCs/>
+        </w:rPr>
+        <w:t xml:space="preserve">🛑 After this chunk: Activity Parts 7–12, then Part B.</w:t>
+      </w:r>
+    </w:p>
+    <w:bookmarkEnd w:id="38"/>
+    <w:bookmarkStart w:id="41" w:name="the-sugar-maple-design"/>
+    <w:p>
+      <w:pPr>
+        <w:pStyle w:val="Heading1"/>
+      </w:pPr>
+      <w:r>
+        <w:t xml:space="preserve">The Sugar Maple Design</w:t>
+      </w:r>
+    </w:p>
+    <w:p>
+      <w:pPr>
+        <w:pStyle w:val="SourceCode"/>
+      </w:pPr>
+      <w:r>
+        <w:rPr>
+          <w:rStyle w:val="CommentTok"/>
+        </w:rPr>
+        <w:t xml:space="preserve"># How many leaves from each tree and side? --------------</w:t>
+      </w:r>
+      <w:r>
+        <w:br/>
+      </w:r>
+      <w:r>
+        <w:rPr>
+          <w:rStyle w:val="NormalTok"/>
+        </w:rPr>
+        <w:t xml:space="preserve">maple_df </w:t>
+      </w:r>
+      <w:r>
+        <w:rPr>
+          <w:rStyle w:val="SpecialCharTok"/>
+        </w:rPr>
+        <w:t xml:space="preserve">%&gt;%</w:t>
+      </w:r>
+      <w:r>
+        <w:br/>
+      </w:r>
+      <w:r>
+        <w:rPr>
+          <w:rStyle w:val="NormalTok"/>
+        </w:rPr>
+        <w:t xml:space="preserve">  </w:t>
+      </w:r>
+      <w:r>
+        <w:rPr>
+          <w:rStyle w:val="FunctionTok"/>
+        </w:rPr>
+        <w:t xml:space="preserve">count</w:t>
+      </w:r>
+      <w:r>
+        <w:rPr>
+          <w:rStyle w:val="NormalTok"/>
+        </w:rPr>
+        <w:t xml:space="preserve">(tree, side) </w:t>
+      </w:r>
+      <w:r>
+        <w:rPr>
+          <w:rStyle w:val="SpecialCharTok"/>
+        </w:rPr>
+        <w:t xml:space="preserve">%&gt;%</w:t>
+      </w:r>
+      <w:r>
+        <w:br/>
+      </w:r>
+      <w:r>
+        <w:rPr>
+          <w:rStyle w:val="NormalTok"/>
+        </w:rPr>
+        <w:t xml:space="preserve">  </w:t>
+      </w:r>
+      <w:r>
+        <w:rPr>
+          <w:rStyle w:val="FunctionTok"/>
+        </w:rPr>
+        <w:t xml:space="preserve">head</w:t>
+      </w:r>
+      <w:r>
+        <w:rPr>
+          <w:rStyle w:val="NormalTok"/>
+        </w:rPr>
+        <w:t xml:space="preserve">(</w:t>
+      </w:r>
+      <w:r>
+        <w:rPr>
+          <w:rStyle w:val="DecValTok"/>
+        </w:rPr>
+        <w:t xml:space="preserve">6</w:t>
+      </w:r>
+      <w:r>
+        <w:rPr>
+          <w:rStyle w:val="NormalTok"/>
+        </w:rPr>
+        <w:t xml:space="preserve">)</w:t>
+      </w:r>
+    </w:p>
+    <w:p>
+      <w:pPr>
+        <w:pStyle w:val="SourceCode"/>
+      </w:pPr>
+      <w:r>
+        <w:rPr>
+          <w:rStyle w:val="VerbatimChar"/>
+        </w:rPr>
+        <w:t xml:space="preserve"># A tibble: 6 × 3</w:t>
+      </w:r>
+      <w:r>
+        <w:br/>
+      </w:r>
+      <w:r>
+        <w:rPr>
+          <w:rStyle w:val="VerbatimChar"/>
+        </w:rPr>
+        <w:t xml:space="preserve">   tree side      n</w:t>
+      </w:r>
+      <w:r>
+        <w:br/>
+      </w:r>
+      <w:r>
+        <w:rPr>
+          <w:rStyle w:val="VerbatimChar"/>
+        </w:rPr>
+        <w:t xml:space="preserve">  &lt;dbl&gt; &lt;chr&gt; &lt;int&gt;</w:t>
+      </w:r>
+      <w:r>
+        <w:br/>
+      </w:r>
+      <w:r>
+        <w:rPr>
+          <w:rStyle w:val="VerbatimChar"/>
+        </w:rPr>
+        <w:t xml:space="preserve">1     1 shady     2</w:t>
+      </w:r>
+      <w:r>
+        <w:br/>
+      </w:r>
+      <w:r>
+        <w:rPr>
+          <w:rStyle w:val="VerbatimChar"/>
+        </w:rPr>
+        <w:t xml:space="preserve">2     1 sunny     2</w:t>
+      </w:r>
+      <w:r>
+        <w:br/>
+      </w:r>
+      <w:r>
+        <w:rPr>
+          <w:rStyle w:val="VerbatimChar"/>
+        </w:rPr>
+        <w:t xml:space="preserve">3     2 shady     2</w:t>
+      </w:r>
+      <w:r>
+        <w:br/>
+      </w:r>
+      <w:r>
+        <w:rPr>
+          <w:rStyle w:val="VerbatimChar"/>
+        </w:rPr>
+        <w:t xml:space="preserve">4     2 sunny     2</w:t>
+      </w:r>
+      <w:r>
+        <w:br/>
+      </w:r>
+      <w:r>
+        <w:rPr>
+          <w:rStyle w:val="VerbatimChar"/>
+        </w:rPr>
+        <w:t xml:space="preserve">5     3 shady     2</w:t>
+      </w:r>
+      <w:r>
+        <w:br/>
+      </w:r>
+      <w:r>
+        <w:rPr>
+          <w:rStyle w:val="VerbatimChar"/>
+        </w:rPr>
+        <w:t xml:space="preserve">6     3 sunny     2</w:t>
+      </w:r>
+    </w:p>
+    <w:p>
+      <w:pPr>
+        <w:pStyle w:val="Compact"/>
+        <w:numPr>
+          <w:ilvl w:val="0"/>
+          <w:numId w:val="1011"/>
+        </w:numPr>
+      </w:pPr>
+      <w:r>
+        <w:rPr>
+          <w:b/>
+          <w:bCs/>
+        </w:rPr>
+        <w:t xml:space="preserve">8 trees</w:t>
+      </w:r>
+    </w:p>
+    <w:p>
+      <w:pPr>
+        <w:pStyle w:val="Compact"/>
+        <w:numPr>
+          <w:ilvl w:val="0"/>
+          <w:numId w:val="1011"/>
+        </w:numPr>
+      </w:pPr>
+      <w:r>
+        <w:t xml:space="preserve">From</w:t>
+      </w:r>
+      <w:r>
+        <w:t xml:space="preserve"> </w:t>
+      </w:r>
+      <w:r>
+        <w:rPr>
+          <w:b/>
+          <w:bCs/>
+        </w:rPr>
+        <w:t xml:space="preserve">each tree</w:t>
+      </w:r>
+      <w:r>
+        <w:t xml:space="preserve">: 2 leaves from the</w:t>
+      </w:r>
+      <w:r>
+        <w:t xml:space="preserve"> </w:t>
+      </w:r>
+      <w:r>
+        <w:rPr>
+          <w:b/>
+          <w:bCs/>
+        </w:rPr>
+        <w:t xml:space="preserve">sunny</w:t>
+      </w:r>
+      <w:r>
+        <w:t xml:space="preserve"> </w:t>
+      </w:r>
+      <w:r>
+        <w:t xml:space="preserve">side and 2 from the</w:t>
+      </w:r>
+      <w:r>
+        <w:t xml:space="preserve"> </w:t>
+      </w:r>
+      <w:r>
+        <w:rPr>
+          <w:b/>
+          <w:bCs/>
+        </w:rPr>
+        <w:t xml:space="preserve">shady</w:t>
+      </w:r>
+      <w:r>
+        <w:t xml:space="preserve"> </w:t>
+      </w:r>
+      <w:r>
+        <w:t xml:space="preserve">side</w:t>
+      </w:r>
+    </w:p>
+    <w:p>
+      <w:pPr>
+        <w:pStyle w:val="Compact"/>
+        <w:numPr>
+          <w:ilvl w:val="0"/>
+          <w:numId w:val="1011"/>
+        </w:numPr>
+      </w:pPr>
+      <w:r>
+        <w:t xml:space="preserve">32 leaves in total</w:t>
+      </w:r>
+    </w:p>
+    <w:p>
+      <w:pPr>
+        <w:pStyle w:val="FirstParagraph"/>
+      </w:pPr>
+      <w:r>
+        <w:t xml:space="preserve">In class we test</w:t>
+      </w:r>
+      <w:r>
+        <w:t xml:space="preserve"> </w:t>
+      </w:r>
+      <w:r>
+        <w:rPr>
+          <w:b/>
+          <w:bCs/>
+        </w:rPr>
+        <w:t xml:space="preserve">leaf area</w:t>
+      </w:r>
+      <w:r>
+        <w:t xml:space="preserve"> </w:t>
+      </w:r>
+      <w:r>
+        <w:t xml:space="preserve">(</w:t>
+      </w:r>
+      <w:r>
+        <w:rPr>
+          <w:rStyle w:val="VerbatimChar"/>
+        </w:rPr>
+        <w:t xml:space="preserve">total_area_cm2</w:t>
+      </w:r>
+      <w:r>
+        <w:t xml:space="preserve">). Your hand-in does the same for</w:t>
+      </w:r>
+      <w:r>
+        <w:t xml:space="preserve"> </w:t>
+      </w:r>
+      <w:r>
+        <w:rPr>
+          <w:b/>
+          <w:bCs/>
+        </w:rPr>
+        <w:t xml:space="preserve">leaf mass</w:t>
+      </w:r>
+      <w:r>
+        <w:t xml:space="preserve">.</w:t>
+      </w:r>
+    </w:p>
+    <w:tbl>
+      <w:tblPr>
+        <w:tblStyle w:val="Table"/>
+        <w:tblLook w:firstRow="0" w:lastRow="0" w:firstColumn="0" w:lastColumn="0" w:noHBand="0" w:noVBand="0" w:val="0000"/>
+        <w:tblBorders>
+          <w:top w:val="single" w:sz="4" w:space="0" w:color="0758E5"/>
+          <w:left w:val="single" w:sz="24" w:space="0" w:color="0758E5"/>
+          <w:bottom w:val="single" w:sz="4" w:space="0" w:color="0758E5"/>
+          <w:right w:val="single" w:sz="4" w:space="0" w:color="0758E5"/>
+        </w:tblBorders>
+        <w:tblCellMar>
+          <w:left w:w="144" w:type="dxa"/>
+          <w:right w:w="144" w:type="dxa"/>
+        </w:tblCellMar>
+        <w:tblLook w:firstRow="0" w:lastRow="0" w:firstColumn="0" w:lastColumn="0" w:noHBand="0" w:noVBand="0" w:val="0000"/>
+      </w:tblPr>
+      <w:tr>
+        <w:trPr>
+          <w:cantSplit/>
+        </w:trPr>
+        <w:tc>
+          <w:tcPr>
+            <w:shd w:color="auto" w:fill="dae6fb" w:val="clear"/>
+            <w:tcMar>
+              <w:top w:w="92" w:type="dxa"/>
+              <w:bottom w:w="92" w:type="dxa"/>
+            </w:tcMar>
+          </w:tcPr>
+          <w:p>
+            <w:pPr>
+              <w:pStyle w:val="BodyText"/>
+            </w:pPr>
+            <w:pPr>
+              <w:spacing w:before="0" w:after="0"/>
+              <w:textAlignment w:val="center"/>
+            </w:pPr>
+            <w:r>
+              <w:drawing>
+                <wp:inline>
+                  <wp:extent cx="152400" cy="152400"/>
+                  <wp:effectExtent b="0" l="0" r="0" t="0"/>
+                  <wp:docPr descr="" title="" id="39" name="Picture"/>
+                  <a:graphic>
+                    <a:graphicData uri="http://schemas.openxmlformats.org/drawingml/2006/picture">
+                      <pic:pic>
+                        <pic:nvPicPr>
+                          <pic:cNvPr descr="/Applications/Positron.app/Contents/Resources/app/quarto/share/formats/docx/note.png" id="40" name="Picture"/>
+                          <pic:cNvPicPr>
+                            <a:picLocks noChangeArrowheads="1" noChangeAspect="1"/>
+                          </pic:cNvPicPr>
+                        </pic:nvPicPr>
+                        <pic:blipFill>
+                          <a:blip r:embed="rId9"/>
+                          <a:stretch>
+                            <a:fillRect/>
+                          </a:stretch>
+                        </pic:blipFill>
+                        <pic:spPr bwMode="auto">
+                          <a:xfrm>
+                            <a:off x="0" y="0"/>
+                            <a:ext cx="152400" cy="152400"/>
+                          </a:xfrm>
+                          <a:prstGeom prst="rect">
+                            <a:avLst/>
+                          </a:prstGeom>
+                          <a:noFill/>
+                          <a:ln w="9525">
+                            <a:noFill/>
+                            <a:headEnd/>
+                            <a:tailEnd/>
+                          </a:ln>
+                        </pic:spPr>
+                      </pic:pic>
+                    </a:graphicData>
+                  </a:graphic>
+                </wp:inline>
+              </w:drawing>
+            </w:r>
+            <w:r>
+              <w:t xml:space="preserve"> </w:t>
+            </w:r>
+            <w:r>
+              <w:t xml:space="preserve"> </w:t>
+            </w:r>
+            <w:r>
+              <w:t xml:space="preserve">Note</w:t>
+            </w:r>
+          </w:p>
+        </w:tc>
+      </w:tr>
+      <w:tr>
+        <w:trPr>
+          <w:cantSplit/>
+        </w:trPr>
+        <w:tc>
+          <w:tcPr>
+            <w:tcMar>
+              <w:top w:w="108" w:type="dxa"/>
+              <w:bottom w:w="108" w:type="dxa"/>
+            </w:tcMar>
+          </w:tcPr>
+          <w:p>
+            <w:pPr>
+              <w:pStyle w:val="BodyText"/>
+            </w:pPr>
+            <w:pPr>
+              <w:spacing w:before="16"/>
+            </w:pPr>
+            <w:r>
+              <w:rPr>
+                <w:b/>
+                <w:bCs/>
+              </w:rPr>
+              <w:t xml:space="preserve">✅ Same structure as our leaf data — but designed on purpose.</w:t>
+            </w:r>
+          </w:p>
+          <w:p>
+            <w:pPr>
+              <w:pStyle w:val="BodyText"/>
+            </w:pPr>
+            <w:r>
+              <w:t xml:space="preserve">Leaves inside a tree-side, so it needs the</w:t>
+            </w:r>
+            <w:r>
+              <w:t xml:space="preserve"> </w:t>
+            </w:r>
+            <w:r>
+              <w:rPr>
+                <w:b/>
+                <w:bCs/>
+              </w:rPr>
+              <w:t xml:space="preserve">same</w:t>
+            </w:r>
+            <w:r>
+              <w:rPr>
+                <w:b/>
+                <w:bCs/>
+              </w:rPr>
+              <w:t xml:space="preserve"> </w:t>
+            </w:r>
+            <w:r>
+              <w:rPr>
+                <w:rStyle w:val="VerbatimChar"/>
+                <w:b/>
+                <w:bCs/>
+              </w:rPr>
+              <w:t xml:space="preserve">summarize()</w:t>
+            </w:r>
+            <w:r>
+              <w:rPr>
+                <w:b/>
+                <w:bCs/>
+              </w:rPr>
+              <w:t xml:space="preserve"> </w:t>
+            </w:r>
+            <w:r>
+              <w:rPr>
+                <w:b/>
+                <w:bCs/>
+              </w:rPr>
+              <w:t xml:space="preserve">step</w:t>
+            </w:r>
+            <w:r>
+              <w:t xml:space="preserve">. The difference: it is</w:t>
+            </w:r>
+            <w:r>
+              <w:t xml:space="preserve"> </w:t>
+            </w:r>
+            <w:r>
+              <w:rPr>
+                <w:b/>
+                <w:bCs/>
+              </w:rPr>
+              <w:t xml:space="preserve">perfectly balanced</w:t>
+            </w:r>
+            <w:r>
+              <w:t xml:space="preserve"> </w:t>
+            </w:r>
+            <w:r>
+              <w:t xml:space="preserve">— exactly 2 leaves everywhere, 8 trees, nothing uneven and nothing missing.</w:t>
+            </w:r>
+          </w:p>
+          <w:p>
+            <w:pPr>
+              <w:pStyle w:val="BodyText"/>
+            </w:pPr>
+            <w:pPr>
+              <w:spacing w:after="16"/>
+            </w:pPr>
+            <w:r>
+              <w:t xml:space="preserve">So no team gets an unfair vote, and the pairing is</w:t>
+            </w:r>
+            <w:r>
+              <w:t xml:space="preserve"> </w:t>
+            </w:r>
+            <w:r>
+              <w:rPr>
+                <w:b/>
+                <w:bCs/>
+              </w:rPr>
+              <w:t xml:space="preserve">real</w:t>
+            </w:r>
+            <w:r>
+              <w:t xml:space="preserve"> </w:t>
+            </w:r>
+            <w:r>
+              <w:t xml:space="preserve">by design: both sides come off the</w:t>
+            </w:r>
+            <w:r>
+              <w:t xml:space="preserve"> </w:t>
+            </w:r>
+            <w:r>
+              <w:rPr>
+                <w:b/>
+                <w:bCs/>
+              </w:rPr>
+              <w:t xml:space="preserve">same tree</w:t>
+            </w:r>
+            <w:r>
+              <w:t xml:space="preserve">.</w:t>
+            </w:r>
+          </w:p>
+          <w:p/>
+        </w:tc>
+      </w:tr>
+    </w:tbl>
+    <w:bookmarkEnd w:id="41"/>
+    <w:bookmarkStart w:id="44" w:name="step-1-the-same-summarize-one-more-time"/>
+    <w:p>
+      <w:pPr>
+        <w:pStyle w:val="Heading1"/>
+      </w:pPr>
+      <w:r>
+        <w:t xml:space="preserve">Step 1: The Same</w:t>
+      </w:r>
+      <w:r>
+        <w:t xml:space="preserve"> </w:t>
+      </w:r>
+      <w:r>
+        <w:rPr>
+          <w:rStyle w:val="VerbatimChar"/>
+        </w:rPr>
+        <w:t xml:space="preserve">summarize()</w:t>
+      </w:r>
+      <w:r>
+        <w:t xml:space="preserve">, One More Time</w:t>
+      </w:r>
+    </w:p>
+    <w:p>
+      <w:pPr>
+        <w:pStyle w:val="FirstParagraph"/>
+      </w:pPr>
+      <w:r>
+        <w:t xml:space="preserve">Two leaves off the sunny side of tree 3 share that tree’s soil, water, and light —</w:t>
+      </w:r>
+      <w:r>
+        <w:t xml:space="preserve"> </w:t>
+      </w:r>
+      <w:r>
+        <w:rPr>
+          <w:b/>
+          <w:bCs/>
+        </w:rPr>
+        <w:t xml:space="preserve">not independent</w:t>
+      </w:r>
+      <w:r>
+        <w:t xml:space="preserve">, exactly like our 6 leaves per team. So we start where we now always start:</w:t>
+      </w:r>
+      <w:r>
+        <w:t xml:space="preserve"> </w:t>
+      </w:r>
+      <w:r>
+        <w:rPr>
+          <w:b/>
+          <w:bCs/>
+        </w:rPr>
+        <w:t xml:space="preserve">average up to the real replicate.</w:t>
+      </w:r>
+    </w:p>
+    <w:p>
+      <w:pPr>
+        <w:pStyle w:val="SourceCode"/>
+      </w:pPr>
+      <w:r>
+        <w:rPr>
+          <w:rStyle w:val="CommentTok"/>
+        </w:rPr>
+        <w:t xml:space="preserve"># Average the 2 leaves per tree and side ---------------</w:t>
+      </w:r>
+      <w:r>
+        <w:br/>
+      </w:r>
+      <w:r>
+        <w:rPr>
+          <w:rStyle w:val="NormalTok"/>
+        </w:rPr>
+        <w:t xml:space="preserve">maple_tree_df </w:t>
+      </w:r>
+      <w:r>
+        <w:rPr>
+          <w:rStyle w:val="OtherTok"/>
+        </w:rPr>
+        <w:t xml:space="preserve">&lt;-</w:t>
+      </w:r>
+      <w:r>
+        <w:rPr>
+          <w:rStyle w:val="NormalTok"/>
+        </w:rPr>
+        <w:t xml:space="preserve"> maple_df </w:t>
+      </w:r>
+      <w:r>
+        <w:rPr>
+          <w:rStyle w:val="SpecialCharTok"/>
+        </w:rPr>
+        <w:t xml:space="preserve">%&gt;%</w:t>
+      </w:r>
+      <w:r>
+        <w:br/>
+      </w:r>
+      <w:r>
+        <w:rPr>
+          <w:rStyle w:val="NormalTok"/>
+        </w:rPr>
+        <w:t xml:space="preserve">  </w:t>
+      </w:r>
+      <w:r>
+        <w:rPr>
+          <w:rStyle w:val="FunctionTok"/>
+        </w:rPr>
+        <w:t xml:space="preserve">group_by</w:t>
+      </w:r>
+      <w:r>
+        <w:rPr>
+          <w:rStyle w:val="NormalTok"/>
+        </w:rPr>
+        <w:t xml:space="preserve">(tree, side) </w:t>
+      </w:r>
+      <w:r>
+        <w:rPr>
+          <w:rStyle w:val="SpecialCharTok"/>
+        </w:rPr>
+        <w:t xml:space="preserve">%&gt;%</w:t>
+      </w:r>
+      <w:r>
+        <w:br/>
+      </w:r>
+      <w:r>
+        <w:rPr>
+          <w:rStyle w:val="NormalTok"/>
+        </w:rPr>
+        <w:t xml:space="preserve">  </w:t>
+      </w:r>
+      <w:r>
+        <w:rPr>
+          <w:rStyle w:val="FunctionTok"/>
+        </w:rPr>
+        <w:t xml:space="preserve">summarize</w:t>
+      </w:r>
+      <w:r>
+        <w:rPr>
+          <w:rStyle w:val="NormalTok"/>
+        </w:rPr>
+        <w:t xml:space="preserve">(</w:t>
+      </w:r>
+      <w:r>
+        <w:rPr>
+          <w:rStyle w:val="AttributeTok"/>
+        </w:rPr>
+        <w:t xml:space="preserve">area =</w:t>
+      </w:r>
+      <w:r>
+        <w:rPr>
+          <w:rStyle w:val="NormalTok"/>
+        </w:rPr>
+        <w:t xml:space="preserve"> </w:t>
+      </w:r>
+      <w:r>
+        <w:rPr>
+          <w:rStyle w:val="FunctionTok"/>
+        </w:rPr>
+        <w:t xml:space="preserve">mean</w:t>
+      </w:r>
+      <w:r>
+        <w:rPr>
+          <w:rStyle w:val="NormalTok"/>
+        </w:rPr>
+        <w:t xml:space="preserve">(total_area_cm2),</w:t>
+      </w:r>
+      <w:r>
+        <w:br/>
+      </w:r>
+      <w:r>
+        <w:rPr>
+          <w:rStyle w:val="NormalTok"/>
+        </w:rPr>
+        <w:t xml:space="preserve">            </w:t>
+      </w:r>
+      <w:r>
+        <w:rPr>
+          <w:rStyle w:val="AttributeTok"/>
+        </w:rPr>
+        <w:t xml:space="preserve">.groups =</w:t>
+      </w:r>
+      <w:r>
+        <w:rPr>
+          <w:rStyle w:val="NormalTok"/>
+        </w:rPr>
+        <w:t xml:space="preserve"> </w:t>
+      </w:r>
+      <w:r>
+        <w:rPr>
+          <w:rStyle w:val="StringTok"/>
+        </w:rPr>
+        <w:t xml:space="preserve">"drop"</w:t>
+      </w:r>
+      <w:r>
+        <w:rPr>
+          <w:rStyle w:val="NormalTok"/>
+        </w:rPr>
+        <w:t xml:space="preserve">)</w:t>
+      </w:r>
+      <w:r>
+        <w:br/>
+      </w:r>
+      <w:r>
+        <w:rPr>
+          <w:rStyle w:val="NormalTok"/>
+        </w:rPr>
+        <w:t xml:space="preserve">maple_tree_df </w:t>
+      </w:r>
+      <w:r>
+        <w:rPr>
+          <w:rStyle w:val="SpecialCharTok"/>
+        </w:rPr>
+        <w:t xml:space="preserve">%&gt;%</w:t>
+      </w:r>
+      <w:r>
+        <w:rPr>
+          <w:rStyle w:val="NormalTok"/>
+        </w:rPr>
+        <w:t xml:space="preserve"> </w:t>
+      </w:r>
+      <w:r>
+        <w:rPr>
+          <w:rStyle w:val="FunctionTok"/>
+        </w:rPr>
+        <w:t xml:space="preserve">head</w:t>
+      </w:r>
+      <w:r>
+        <w:rPr>
+          <w:rStyle w:val="NormalTok"/>
+        </w:rPr>
+        <w:t xml:space="preserve">(</w:t>
+      </w:r>
+      <w:r>
+        <w:rPr>
+          <w:rStyle w:val="DecValTok"/>
+        </w:rPr>
+        <w:t xml:space="preserve">4</w:t>
+      </w:r>
+      <w:r>
+        <w:rPr>
+          <w:rStyle w:val="NormalTok"/>
+        </w:rPr>
+        <w:t xml:space="preserve">)</w:t>
+      </w:r>
+    </w:p>
+    <w:p>
+      <w:pPr>
+        <w:pStyle w:val="SourceCode"/>
+      </w:pPr>
+      <w:r>
+        <w:rPr>
+          <w:rStyle w:val="VerbatimChar"/>
+        </w:rPr>
+        <w:t xml:space="preserve"># A tibble: 4 × 3</w:t>
+      </w:r>
+      <w:r>
+        <w:br/>
+      </w:r>
+      <w:r>
+        <w:rPr>
+          <w:rStyle w:val="VerbatimChar"/>
+        </w:rPr>
+        <w:t xml:space="preserve">   tree side   area</w:t>
+      </w:r>
+      <w:r>
+        <w:br/>
+      </w:r>
+      <w:r>
+        <w:rPr>
+          <w:rStyle w:val="VerbatimChar"/>
+        </w:rPr>
+        <w:t xml:space="preserve">  &lt;dbl&gt; &lt;chr&gt; &lt;dbl&gt;</w:t>
+      </w:r>
+      <w:r>
+        <w:br/>
+      </w:r>
+      <w:r>
+        <w:rPr>
+          <w:rStyle w:val="VerbatimChar"/>
+        </w:rPr>
+        <w:t xml:space="preserve">1     1 shady  136.</w:t>
+      </w:r>
+      <w:r>
+        <w:br/>
+      </w:r>
+      <w:r>
+        <w:rPr>
+          <w:rStyle w:val="VerbatimChar"/>
+        </w:rPr>
+        <w:t xml:space="preserve">2     1 sunny  106.</w:t>
+      </w:r>
+      <w:r>
+        <w:br/>
+      </w:r>
+      <w:r>
+        <w:rPr>
+          <w:rStyle w:val="VerbatimChar"/>
+        </w:rPr>
+        <w:t xml:space="preserve">3     2 shady  200.</w:t>
+      </w:r>
+      <w:r>
+        <w:br/>
+      </w:r>
+      <w:r>
+        <w:rPr>
+          <w:rStyle w:val="VerbatimChar"/>
+        </w:rPr>
+        <w:t xml:space="preserve">4     2 sunny  159.</w:t>
+      </w:r>
+    </w:p>
+    <w:p>
+      <w:pPr>
+        <w:pStyle w:val="FirstParagraph"/>
+      </w:pPr>
+      <w:r>
+        <w:rPr>
+          <w:b/>
+          <w:bCs/>
+        </w:rPr>
+        <w:t xml:space="preserve">32 leaves → 16 rows.</w:t>
+      </w:r>
+      <w:r>
+        <w:t xml:space="preserve"> </w:t>
+      </w:r>
+      <w:r>
+        <w:t xml:space="preserve">The real replicate is the</w:t>
+      </w:r>
+      <w:r>
+        <w:t xml:space="preserve"> </w:t>
+      </w:r>
+      <w:r>
+        <w:rPr>
+          <w:b/>
+          <w:bCs/>
+        </w:rPr>
+        <w:t xml:space="preserve">tree</w:t>
+      </w:r>
+      <w:r>
+        <w:t xml:space="preserve">, so we get 8 shady values and 8 sunny values.</w:t>
+      </w:r>
+    </w:p>
+    <w:tbl>
+      <w:tblPr>
+        <w:tblStyle w:val="Table"/>
+        <w:tblLook w:firstRow="0" w:lastRow="0" w:firstColumn="0" w:lastColumn="0" w:noHBand="0" w:noVBand="0" w:val="0000"/>
+        <w:tblBorders>
+          <w:top w:val="single" w:sz="4" w:space="0" w:color="0758E5"/>
+          <w:left w:val="single" w:sz="24" w:space="0" w:color="0758E5"/>
+          <w:bottom w:val="single" w:sz="4" w:space="0" w:color="0758E5"/>
+          <w:right w:val="single" w:sz="4" w:space="0" w:color="0758E5"/>
+        </w:tblBorders>
+        <w:tblCellMar>
+          <w:left w:w="144" w:type="dxa"/>
+          <w:right w:w="144" w:type="dxa"/>
+        </w:tblCellMar>
+        <w:tblLook w:firstRow="0" w:lastRow="0" w:firstColumn="0" w:lastColumn="0" w:noHBand="0" w:noVBand="0" w:val="0000"/>
+      </w:tblPr>
+      <w:tr>
+        <w:trPr>
+          <w:cantSplit/>
+        </w:trPr>
+        <w:tc>
+          <w:tcPr>
+            <w:shd w:color="auto" w:fill="dae6fb" w:val="clear"/>
+            <w:tcMar>
+              <w:top w:w="92" w:type="dxa"/>
+              <w:bottom w:w="92" w:type="dxa"/>
+            </w:tcMar>
+          </w:tcPr>
+          <w:p>
+            <w:pPr>
+              <w:pStyle w:val="BodyText"/>
+            </w:pPr>
+            <w:pPr>
+              <w:spacing w:before="0" w:after="0"/>
+              <w:textAlignment w:val="center"/>
+            </w:pPr>
+            <w:r>
+              <w:drawing>
+                <wp:inline>
+                  <wp:extent cx="152400" cy="152400"/>
+                  <wp:effectExtent b="0" l="0" r="0" t="0"/>
+                  <wp:docPr descr="" title="" id="42" name="Picture"/>
+                  <a:graphic>
+                    <a:graphicData uri="http://schemas.openxmlformats.org/drawingml/2006/picture">
+                      <pic:pic>
+                        <pic:nvPicPr>
+                          <pic:cNvPr descr="/Applications/Positron.app/Contents/Resources/app/quarto/share/formats/docx/note.png" id="43" name="Picture"/>
+                          <pic:cNvPicPr>
+                            <a:picLocks noChangeArrowheads="1" noChangeAspect="1"/>
+                          </pic:cNvPicPr>
+                        </pic:nvPicPr>
+                        <pic:blipFill>
+                          <a:blip r:embed="rId9"/>
+                          <a:stretch>
+                            <a:fillRect/>
+                          </a:stretch>
+                        </pic:blipFill>
+                        <pic:spPr bwMode="auto">
+                          <a:xfrm>
+                            <a:off x="0" y="0"/>
+                            <a:ext cx="152400" cy="152400"/>
+                          </a:xfrm>
+                          <a:prstGeom prst="rect">
+                            <a:avLst/>
+                          </a:prstGeom>
+                          <a:noFill/>
+                          <a:ln w="9525">
+                            <a:noFill/>
+                            <a:headEnd/>
+                            <a:tailEnd/>
+                          </a:ln>
+                        </pic:spPr>
+                      </pic:pic>
+                    </a:graphicData>
+                  </a:graphic>
+                </wp:inline>
+              </w:drawing>
+            </w:r>
+            <w:r>
+              <w:t xml:space="preserve"> </w:t>
+            </w:r>
+            <w:r>
+              <w:t xml:space="preserve"> </w:t>
+            </w:r>
+            <w:r>
+              <w:t xml:space="preserve">Note</w:t>
+            </w:r>
+          </w:p>
+        </w:tc>
+      </w:tr>
+      <w:tr>
+        <w:trPr>
+          <w:cantSplit/>
+        </w:trPr>
+        <w:tc>
+          <w:tcPr>
+            <w:tcMar>
+              <w:top w:w="108" w:type="dxa"/>
+              <w:bottom w:w="108" w:type="dxa"/>
+            </w:tcMar>
+          </w:tcPr>
+          <w:p>
+            <w:pPr>
+              <w:pStyle w:val="BodyText"/>
+            </w:pPr>
+            <w:pPr>
+              <w:spacing w:before="16"/>
+            </w:pPr>
+            <w:r>
+              <w:rPr>
+                <w:b/>
+                <w:bCs/>
+              </w:rPr>
+              <w:t xml:space="preserve">✅ The habit, not the trick.</w:t>
+            </w:r>
+          </w:p>
+          <w:p>
+            <w:pPr>
+              <w:pStyle w:val="BodyText"/>
+            </w:pPr>
+            <w:r>
+              <w:t xml:space="preserve">Ask this of</w:t>
+            </w:r>
+            <w:r>
+              <w:t xml:space="preserve"> </w:t>
+            </w:r>
+            <w:r>
+              <w:rPr>
+                <w:b/>
+                <w:bCs/>
+              </w:rPr>
+              <w:t xml:space="preserve">every</w:t>
+            </w:r>
+            <w:r>
+              <w:t xml:space="preserve"> </w:t>
+            </w:r>
+            <w:r>
+              <w:t xml:space="preserve">data set before you test it:</w:t>
+            </w:r>
+          </w:p>
+          <w:p>
+            <w:pPr>
+              <w:pStyle w:val="BlockText"/>
+            </w:pPr>
+            <w:r>
+              <w:rPr>
+                <w:i/>
+                <w:iCs/>
+              </w:rPr>
+              <w:t xml:space="preserve">What is the thing I actually sampled, and is there exactly one row per one of those?</w:t>
+            </w:r>
+          </w:p>
+          <w:p>
+            <w:pPr>
+              <w:pStyle w:val="FirstParagraph"/>
+            </w:pPr>
+            <w:pPr>
+              <w:spacing w:after="16"/>
+            </w:pPr>
+            <w:r>
+              <w:t xml:space="preserve">Here: 8 trees sampled, so 8 values per side. Same two-column</w:t>
+            </w:r>
+            <w:r>
+              <w:t xml:space="preserve"> </w:t>
+            </w:r>
+            <w:r>
+              <w:rPr>
+                <w:rStyle w:val="VerbatimChar"/>
+              </w:rPr>
+              <w:t xml:space="preserve">group_by()</w:t>
+            </w:r>
+            <w:r>
+              <w:t xml:space="preserve">, same</w:t>
+            </w:r>
+            <w:r>
+              <w:t xml:space="preserve"> </w:t>
+            </w:r>
+            <w:r>
+              <w:rPr>
+                <w:rStyle w:val="VerbatimChar"/>
+              </w:rPr>
+              <w:t xml:space="preserve">summarize()</w:t>
+            </w:r>
+            <w:r>
+              <w:t xml:space="preserve">, same</w:t>
+            </w:r>
+            <w:r>
+              <w:t xml:space="preserve"> </w:t>
+            </w:r>
+            <w:r>
+              <w:rPr>
+                <w:rStyle w:val="VerbatimChar"/>
+              </w:rPr>
+              <w:t xml:space="preserve">.groups = "drop"</w:t>
+            </w:r>
+            <w:r>
+              <w:t xml:space="preserve">.</w:t>
+            </w:r>
+          </w:p>
+          <w:p/>
+        </w:tc>
+      </w:tr>
+    </w:tbl>
+    <w:p>
+      <w:pPr>
+        <w:pStyle w:val="BodyText"/>
+      </w:pPr>
+      <w:r>
+        <w:t xml:space="preserve">Because this design is</w:t>
+      </w:r>
+      <w:r>
+        <w:t xml:space="preserve"> </w:t>
+      </w:r>
+      <w:r>
+        <w:rPr>
+          <w:b/>
+          <w:bCs/>
+        </w:rPr>
+        <w:t xml:space="preserve">balanced</w:t>
+      </w:r>
+      <w:r>
+        <w:t xml:space="preserve">, averaging won’t flip anything the way it did for our leaves — every tree already had an equal say. Here averaging buys us something different: an</w:t>
+      </w:r>
+      <w:r>
+        <w:t xml:space="preserve"> </w:t>
+      </w:r>
+      <w:r>
+        <w:rPr>
+          <w:b/>
+          <w:bCs/>
+        </w:rPr>
+        <w:t xml:space="preserve">honest</w:t>
+      </w:r>
+      <w:r>
+        <w:rPr>
+          <w:b/>
+          <w:bCs/>
+        </w:rPr>
+        <w:t xml:space="preserve"> </w:t>
+      </w:r>
+      <w:r>
+        <w:rPr>
+          <w:rStyle w:val="VerbatimChar"/>
+          <w:b/>
+          <w:bCs/>
+        </w:rPr>
+        <w:t xml:space="preserve">df</w:t>
+      </w:r>
+      <w:r>
+        <w:t xml:space="preserve">, and a clean shot at the pairing.</w:t>
+      </w:r>
+    </w:p>
+    <w:bookmarkEnd w:id="44"/>
+    <w:bookmarkStart w:id="47" w:name="X8e9658cd6bfa25e5842a346109c5fc536a80a85"/>
+    <w:p>
+      <w:pPr>
+        <w:pStyle w:val="Heading1"/>
+      </w:pPr>
+      <w:r>
+        <w:t xml:space="preserve">Two-Sample Test — Check the Assumptions First</w:t>
+      </w:r>
+    </w:p>
+    <w:p>
+      <w:pPr>
+        <w:pStyle w:val="FirstParagraph"/>
+      </w:pPr>
+      <w:r>
+        <w:t xml:space="preserve">Last lecture you checked all 32 leaves. We now test the</w:t>
+      </w:r>
+      <w:r>
+        <w:t xml:space="preserve"> </w:t>
+      </w:r>
+      <w:r>
+        <w:rPr>
+          <w:b/>
+          <w:bCs/>
+        </w:rPr>
+        <w:t xml:space="preserve">tree means</w:t>
+      </w:r>
+      <w:r>
+        <w:t xml:space="preserve">, so we check</w:t>
+      </w:r>
+      <w:r>
+        <w:t xml:space="preserve"> </w:t>
+      </w:r>
+      <w:r>
+        <w:rPr>
+          <w:i/>
+          <w:iCs/>
+        </w:rPr>
+        <w:t xml:space="preserve">those</w:t>
+      </w:r>
+      <w:r>
+        <w:t xml:space="preserve">:</w:t>
+      </w:r>
+    </w:p>
+    <w:p>
+      <w:pPr>
+        <w:pStyle w:val="SourceCode"/>
+      </w:pPr>
+      <w:r>
+        <w:rPr>
+          <w:rStyle w:val="CommentTok"/>
+        </w:rPr>
+        <w:t xml:space="preserve"># Normality of each side (tree means) -------------------</w:t>
+      </w:r>
+      <w:r>
+        <w:br/>
+      </w:r>
+      <w:r>
+        <w:rPr>
+          <w:rStyle w:val="NormalTok"/>
+        </w:rPr>
+        <w:t xml:space="preserve">maple_tree_df </w:t>
+      </w:r>
+      <w:r>
+        <w:rPr>
+          <w:rStyle w:val="SpecialCharTok"/>
+        </w:rPr>
+        <w:t xml:space="preserve">%&gt;%</w:t>
+      </w:r>
+      <w:r>
+        <w:br/>
+      </w:r>
+      <w:r>
+        <w:rPr>
+          <w:rStyle w:val="NormalTok"/>
+        </w:rPr>
+        <w:t xml:space="preserve">  </w:t>
+      </w:r>
+      <w:r>
+        <w:rPr>
+          <w:rStyle w:val="FunctionTok"/>
+        </w:rPr>
+        <w:t xml:space="preserve">group_by</w:t>
+      </w:r>
+      <w:r>
+        <w:rPr>
+          <w:rStyle w:val="NormalTok"/>
+        </w:rPr>
+        <w:t xml:space="preserve">(side) </w:t>
+      </w:r>
+      <w:r>
+        <w:rPr>
+          <w:rStyle w:val="SpecialCharTok"/>
+        </w:rPr>
+        <w:t xml:space="preserve">%&gt;%</w:t>
+      </w:r>
+      <w:r>
+        <w:br/>
+      </w:r>
+      <w:r>
+        <w:rPr>
+          <w:rStyle w:val="NormalTok"/>
+        </w:rPr>
+        <w:t xml:space="preserve">  </w:t>
+      </w:r>
+      <w:r>
+        <w:rPr>
+          <w:rStyle w:val="FunctionTok"/>
+        </w:rPr>
+        <w:t xml:space="preserve">summarize</w:t>
+      </w:r>
+      <w:r>
+        <w:rPr>
+          <w:rStyle w:val="NormalTok"/>
+        </w:rPr>
+        <w:t xml:space="preserve">(</w:t>
+      </w:r>
+      <w:r>
+        <w:rPr>
+          <w:rStyle w:val="AttributeTok"/>
+        </w:rPr>
+        <w:t xml:space="preserve">shapiro_p =</w:t>
+      </w:r>
+      <w:r>
+        <w:rPr>
+          <w:rStyle w:val="NormalTok"/>
+        </w:rPr>
+        <w:t xml:space="preserve"> </w:t>
+      </w:r>
+      <w:r>
+        <w:rPr>
+          <w:rStyle w:val="FunctionTok"/>
+        </w:rPr>
+        <w:t xml:space="preserve">shapiro.test</w:t>
+      </w:r>
+      <w:r>
+        <w:rPr>
+          <w:rStyle w:val="NormalTok"/>
+        </w:rPr>
+        <w:t xml:space="preserve">(area)</w:t>
+      </w:r>
+      <w:r>
+        <w:rPr>
+          <w:rStyle w:val="SpecialCharTok"/>
+        </w:rPr>
+        <w:t xml:space="preserve">$</w:t>
+      </w:r>
+      <w:r>
+        <w:rPr>
+          <w:rStyle w:val="NormalTok"/>
+        </w:rPr>
+        <w:t xml:space="preserve">p.value)</w:t>
+      </w:r>
+    </w:p>
+    <w:p>
+      <w:pPr>
+        <w:pStyle w:val="SourceCode"/>
+      </w:pPr>
+      <w:r>
+        <w:rPr>
+          <w:rStyle w:val="VerbatimChar"/>
+        </w:rPr>
+        <w:t xml:space="preserve"># A tibble: 2 × 2</w:t>
+      </w:r>
+      <w:r>
+        <w:br/>
+      </w:r>
+      <w:r>
+        <w:rPr>
+          <w:rStyle w:val="VerbatimChar"/>
+        </w:rPr>
+        <w:t xml:space="preserve">  side  shapiro_p</w:t>
+      </w:r>
+      <w:r>
+        <w:br/>
+      </w:r>
+      <w:r>
+        <w:rPr>
+          <w:rStyle w:val="VerbatimChar"/>
+        </w:rPr>
+        <w:t xml:space="preserve">  &lt;chr&gt;     &lt;dbl&gt;</w:t>
+      </w:r>
+      <w:r>
+        <w:br/>
+      </w:r>
+      <w:r>
+        <w:rPr>
+          <w:rStyle w:val="VerbatimChar"/>
+        </w:rPr>
+        <w:t xml:space="preserve">1 shady     0.338</w:t>
+      </w:r>
+      <w:r>
+        <w:br/>
+      </w:r>
+      <w:r>
+        <w:rPr>
+          <w:rStyle w:val="VerbatimChar"/>
+        </w:rPr>
+        <w:t xml:space="preserve">2 sunny     0.316</w:t>
+      </w:r>
+    </w:p>
+    <w:p>
+      <w:pPr>
+        <w:pStyle w:val="SourceCode"/>
+      </w:pPr>
+      <w:r>
+        <w:rPr>
+          <w:rStyle w:val="CommentTok"/>
+        </w:rPr>
+        <w:t xml:space="preserve"># Equal spread? -----------------------------------------</w:t>
+      </w:r>
+      <w:r>
+        <w:br/>
+      </w:r>
+      <w:r>
+        <w:rPr>
+          <w:rStyle w:val="FunctionTok"/>
+        </w:rPr>
+        <w:t xml:space="preserve">leveneTest</w:t>
+      </w:r>
+      <w:r>
+        <w:rPr>
+          <w:rStyle w:val="NormalTok"/>
+        </w:rPr>
+        <w:t xml:space="preserve">(area </w:t>
+      </w:r>
+      <w:r>
+        <w:rPr>
+          <w:rStyle w:val="SpecialCharTok"/>
+        </w:rPr>
+        <w:t xml:space="preserve">~</w:t>
+      </w:r>
+      <w:r>
+        <w:rPr>
+          <w:rStyle w:val="NormalTok"/>
+        </w:rPr>
+        <w:t xml:space="preserve"> side, </w:t>
+      </w:r>
+      <w:r>
+        <w:rPr>
+          <w:rStyle w:val="AttributeTok"/>
+        </w:rPr>
+        <w:t xml:space="preserve">data =</w:t>
+      </w:r>
+      <w:r>
+        <w:rPr>
+          <w:rStyle w:val="NormalTok"/>
+        </w:rPr>
+        <w:t xml:space="preserve"> maple_tree_df)</w:t>
+      </w:r>
+    </w:p>
+    <w:p>
+      <w:pPr>
+        <w:pStyle w:val="SourceCode"/>
+      </w:pPr>
+      <w:r>
+        <w:rPr>
+          <w:rStyle w:val="VerbatimChar"/>
+        </w:rPr>
+        <w:t xml:space="preserve">Levene's Test for Homogeneity of Variance (center = median)</w:t>
+      </w:r>
+      <w:r>
+        <w:br/>
+      </w:r>
+      <w:r>
+        <w:rPr>
+          <w:rStyle w:val="VerbatimChar"/>
+        </w:rPr>
+        <w:t xml:space="preserve">      Df F value Pr(&gt;F)</w:t>
+      </w:r>
+      <w:r>
+        <w:br/>
+      </w:r>
+      <w:r>
+        <w:rPr>
+          <w:rStyle w:val="VerbatimChar"/>
+        </w:rPr>
+        <w:t xml:space="preserve">group  1  0.4965 0.4926</w:t>
+      </w:r>
+      <w:r>
+        <w:br/>
+      </w:r>
+      <w:r>
+        <w:rPr>
+          <w:rStyle w:val="VerbatimChar"/>
+        </w:rPr>
+        <w:t xml:space="preserve">      14               </w:t>
+      </w:r>
+    </w:p>
+    <w:p>
+      <w:pPr>
+        <w:pStyle w:val="FirstParagraph"/>
+      </w:pPr>
+      <w:r>
+        <w:rPr>
+          <w:b/>
+          <w:bCs/>
+        </w:rPr>
+        <w:t xml:space="preserve">A two-sample t-test needs:</w:t>
+      </w:r>
+    </w:p>
+    <w:p>
+      <w:pPr>
+        <w:pStyle w:val="Compact"/>
+        <w:numPr>
+          <w:ilvl w:val="0"/>
+          <w:numId w:val="1012"/>
+        </w:numPr>
+      </w:pPr>
+      <w:r>
+        <w:t xml:space="preserve">each group roughly</w:t>
+      </w:r>
+      <w:r>
+        <w:t xml:space="preserve"> </w:t>
+      </w:r>
+      <w:r>
+        <w:rPr>
+          <w:b/>
+          <w:bCs/>
+        </w:rPr>
+        <w:t xml:space="preserve">normal</w:t>
+      </w:r>
+      <w:r>
+        <w:t xml:space="preserve"> </w:t>
+      </w:r>
+      <w:r>
+        <w:t xml:space="preserve">→ Shapiro</w:t>
+      </w:r>
+      <w:r>
+        <w:t xml:space="preserve"> </w:t>
+      </w:r>
+      <w:r>
+        <w:rPr>
+          <w:i/>
+          <w:iCs/>
+        </w:rPr>
+        <w:t xml:space="preserve">p</w:t>
+      </w:r>
+      <w:r>
+        <w:t xml:space="preserve"> </w:t>
+      </w:r>
+      <w:r>
+        <w:t xml:space="preserve">&gt; 0.05 on both sides ✅</w:t>
+      </w:r>
+    </w:p>
+    <w:p>
+      <w:pPr>
+        <w:pStyle w:val="Compact"/>
+        <w:numPr>
+          <w:ilvl w:val="0"/>
+          <w:numId w:val="1012"/>
+        </w:numPr>
+      </w:pPr>
+      <w:r>
+        <w:t xml:space="preserve">(equal spread — Welch’s doesn’t need it, but good to know) → Levene</w:t>
+      </w:r>
+      <w:r>
+        <w:t xml:space="preserve"> </w:t>
+      </w:r>
+      <w:r>
+        <w:rPr>
+          <w:i/>
+          <w:iCs/>
+        </w:rPr>
+        <w:t xml:space="preserve">p</w:t>
+      </w:r>
+      <w:r>
+        <w:t xml:space="preserve"> </w:t>
+      </w:r>
+      <w:r>
+        <w:t xml:space="preserve">&gt; 0.05 ✅</w:t>
+      </w:r>
+    </w:p>
+    <w:p>
+      <w:pPr>
+        <w:pStyle w:val="FirstParagraph"/>
+      </w:pPr>
+      <w:r>
+        <w:rPr>
+          <w:b/>
+          <w:bCs/>
+        </w:rPr>
+        <w:t xml:space="preserve">Decision:</w:t>
+      </w:r>
+      <w:r>
+        <w:t xml:space="preserve"> </w:t>
+      </w:r>
+      <w:r>
+        <w:t xml:space="preserve">a two-sample t-test is OK.</w:t>
+      </w:r>
+      <w:r>
+        <w:t xml:space="preserve"> </w:t>
+      </w:r>
+      <w:r>
+        <w:rPr>
+          <w:i/>
+          <w:iCs/>
+        </w:rPr>
+        <w:t xml:space="preserve">Now</w:t>
+      </w:r>
+      <w:r>
+        <w:t xml:space="preserve"> </w:t>
+      </w:r>
+      <w:r>
+        <w:t xml:space="preserve">we run it.</w:t>
+      </w:r>
+    </w:p>
+    <w:tbl>
+      <w:tblPr>
+        <w:tblStyle w:val="Table"/>
+        <w:tblLook w:firstRow="0" w:lastRow="0" w:firstColumn="0" w:lastColumn="0" w:noHBand="0" w:noVBand="0" w:val="0000"/>
+        <w:tblBorders>
+          <w:top w:val="single" w:sz="4" w:space="0" w:color="CC1914"/>
+          <w:left w:val="single" w:sz="24" w:space="0" w:color="CC1914"/>
+          <w:bottom w:val="single" w:sz="4" w:space="0" w:color="CC1914"/>
+          <w:right w:val="single" w:sz="4" w:space="0" w:color="CC1914"/>
+        </w:tblBorders>
+        <w:tblCellMar>
+          <w:left w:w="144" w:type="dxa"/>
+          <w:right w:w="144" w:type="dxa"/>
+        </w:tblCellMar>
+        <w:tblLook w:firstRow="0" w:lastRow="0" w:firstColumn="0" w:lastColumn="0" w:noHBand="0" w:noVBand="0" w:val="0000"/>
+      </w:tblPr>
+      <w:tr>
+        <w:trPr>
+          <w:cantSplit/>
+        </w:trPr>
+        <w:tc>
+          <w:tcPr>
+            <w:shd w:color="auto" w:fill="f7dddc" w:val="clear"/>
+            <w:tcMar>
+              <w:top w:w="92" w:type="dxa"/>
+              <w:bottom w:w="92" w:type="dxa"/>
+            </w:tcMar>
+          </w:tcPr>
+          <w:p>
+            <w:pPr>
+              <w:pStyle w:val="BodyText"/>
+            </w:pPr>
+            <w:pPr>
+              <w:spacing w:before="0" w:after="0"/>
+              <w:textAlignment w:val="center"/>
+            </w:pPr>
+            <w:r>
+              <w:drawing>
+                <wp:inline>
+                  <wp:extent cx="152400" cy="152400"/>
+                  <wp:effectExtent b="0" l="0" r="0" t="0"/>
+                  <wp:docPr descr="" title="" id="45" name="Picture"/>
+                  <a:graphic>
+                    <a:graphicData uri="http://schemas.openxmlformats.org/drawingml/2006/picture">
+                      <pic:pic>
+                        <pic:nvPicPr>
+                          <pic:cNvPr descr="/Applications/Positron.app/Contents/Resources/app/quarto/share/formats/docx/important.png" id="46" name="Picture"/>
+                          <pic:cNvPicPr>
+                            <a:picLocks noChangeArrowheads="1" noChangeAspect="1"/>
+                          </pic:cNvPicPr>
+                        </pic:nvPicPr>
+                        <pic:blipFill>
+                          <a:blip r:embed="rId17"/>
+                          <a:stretch>
+                            <a:fillRect/>
+                          </a:stretch>
+                        </pic:blipFill>
+                        <pic:spPr bwMode="auto">
+                          <a:xfrm>
+                            <a:off x="0" y="0"/>
+                            <a:ext cx="152400" cy="152400"/>
+                          </a:xfrm>
+                          <a:prstGeom prst="rect">
+                            <a:avLst/>
+                          </a:prstGeom>
+                          <a:noFill/>
+                          <a:ln w="9525">
+                            <a:noFill/>
+                            <a:headEnd/>
+                            <a:tailEnd/>
+                          </a:ln>
+                        </pic:spPr>
+                      </pic:pic>
+                    </a:graphicData>
+                  </a:graphic>
+                </wp:inline>
+              </w:drawing>
+            </w:r>
+            <w:r>
+              <w:t xml:space="preserve"> </w:t>
+            </w:r>
+            <w:r>
+              <w:t xml:space="preserve"> </w:t>
+            </w:r>
+            <w:r>
+              <w:t xml:space="preserve">Important</w:t>
+            </w:r>
+          </w:p>
+        </w:tc>
+      </w:tr>
+      <w:tr>
+        <w:trPr>
+          <w:cantSplit/>
+        </w:trPr>
+        <w:tc>
+          <w:tcPr>
+            <w:tcMar>
+              <w:top w:w="108" w:type="dxa"/>
+              <w:bottom w:w="108" w:type="dxa"/>
+            </w:tcMar>
+          </w:tcPr>
+          <w:p>
+            <w:pPr>
+              <w:pStyle w:val="BodyText"/>
+            </w:pPr>
+            <w:pPr>
+              <w:spacing w:before="16" w:after="16"/>
+            </w:pPr>
+            <w:r>
+              <w:rPr>
+                <w:b/>
+                <w:bCs/>
+              </w:rPr>
+              <w:t xml:space="preserve">Check → decide → test.</w:t>
+            </w:r>
+            <w:r>
+              <w:t xml:space="preserve"> </w:t>
+            </w:r>
+            <w:r>
+              <w:t xml:space="preserve">Never the other way round.</w:t>
+            </w:r>
+          </w:p>
+          <w:p/>
+        </w:tc>
+      </w:tr>
+    </w:tbl>
+    <w:bookmarkEnd w:id="47"/>
+    <w:bookmarkStart w:id="53" w:name="two-sample-t-test-on-the-tree-means"/>
     <w:p>
       <w:pPr>
         <w:pStyle w:val="Heading1"/>
@@ -3792,12 +8531,12 @@
                 <wp:inline>
                   <wp:extent cx="152400" cy="152400"/>
                   <wp:effectExtent b="0" l="0" r="0" t="0"/>
-                  <wp:docPr descr="" title="" id="31" name="Picture"/>
+                  <wp:docPr descr="" title="" id="48" name="Picture"/>
                   <a:graphic>
                     <a:graphicData uri="http://schemas.openxmlformats.org/drawingml/2006/picture">
                       <pic:pic>
                         <pic:nvPicPr>
-                          <pic:cNvPr descr="/Applications/Positron.app/Contents/Resources/app/quarto/share/formats/docx/note.png" id="32" name="Picture"/>
+                          <pic:cNvPr descr="/Applications/Positron.app/Contents/Resources/app/quarto/share/formats/docx/note.png" id="49" name="Picture"/>
                           <pic:cNvPicPr>
                             <a:picLocks noChangeArrowheads="1" noChangeAspect="1"/>
                           </pic:cNvPicPr>
@@ -4405,18 +9144,18 @@
           <wp:inline>
             <wp:extent cx="2286000" cy="2438400"/>
             <wp:effectExtent b="0" l="0" r="0" t="0"/>
-            <wp:docPr descr="" title="" id="34" name="Picture"/>
+            <wp:docPr descr="" title="" id="51" name="Picture"/>
             <a:graphic>
               <a:graphicData uri="http://schemas.openxmlformats.org/drawingml/2006/picture">
                 <pic:pic>
                   <pic:nvPicPr>
-                    <pic:cNvPr descr="t_tests_2_lecture_files/figure-docx/maple-box-1.png" id="35" name="Picture"/>
+                    <pic:cNvPr descr="t_tests_2_lecture_files/figure-docx/maple-box-1.png" id="52" name="Picture"/>
                     <pic:cNvPicPr>
                       <a:picLocks noChangeArrowheads="1" noChangeAspect="1"/>
                     </pic:cNvPicPr>
                   </pic:nvPicPr>
                   <pic:blipFill>
-                    <a:blip r:embed="rId33"/>
+                    <a:blip r:embed="rId50"/>
                     <a:stretch>
                       <a:fillRect/>
                     </a:stretch>
@@ -4477,8 +9216,8 @@
         <w:t xml:space="preserve">only just under 0.05. The boxes still overlap a lot; a couple of different trees and we would have missed it. Is this the best we can do?</w:t>
       </w:r>
     </w:p>
-    <w:bookmarkEnd w:id="36"/>
-    <w:bookmarkStart w:id="40" w:name="the-pairing-is-hiding-in-plain-sight"/>
+    <w:bookmarkEnd w:id="53"/>
+    <w:bookmarkStart w:id="57" w:name="the-pairing-is-hiding-in-plain-sight"/>
     <w:p>
       <w:pPr>
         <w:pStyle w:val="Heading1"/>
@@ -4846,18 +9585,18 @@
           <wp:inline>
             <wp:extent cx="2286000" cy="2743200"/>
             <wp:effectExtent b="0" l="0" r="0" t="0"/>
-            <wp:docPr descr="" title="" id="38" name="Picture"/>
+            <wp:docPr descr="" title="" id="55" name="Picture"/>
             <a:graphic>
               <a:graphicData uri="http://schemas.openxmlformats.org/drawingml/2006/picture">
                 <pic:pic>
                   <pic:nvPicPr>
-                    <pic:cNvPr descr="t_tests_2_lecture_files/figure-docx/slope-plot-1.png" id="39" name="Picture"/>
+                    <pic:cNvPr descr="t_tests_2_lecture_files/figure-docx/slope-plot-1.png" id="56" name="Picture"/>
                     <pic:cNvPicPr>
                       <a:picLocks noChangeArrowheads="1" noChangeAspect="1"/>
                     </pic:cNvPicPr>
                   </pic:nvPicPr>
                   <pic:blipFill>
-                    <a:blip r:embed="rId37"/>
+                    <a:blip r:embed="rId54"/>
                     <a:stretch>
                       <a:fillRect/>
                     </a:stretch>
@@ -4952,7 +9691,7 @@
         <w:pStyle w:val="Compact"/>
         <w:numPr>
           <w:ilvl w:val="0"/>
-          <w:numId w:val="1008"/>
+          <w:numId w:val="1013"/>
         </w:numPr>
       </w:pPr>
       <w:r>
@@ -4990,7 +9729,7 @@
         <w:pStyle w:val="Compact"/>
         <w:numPr>
           <w:ilvl w:val="0"/>
-          <w:numId w:val="1008"/>
+          <w:numId w:val="1013"/>
         </w:numPr>
       </w:pPr>
       <w:r>
@@ -5018,7 +9757,7 @@
         <w:pStyle w:val="Compact"/>
         <w:numPr>
           <w:ilvl w:val="0"/>
-          <w:numId w:val="1008"/>
+          <w:numId w:val="1013"/>
         </w:numPr>
       </w:pPr>
       <w:r>
@@ -5069,8 +9808,8 @@
         <w:t xml:space="preserve">puts sunny on the left.</w:t>
       </w:r>
     </w:p>
-    <w:bookmarkEnd w:id="40"/>
-    <w:bookmarkStart w:id="41" w:name="paired-test-step-1-one-row-per-tree"/>
+    <w:bookmarkEnd w:id="57"/>
+    <w:bookmarkStart w:id="58" w:name="paired-test-step-1-one-row-per-tree"/>
     <w:p>
       <w:pPr>
         <w:pStyle w:val="Heading1"/>
@@ -5690,7 +10429,7 @@
         <w:pStyle w:val="Compact"/>
         <w:numPr>
           <w:ilvl w:val="0"/>
-          <w:numId w:val="1009"/>
+          <w:numId w:val="1014"/>
         </w:numPr>
       </w:pPr>
       <w:r>
@@ -5711,7 +10450,7 @@
         <w:pStyle w:val="Compact"/>
         <w:numPr>
           <w:ilvl w:val="0"/>
-          <w:numId w:val="1009"/>
+          <w:numId w:val="1014"/>
         </w:numPr>
       </w:pPr>
       <w:r>
@@ -5761,8 +10500,8 @@
         <w:t xml:space="preserve">: every tree is positive.</w:t>
       </w:r>
     </w:p>
-    <w:bookmarkEnd w:id="41"/>
-    <w:bookmarkStart w:id="45" w:name="Xf559fba56d03a9fbefeefa67322159b23535d48"/>
+    <w:bookmarkEnd w:id="58"/>
+    <w:bookmarkStart w:id="62" w:name="Xf559fba56d03a9fbefeefa67322159b23535d48"/>
     <w:p>
       <w:pPr>
         <w:pStyle w:val="Heading1"/>
@@ -5932,18 +10671,18 @@
           <wp:inline>
             <wp:extent cx="2286000" cy="2286000"/>
             <wp:effectExtent b="0" l="0" r="0" t="0"/>
-            <wp:docPr descr="" title="" id="43" name="Picture"/>
+            <wp:docPr descr="" title="" id="60" name="Picture"/>
             <a:graphic>
               <a:graphicData uri="http://schemas.openxmlformats.org/drawingml/2006/picture">
                 <pic:pic>
                   <pic:nvPicPr>
-                    <pic:cNvPr descr="t_tests_2_lecture_files/figure-docx/diff-qq-1.png" id="44" name="Picture"/>
+                    <pic:cNvPr descr="t_tests_2_lecture_files/figure-docx/diff-qq-1.png" id="61" name="Picture"/>
                     <pic:cNvPicPr>
                       <a:picLocks noChangeArrowheads="1" noChangeAspect="1"/>
                     </pic:cNvPicPr>
                   </pic:nvPicPr>
                   <pic:blipFill>
-                    <a:blip r:embed="rId42"/>
+                    <a:blip r:embed="rId59"/>
                     <a:stretch>
                       <a:fillRect/>
                     </a:stretch>
@@ -6066,7 +10805,7 @@
         <w:pStyle w:val="Compact"/>
         <w:numPr>
           <w:ilvl w:val="0"/>
-          <w:numId w:val="1010"/>
+          <w:numId w:val="1015"/>
         </w:numPr>
       </w:pPr>
       <w:r>
@@ -6078,7 +10817,7 @@
         <w:pStyle w:val="Compact"/>
         <w:numPr>
           <w:ilvl w:val="0"/>
-          <w:numId w:val="1010"/>
+          <w:numId w:val="1015"/>
         </w:numPr>
       </w:pPr>
       <w:r>
@@ -6153,8 +10892,8 @@
         <w:t xml:space="preserve">we run it.</w:t>
       </w:r>
     </w:p>
-    <w:bookmarkEnd w:id="45"/>
-    <w:bookmarkStart w:id="51" w:name="paired-test-step-3-run-it"/>
+    <w:bookmarkEnd w:id="62"/>
+    <w:bookmarkStart w:id="68" w:name="paired-test-step-3-run-it"/>
     <w:p>
       <w:pPr>
         <w:pStyle w:val="Heading1"/>
@@ -6204,12 +10943,12 @@
                 <wp:inline>
                   <wp:extent cx="152400" cy="152400"/>
                   <wp:effectExtent b="0" l="0" r="0" t="0"/>
-                  <wp:docPr descr="" title="" id="46" name="Picture"/>
+                  <wp:docPr descr="" title="" id="63" name="Picture"/>
                   <a:graphic>
                     <a:graphicData uri="http://schemas.openxmlformats.org/drawingml/2006/picture">
                       <pic:pic>
                         <pic:nvPicPr>
-                          <pic:cNvPr descr="/Applications/Positron.app/Contents/Resources/app/quarto/share/formats/docx/note.png" id="47" name="Picture"/>
+                          <pic:cNvPr descr="/Applications/Positron.app/Contents/Resources/app/quarto/share/formats/docx/note.png" id="64" name="Picture"/>
                           <pic:cNvPicPr>
                             <a:picLocks noChangeArrowheads="1" noChangeAspect="1"/>
                           </pic:cNvPicPr>
@@ -6565,7 +11304,7 @@
         <w:pStyle w:val="Compact"/>
         <w:numPr>
           <w:ilvl w:val="0"/>
-          <w:numId w:val="1011"/>
+          <w:numId w:val="1016"/>
         </w:numPr>
       </w:pPr>
       <w:r>
@@ -6586,7 +11325,7 @@
         <w:pStyle w:val="Compact"/>
         <w:numPr>
           <w:ilvl w:val="0"/>
-          <w:numId w:val="1011"/>
+          <w:numId w:val="1016"/>
         </w:numPr>
       </w:pPr>
       <w:r>
@@ -6611,7 +11350,7 @@
         <w:pStyle w:val="Compact"/>
         <w:numPr>
           <w:ilvl w:val="0"/>
-          <w:numId w:val="1011"/>
+          <w:numId w:val="1016"/>
         </w:numPr>
       </w:pPr>
       <w:r>
@@ -6647,7 +11386,7 @@
         <w:pStyle w:val="Compact"/>
         <w:numPr>
           <w:ilvl w:val="0"/>
-          <w:numId w:val="1011"/>
+          <w:numId w:val="1016"/>
         </w:numPr>
       </w:pPr>
       <w:r>
@@ -6705,18 +11444,18 @@
                 <wp:inline>
                   <wp:extent cx="152400" cy="152400"/>
                   <wp:effectExtent b="0" l="0" r="0" t="0"/>
-                  <wp:docPr descr="" title="" id="49" name="Picture"/>
+                  <wp:docPr descr="" title="" id="66" name="Picture"/>
                   <a:graphic>
                     <a:graphicData uri="http://schemas.openxmlformats.org/drawingml/2006/picture">
                       <pic:pic>
                         <pic:nvPicPr>
-                          <pic:cNvPr descr="/Applications/Positron.app/Contents/Resources/app/quarto/share/formats/docx/warning.png" id="50" name="Picture"/>
+                          <pic:cNvPr descr="/Applications/Positron.app/Contents/Resources/app/quarto/share/formats/docx/warning.png" id="67" name="Picture"/>
                           <pic:cNvPicPr>
                             <a:picLocks noChangeArrowheads="1" noChangeAspect="1"/>
                           </pic:cNvPicPr>
                         </pic:nvPicPr>
                         <pic:blipFill>
-                          <a:blip r:embed="rId48"/>
+                          <a:blip r:embed="rId65"/>
                           <a:stretch>
                             <a:fillRect/>
                           </a:stretch>
@@ -6839,8 +11578,8 @@
         </w:tc>
       </w:tr>
     </w:tbl>
-    <w:bookmarkEnd w:id="51"/>
-    <w:bookmarkStart w:id="54" w:name="Xd70a0cb5bffac7b4e0910b4b4354f747c92c201"/>
+    <w:bookmarkEnd w:id="68"/>
+    <w:bookmarkStart w:id="71" w:name="Xd70a0cb5bffac7b4e0910b4b4354f747c92c201"/>
     <w:p>
       <w:pPr>
         <w:pStyle w:val="Heading1"/>
@@ -7203,7 +11942,7 @@
         <w:pStyle w:val="Compact"/>
         <w:numPr>
           <w:ilvl w:val="0"/>
-          <w:numId w:val="1012"/>
+          <w:numId w:val="1017"/>
         </w:numPr>
       </w:pPr>
       <w:r>
@@ -7251,7 +11990,7 @@
         <w:pStyle w:val="Compact"/>
         <w:numPr>
           <w:ilvl w:val="0"/>
-          <w:numId w:val="1012"/>
+          <w:numId w:val="1017"/>
         </w:numPr>
       </w:pPr>
       <w:r>
@@ -7343,12 +12082,12 @@
                 <wp:inline>
                   <wp:extent cx="152400" cy="152400"/>
                   <wp:effectExtent b="0" l="0" r="0" t="0"/>
-                  <wp:docPr descr="" title="" id="52" name="Picture"/>
+                  <wp:docPr descr="" title="" id="69" name="Picture"/>
                   <a:graphic>
                     <a:graphicData uri="http://schemas.openxmlformats.org/drawingml/2006/picture">
                       <pic:pic>
                         <pic:nvPicPr>
-                          <pic:cNvPr descr="/Applications/Positron.app/Contents/Resources/app/quarto/share/formats/docx/important.png" id="53" name="Picture"/>
+                          <pic:cNvPr descr="/Applications/Positron.app/Contents/Resources/app/quarto/share/formats/docx/important.png" id="70" name="Picture"/>
                           <pic:cNvPicPr>
                             <a:picLocks noChangeArrowheads="1" noChangeAspect="1"/>
                           </pic:cNvPicPr>
@@ -7428,8 +12167,8 @@
         </w:tc>
       </w:tr>
     </w:tbl>
-    <w:bookmarkEnd w:id="54"/>
-    <w:bookmarkStart w:id="55" w:name="when-is-data-paired"/>
+    <w:bookmarkEnd w:id="71"/>
+    <w:bookmarkStart w:id="72" w:name="when-is-data-paired"/>
     <w:p>
       <w:pPr>
         <w:pStyle w:val="Heading1"/>
@@ -7658,81 +12397,24 @@
         <w:t xml:space="preserve"> </w:t>
       </w:r>
       <w:r>
-        <w:t xml:space="preserve">— sunny and shady leaves were not matched tree-by-tree, so a two-sample test was the right one there.</w:t>
-      </w:r>
-    </w:p>
-    <w:bookmarkEnd w:id="55"/>
-    <w:bookmarkStart w:id="56" w:name="activity-10-parts-36-now"/>
-    <w:p>
-      <w:pPr>
-        <w:pStyle w:val="Heading1"/>
-      </w:pPr>
-      <w:r>
-        <w:t xml:space="preserve">→ ACTIVITY 10 Parts 3–6 now</w:t>
-      </w:r>
-    </w:p>
-    <w:p>
-      <w:pPr>
-        <w:pStyle w:val="FirstParagraph"/>
-      </w:pPr>
+        <w:t xml:space="preserve">— each team sampled both sides of</w:t>
+      </w:r>
+      <w:r>
+        <w:t xml:space="preserve"> </w:t>
+      </w:r>
       <w:r>
         <w:rPr>
           <w:b/>
           <w:bCs/>
         </w:rPr>
-        <w:t xml:space="preserve">🛑 Do Activity Parts 3–6 now</w:t>
-      </w:r>
-    </w:p>
-    <w:p>
-      <w:pPr>
-        <w:pStyle w:val="BodyText"/>
-      </w:pPr>
-      <w:r>
-        <w:t xml:space="preserve">Average the sugar maple leaves per tree, check the assumptions, run the two-sample and paired t-tests, and compare.</w:t>
-      </w:r>
-    </w:p>
-    <w:bookmarkEnd w:id="56"/>
-    <w:bookmarkStart w:id="57" w:name="Xe8ebbf3fddb02c7aff82e9c82beac091125605a"/>
-    <w:p>
-      <w:pPr>
-        <w:pStyle w:val="Heading1"/>
-      </w:pPr>
-      <w:r>
-        <w:t xml:space="preserve">🧩 Chunk 3 of 3 · Show It, Report It, and the Backup Tests</w:t>
-      </w:r>
-    </w:p>
-    <w:p>
-      <w:pPr>
-        <w:pStyle w:val="FirstParagraph"/>
-      </w:pPr>
-      <w:r>
-        <w:rPr>
-          <w:b/>
-          <w:bCs/>
-        </w:rPr>
-        <w:t xml:space="preserve">We will cover:</w:t>
-      </w:r>
-      <w:r>
-        <w:t xml:space="preserve"> </w:t>
-      </w:r>
-      <w:r>
-        <w:t xml:space="preserve">a figure that shows a paired result, the results sentence, and the rank-based tests to use when normality fails.</w:t>
-      </w:r>
-    </w:p>
-    <w:p>
-      <w:pPr>
-        <w:pStyle w:val="BodyText"/>
-      </w:pPr>
-      <w:r>
-        <w:rPr>
-          <w:b/>
-          <w:bCs/>
-        </w:rPr>
-        <w:t xml:space="preserve">🛑 After this chunk: Activity Parts 7–8, then Part B.</w:t>
-      </w:r>
-    </w:p>
-    <w:bookmarkEnd w:id="57"/>
-    <w:bookmarkStart w:id="58" w:name="plotting-a-paired-result-build-the-label"/>
+        <w:t xml:space="preserve">their own tree</w:t>
+      </w:r>
+      <w:r>
+        <w:t xml:space="preserve">, so those data are paired too. That is why the paired test was the honest one there as well, once we had averaged each team’s side down to one value.</w:t>
+      </w:r>
+    </w:p>
+    <w:bookmarkEnd w:id="72"/>
+    <w:bookmarkStart w:id="73" w:name="plotting-a-paired-result-build-the-label"/>
     <w:p>
       <w:pPr>
         <w:pStyle w:val="Heading1"/>
@@ -8023,7 +12705,7 @@
         <w:pStyle w:val="Compact"/>
         <w:numPr>
           <w:ilvl w:val="0"/>
-          <w:numId w:val="1013"/>
+          <w:numId w:val="1018"/>
         </w:numPr>
       </w:pPr>
       <w:r>
@@ -8044,7 +12726,7 @@
         <w:pStyle w:val="Compact"/>
         <w:numPr>
           <w:ilvl w:val="0"/>
-          <w:numId w:val="1013"/>
+          <w:numId w:val="1018"/>
         </w:numPr>
       </w:pPr>
       <w:r>
@@ -8080,7 +12762,7 @@
         <w:pStyle w:val="Compact"/>
         <w:numPr>
           <w:ilvl w:val="0"/>
-          <w:numId w:val="1013"/>
+          <w:numId w:val="1018"/>
         </w:numPr>
       </w:pPr>
       <w:r>
@@ -8117,8 +12799,8 @@
         <w:t xml:space="preserve">3.3e-05</w:t>
       </w:r>
     </w:p>
-    <w:bookmarkEnd w:id="58"/>
-    <w:bookmarkStart w:id="62" w:name="plotting-a-paired-result-the-figure"/>
+    <w:bookmarkEnd w:id="73"/>
+    <w:bookmarkStart w:id="77" w:name="plotting-a-paired-result-the-figure"/>
     <w:p>
       <w:pPr>
         <w:pStyle w:val="Heading1"/>
@@ -8813,18 +13495,18 @@
           <wp:inline>
             <wp:extent cx="2286000" cy="3048000"/>
             <wp:effectExtent b="0" l="0" r="0" t="0"/>
-            <wp:docPr descr="" title="" id="60" name="Picture"/>
+            <wp:docPr descr="" title="" id="75" name="Picture"/>
             <a:graphic>
               <a:graphicData uri="http://schemas.openxmlformats.org/drawingml/2006/picture">
                 <pic:pic>
                   <pic:nvPicPr>
-                    <pic:cNvPr descr="t_tests_2_lecture_files/figure-docx/results-plot-1.png" id="61" name="Picture"/>
+                    <pic:cNvPr descr="t_tests_2_lecture_files/figure-docx/results-plot-1.png" id="76" name="Picture"/>
                     <pic:cNvPicPr>
                       <a:picLocks noChangeArrowheads="1" noChangeAspect="1"/>
                     </pic:cNvPicPr>
                   </pic:nvPicPr>
                   <pic:blipFill>
-                    <a:blip r:embed="rId59"/>
+                    <a:blip r:embed="rId74"/>
                     <a:stretch>
                       <a:fillRect/>
                     </a:stretch>
@@ -8931,8 +13613,8 @@
         <w:t xml:space="preserve">, so the green layers average over all trees.</w:t>
       </w:r>
     </w:p>
-    <w:bookmarkEnd w:id="62"/>
-    <w:bookmarkStart w:id="63" w:name="save-the-figure"/>
+    <w:bookmarkEnd w:id="77"/>
+    <w:bookmarkStart w:id="78" w:name="save-the-figure"/>
     <w:p>
       <w:pPr>
         <w:pStyle w:val="Heading1"/>
@@ -9086,7 +13768,7 @@
         <w:pStyle w:val="Compact"/>
         <w:numPr>
           <w:ilvl w:val="0"/>
-          <w:numId w:val="1014"/>
+          <w:numId w:val="1019"/>
         </w:numPr>
       </w:pPr>
       <w:r>
@@ -9113,7 +13795,7 @@
         <w:pStyle w:val="Compact"/>
         <w:numPr>
           <w:ilvl w:val="0"/>
-          <w:numId w:val="1014"/>
+          <w:numId w:val="1019"/>
         </w:numPr>
       </w:pPr>
       <w:r>
@@ -9134,15 +13816,15 @@
         <w:pStyle w:val="Compact"/>
         <w:numPr>
           <w:ilvl w:val="0"/>
-          <w:numId w:val="1014"/>
+          <w:numId w:val="1019"/>
         </w:numPr>
       </w:pPr>
       <w:r>
         <w:t xml:space="preserve">The subtitle updates itself if the data change</w:t>
       </w:r>
     </w:p>
-    <w:bookmarkEnd w:id="63"/>
-    <w:bookmarkStart w:id="64" w:name="reporting-a-paired-result"/>
+    <w:bookmarkEnd w:id="78"/>
+    <w:bookmarkStart w:id="79" w:name="reporting-a-paired-result"/>
     <w:p>
       <w:pPr>
         <w:pStyle w:val="Heading1"/>
@@ -9415,8 +14097,8 @@
         <w:t xml:space="preserve">alone doesn’t tell the reader whether the data were paired.</w:t>
       </w:r>
     </w:p>
-    <w:bookmarkEnd w:id="64"/>
-    <w:bookmarkStart w:id="65" w:name="backup-plan-rank-based-tests"/>
+    <w:bookmarkEnd w:id="79"/>
+    <w:bookmarkStart w:id="80" w:name="backup-plan-rank-based-tests"/>
     <w:p>
       <w:pPr>
         <w:pStyle w:val="Heading1"/>
@@ -9688,7 +14370,7 @@
         <w:pStyle w:val="Compact"/>
         <w:numPr>
           <w:ilvl w:val="0"/>
-          <w:numId w:val="1015"/>
+          <w:numId w:val="1020"/>
         </w:numPr>
       </w:pPr>
       <w:r>
@@ -9706,7 +14388,7 @@
         <w:pStyle w:val="Compact"/>
         <w:numPr>
           <w:ilvl w:val="0"/>
-          <w:numId w:val="1015"/>
+          <w:numId w:val="1020"/>
         </w:numPr>
       </w:pPr>
       <w:r>
@@ -9718,7 +14400,7 @@
         <w:pStyle w:val="Compact"/>
         <w:numPr>
           <w:ilvl w:val="0"/>
-          <w:numId w:val="1015"/>
+          <w:numId w:val="1020"/>
         </w:numPr>
       </w:pPr>
       <w:r>
@@ -9793,7 +14475,7 @@
         <w:pStyle w:val="Compact"/>
         <w:numPr>
           <w:ilvl w:val="0"/>
-          <w:numId w:val="1016"/>
+          <w:numId w:val="1021"/>
         </w:numPr>
       </w:pPr>
       <w:r>
@@ -9828,7 +14510,7 @@
         <w:pStyle w:val="Compact"/>
         <w:numPr>
           <w:ilvl w:val="0"/>
-          <w:numId w:val="1016"/>
+          <w:numId w:val="1021"/>
         </w:numPr>
       </w:pPr>
       <w:r>
@@ -9845,8 +14527,8 @@
         <w:t xml:space="preserve">V = 36 is the biggest possible for 8 trees — every tree went the same way</w:t>
       </w:r>
     </w:p>
-    <w:bookmarkEnd w:id="65"/>
-    <w:bookmarkStart w:id="69" w:name="choosing-a-test"/>
+    <w:bookmarkEnd w:id="80"/>
+    <w:bookmarkStart w:id="84" w:name="choosing-a-test"/>
     <w:p>
       <w:pPr>
         <w:pStyle w:val="Heading1"/>
@@ -10012,7 +14694,7 @@
         <w:pStyle w:val="Compact"/>
         <w:numPr>
           <w:ilvl w:val="0"/>
-          <w:numId w:val="1017"/>
+          <w:numId w:val="1022"/>
         </w:numPr>
       </w:pPr>
       <w:r>
@@ -10034,7 +14716,7 @@
         <w:pStyle w:val="Compact"/>
         <w:numPr>
           <w:ilvl w:val="0"/>
-          <w:numId w:val="1017"/>
+          <w:numId w:val="1022"/>
         </w:numPr>
       </w:pPr>
       <w:r>
@@ -10072,7 +14754,7 @@
         <w:pStyle w:val="Compact"/>
         <w:numPr>
           <w:ilvl w:val="0"/>
-          <w:numId w:val="1017"/>
+          <w:numId w:val="1022"/>
         </w:numPr>
       </w:pPr>
       <w:r>
@@ -10130,18 +14812,18 @@
                 <wp:inline>
                   <wp:extent cx="152400" cy="152400"/>
                   <wp:effectExtent b="0" l="0" r="0" t="0"/>
-                  <wp:docPr descr="" title="" id="67" name="Picture"/>
+                  <wp:docPr descr="" title="" id="82" name="Picture"/>
                   <a:graphic>
                     <a:graphicData uri="http://schemas.openxmlformats.org/drawingml/2006/picture">
                       <pic:pic>
                         <pic:nvPicPr>
-                          <pic:cNvPr descr="/Applications/Positron.app/Contents/Resources/app/quarto/share/formats/docx/tip.png" id="68" name="Picture"/>
+                          <pic:cNvPr descr="/Applications/Positron.app/Contents/Resources/app/quarto/share/formats/docx/tip.png" id="83" name="Picture"/>
                           <pic:cNvPicPr>
                             <a:picLocks noChangeArrowheads="1" noChangeAspect="1"/>
                           </pic:cNvPicPr>
                         </pic:nvPicPr>
                         <pic:blipFill>
-                          <a:blip r:embed="rId66"/>
+                          <a:blip r:embed="rId81"/>
                           <a:stretch>
                             <a:fillRect/>
                           </a:stretch>
@@ -10215,14 +14897,14 @@
         </w:tc>
       </w:tr>
     </w:tbl>
-    <w:bookmarkEnd w:id="69"/>
-    <w:bookmarkStart w:id="70" w:name="activity-10-parts-78-then-part-b"/>
+    <w:bookmarkEnd w:id="84"/>
+    <w:bookmarkStart w:id="85" w:name="activity-10-parts-712-then-part-b"/>
     <w:p>
       <w:pPr>
         <w:pStyle w:val="Heading1"/>
       </w:pPr>
       <w:r>
-        <w:t xml:space="preserve">→ ACTIVITY 10 Parts 7–8, then Part B</w:t>
+        <w:t xml:space="preserve">→ ACTIVITY 10 Parts 7–12, then Part B</w:t>
       </w:r>
     </w:p>
     <w:p>
@@ -10234,7 +14916,7 @@
           <w:b/>
           <w:bCs/>
         </w:rPr>
-        <w:t xml:space="preserve">🛑 Do Activity Parts 7–8, then start Part B</w:t>
+        <w:t xml:space="preserve">🛑 Do Activity Parts 7–12 now, then start Part B</w:t>
       </w:r>
     </w:p>
     <w:p>
@@ -10242,7 +14924,7 @@
         <w:pStyle w:val="BodyText"/>
       </w:pPr>
       <w:r>
-        <w:t xml:space="preserve">Make the results plot, write the sentences, run the rank-based tests. Then Part B: the whole workflow on sugar maple</w:t>
+        <w:t xml:space="preserve">Average the sugar maple leaves per tree and side, check the assumptions, run the two-sample and the paired t-test, compare them, make the results plot, write the sentences, and run the rank-based tests. Then Part B: the whole workflow on sugar maple</w:t>
       </w:r>
       <w:r>
         <w:t xml:space="preserve"> </w:t>
@@ -10261,8 +14943,8 @@
         <w:t xml:space="preserve">— that is what you hand in.</w:t>
       </w:r>
     </w:p>
-    <w:bookmarkEnd w:id="70"/>
-    <w:bookmarkStart w:id="71" w:name="what-we-learned-today"/>
+    <w:bookmarkEnd w:id="85"/>
+    <w:bookmarkStart w:id="86" w:name="what-we-learned-today"/>
     <w:p>
       <w:pPr>
         <w:pStyle w:val="Heading1"/>
@@ -10276,7 +14958,7 @@
         <w:pStyle w:val="Compact"/>
         <w:numPr>
           <w:ilvl w:val="0"/>
-          <w:numId w:val="1018"/>
+          <w:numId w:val="1023"/>
         </w:numPr>
       </w:pPr>
       <w:r>
@@ -10320,7 +15002,7 @@
         <w:pStyle w:val="Compact"/>
         <w:numPr>
           <w:ilvl w:val="0"/>
-          <w:numId w:val="1018"/>
+          <w:numId w:val="1023"/>
         </w:numPr>
       </w:pPr>
       <w:r>
@@ -10334,7 +15016,45 @@
         <w:t xml:space="preserve"> </w:t>
       </w:r>
       <w:r>
-        <w:t xml:space="preserve">leaves from one tree-side aren’t independent — average them</w:t>
+        <w:t xml:space="preserve">many leaves from one tree-side are</w:t>
+      </w:r>
+      <w:r>
+        <w:t xml:space="preserve"> </w:t>
+      </w:r>
+      <w:r>
+        <w:rPr>
+          <w:b/>
+          <w:bCs/>
+        </w:rPr>
+        <w:t xml:space="preserve">not</w:t>
+      </w:r>
+      <w:r>
+        <w:t xml:space="preserve"> </w:t>
+      </w:r>
+      <w:r>
+        <w:t xml:space="preserve">many data points — they inflate</w:t>
+      </w:r>
+      <w:r>
+        <w:t xml:space="preserve"> </w:t>
+      </w:r>
+      <w:r>
+        <w:rPr>
+          <w:rStyle w:val="VerbatimChar"/>
+        </w:rPr>
+        <w:t xml:space="preserve">df</w:t>
+      </w:r>
+      <w:r>
+        <w:t xml:space="preserve">, and with uneven sampling they can flip the difference’s</w:t>
+      </w:r>
+      <w:r>
+        <w:t xml:space="preserve"> </w:t>
+      </w:r>
+      <w:r>
+        <w:rPr>
+          <w:b/>
+          <w:bCs/>
+        </w:rPr>
+        <w:t xml:space="preserve">sign</w:t>
       </w:r>
     </w:p>
     <w:p>
@@ -10342,7 +15062,7 @@
         <w:pStyle w:val="Compact"/>
         <w:numPr>
           <w:ilvl w:val="0"/>
-          <w:numId w:val="1018"/>
+          <w:numId w:val="1023"/>
         </w:numPr>
       </w:pPr>
       <w:r>
@@ -10350,29 +15070,66 @@
           <w:b/>
           <w:bCs/>
         </w:rPr>
-        <w:t xml:space="preserve">Check → decide → test:</w:t>
-      </w:r>
-      <w:r>
-        <w:t xml:space="preserve"> </w:t>
-      </w:r>
-      <w:r>
-        <w:t xml:space="preserve">each group for two-sample, the</w:t>
-      </w:r>
-      <w:r>
-        <w:t xml:space="preserve"> </w:t>
+        <w:t xml:space="preserve">The fix is one</w:t>
       </w:r>
       <w:r>
         <w:rPr>
           <w:b/>
           <w:bCs/>
         </w:rPr>
-        <w:t xml:space="preserve">differences</w:t>
-      </w:r>
-      <w:r>
-        <w:t xml:space="preserve"> </w:t>
-      </w:r>
-      <w:r>
-        <w:t xml:space="preserve">for paired</w:t>
+        <w:t xml:space="preserve"> </w:t>
+      </w:r>
+      <w:r>
+        <w:rPr>
+          <w:rStyle w:val="VerbatimChar"/>
+          <w:b/>
+          <w:bCs/>
+        </w:rPr>
+        <w:t xml:space="preserve">summarize()</w:t>
+      </w:r>
+      <w:r>
+        <w:rPr>
+          <w:b/>
+          <w:bCs/>
+        </w:rPr>
+        <w:t xml:space="preserve"> </w:t>
+      </w:r>
+      <w:r>
+        <w:rPr>
+          <w:b/>
+          <w:bCs/>
+        </w:rPr>
+        <w:t xml:space="preserve">at the top</w:t>
+      </w:r>
+      <w:r>
+        <w:t xml:space="preserve"> </w:t>
+      </w:r>
+      <w:r>
+        <w:t xml:space="preserve">— same</w:t>
+      </w:r>
+      <w:r>
+        <w:t xml:space="preserve"> </w:t>
+      </w:r>
+      <w:r>
+        <w:rPr>
+          <w:rStyle w:val="VerbatimChar"/>
+        </w:rPr>
+        <w:t xml:space="preserve">leaf_df</w:t>
+      </w:r>
+      <w:r>
+        <w:t xml:space="preserve">, same</w:t>
+      </w:r>
+      <w:r>
+        <w:t xml:space="preserve"> </w:t>
+      </w:r>
+      <w:r>
+        <w:rPr>
+          <w:rStyle w:val="VerbatimChar"/>
+        </w:rPr>
+        <w:t xml:space="preserve">mass_g</w:t>
+      </w:r>
+      <w:r>
+        <w:t xml:space="preserve">, rerun everything below unchanged</w:t>
       </w:r>
     </w:p>
     <w:p>
@@ -10380,7 +15137,7 @@
         <w:pStyle w:val="Compact"/>
         <w:numPr>
           <w:ilvl w:val="0"/>
-          <w:numId w:val="1018"/>
+          <w:numId w:val="1023"/>
         </w:numPr>
       </w:pPr>
       <w:r>
@@ -10388,13 +15145,29 @@
           <w:b/>
           <w:bCs/>
         </w:rPr>
-        <w:t xml:space="preserve">Paired vs. two-sample:</w:t>
-      </w:r>
-      <w:r>
-        <w:t xml:space="preserve"> </w:t>
-      </w:r>
-      <w:r>
-        <w:t xml:space="preserve">the design decides — pairing removes tree-to-tree noise</w:t>
+        <w:t xml:space="preserve">Check → decide → test:</w:t>
+      </w:r>
+      <w:r>
+        <w:t xml:space="preserve"> </w:t>
+      </w:r>
+      <w:r>
+        <w:t xml:space="preserve">each group for two-sample, the</w:t>
+      </w:r>
+      <w:r>
+        <w:t xml:space="preserve"> </w:t>
+      </w:r>
+      <w:r>
+        <w:rPr>
+          <w:b/>
+          <w:bCs/>
+        </w:rPr>
+        <w:t xml:space="preserve">differences</w:t>
+      </w:r>
+      <w:r>
+        <w:t xml:space="preserve"> </w:t>
+      </w:r>
+      <w:r>
+        <w:t xml:space="preserve">for paired</w:t>
       </w:r>
     </w:p>
     <w:p>
@@ -10402,7 +15175,7 @@
         <w:pStyle w:val="Compact"/>
         <w:numPr>
           <w:ilvl w:val="0"/>
-          <w:numId w:val="1018"/>
+          <w:numId w:val="1023"/>
         </w:numPr>
       </w:pPr>
       <w:r>
@@ -10410,13 +15183,13 @@
           <w:b/>
           <w:bCs/>
         </w:rPr>
-        <w:t xml:space="preserve">Show it:</w:t>
-      </w:r>
-      <w:r>
-        <w:t xml:space="preserve"> </w:t>
-      </w:r>
-      <w:r>
-        <w:t xml:space="preserve">lines per tree + mean ± SE, with the test in the subtitle</w:t>
+        <w:t xml:space="preserve">Paired vs. two-sample:</w:t>
+      </w:r>
+      <w:r>
+        <w:t xml:space="preserve"> </w:t>
+      </w:r>
+      <w:r>
+        <w:t xml:space="preserve">the design decides — pairing removes tree-to-tree noise</w:t>
       </w:r>
     </w:p>
     <w:p>
@@ -10424,7 +15197,7 @@
         <w:pStyle w:val="Compact"/>
         <w:numPr>
           <w:ilvl w:val="0"/>
-          <w:numId w:val="1018"/>
+          <w:numId w:val="1023"/>
         </w:numPr>
       </w:pPr>
       <w:r>
@@ -10432,25 +15205,13 @@
           <w:b/>
           <w:bCs/>
         </w:rPr>
-        <w:t xml:space="preserve">Backup:</w:t>
-      </w:r>
-      <w:r>
-        <w:t xml:space="preserve"> </w:t>
-      </w:r>
-      <w:r>
-        <w:t xml:space="preserve">Mann-Whitney U (two-sample), Wilcoxon signed-rank (paired)</w:t>
-      </w:r>
-    </w:p>
-    <w:p>
-      <w:pPr>
-        <w:pStyle w:val="FirstParagraph"/>
-      </w:pPr>
-      <w:r>
-        <w:rPr>
-          <w:b/>
-          <w:bCs/>
-        </w:rPr>
-        <w:t xml:space="preserve">R skills:</w:t>
+        <w:t xml:space="preserve">Show it:</w:t>
+      </w:r>
+      <w:r>
+        <w:t xml:space="preserve"> </w:t>
+      </w:r>
+      <w:r>
+        <w:t xml:space="preserve">lines per tree + mean ± SE, with the test in the subtitle</w:t>
       </w:r>
     </w:p>
     <w:p>
@@ -10458,14 +15219,33 @@
         <w:pStyle w:val="Compact"/>
         <w:numPr>
           <w:ilvl w:val="0"/>
-          <w:numId w:val="1019"/>
+          <w:numId w:val="1023"/>
         </w:numPr>
       </w:pPr>
       <w:r>
         <w:rPr>
-          <w:rStyle w:val="VerbatimChar"/>
-        </w:rPr>
-        <w:t xml:space="preserve">t.test(y ~ group, data, var.equal = FALSE)</w:t>
+          <w:b/>
+          <w:bCs/>
+        </w:rPr>
+        <w:t xml:space="preserve">Backup:</w:t>
+      </w:r>
+      <w:r>
+        <w:t xml:space="preserve"> </w:t>
+      </w:r>
+      <w:r>
+        <w:t xml:space="preserve">Mann-Whitney U (two-sample), Wilcoxon signed-rank (paired)</w:t>
+      </w:r>
+    </w:p>
+    <w:p>
+      <w:pPr>
+        <w:pStyle w:val="FirstParagraph"/>
+      </w:pPr>
+      <w:r>
+        <w:rPr>
+          <w:b/>
+          <w:bCs/>
+        </w:rPr>
+        <w:t xml:space="preserve">R skills:</w:t>
       </w:r>
     </w:p>
     <w:p>
@@ -10473,14 +15253,14 @@
         <w:pStyle w:val="Compact"/>
         <w:numPr>
           <w:ilvl w:val="0"/>
-          <w:numId w:val="1019"/>
+          <w:numId w:val="1024"/>
         </w:numPr>
       </w:pPr>
       <w:r>
         <w:rPr>
           <w:rStyle w:val="VerbatimChar"/>
         </w:rPr>
-        <w:t xml:space="preserve">t.test(a, b, paired = TRUE)</w:t>
+        <w:t xml:space="preserve">t.test(y ~ group, data, var.equal = FALSE)</w:t>
       </w:r>
     </w:p>
     <w:p>
@@ -10488,14 +15268,14 @@
         <w:pStyle w:val="Compact"/>
         <w:numPr>
           <w:ilvl w:val="0"/>
-          <w:numId w:val="1019"/>
+          <w:numId w:val="1024"/>
         </w:numPr>
       </w:pPr>
       <w:r>
         <w:rPr>
           <w:rStyle w:val="VerbatimChar"/>
         </w:rPr>
-        <w:t xml:space="preserve">pivot_wider(names_from, values_from)</w:t>
+        <w:t xml:space="preserve">t.test(a, b, paired = TRUE)</w:t>
       </w:r>
     </w:p>
     <w:p>
@@ -10503,14 +15283,20 @@
         <w:pStyle w:val="Compact"/>
         <w:numPr>
           <w:ilvl w:val="0"/>
-          <w:numId w:val="1019"/>
+          <w:numId w:val="1024"/>
         </w:numPr>
       </w:pPr>
       <w:r>
         <w:rPr>
           <w:rStyle w:val="VerbatimChar"/>
         </w:rPr>
-        <w:t xml:space="preserve">geom_line(aes(group = tree))</w:t>
+        <w:t xml:space="preserve">group_by(id, group) %&gt;% summarize()</w:t>
+      </w:r>
+      <w:r>
+        <w:t xml:space="preserve"> </w:t>
+      </w:r>
+      <w:r>
+        <w:t xml:space="preserve">— kill pseudoreplication</w:t>
       </w:r>
     </w:p>
     <w:p>
@@ -10518,7 +15304,37 @@
         <w:pStyle w:val="Compact"/>
         <w:numPr>
           <w:ilvl w:val="0"/>
-          <w:numId w:val="1019"/>
+          <w:numId w:val="1024"/>
+        </w:numPr>
+      </w:pPr>
+      <w:r>
+        <w:rPr>
+          <w:rStyle w:val="VerbatimChar"/>
+        </w:rPr>
+        <w:t xml:space="preserve">pivot_wider(names_from, values_from)</w:t>
+      </w:r>
+    </w:p>
+    <w:p>
+      <w:pPr>
+        <w:pStyle w:val="Compact"/>
+        <w:numPr>
+          <w:ilvl w:val="0"/>
+          <w:numId w:val="1024"/>
+        </w:numPr>
+      </w:pPr>
+      <w:r>
+        <w:rPr>
+          <w:rStyle w:val="VerbatimChar"/>
+        </w:rPr>
+        <w:t xml:space="preserve">geom_line(aes(group = tree))</w:t>
+      </w:r>
+    </w:p>
+    <w:p>
+      <w:pPr>
+        <w:pStyle w:val="Compact"/>
+        <w:numPr>
+          <w:ilvl w:val="0"/>
+          <w:numId w:val="1024"/>
         </w:numPr>
       </w:pPr>
       <w:r>
@@ -10546,7 +15362,7 @@
         <w:t xml:space="preserve">linear regression</w:t>
       </w:r>
     </w:p>
-    <w:bookmarkEnd w:id="71"/>
+    <w:bookmarkEnd w:id="86"/>
     <w:sectPr>
       <w:pgSz w:h="15840" w:w="12240"/>
       <w:pgMar w:bottom="720" w:footer="432" w:gutter="0" w:header="432" w:left="720" w:right="1008" w:top="720"/>
@@ -10898,6 +15714,21 @@
     <w:abstractNumId w:val="991"/>
   </w:num>
   <w:num w:numId="1017">
+    <w:abstractNumId w:val="991"/>
+  </w:num>
+  <w:num w:numId="1018">
+    <w:abstractNumId w:val="991"/>
+  </w:num>
+  <w:num w:numId="1019">
+    <w:abstractNumId w:val="991"/>
+  </w:num>
+  <w:num w:numId="1020">
+    <w:abstractNumId w:val="991"/>
+  </w:num>
+  <w:num w:numId="1021">
+    <w:abstractNumId w:val="991"/>
+  </w:num>
+  <w:num w:numId="1022">
     <w:abstractNumId w:val="99411"/>
     <w:lvlOverride w:ilvl="0">
       <w:startOverride w:val="1"/>
@@ -10927,10 +15758,10 @@
       <w:startOverride w:val="1"/>
     </w:lvlOverride>
   </w:num>
-  <w:num w:numId="1018">
+  <w:num w:numId="1023">
     <w:abstractNumId w:val="991"/>
   </w:num>
-  <w:num w:numId="1019">
+  <w:num w:numId="1024">
     <w:abstractNumId w:val="991"/>
   </w:num>
 </w:numbering>

--- a/docs/content/t_tests_2/t_tests_2_lecture.docx
+++ b/docs/content/t_tests_2/t_tests_2_lecture.docx
@@ -31,7 +31,7 @@
         <w:pStyle w:val="Date"/>
       </w:pPr>
       <w:r>
-        <w:t xml:space="preserve">2026-10-01</w:t>
+        <w:t xml:space="preserve">2026-10-05</w:t>
       </w:r>
     </w:p>
     <w:bookmarkStart w:id="12" w:name="where-we-left-off-lecture-09-t-tests-i"/>
@@ -256,7 +256,7 @@
                     <a:graphicData uri="http://schemas.openxmlformats.org/drawingml/2006/picture">
                       <pic:pic>
                         <pic:nvPicPr>
-                          <pic:cNvPr descr="/Applications/Positron.app/Contents/Resources/app/quarto/share/formats/docx/note.png" id="11" name="Picture"/>
+                          <pic:cNvPr descr="/opt/quarto/share/formats/docx/note.png" id="11" name="Picture"/>
                           <pic:cNvPicPr>
                             <a:picLocks noChangeArrowheads="1" noChangeAspect="1"/>
                           </pic:cNvPicPr>
@@ -1951,7 +1951,7 @@
                     <a:graphicData uri="http://schemas.openxmlformats.org/drawingml/2006/picture">
                       <pic:pic>
                         <pic:nvPicPr>
-                          <pic:cNvPr descr="/Applications/Positron.app/Contents/Resources/app/quarto/share/formats/docx/important.png" id="19" name="Picture"/>
+                          <pic:cNvPr descr="/opt/quarto/share/formats/docx/important.png" id="19" name="Picture"/>
                           <pic:cNvPicPr>
                             <a:picLocks noChangeArrowheads="1" noChangeAspect="1"/>
                           </pic:cNvPicPr>
@@ -3344,7 +3344,7 @@
                     <a:graphicData uri="http://schemas.openxmlformats.org/drawingml/2006/picture">
                       <pic:pic>
                         <pic:nvPicPr>
-                          <pic:cNvPr descr="/Applications/Positron.app/Contents/Resources/app/quarto/share/formats/docx/important.png" id="24" name="Picture"/>
+                          <pic:cNvPr descr="/opt/quarto/share/formats/docx/important.png" id="24" name="Picture"/>
                           <pic:cNvPicPr>
                             <a:picLocks noChangeArrowheads="1" noChangeAspect="1"/>
                           </pic:cNvPicPr>
@@ -4126,7 +4126,7 @@
                     <a:graphicData uri="http://schemas.openxmlformats.org/drawingml/2006/picture">
                       <pic:pic>
                         <pic:nvPicPr>
-                          <pic:cNvPr descr="/Applications/Positron.app/Contents/Resources/app/quarto/share/formats/docx/important.png" id="28" name="Picture"/>
+                          <pic:cNvPr descr="/opt/quarto/share/formats/docx/important.png" id="28" name="Picture"/>
                           <pic:cNvPicPr>
                             <a:picLocks noChangeArrowheads="1" noChangeAspect="1"/>
                           </pic:cNvPicPr>
@@ -4892,7 +4892,7 @@
                     <a:graphicData uri="http://schemas.openxmlformats.org/drawingml/2006/picture">
                       <pic:pic>
                         <pic:nvPicPr>
-                          <pic:cNvPr descr="/Applications/Positron.app/Contents/Resources/app/quarto/share/formats/docx/note.png" id="31" name="Picture"/>
+                          <pic:cNvPr descr="/opt/quarto/share/formats/docx/note.png" id="31" name="Picture"/>
                           <pic:cNvPicPr>
                             <a:picLocks noChangeArrowheads="1" noChangeAspect="1"/>
                           </pic:cNvPicPr>
@@ -6580,7 +6580,7 @@
                     <a:graphicData uri="http://schemas.openxmlformats.org/drawingml/2006/picture">
                       <pic:pic>
                         <pic:nvPicPr>
-                          <pic:cNvPr descr="/Applications/Positron.app/Contents/Resources/app/quarto/share/formats/docx/important.png" id="35" name="Picture"/>
+                          <pic:cNvPr descr="/opt/quarto/share/formats/docx/important.png" id="35" name="Picture"/>
                           <pic:cNvPicPr>
                             <a:picLocks noChangeArrowheads="1" noChangeAspect="1"/>
                           </pic:cNvPicPr>
@@ -7178,7 +7178,7 @@
                     <a:graphicData uri="http://schemas.openxmlformats.org/drawingml/2006/picture">
                       <pic:pic>
                         <pic:nvPicPr>
-                          <pic:cNvPr descr="/Applications/Positron.app/Contents/Resources/app/quarto/share/formats/docx/note.png" id="40" name="Picture"/>
+                          <pic:cNvPr descr="/opt/quarto/share/formats/docx/note.png" id="40" name="Picture"/>
                           <pic:cNvPicPr>
                             <a:picLocks noChangeArrowheads="1" noChangeAspect="1"/>
                           </pic:cNvPicPr>
@@ -7741,7 +7741,7 @@
                     <a:graphicData uri="http://schemas.openxmlformats.org/drawingml/2006/picture">
                       <pic:pic>
                         <pic:nvPicPr>
-                          <pic:cNvPr descr="/Applications/Positron.app/Contents/Resources/app/quarto/share/formats/docx/note.png" id="43" name="Picture"/>
+                          <pic:cNvPr descr="/opt/quarto/share/formats/docx/note.png" id="43" name="Picture"/>
                           <pic:cNvPicPr>
                             <a:picLocks noChangeArrowheads="1" noChangeAspect="1"/>
                           </pic:cNvPicPr>
@@ -8400,7 +8400,7 @@
                     <a:graphicData uri="http://schemas.openxmlformats.org/drawingml/2006/picture">
                       <pic:pic>
                         <pic:nvPicPr>
-                          <pic:cNvPr descr="/Applications/Positron.app/Contents/Resources/app/quarto/share/formats/docx/important.png" id="46" name="Picture"/>
+                          <pic:cNvPr descr="/opt/quarto/share/formats/docx/important.png" id="46" name="Picture"/>
                           <pic:cNvPicPr>
                             <a:picLocks noChangeArrowheads="1" noChangeAspect="1"/>
                           </pic:cNvPicPr>
@@ -8536,7 +8536,7 @@
                     <a:graphicData uri="http://schemas.openxmlformats.org/drawingml/2006/picture">
                       <pic:pic>
                         <pic:nvPicPr>
-                          <pic:cNvPr descr="/Applications/Positron.app/Contents/Resources/app/quarto/share/formats/docx/note.png" id="49" name="Picture"/>
+                          <pic:cNvPr descr="/opt/quarto/share/formats/docx/note.png" id="49" name="Picture"/>
                           <pic:cNvPicPr>
                             <a:picLocks noChangeArrowheads="1" noChangeAspect="1"/>
                           </pic:cNvPicPr>
@@ -9142,7 +9142,7 @@
       <w:r>
         <w:drawing>
           <wp:inline>
-            <wp:extent cx="2286000" cy="2438400"/>
+            <wp:extent cx="2286000" cy="2057400"/>
             <wp:effectExtent b="0" l="0" r="0" t="0"/>
             <wp:docPr descr="" title="" id="51" name="Picture"/>
             <a:graphic>
@@ -9163,7 +9163,7 @@
                   <pic:spPr bwMode="auto">
                     <a:xfrm>
                       <a:off x="0" y="0"/>
-                      <a:ext cx="2286000" cy="2438400"/>
+                      <a:ext cx="2286000" cy="2057400"/>
                     </a:xfrm>
                     <a:prstGeom prst="rect">
                       <a:avLst/>
@@ -10669,7 +10669,7 @@
       <w:r>
         <w:drawing>
           <wp:inline>
-            <wp:extent cx="2286000" cy="2286000"/>
+            <wp:extent cx="2286000" cy="1981200"/>
             <wp:effectExtent b="0" l="0" r="0" t="0"/>
             <wp:docPr descr="" title="" id="60" name="Picture"/>
             <a:graphic>
@@ -10690,7 +10690,7 @@
                   <pic:spPr bwMode="auto">
                     <a:xfrm>
                       <a:off x="0" y="0"/>
-                      <a:ext cx="2286000" cy="2286000"/>
+                      <a:ext cx="2286000" cy="1981200"/>
                     </a:xfrm>
                     <a:prstGeom prst="rect">
                       <a:avLst/>
@@ -10948,7 +10948,7 @@
                     <a:graphicData uri="http://schemas.openxmlformats.org/drawingml/2006/picture">
                       <pic:pic>
                         <pic:nvPicPr>
-                          <pic:cNvPr descr="/Applications/Positron.app/Contents/Resources/app/quarto/share/formats/docx/note.png" id="64" name="Picture"/>
+                          <pic:cNvPr descr="/opt/quarto/share/formats/docx/note.png" id="64" name="Picture"/>
                           <pic:cNvPicPr>
                             <a:picLocks noChangeArrowheads="1" noChangeAspect="1"/>
                           </pic:cNvPicPr>
@@ -11449,7 +11449,7 @@
                     <a:graphicData uri="http://schemas.openxmlformats.org/drawingml/2006/picture">
                       <pic:pic>
                         <pic:nvPicPr>
-                          <pic:cNvPr descr="/Applications/Positron.app/Contents/Resources/app/quarto/share/formats/docx/warning.png" id="67" name="Picture"/>
+                          <pic:cNvPr descr="/opt/quarto/share/formats/docx/warning.png" id="67" name="Picture"/>
                           <pic:cNvPicPr>
                             <a:picLocks noChangeArrowheads="1" noChangeAspect="1"/>
                           </pic:cNvPicPr>
@@ -12087,7 +12087,7 @@
                     <a:graphicData uri="http://schemas.openxmlformats.org/drawingml/2006/picture">
                       <pic:pic>
                         <pic:nvPicPr>
-                          <pic:cNvPr descr="/Applications/Positron.app/Contents/Resources/app/quarto/share/formats/docx/important.png" id="70" name="Picture"/>
+                          <pic:cNvPr descr="/opt/quarto/share/formats/docx/important.png" id="70" name="Picture"/>
                           <pic:cNvPicPr>
                             <a:picLocks noChangeArrowheads="1" noChangeAspect="1"/>
                           </pic:cNvPicPr>
@@ -14817,7 +14817,7 @@
                     <a:graphicData uri="http://schemas.openxmlformats.org/drawingml/2006/picture">
                       <pic:pic>
                         <pic:nvPicPr>
-                          <pic:cNvPr descr="/Applications/Positron.app/Contents/Resources/app/quarto/share/formats/docx/tip.png" id="83" name="Picture"/>
+                          <pic:cNvPr descr="/opt/quarto/share/formats/docx/tip.png" id="83" name="Picture"/>
                           <pic:cNvPicPr>
                             <a:picLocks noChangeArrowheads="1" noChangeAspect="1"/>
                           </pic:cNvPicPr>

--- a/docs/content/t_tests_2/t_tests_2_lecture.docx
+++ b/docs/content/t_tests_2/t_tests_2_lecture.docx
@@ -31,7 +31,7 @@
         <w:pStyle w:val="Date"/>
       </w:pPr>
       <w:r>
-        <w:t xml:space="preserve">2026-10-05</w:t>
+        <w:t xml:space="preserve">2026-10-08</w:t>
       </w:r>
     </w:p>
     <w:bookmarkStart w:id="12" w:name="where-we-left-off-lecture-09-t-tests-i"/>
@@ -256,7 +256,7 @@
                     <a:graphicData uri="http://schemas.openxmlformats.org/drawingml/2006/picture">
                       <pic:pic>
                         <pic:nvPicPr>
-                          <pic:cNvPr descr="/opt/quarto/share/formats/docx/note.png" id="11" name="Picture"/>
+                          <pic:cNvPr descr="/Applications/Positron.app/Contents/Resources/app/quarto/share/formats/docx/note.png" id="11" name="Picture"/>
                           <pic:cNvPicPr>
                             <a:picLocks noChangeArrowheads="1" noChangeAspect="1"/>
                           </pic:cNvPicPr>
@@ -1951,7 +1951,7 @@
                     <a:graphicData uri="http://schemas.openxmlformats.org/drawingml/2006/picture">
                       <pic:pic>
                         <pic:nvPicPr>
-                          <pic:cNvPr descr="/opt/quarto/share/formats/docx/important.png" id="19" name="Picture"/>
+                          <pic:cNvPr descr="/Applications/Positron.app/Contents/Resources/app/quarto/share/formats/docx/important.png" id="19" name="Picture"/>
                           <pic:cNvPicPr>
                             <a:picLocks noChangeArrowheads="1" noChangeAspect="1"/>
                           </pic:cNvPicPr>
@@ -3344,7 +3344,7 @@
                     <a:graphicData uri="http://schemas.openxmlformats.org/drawingml/2006/picture">
                       <pic:pic>
                         <pic:nvPicPr>
-                          <pic:cNvPr descr="/opt/quarto/share/formats/docx/important.png" id="24" name="Picture"/>
+                          <pic:cNvPr descr="/Applications/Positron.app/Contents/Resources/app/quarto/share/formats/docx/important.png" id="24" name="Picture"/>
                           <pic:cNvPicPr>
                             <a:picLocks noChangeArrowheads="1" noChangeAspect="1"/>
                           </pic:cNvPicPr>
@@ -4126,7 +4126,7 @@
                     <a:graphicData uri="http://schemas.openxmlformats.org/drawingml/2006/picture">
                       <pic:pic>
                         <pic:nvPicPr>
-                          <pic:cNvPr descr="/opt/quarto/share/formats/docx/important.png" id="28" name="Picture"/>
+                          <pic:cNvPr descr="/Applications/Positron.app/Contents/Resources/app/quarto/share/formats/docx/important.png" id="28" name="Picture"/>
                           <pic:cNvPicPr>
                             <a:picLocks noChangeArrowheads="1" noChangeAspect="1"/>
                           </pic:cNvPicPr>
@@ -4892,7 +4892,7 @@
                     <a:graphicData uri="http://schemas.openxmlformats.org/drawingml/2006/picture">
                       <pic:pic>
                         <pic:nvPicPr>
-                          <pic:cNvPr descr="/opt/quarto/share/formats/docx/note.png" id="31" name="Picture"/>
+                          <pic:cNvPr descr="/Applications/Positron.app/Contents/Resources/app/quarto/share/formats/docx/note.png" id="31" name="Picture"/>
                           <pic:cNvPicPr>
                             <a:picLocks noChangeArrowheads="1" noChangeAspect="1"/>
                           </pic:cNvPicPr>
@@ -6580,7 +6580,7 @@
                     <a:graphicData uri="http://schemas.openxmlformats.org/drawingml/2006/picture">
                       <pic:pic>
                         <pic:nvPicPr>
-                          <pic:cNvPr descr="/opt/quarto/share/formats/docx/important.png" id="35" name="Picture"/>
+                          <pic:cNvPr descr="/Applications/Positron.app/Contents/Resources/app/quarto/share/formats/docx/important.png" id="35" name="Picture"/>
                           <pic:cNvPicPr>
                             <a:picLocks noChangeArrowheads="1" noChangeAspect="1"/>
                           </pic:cNvPicPr>
@@ -7178,7 +7178,7 @@
                     <a:graphicData uri="http://schemas.openxmlformats.org/drawingml/2006/picture">
                       <pic:pic>
                         <pic:nvPicPr>
-                          <pic:cNvPr descr="/opt/quarto/share/formats/docx/note.png" id="40" name="Picture"/>
+                          <pic:cNvPr descr="/Applications/Positron.app/Contents/Resources/app/quarto/share/formats/docx/note.png" id="40" name="Picture"/>
                           <pic:cNvPicPr>
                             <a:picLocks noChangeArrowheads="1" noChangeAspect="1"/>
                           </pic:cNvPicPr>
@@ -7741,7 +7741,7 @@
                     <a:graphicData uri="http://schemas.openxmlformats.org/drawingml/2006/picture">
                       <pic:pic>
                         <pic:nvPicPr>
-                          <pic:cNvPr descr="/opt/quarto/share/formats/docx/note.png" id="43" name="Picture"/>
+                          <pic:cNvPr descr="/Applications/Positron.app/Contents/Resources/app/quarto/share/formats/docx/note.png" id="43" name="Picture"/>
                           <pic:cNvPicPr>
                             <a:picLocks noChangeArrowheads="1" noChangeAspect="1"/>
                           </pic:cNvPicPr>
@@ -8400,7 +8400,7 @@
                     <a:graphicData uri="http://schemas.openxmlformats.org/drawingml/2006/picture">
                       <pic:pic>
                         <pic:nvPicPr>
-                          <pic:cNvPr descr="/opt/quarto/share/formats/docx/important.png" id="46" name="Picture"/>
+                          <pic:cNvPr descr="/Applications/Positron.app/Contents/Resources/app/quarto/share/formats/docx/important.png" id="46" name="Picture"/>
                           <pic:cNvPicPr>
                             <a:picLocks noChangeArrowheads="1" noChangeAspect="1"/>
                           </pic:cNvPicPr>
@@ -8536,7 +8536,7 @@
                     <a:graphicData uri="http://schemas.openxmlformats.org/drawingml/2006/picture">
                       <pic:pic>
                         <pic:nvPicPr>
-                          <pic:cNvPr descr="/opt/quarto/share/formats/docx/note.png" id="49" name="Picture"/>
+                          <pic:cNvPr descr="/Applications/Positron.app/Contents/Resources/app/quarto/share/formats/docx/note.png" id="49" name="Picture"/>
                           <pic:cNvPicPr>
                             <a:picLocks noChangeArrowheads="1" noChangeAspect="1"/>
                           </pic:cNvPicPr>
@@ -10948,7 +10948,7 @@
                     <a:graphicData uri="http://schemas.openxmlformats.org/drawingml/2006/picture">
                       <pic:pic>
                         <pic:nvPicPr>
-                          <pic:cNvPr descr="/opt/quarto/share/formats/docx/note.png" id="64" name="Picture"/>
+                          <pic:cNvPr descr="/Applications/Positron.app/Contents/Resources/app/quarto/share/formats/docx/note.png" id="64" name="Picture"/>
                           <pic:cNvPicPr>
                             <a:picLocks noChangeArrowheads="1" noChangeAspect="1"/>
                           </pic:cNvPicPr>
@@ -11449,7 +11449,7 @@
                     <a:graphicData uri="http://schemas.openxmlformats.org/drawingml/2006/picture">
                       <pic:pic>
                         <pic:nvPicPr>
-                          <pic:cNvPr descr="/opt/quarto/share/formats/docx/warning.png" id="67" name="Picture"/>
+                          <pic:cNvPr descr="/Applications/Positron.app/Contents/Resources/app/quarto/share/formats/docx/warning.png" id="67" name="Picture"/>
                           <pic:cNvPicPr>
                             <a:picLocks noChangeArrowheads="1" noChangeAspect="1"/>
                           </pic:cNvPicPr>
@@ -12087,7 +12087,7 @@
                     <a:graphicData uri="http://schemas.openxmlformats.org/drawingml/2006/picture">
                       <pic:pic>
                         <pic:nvPicPr>
-                          <pic:cNvPr descr="/opt/quarto/share/formats/docx/important.png" id="70" name="Picture"/>
+                          <pic:cNvPr descr="/Applications/Positron.app/Contents/Resources/app/quarto/share/formats/docx/important.png" id="70" name="Picture"/>
                           <pic:cNvPicPr>
                             <a:picLocks noChangeArrowheads="1" noChangeAspect="1"/>
                           </pic:cNvPicPr>
@@ -14817,7 +14817,7 @@
                     <a:graphicData uri="http://schemas.openxmlformats.org/drawingml/2006/picture">
                       <pic:pic>
                         <pic:nvPicPr>
-                          <pic:cNvPr descr="/opt/quarto/share/formats/docx/tip.png" id="83" name="Picture"/>
+                          <pic:cNvPr descr="/Applications/Positron.app/Contents/Resources/app/quarto/share/formats/docx/tip.png" id="83" name="Picture"/>
                           <pic:cNvPicPr>
                             <a:picLocks noChangeArrowheads="1" noChangeAspect="1"/>
                           </pic:cNvPicPr>

--- a/docs/content/t_tests_2/t_tests_2_lecture.docx
+++ b/docs/content/t_tests_2/t_tests_2_lecture.docx
@@ -31,7 +31,7 @@
         <w:pStyle w:val="Date"/>
       </w:pPr>
       <w:r>
-        <w:t xml:space="preserve">2026-10-08</w:t>
+        <w:t xml:space="preserve">2026-10-09</w:t>
       </w:r>
     </w:p>
     <w:bookmarkStart w:id="12" w:name="where-we-left-off-lecture-09-t-tests-i"/>

--- a/docs/content/t_tests_2/t_tests_2_lecture.docx
+++ b/docs/content/t_tests_2/t_tests_2_lecture.docx
@@ -31,7 +31,7 @@
         <w:pStyle w:val="Date"/>
       </w:pPr>
       <w:r>
-        <w:t xml:space="preserve">2026-10-09</w:t>
+        <w:t xml:space="preserve">2026-10-19</w:t>
       </w:r>
     </w:p>
     <w:bookmarkStart w:id="12" w:name="where-we-left-off-lecture-09-t-tests-i"/>

--- a/docs/content/t_tests_2/t_tests_2_lecture.docx
+++ b/docs/content/t_tests_2/t_tests_2_lecture.docx
@@ -31,7 +31,7 @@
         <w:pStyle w:val="Date"/>
       </w:pPr>
       <w:r>
-        <w:t xml:space="preserve">2026-10-19</w:t>
+        <w:t xml:space="preserve">2026-10-22</w:t>
       </w:r>
     </w:p>
     <w:bookmarkStart w:id="12" w:name="where-we-left-off-lecture-09-t-tests-i"/>
